--- a/Preliminary-Project-Plan-Information-System-Sub-Plans.docx
+++ b/Preliminary-Project-Plan-Information-System-Sub-Plans.docx
@@ -47699,7 +47699,7 @@
                 <w:i w:val="false"/>
                 <w:iCs w:val="false"/>
               </w:rPr>
-              <w:t xml:space="preserve">The storage array, 7 switches and 2 firewalls at the primary site, and 1 switch and 1 firewall at the secondary site</w:t>
+              <w:t xml:space="preserve">The storage array, 5 switches and 2 firewalls at the primary site, and 1 switch and 1 firewall at the secondary site</w:t>
             </w:r>
           </w:p>
         </w:tc>

--- a/Preliminary-Project-Plan-Information-System-Sub-Plans.docx
+++ b/Preliminary-Project-Plan-Information-System-Sub-Plans.docx
@@ -34,13 +34,750 @@
       </w:sdtPr>
       <w:sdtContent>
         <w:p>
+          <w:pPr>
+            <w:pStyle w:val="TOC1"/>
+            <w:tabs>
+              <w:tab w:val="clear" w:pos="9026"/>
+              <w:tab w:val="right" w:pos="9025" w:leader="dot"/>
+            </w:tabs>
+          </w:pPr>
           <w:r>
             <w:fldChar w:fldCharType="begin" w:dirty="true"/>
             <w:instrText xml:space="preserve">TOC \h \o "1-2"</w:instrText>
             <w:fldChar w:fldCharType="separate"/>
           </w:r>
+          <w:hyperlink w:history="1" w:anchor="sec_1">
+            <w:r>
+              <w:rPr>
+                <w:rStyle w:val="IndexLink"/>
+              </w:rPr>
+              <w:t xml:space="default">1. Scope and Approach</w:t>
+              <w:tab/>
+              <w:t xml:space="default">3</w:t>
+            </w:r>
+          </w:hyperlink>
         </w:p>
         <w:p>
+          <w:pPr>
+            <w:pStyle w:val="TOC2"/>
+            <w:tabs>
+              <w:tab w:val="clear" w:pos="8786"/>
+              <w:tab w:val="right" w:pos="9025" w:leader="dot"/>
+            </w:tabs>
+          </w:pPr>
+          <w:hyperlink w:history="1" w:anchor="sec_1_1">
+            <w:r>
+              <w:rPr>
+                <w:rStyle w:val="IndexLink"/>
+              </w:rPr>
+              <w:t xml:space="default">1.1 Scope of the sub-plans</w:t>
+              <w:tab/>
+              <w:t xml:space="default">3</w:t>
+            </w:r>
+          </w:hyperlink>
+        </w:p>
+        <w:p>
+          <w:pPr>
+            <w:pStyle w:val="TOC2"/>
+            <w:tabs>
+              <w:tab w:val="clear" w:pos="8786"/>
+              <w:tab w:val="right" w:pos="9025" w:leader="dot"/>
+            </w:tabs>
+          </w:pPr>
+          <w:hyperlink w:history="1" w:anchor="sec_1_2">
+            <w:r>
+              <w:rPr>
+                <w:rStyle w:val="IndexLink"/>
+              </w:rPr>
+              <w:t xml:space="default">1.2 Delivery approach</w:t>
+              <w:tab/>
+              <w:t xml:space="default">3</w:t>
+            </w:r>
+          </w:hyperlink>
+        </w:p>
+        <w:p>
+          <w:pPr>
+            <w:pStyle w:val="TOC1"/>
+            <w:tabs>
+              <w:tab w:val="clear" w:pos="9026"/>
+              <w:tab w:val="right" w:pos="9025" w:leader="dot"/>
+            </w:tabs>
+          </w:pPr>
+          <w:hyperlink w:history="1" w:anchor="sec_2">
+            <w:r>
+              <w:rPr>
+                <w:rStyle w:val="IndexLink"/>
+              </w:rPr>
+              <w:t xml:space="default">2. Implementation Sub-Plan</w:t>
+              <w:tab/>
+              <w:t xml:space="default">5</w:t>
+            </w:r>
+          </w:hyperlink>
+        </w:p>
+        <w:p>
+          <w:pPr>
+            <w:pStyle w:val="TOC2"/>
+            <w:tabs>
+              <w:tab w:val="clear" w:pos="8786"/>
+              <w:tab w:val="right" w:pos="9025" w:leader="dot"/>
+            </w:tabs>
+          </w:pPr>
+          <w:hyperlink w:history="1" w:anchor="sec_2_1">
+            <w:r>
+              <w:rPr>
+                <w:rStyle w:val="IndexLink"/>
+              </w:rPr>
+              <w:t xml:space="default">2.1 Methodology and phases</w:t>
+              <w:tab/>
+              <w:t xml:space="default">5</w:t>
+            </w:r>
+          </w:hyperlink>
+        </w:p>
+        <w:p>
+          <w:pPr>
+            <w:pStyle w:val="TOC2"/>
+            <w:tabs>
+              <w:tab w:val="clear" w:pos="8786"/>
+              <w:tab w:val="right" w:pos="9025" w:leader="dot"/>
+            </w:tabs>
+          </w:pPr>
+          <w:hyperlink w:history="1" w:anchor="sec_2_2">
+            <w:r>
+              <w:rPr>
+                <w:rStyle w:val="IndexLink"/>
+              </w:rPr>
+              <w:t xml:space="default">2.2 Schedule</w:t>
+              <w:tab/>
+              <w:t xml:space="default">6</w:t>
+            </w:r>
+          </w:hyperlink>
+        </w:p>
+        <w:p>
+          <w:pPr>
+            <w:pStyle w:val="TOC2"/>
+            <w:tabs>
+              <w:tab w:val="clear" w:pos="8786"/>
+              <w:tab w:val="right" w:pos="9025" w:leader="dot"/>
+            </w:tabs>
+          </w:pPr>
+          <w:hyperlink w:history="1" w:anchor="sec_2_3">
+            <w:r>
+              <w:rPr>
+                <w:rStyle w:val="IndexLink"/>
+              </w:rPr>
+              <w:t xml:space="default">2.3 Discovery and information gathering</w:t>
+              <w:tab/>
+              <w:t xml:space="default">9</w:t>
+            </w:r>
+          </w:hyperlink>
+        </w:p>
+        <w:p>
+          <w:pPr>
+            <w:pStyle w:val="TOC2"/>
+            <w:tabs>
+              <w:tab w:val="clear" w:pos="8786"/>
+              <w:tab w:val="right" w:pos="9025" w:leader="dot"/>
+            </w:tabs>
+          </w:pPr>
+          <w:hyperlink w:history="1" w:anchor="sec_2_4">
+            <w:r>
+              <w:rPr>
+                <w:rStyle w:val="IndexLink"/>
+              </w:rPr>
+              <w:t xml:space="default">2.4 Design and process re-engineering</w:t>
+              <w:tab/>
+              <w:t xml:space="default">10</w:t>
+            </w:r>
+          </w:hyperlink>
+        </w:p>
+        <w:p>
+          <w:pPr>
+            <w:pStyle w:val="TOC2"/>
+            <w:tabs>
+              <w:tab w:val="clear" w:pos="8786"/>
+              <w:tab w:val="right" w:pos="9025" w:leader="dot"/>
+            </w:tabs>
+          </w:pPr>
+          <w:hyperlink w:history="1" w:anchor="sec_2_5">
+            <w:r>
+              <w:rPr>
+                <w:rStyle w:val="IndexLink"/>
+              </w:rPr>
+              <w:t xml:space="default">2.5 Build, installation and integration</w:t>
+              <w:tab/>
+              <w:t xml:space="default">11</w:t>
+            </w:r>
+          </w:hyperlink>
+        </w:p>
+        <w:p>
+          <w:pPr>
+            <w:pStyle w:val="TOC2"/>
+            <w:tabs>
+              <w:tab w:val="clear" w:pos="8786"/>
+              <w:tab w:val="right" w:pos="9025" w:leader="dot"/>
+            </w:tabs>
+          </w:pPr>
+          <w:hyperlink w:history="1" w:anchor="sec_2_6">
+            <w:r>
+              <w:rPr>
+                <w:rStyle w:val="IndexLink"/>
+              </w:rPr>
+              <w:t xml:space="default">2.6 Transition to production</w:t>
+              <w:tab/>
+              <w:t xml:space="default">13</w:t>
+            </w:r>
+          </w:hyperlink>
+        </w:p>
+        <w:p>
+          <w:pPr>
+            <w:pStyle w:val="TOC2"/>
+            <w:tabs>
+              <w:tab w:val="clear" w:pos="8786"/>
+              <w:tab w:val="right" w:pos="9025" w:leader="dot"/>
+            </w:tabs>
+          </w:pPr>
+          <w:hyperlink w:history="1" w:anchor="sec_2_7">
+            <w:r>
+              <w:rPr>
+                <w:rStyle w:val="IndexLink"/>
+              </w:rPr>
+              <w:t xml:space="default">2.7 Dependencies on the Purchaser and other parties</w:t>
+              <w:tab/>
+              <w:t xml:space="default">13</w:t>
+            </w:r>
+          </w:hyperlink>
+        </w:p>
+        <w:p>
+          <w:pPr>
+            <w:pStyle w:val="TOC2"/>
+            <w:tabs>
+              <w:tab w:val="clear" w:pos="8786"/>
+              <w:tab w:val="right" w:pos="9025" w:leader="dot"/>
+            </w:tabs>
+          </w:pPr>
+          <w:hyperlink w:history="1" w:anchor="sec_2_8">
+            <w:r>
+              <w:rPr>
+                <w:rStyle w:val="IndexLink"/>
+              </w:rPr>
+              <w:t xml:space="default">2.8 Responsibility assignment</w:t>
+              <w:tab/>
+              <w:t xml:space="default">15</w:t>
+            </w:r>
+          </w:hyperlink>
+        </w:p>
+        <w:p>
+          <w:pPr>
+            <w:pStyle w:val="TOC2"/>
+            <w:tabs>
+              <w:tab w:val="clear" w:pos="8786"/>
+              <w:tab w:val="right" w:pos="9025" w:leader="dot"/>
+            </w:tabs>
+          </w:pPr>
+          <w:hyperlink w:history="1" w:anchor="sec_2_9">
+            <w:r>
+              <w:rPr>
+                <w:rStyle w:val="IndexLink"/>
+              </w:rPr>
+              <w:t xml:space="default">2.9 Implementation risks and mitigation</w:t>
+              <w:tab/>
+              <w:t xml:space="default">16</w:t>
+            </w:r>
+          </w:hyperlink>
+        </w:p>
+        <w:p>
+          <w:pPr>
+            <w:pStyle w:val="TOC2"/>
+            <w:tabs>
+              <w:tab w:val="clear" w:pos="8786"/>
+              <w:tab w:val="right" w:pos="9025" w:leader="dot"/>
+            </w:tabs>
+          </w:pPr>
+          <w:hyperlink w:history="1" w:anchor="sec_2_10">
+            <w:r>
+              <w:rPr>
+                <w:rStyle w:val="IndexLink"/>
+              </w:rPr>
+              <w:t xml:space="default">2.10 Documentation deliverables</w:t>
+              <w:tab/>
+              <w:t xml:space="default">18</w:t>
+            </w:r>
+          </w:hyperlink>
+        </w:p>
+        <w:p>
+          <w:pPr>
+            <w:pStyle w:val="TOC1"/>
+            <w:tabs>
+              <w:tab w:val="clear" w:pos="9026"/>
+              <w:tab w:val="right" w:pos="9025" w:leader="dot"/>
+            </w:tabs>
+          </w:pPr>
+          <w:hyperlink w:history="1" w:anchor="sec_3">
+            <w:r>
+              <w:rPr>
+                <w:rStyle w:val="IndexLink"/>
+              </w:rPr>
+              <w:t xml:space="default">3. Training Sub-Plan</w:t>
+              <w:tab/>
+              <w:t xml:space="default">21</w:t>
+            </w:r>
+          </w:hyperlink>
+        </w:p>
+        <w:p>
+          <w:pPr>
+            <w:pStyle w:val="TOC2"/>
+            <w:tabs>
+              <w:tab w:val="clear" w:pos="8786"/>
+              <w:tab w:val="right" w:pos="9025" w:leader="dot"/>
+            </w:tabs>
+          </w:pPr>
+          <w:hyperlink w:history="1" w:anchor="sec_3_1">
+            <w:r>
+              <w:rPr>
+                <w:rStyle w:val="IndexLink"/>
+              </w:rPr>
+              <w:t xml:space="default">3.1 Approach and knowledge transfer</w:t>
+              <w:tab/>
+              <w:t xml:space="default">21</w:t>
+            </w:r>
+          </w:hyperlink>
+        </w:p>
+        <w:p>
+          <w:pPr>
+            <w:pStyle w:val="TOC2"/>
+            <w:tabs>
+              <w:tab w:val="clear" w:pos="8786"/>
+              <w:tab w:val="right" w:pos="9025" w:leader="dot"/>
+            </w:tabs>
+          </w:pPr>
+          <w:hyperlink w:history="1" w:anchor="sec_3_2">
+            <w:r>
+              <w:rPr>
+                <w:rStyle w:val="IndexLink"/>
+              </w:rPr>
+              <w:t xml:space="default">3.2 Recommended trainees and prerequisites</w:t>
+              <w:tab/>
+              <w:t xml:space="default">22</w:t>
+            </w:r>
+          </w:hyperlink>
+        </w:p>
+        <w:p>
+          <w:pPr>
+            <w:pStyle w:val="TOC2"/>
+            <w:tabs>
+              <w:tab w:val="clear" w:pos="8786"/>
+              <w:tab w:val="right" w:pos="9025" w:leader="dot"/>
+            </w:tabs>
+          </w:pPr>
+          <w:hyperlink w:history="1" w:anchor="sec_3_3">
+            <w:r>
+              <w:rPr>
+                <w:rStyle w:val="IndexLink"/>
+              </w:rPr>
+              <w:t xml:space="default">3.3 User training</w:t>
+              <w:tab/>
+              <w:t xml:space="default">23</w:t>
+            </w:r>
+          </w:hyperlink>
+        </w:p>
+        <w:p>
+          <w:pPr>
+            <w:pStyle w:val="TOC2"/>
+            <w:tabs>
+              <w:tab w:val="clear" w:pos="8786"/>
+              <w:tab w:val="right" w:pos="9025" w:leader="dot"/>
+            </w:tabs>
+          </w:pPr>
+          <w:hyperlink w:history="1" w:anchor="sec_3_4">
+            <w:r>
+              <w:rPr>
+                <w:rStyle w:val="IndexLink"/>
+              </w:rPr>
+              <w:t xml:space="default">3.4 Technical training</w:t>
+              <w:tab/>
+              <w:t xml:space="default">24</w:t>
+            </w:r>
+          </w:hyperlink>
+        </w:p>
+        <w:p>
+          <w:pPr>
+            <w:pStyle w:val="TOC2"/>
+            <w:tabs>
+              <w:tab w:val="clear" w:pos="8786"/>
+              <w:tab w:val="right" w:pos="9025" w:leader="dot"/>
+            </w:tabs>
+          </w:pPr>
+          <w:hyperlink w:history="1" w:anchor="sec_3_5">
+            <w:r>
+              <w:rPr>
+                <w:rStyle w:val="IndexLink"/>
+              </w:rPr>
+              <w:t xml:space="default">3.5 Management training</w:t>
+              <w:tab/>
+              <w:t xml:space="default">25</w:t>
+            </w:r>
+          </w:hyperlink>
+        </w:p>
+        <w:p>
+          <w:pPr>
+            <w:pStyle w:val="TOC2"/>
+            <w:tabs>
+              <w:tab w:val="clear" w:pos="8786"/>
+              <w:tab w:val="right" w:pos="9025" w:leader="dot"/>
+            </w:tabs>
+          </w:pPr>
+          <w:hyperlink w:history="1" w:anchor="sec_3_6">
+            <w:r>
+              <w:rPr>
+                <w:rStyle w:val="IndexLink"/>
+              </w:rPr>
+              <w:t xml:space="default">3.6 Schedule, location and training environment</w:t>
+              <w:tab/>
+              <w:t xml:space="default">26</w:t>
+            </w:r>
+          </w:hyperlink>
+        </w:p>
+        <w:p>
+          <w:pPr>
+            <w:pStyle w:val="TOC2"/>
+            <w:tabs>
+              <w:tab w:val="clear" w:pos="8786"/>
+              <w:tab w:val="right" w:pos="9025" w:leader="dot"/>
+            </w:tabs>
+          </w:pPr>
+          <w:hyperlink w:history="1" w:anchor="sec_3_7">
+            <w:r>
+              <w:rPr>
+                <w:rStyle w:val="IndexLink"/>
+              </w:rPr>
+              <w:t xml:space="default">3.7 Assessment, certification and operational independence</w:t>
+              <w:tab/>
+              <w:t xml:space="default">27</w:t>
+            </w:r>
+          </w:hyperlink>
+        </w:p>
+        <w:p>
+          <w:pPr>
+            <w:pStyle w:val="TOC2"/>
+            <w:tabs>
+              <w:tab w:val="clear" w:pos="8786"/>
+              <w:tab w:val="right" w:pos="9025" w:leader="dot"/>
+            </w:tabs>
+          </w:pPr>
+          <w:hyperlink w:history="1" w:anchor="sec_3_8">
+            <w:r>
+              <w:rPr>
+                <w:rStyle w:val="IndexLink"/>
+              </w:rPr>
+              <w:t xml:space="default">3.8 Supplier trainers and sample materials</w:t>
+              <w:tab/>
+              <w:t xml:space="default">28</w:t>
+            </w:r>
+          </w:hyperlink>
+        </w:p>
+        <w:p>
+          <w:pPr>
+            <w:pStyle w:val="TOC1"/>
+            <w:tabs>
+              <w:tab w:val="clear" w:pos="9026"/>
+              <w:tab w:val="right" w:pos="9025" w:leader="dot"/>
+            </w:tabs>
+          </w:pPr>
+          <w:hyperlink w:history="1" w:anchor="sec_4">
+            <w:r>
+              <w:rPr>
+                <w:rStyle w:val="IndexLink"/>
+              </w:rPr>
+              <w:t xml:space="default">4. Testing and Quality Assurance Sub-Plan</w:t>
+              <w:tab/>
+              <w:t xml:space="default">31</w:t>
+            </w:r>
+          </w:hyperlink>
+        </w:p>
+        <w:p>
+          <w:pPr>
+            <w:pStyle w:val="TOC2"/>
+            <w:tabs>
+              <w:tab w:val="clear" w:pos="8786"/>
+              <w:tab w:val="right" w:pos="9025" w:leader="dot"/>
+            </w:tabs>
+          </w:pPr>
+          <w:hyperlink w:history="1" w:anchor="sec_4_1">
+            <w:r>
+              <w:rPr>
+                <w:rStyle w:val="IndexLink"/>
+              </w:rPr>
+              <w:t xml:space="default">4.1 Test strategy and levels</w:t>
+              <w:tab/>
+              <w:t xml:space="default">31</w:t>
+            </w:r>
+          </w:hyperlink>
+        </w:p>
+        <w:p>
+          <w:pPr>
+            <w:pStyle w:val="TOC2"/>
+            <w:tabs>
+              <w:tab w:val="clear" w:pos="8786"/>
+              <w:tab w:val="right" w:pos="9025" w:leader="dot"/>
+            </w:tabs>
+          </w:pPr>
+          <w:hyperlink w:history="1" w:anchor="sec_4_2">
+            <w:r>
+              <w:rPr>
+                <w:rStyle w:val="IndexLink"/>
+              </w:rPr>
+              <w:t xml:space="default">4.2 Test environments and test data</w:t>
+              <w:tab/>
+              <w:t xml:space="default">32</w:t>
+            </w:r>
+          </w:hyperlink>
+        </w:p>
+        <w:p>
+          <w:pPr>
+            <w:pStyle w:val="TOC2"/>
+            <w:tabs>
+              <w:tab w:val="clear" w:pos="8786"/>
+              <w:tab w:val="right" w:pos="9025" w:leader="dot"/>
+            </w:tabs>
+          </w:pPr>
+          <w:hyperlink w:history="1" w:anchor="sec_4_3">
+            <w:r>
+              <w:rPr>
+                <w:rStyle w:val="IndexLink"/>
+              </w:rPr>
+              <w:t xml:space="default">4.3 Factory acceptance testing</w:t>
+              <w:tab/>
+              <w:t xml:space="default">33</w:t>
+            </w:r>
+          </w:hyperlink>
+        </w:p>
+        <w:p>
+          <w:pPr>
+            <w:pStyle w:val="TOC2"/>
+            <w:tabs>
+              <w:tab w:val="clear" w:pos="8786"/>
+              <w:tab w:val="right" w:pos="9025" w:leader="dot"/>
+            </w:tabs>
+          </w:pPr>
+          <w:hyperlink w:history="1" w:anchor="sec_4_4">
+            <w:r>
+              <w:rPr>
+                <w:rStyle w:val="IndexLink"/>
+              </w:rPr>
+              <w:t xml:space="default">4.4 Integration and security testing</w:t>
+              <w:tab/>
+              <w:t xml:space="default">34</w:t>
+            </w:r>
+          </w:hyperlink>
+        </w:p>
+        <w:p>
+          <w:pPr>
+            <w:pStyle w:val="TOC2"/>
+            <w:tabs>
+              <w:tab w:val="clear" w:pos="8786"/>
+              <w:tab w:val="right" w:pos="9025" w:leader="dot"/>
+            </w:tabs>
+          </w:pPr>
+          <w:hyperlink w:history="1" w:anchor="sec_4_5">
+            <w:r>
+              <w:rPr>
+                <w:rStyle w:val="IndexLink"/>
+              </w:rPr>
+              <w:t xml:space="default">4.5 Pre-commissioning tests</w:t>
+              <w:tab/>
+              <w:t xml:space="default">34</w:t>
+            </w:r>
+          </w:hyperlink>
+        </w:p>
+        <w:p>
+          <w:pPr>
+            <w:pStyle w:val="TOC2"/>
+            <w:tabs>
+              <w:tab w:val="clear" w:pos="8786"/>
+              <w:tab w:val="right" w:pos="9025" w:leader="dot"/>
+            </w:tabs>
+          </w:pPr>
+          <w:hyperlink w:history="1" w:anchor="sec_4_6">
+            <w:r>
+              <w:rPr>
+                <w:rStyle w:val="IndexLink"/>
+              </w:rPr>
+              <w:t xml:space="default">4.6 Operational acceptance tests</w:t>
+              <w:tab/>
+              <w:t xml:space="default">36</w:t>
+            </w:r>
+          </w:hyperlink>
+        </w:p>
+        <w:p>
+          <w:pPr>
+            <w:pStyle w:val="TOC2"/>
+            <w:tabs>
+              <w:tab w:val="clear" w:pos="8786"/>
+              <w:tab w:val="right" w:pos="9025" w:leader="dot"/>
+            </w:tabs>
+          </w:pPr>
+          <w:hyperlink w:history="1" w:anchor="sec_4_7">
+            <w:r>
+              <w:rPr>
+                <w:rStyle w:val="IndexLink"/>
+              </w:rPr>
+              <w:t xml:space="default">4.7 Defect management and quality assurance</w:t>
+              <w:tab/>
+              <w:t xml:space="default">38</w:t>
+            </w:r>
+          </w:hyperlink>
+        </w:p>
+        <w:p>
+          <w:pPr>
+            <w:pStyle w:val="TOC1"/>
+            <w:tabs>
+              <w:tab w:val="clear" w:pos="9026"/>
+              <w:tab w:val="right" w:pos="9025" w:leader="dot"/>
+            </w:tabs>
+          </w:pPr>
+          <w:hyperlink w:history="1" w:anchor="sec_5">
+            <w:r>
+              <w:rPr>
+                <w:rStyle w:val="IndexLink"/>
+              </w:rPr>
+              <w:t xml:space="default">5. Warranty Defect Repair and Technical Support Service Sub-Plan</w:t>
+              <w:tab/>
+              <w:t xml:space="default">40</w:t>
+            </w:r>
+          </w:hyperlink>
+        </w:p>
+        <w:p>
+          <w:pPr>
+            <w:pStyle w:val="TOC2"/>
+            <w:tabs>
+              <w:tab w:val="clear" w:pos="8786"/>
+              <w:tab w:val="right" w:pos="9025" w:leader="dot"/>
+            </w:tabs>
+          </w:pPr>
+          <w:hyperlink w:history="1" w:anchor="sec_5_1">
+            <w:r>
+              <w:rPr>
+                <w:rStyle w:val="IndexLink"/>
+              </w:rPr>
+              <w:t xml:space="default">5.1 Coverage and periods</w:t>
+              <w:tab/>
+              <w:t xml:space="default">40</w:t>
+            </w:r>
+          </w:hyperlink>
+        </w:p>
+        <w:p>
+          <w:pPr>
+            <w:pStyle w:val="TOC2"/>
+            <w:tabs>
+              <w:tab w:val="clear" w:pos="8786"/>
+              <w:tab w:val="right" w:pos="9025" w:leader="dot"/>
+            </w:tabs>
+          </w:pPr>
+          <w:hyperlink w:history="1" w:anchor="sec_5_2">
+            <w:r>
+              <w:rPr>
+                <w:rStyle w:val="IndexLink"/>
+              </w:rPr>
+              <w:t xml:space="default">5.2 Support organization and service desk</w:t>
+              <w:tab/>
+              <w:t xml:space="default">41</w:t>
+            </w:r>
+          </w:hyperlink>
+        </w:p>
+        <w:p>
+          <w:pPr>
+            <w:pStyle w:val="TOC2"/>
+            <w:tabs>
+              <w:tab w:val="clear" w:pos="8786"/>
+              <w:tab w:val="right" w:pos="9025" w:leader="dot"/>
+            </w:tabs>
+          </w:pPr>
+          <w:hyperlink w:history="1" w:anchor="sec_5_3">
+            <w:r>
+              <w:rPr>
+                <w:rStyle w:val="IndexLink"/>
+              </w:rPr>
+              <w:t xml:space="default">5.3 Service levels and performance indicators</w:t>
+              <w:tab/>
+              <w:t xml:space="default">41</w:t>
+            </w:r>
+          </w:hyperlink>
+        </w:p>
+        <w:p>
+          <w:pPr>
+            <w:pStyle w:val="TOC2"/>
+            <w:tabs>
+              <w:tab w:val="clear" w:pos="8786"/>
+              <w:tab w:val="right" w:pos="9025" w:leader="dot"/>
+            </w:tabs>
+          </w:pPr>
+          <w:hyperlink w:history="1" w:anchor="sec_5_4">
+            <w:r>
+              <w:rPr>
+                <w:rStyle w:val="IndexLink"/>
+              </w:rPr>
+              <w:t xml:space="default">5.4 Preventive and corrective maintenance</w:t>
+              <w:tab/>
+              <w:t xml:space="default">42</w:t>
+            </w:r>
+          </w:hyperlink>
+        </w:p>
+        <w:p>
+          <w:pPr>
+            <w:pStyle w:val="TOC2"/>
+            <w:tabs>
+              <w:tab w:val="clear" w:pos="8786"/>
+              <w:tab w:val="right" w:pos="9025" w:leader="dot"/>
+            </w:tabs>
+          </w:pPr>
+          <w:hyperlink w:history="1" w:anchor="sec_5_5">
+            <w:r>
+              <w:rPr>
+                <w:rStyle w:val="IndexLink"/>
+              </w:rPr>
+              <w:t xml:space="default">5.5 Spare parts and consumables</w:t>
+              <w:tab/>
+              <w:t xml:space="default">43</w:t>
+            </w:r>
+          </w:hyperlink>
+        </w:p>
+        <w:p>
+          <w:pPr>
+            <w:pStyle w:val="TOC2"/>
+            <w:tabs>
+              <w:tab w:val="clear" w:pos="8786"/>
+              <w:tab w:val="right" w:pos="9025" w:leader="dot"/>
+            </w:tabs>
+          </w:pPr>
+          <w:hyperlink w:history="1" w:anchor="sec_5_6">
+            <w:r>
+              <w:rPr>
+                <w:rStyle w:val="IndexLink"/>
+              </w:rPr>
+              <w:t xml:space="default">5.6 Service reporting, review and handover</w:t>
+              <w:tab/>
+              <w:t xml:space="default">44</w:t>
+            </w:r>
+          </w:hyperlink>
+        </w:p>
+        <w:p>
+          <w:pPr>
+            <w:pStyle w:val="TOC1"/>
+            <w:tabs>
+              <w:tab w:val="clear" w:pos="9026"/>
+              <w:tab w:val="right" w:pos="9025" w:leader="dot"/>
+            </w:tabs>
+          </w:pPr>
+          <w:hyperlink w:history="1" w:anchor="annex_a">
+            <w:r>
+              <w:rPr>
+                <w:rStyle w:val="IndexLink"/>
+              </w:rPr>
+              <w:t xml:space="default">Annex A. Licensing Bill of Materials</w:t>
+              <w:tab/>
+              <w:t xml:space="default">45</w:t>
+            </w:r>
+          </w:hyperlink>
           <w:r>
             <w:fldChar w:fldCharType="end"/>
           </w:r>
@@ -48,18 +785,9 @@
       </w:sdtContent>
     </w:sdt>
     <w:p>
-      <w:r>
-        <w:br w:type="page"/>
-      </w:r>
-    </w:p>
-    <w:p>
-      <w:r>
-        <w:br w:type="page"/>
-      </w:r>
-    </w:p>
-    <w:p>
       <w:pPr>
         <w:pStyle w:val="Heading1"/>
+        <w:pageBreakBefore/>
         <w:numPr>
           <w:ilvl w:val="0"/>
           <w:numId w:val="2"/>
@@ -1007,18 +1735,9 @@
       </w:r>
     </w:p>
     <w:p>
-      <w:r>
-        <w:br w:type="page"/>
-      </w:r>
-    </w:p>
-    <w:p>
-      <w:r>
-        <w:br w:type="page"/>
-      </w:r>
-    </w:p>
-    <w:p>
       <w:pPr>
         <w:pStyle w:val="Heading1"/>
+        <w:pageBreakBefore/>
         <w:numPr>
           <w:ilvl w:val="0"/>
           <w:numId w:val="2"/>
@@ -8001,7 +8720,25 @@
                 <w:i w:val="false"/>
                 <w:iCs w:val="false"/>
               </w:rPr>
-              <w:t xml:space="preserve">Ordered at mobilization in the quantities set out in System Architecture Section 9.4, configured to the approved Low-Level Design, and delivered direct to site</w:t>
+              <w:t xml:space="preserve">Ordered at mobilization in the quantities set out in </w:t>
+            </w:r>
+            <w:r>
+              <w:rPr>
+                <w:b w:val="false"/>
+                <w:bCs w:val="false"/>
+                <w:i w:val="false"/>
+                <w:iCs w:val="false"/>
+              </w:rPr>
+              <w:t xml:space="preserve">System Architecture Section 9.4</w:t>
+            </w:r>
+            <w:r>
+              <w:rPr>
+                <w:b w:val="false"/>
+                <w:bCs w:val="false"/>
+                <w:i w:val="false"/>
+                <w:iCs w:val="false"/>
+              </w:rPr>
+              <w:t xml:space="preserve">, configured to the approved Low-Level Design, and delivered direct to site</w:t>
             </w:r>
           </w:p>
         </w:tc>
@@ -9001,7 +9738,25 @@
           <w:i w:val="false"/>
           <w:iCs w:val="false"/>
         </w:rPr>
-        <w:t xml:space="preserve">The key ceremony is held in week 16, as soon as the module at the primary site is installed, because the certificate it produces has an issuing time outside the plan's control. The certificate is expected by week 19, six weeks before pilot production needs it. The certificate signing request carries only the public key, and the private key never leaves the modules, as described in System Architecture Section 10.4.</w:t>
+        <w:t xml:space="preserve">The key ceremony is held in week 16, as soon as the module at the primary site is installed, because the certificate it produces has an issuing time outside the plan's control. The certificate is expected by week 19, six weeks before pilot production needs it. The certificate signing request carries only the public key, and the private key never leaves the modules, as described in </w:t>
+      </w:r>
+      <w:r>
+        <w:rPr>
+          <w:b w:val="false"/>
+          <w:bCs w:val="false"/>
+          <w:i w:val="false"/>
+          <w:iCs w:val="false"/>
+        </w:rPr>
+        <w:t xml:space="preserve">System Architecture Section 10.4</w:t>
+      </w:r>
+      <w:r>
+        <w:rPr>
+          <w:b w:val="false"/>
+          <w:bCs w:val="false"/>
+          <w:i w:val="false"/>
+          <w:iCs w:val="false"/>
+        </w:rPr>
+        <w:t xml:space="preserve">.</w:t>
       </w:r>
     </w:p>
     <w:p>
@@ -9015,7 +9770,25 @@
           <w:i w:val="false"/>
           <w:iCs w:val="false"/>
         </w:rPr>
-        <w:t xml:space="preserve">The secondary environment is deployed in weeks 16 to 18, so that replication has run for eight weeks before operational acceptance tests the failover. It is deployed into the Purchaser's existing disaster recovery data center, as described in System Architecture Section 9.3.</w:t>
+        <w:t xml:space="preserve">The secondary environment is deployed in weeks 16 to 18, so that replication has run for eight weeks before operational acceptance tests the failover. It is deployed into the Purchaser's existing disaster recovery data center, as described in </w:t>
+      </w:r>
+      <w:r>
+        <w:rPr>
+          <w:b w:val="false"/>
+          <w:bCs w:val="false"/>
+          <w:i w:val="false"/>
+          <w:iCs w:val="false"/>
+        </w:rPr>
+        <w:t xml:space="preserve">System Architecture Section 9.3</w:t>
+      </w:r>
+      <w:r>
+        <w:rPr>
+          <w:b w:val="false"/>
+          <w:bCs w:val="false"/>
+          <w:i w:val="false"/>
+          <w:iCs w:val="false"/>
+        </w:rPr>
+        <w:t xml:space="preserve">.</w:t>
       </w:r>
     </w:p>
     <w:p>
@@ -9172,7 +9945,25 @@
           <w:i w:val="false"/>
           <w:iCs w:val="false"/>
         </w:rPr>
-        <w:t xml:space="preserve">, under the service levels in System Architecture Section 12.4.</w:t>
+        <w:t xml:space="preserve">, under the service levels in </w:t>
+      </w:r>
+      <w:r>
+        <w:rPr>
+          <w:b w:val="false"/>
+          <w:bCs w:val="false"/>
+          <w:i w:val="false"/>
+          <w:iCs w:val="false"/>
+        </w:rPr>
+        <w:t xml:space="preserve">System Architecture Section 12.4</w:t>
+      </w:r>
+      <w:r>
+        <w:rPr>
+          <w:b w:val="false"/>
+          <w:bCs w:val="false"/>
+          <w:i w:val="false"/>
+          <w:iCs w:val="false"/>
+        </w:rPr>
+        <w:t xml:space="preserve">.</w:t>
       </w:r>
     </w:p>
     <w:p>
@@ -11925,7 +12716,25 @@
           <w:i w:val="false"/>
           <w:iCs w:val="false"/>
         </w:rPr>
-        <w:t xml:space="preserve">The inputs among these on which the System's design relies are also set out in System Architecture Section 13.1.</w:t>
+        <w:t xml:space="preserve">The inputs among these on which the System's design relies are also set out in </w:t>
+      </w:r>
+      <w:r>
+        <w:rPr>
+          <w:b w:val="false"/>
+          <w:bCs w:val="false"/>
+          <w:i w:val="false"/>
+          <w:iCs w:val="false"/>
+        </w:rPr>
+        <w:t xml:space="preserve">System Architecture Section 13.1</w:t>
+      </w:r>
+      <w:r>
+        <w:rPr>
+          <w:b w:val="false"/>
+          <w:bCs w:val="false"/>
+          <w:i w:val="false"/>
+          <w:iCs w:val="false"/>
+        </w:rPr>
+        <w:t xml:space="preserve">.</w:t>
       </w:r>
     </w:p>
     <w:p>
@@ -16846,7 +17655,25 @@
                 <w:i w:val="false"/>
                 <w:iCs w:val="false"/>
               </w:rPr>
-              <w:t xml:space="preserve">Interface Control Documents agreed at design approval; production side proven against simulators from week 7; each interface integrated as NRB delivers it from week 18; joint checkpoint every two weeks; the approved database connection described in System Architecture Section 7.5 available as a fallback where the Purchaser approves it</w:t>
+              <w:t xml:space="preserve">Interface Control Documents agreed at design approval; production side proven against simulators from week 7; each interface integrated as NRB delivers it from week 18; joint checkpoint every two weeks; the approved database connection described in </w:t>
+            </w:r>
+            <w:r>
+              <w:rPr>
+                <w:b w:val="false"/>
+                <w:bCs w:val="false"/>
+                <w:i w:val="false"/>
+                <w:iCs w:val="false"/>
+              </w:rPr>
+              <w:t xml:space="preserve">System Architecture Section 7.5</w:t>
+            </w:r>
+            <w:r>
+              <w:rPr>
+                <w:b w:val="false"/>
+                <w:bCs w:val="false"/>
+                <w:i w:val="false"/>
+                <w:iCs w:val="false"/>
+              </w:rPr>
+              <w:t xml:space="preserve"> available as a fallback where the Purchaser approves it</w:t>
             </w:r>
           </w:p>
         </w:tc>
@@ -20686,18 +21513,9 @@
       </w:r>
     </w:p>
     <w:p>
-      <w:r>
-        <w:br w:type="page"/>
-      </w:r>
-    </w:p>
-    <w:p>
-      <w:r>
-        <w:br w:type="page"/>
-      </w:r>
-    </w:p>
-    <w:p>
       <w:pPr>
         <w:pStyle w:val="Heading1"/>
+        <w:pageBreakBefore/>
         <w:numPr>
           <w:ilvl w:val="0"/>
           <w:numId w:val="2"/>
@@ -28432,7 +29250,43 @@
           <w:i w:val="false"/>
           <w:iCs w:val="false"/>
         </w:rPr>
-        <w:t xml:space="preserve"> A dedicated training environment runs as isolated virtual machines on the platform described in System Architecture Section 9.1, on its own network segment, with the same software and versions as production. It holds masked data rather than citizen records, as described in System Architecture Section 10.2, so trainees can practice on realistic records, and faults can be induced, without either touching real citizen data.</w:t>
+        <w:t xml:space="preserve"> A dedicated training environment runs as isolated virtual machines on the platform described in </w:t>
+      </w:r>
+      <w:r>
+        <w:rPr>
+          <w:b w:val="false"/>
+          <w:bCs w:val="false"/>
+          <w:i w:val="false"/>
+          <w:iCs w:val="false"/>
+        </w:rPr>
+        <w:t xml:space="preserve">System Architecture Section 9.1</w:t>
+      </w:r>
+      <w:r>
+        <w:rPr>
+          <w:b w:val="false"/>
+          <w:bCs w:val="false"/>
+          <w:i w:val="false"/>
+          <w:iCs w:val="false"/>
+        </w:rPr>
+        <w:t xml:space="preserve">, on its own network segment, with the same software and versions as production. It holds masked data rather than citizen records, as described in </w:t>
+      </w:r>
+      <w:r>
+        <w:rPr>
+          <w:b w:val="false"/>
+          <w:bCs w:val="false"/>
+          <w:i w:val="false"/>
+          <w:iCs w:val="false"/>
+        </w:rPr>
+        <w:t xml:space="preserve">System Architecture Section 10.2</w:t>
+      </w:r>
+      <w:r>
+        <w:rPr>
+          <w:b w:val="false"/>
+          <w:bCs w:val="false"/>
+          <w:i w:val="false"/>
+          <w:iCs w:val="false"/>
+        </w:rPr>
+        <w:t xml:space="preserve">, so trainees can practice on realistic records, and faults can be induced, without either touching real citizen data.</w:t>
       </w:r>
     </w:p>
     <w:p>
@@ -28455,7 +29309,25 @@
           <w:i w:val="false"/>
           <w:iCs w:val="false"/>
         </w:rPr>
-        <w:t xml:space="preserve"> Cards used in hands-on training are issued from controlled stock against their serial numbers and destroyed under dual custody, as described in System Architecture Section 6.10, so training leaves the stock reconciliation as complete as production does.</w:t>
+        <w:t xml:space="preserve"> Cards used in hands-on training are issued from controlled stock against their serial numbers and destroyed under dual custody, as described in </w:t>
+      </w:r>
+      <w:r>
+        <w:rPr>
+          <w:b w:val="false"/>
+          <w:bCs w:val="false"/>
+          <w:i w:val="false"/>
+          <w:iCs w:val="false"/>
+        </w:rPr>
+        <w:t xml:space="preserve">System Architecture Section 6.10</w:t>
+      </w:r>
+      <w:r>
+        <w:rPr>
+          <w:b w:val="false"/>
+          <w:bCs w:val="false"/>
+          <w:i w:val="false"/>
+          <w:iCs w:val="false"/>
+        </w:rPr>
+        <w:t xml:space="preserve">, so training leaves the stock reconciliation as complete as production does.</w:t>
       </w:r>
     </w:p>
     <w:p>
@@ -30969,18 +31841,9 @@
       </w:r>
     </w:p>
     <w:p>
-      <w:r>
-        <w:br w:type="page"/>
-      </w:r>
-    </w:p>
-    <w:p>
-      <w:r>
-        <w:br w:type="page"/>
-      </w:r>
-    </w:p>
-    <w:p>
       <w:pPr>
         <w:pStyle w:val="Heading1"/>
+        <w:pageBreakBefore/>
         <w:numPr>
           <w:ilvl w:val="0"/>
           <w:numId w:val="2"/>
@@ -33462,7 +34325,25 @@
           <w:i w:val="false"/>
           <w:iCs w:val="false"/>
         </w:rPr>
-        <w:t xml:space="preserve">The non-production environments are described in System Architecture Section 9.1. The NRIS test environment is provided by the Purchaser, and connectivity to it from the Card Production Facility is among the inputs dated in </w:t>
+        <w:t xml:space="preserve">The non-production environments are described in </w:t>
+      </w:r>
+      <w:r>
+        <w:rPr>
+          <w:b w:val="false"/>
+          <w:bCs w:val="false"/>
+          <w:i w:val="false"/>
+          <w:iCs w:val="false"/>
+        </w:rPr>
+        <w:t xml:space="preserve">System Architecture Section 9.1</w:t>
+      </w:r>
+      <w:r>
+        <w:rPr>
+          <w:b w:val="false"/>
+          <w:bCs w:val="false"/>
+          <w:i w:val="false"/>
+          <w:iCs w:val="false"/>
+        </w:rPr>
+        <w:t xml:space="preserve">. The NRIS test environment is provided by the Purchaser, and connectivity to it from the Card Production Facility is among the inputs dated in </w:t>
       </w:r>
       <w:r>
         <w:rPr>
@@ -33554,7 +34435,25 @@
           <w:i w:val="false"/>
           <w:iCs w:val="false"/>
         </w:rPr>
-        <w:t xml:space="preserve"> Every card used in factory acceptance, in pilot production and in testing on site is issued from controlled stock against its serial number, and destroyed under dual custody as described in System Architecture Section 6.10. Test cards are never issued to citizens, and testing leaves the stock reconciliation as complete as production does.</w:t>
+        <w:t xml:space="preserve"> Every card used in factory acceptance, in pilot production and in testing on site is issued from controlled stock against its serial number, and destroyed under dual custody as described in </w:t>
+      </w:r>
+      <w:r>
+        <w:rPr>
+          <w:b w:val="false"/>
+          <w:bCs w:val="false"/>
+          <w:i w:val="false"/>
+          <w:iCs w:val="false"/>
+        </w:rPr>
+        <w:t xml:space="preserve">System Architecture Section 6.10</w:t>
+      </w:r>
+      <w:r>
+        <w:rPr>
+          <w:b w:val="false"/>
+          <w:bCs w:val="false"/>
+          <w:i w:val="false"/>
+          <w:iCs w:val="false"/>
+        </w:rPr>
+        <w:t xml:space="preserve">. Test cards are never issued to citizens, and testing leaves the stock reconciliation as complete as production does.</w:t>
       </w:r>
     </w:p>
     <w:p>
@@ -33894,7 +34793,25 @@
                 <w:i w:val="false"/>
                 <w:iCs w:val="false"/>
               </w:rPr>
-              <w:t xml:space="preserve">The contractual rate in System Architecture Section 3.5, not less than 1,000 cards per hour on each personalization system, with the full personalization content</w:t>
+              <w:t xml:space="preserve">The contractual rate in </w:t>
+            </w:r>
+            <w:r>
+              <w:rPr>
+                <w:b w:val="false"/>
+                <w:bCs w:val="false"/>
+                <w:i w:val="false"/>
+                <w:iCs w:val="false"/>
+              </w:rPr>
+              <w:t xml:space="preserve">System Architecture Section 3.5</w:t>
+            </w:r>
+            <w:r>
+              <w:rPr>
+                <w:b w:val="false"/>
+                <w:bCs w:val="false"/>
+                <w:i w:val="false"/>
+                <w:iCs w:val="false"/>
+              </w:rPr>
+              <w:t xml:space="preserve">, not less than 1,000 cards per hour on each personalization system, with the full personalization content</w:t>
             </w:r>
           </w:p>
         </w:tc>
@@ -34269,7 +35186,25 @@
           <w:i w:val="false"/>
           <w:iCs w:val="false"/>
         </w:rPr>
-        <w:t xml:space="preserve">What each integration test covers is set out in System Architecture Section 7.16. The plan for performing them is as follows:</w:t>
+        <w:t xml:space="preserve">What each integration test covers is set out in </w:t>
+      </w:r>
+      <w:r>
+        <w:rPr>
+          <w:b w:val="false"/>
+          <w:bCs w:val="false"/>
+          <w:i w:val="false"/>
+          <w:iCs w:val="false"/>
+        </w:rPr>
+        <w:t xml:space="preserve">System Architecture Section 7.16</w:t>
+      </w:r>
+      <w:r>
+        <w:rPr>
+          <w:b w:val="false"/>
+          <w:bCs w:val="false"/>
+          <w:i w:val="false"/>
+          <w:iCs w:val="false"/>
+        </w:rPr>
+        <w:t xml:space="preserve">. The plan for performing them is as follows:</w:t>
       </w:r>
     </w:p>
     <w:tbl>
@@ -35139,7 +36074,25 @@
           <w:i w:val="false"/>
           <w:iCs w:val="false"/>
         </w:rPr>
-        <w:t xml:space="preserve"> The initial full penetration test is performed by an independent third party in week 24, once the equipment and its Machine Control Zone are installed, so that the whole deployed configuration is tested. Findings are corrected and retested in weeks 25 and 26, before the security operations acceptance test in week 27, which requires that no critical vulnerability remains. Penetration testing is repeated annually and vulnerability assessment at least quarterly, as described in System Architecture Section 10.5.</w:t>
+        <w:t xml:space="preserve"> The initial full penetration test is performed by an independent third party in week 24, once the equipment and its Machine Control Zone are installed, so that the whole deployed configuration is tested. Findings are corrected and retested in weeks 25 and 26, before the security operations acceptance test in week 27, which requires that no critical vulnerability remains. Penetration testing is repeated annually and vulnerability assessment at least quarterly, as described in </w:t>
+      </w:r>
+      <w:r>
+        <w:rPr>
+          <w:b w:val="false"/>
+          <w:bCs w:val="false"/>
+          <w:i w:val="false"/>
+          <w:iCs w:val="false"/>
+        </w:rPr>
+        <w:t xml:space="preserve">System Architecture Section 10.5</w:t>
+      </w:r>
+      <w:r>
+        <w:rPr>
+          <w:b w:val="false"/>
+          <w:bCs w:val="false"/>
+          <w:i w:val="false"/>
+          <w:iCs w:val="false"/>
+        </w:rPr>
+        <w:t xml:space="preserve">.</w:t>
       </w:r>
     </w:p>
     <w:p>
@@ -35153,7 +36106,16 @@
           <w:i w:val="false"/>
           <w:iCs w:val="false"/>
         </w:rPr>
-        <w:t xml:space="preserve">Performance is verified by the methods in System Architecture Section 11.6</w:t>
+        <w:t xml:space="preserve">Performance is verified by the methods in </w:t>
+      </w:r>
+      <w:r>
+        <w:rPr>
+          <w:b/>
+          <w:bCs/>
+          <w:i w:val="false"/>
+          <w:iCs w:val="false"/>
+        </w:rPr>
+        <w:t xml:space="preserve">System Architecture Section 11.6</w:t>
       </w:r>
       <w:r>
         <w:rPr>
@@ -35185,7 +36147,25 @@
           <w:i w:val="false"/>
           <w:iCs w:val="false"/>
         </w:rPr>
-        <w:t xml:space="preserve"> An application host and a database host are each removed while production runs, and the recovery targets for the loss of a host are measured. The database and the service virtual machines are then failed over to the secondary environment, and the recovery point and recovery time it achieves are measured, rather than checked by inspection of the configuration. It is rehearsed in pre-commissioning, repeated in operational acceptance, and tested at least annually thereafter, as described in System Architecture Section 9.3.</w:t>
+        <w:t xml:space="preserve"> An application host and a database host are each removed while production runs, and the recovery targets for the loss of a host are measured. The database and the service virtual machines are then failed over to the secondary environment, and the recovery point and recovery time it achieves are measured, rather than checked by inspection of the configuration. It is rehearsed in pre-commissioning, repeated in operational acceptance, and tested at least annually thereafter, as described in </w:t>
+      </w:r>
+      <w:r>
+        <w:rPr>
+          <w:b w:val="false"/>
+          <w:bCs w:val="false"/>
+          <w:i w:val="false"/>
+          <w:iCs w:val="false"/>
+        </w:rPr>
+        <w:t xml:space="preserve">System Architecture Section 9.3</w:t>
+      </w:r>
+      <w:r>
+        <w:rPr>
+          <w:b w:val="false"/>
+          <w:bCs w:val="false"/>
+          <w:i w:val="false"/>
+          <w:iCs w:val="false"/>
+        </w:rPr>
+        <w:t xml:space="preserve">.</w:t>
       </w:r>
     </w:p>
     <w:p>
@@ -38178,7 +39158,16 @@
                 <w:i w:val="false"/>
                 <w:iCs w:val="false"/>
               </w:rPr>
-              <w:t xml:space="preserve">No failure or data loss, response times within thresholds, throughput not less than 95 percent of the nominal capacity, which is the contractual rate in System Architecture Section 3.5</w:t>
+              <w:t xml:space="preserve">No failure or data loss, response times within thresholds, throughput not less than 95 percent of the nominal capacity, which is the contractual rate in </w:t>
+            </w:r>
+            <w:r>
+              <w:rPr>
+                <w:b w:val="false"/>
+                <w:bCs w:val="false"/>
+                <w:i w:val="false"/>
+                <w:iCs w:val="false"/>
+              </w:rPr>
+              <w:t xml:space="preserve">System Architecture Section 3.5</w:t>
             </w:r>
           </w:p>
         </w:tc>
@@ -40264,7 +41253,16 @@
                 <w:i w:val="false"/>
                 <w:iCs w:val="false"/>
               </w:rPr>
-              <w:t xml:space="preserve">Measured with the exclusions set out in System Architecture Section 9.3</w:t>
+              <w:t xml:space="preserve">Measured with the exclusions set out in </w:t>
+            </w:r>
+            <w:r>
+              <w:rPr>
+                <w:b w:val="false"/>
+                <w:bCs w:val="false"/>
+                <w:i w:val="false"/>
+                <w:iCs w:val="false"/>
+              </w:rPr>
+              <w:t xml:space="preserve">System Architecture Section 9.3</w:t>
             </w:r>
           </w:p>
         </w:tc>
@@ -40793,7 +41791,25 @@
           <w:i w:val="false"/>
           <w:iCs w:val="false"/>
         </w:rPr>
-        <w:t xml:space="preserve">After Operational Acceptance, faults are handled under the support severities in System Architecture Section 12.4 rather than under this classification.</w:t>
+        <w:t xml:space="preserve">After Operational Acceptance, faults are handled under the support severities in </w:t>
+      </w:r>
+      <w:r>
+        <w:rPr>
+          <w:b w:val="false"/>
+          <w:bCs w:val="false"/>
+          <w:i w:val="false"/>
+          <w:iCs w:val="false"/>
+        </w:rPr>
+        <w:t xml:space="preserve">System Architecture Section 12.4</w:t>
+      </w:r>
+      <w:r>
+        <w:rPr>
+          <w:b w:val="false"/>
+          <w:bCs w:val="false"/>
+          <w:i w:val="false"/>
+          <w:iCs w:val="false"/>
+        </w:rPr>
+        <w:t xml:space="preserve"> rather than under this classification.</w:t>
       </w:r>
     </w:p>
     <w:p>
@@ -41276,7 +42292,25 @@
           <w:i w:val="false"/>
           <w:iCs w:val="false"/>
         </w:rPr>
-        <w:t xml:space="preserve"> Every tested build and configuration is versioned, and what passes acceptance is recorded as the baseline, so that what is deployed is what was tested. Changes after the baseline pass through the change control described in System Architecture Section 12.1.</w:t>
+        <w:t xml:space="preserve"> Every tested build and configuration is versioned, and what passes acceptance is recorded as the baseline, so that what is deployed is what was tested. Changes after the baseline pass through the change control described in </w:t>
+      </w:r>
+      <w:r>
+        <w:rPr>
+          <w:b w:val="false"/>
+          <w:bCs w:val="false"/>
+          <w:i w:val="false"/>
+          <w:iCs w:val="false"/>
+        </w:rPr>
+        <w:t xml:space="preserve">System Architecture Section 12.1</w:t>
+      </w:r>
+      <w:r>
+        <w:rPr>
+          <w:b w:val="false"/>
+          <w:bCs w:val="false"/>
+          <w:i w:val="false"/>
+          <w:iCs w:val="false"/>
+        </w:rPr>
+        <w:t xml:space="preserve">.</w:t>
       </w:r>
     </w:p>
     <w:p>
@@ -41299,7 +42333,25 @@
           <w:i w:val="false"/>
           <w:iCs w:val="false"/>
         </w:rPr>
-        <w:t xml:space="preserve"> Software developed for this Contract is built under the secure development lifecycle and release gate described in System Architecture Section 10.5.</w:t>
+        <w:t xml:space="preserve"> Software developed for this Contract is built under the secure development lifecycle and release gate described in </w:t>
+      </w:r>
+      <w:r>
+        <w:rPr>
+          <w:b w:val="false"/>
+          <w:bCs w:val="false"/>
+          <w:i w:val="false"/>
+          <w:iCs w:val="false"/>
+        </w:rPr>
+        <w:t xml:space="preserve">System Architecture Section 10.5</w:t>
+      </w:r>
+      <w:r>
+        <w:rPr>
+          <w:b w:val="false"/>
+          <w:bCs w:val="false"/>
+          <w:i w:val="false"/>
+          <w:iCs w:val="false"/>
+        </w:rPr>
+        <w:t xml:space="preserve">.</w:t>
       </w:r>
     </w:p>
     <w:p>
@@ -41395,18 +42447,9 @@
       </w:r>
     </w:p>
     <w:p>
-      <w:r>
-        <w:br w:type="page"/>
-      </w:r>
-    </w:p>
-    <w:p>
-      <w:r>
-        <w:br w:type="page"/>
-      </w:r>
-    </w:p>
-    <w:p>
       <w:pPr>
         <w:pStyle w:val="Heading1"/>
+        <w:pageBreakBefore/>
         <w:numPr>
           <w:ilvl w:val="0"/>
           <w:numId w:val="2"/>
@@ -42009,7 +43052,16 @@
                 <w:i w:val="false"/>
                 <w:iCs w:val="false"/>
               </w:rPr>
-              <w:t xml:space="preserve">Measured as described in System Architecture Section 9.3</w:t>
+              <w:t xml:space="preserve">Measured as described in </w:t>
+            </w:r>
+            <w:r>
+              <w:rPr>
+                <w:b w:val="false"/>
+                <w:bCs w:val="false"/>
+                <w:i w:val="false"/>
+                <w:iCs w:val="false"/>
+              </w:rPr>
+              <w:t xml:space="preserve">System Architecture Section 9.3</w:t>
             </w:r>
           </w:p>
         </w:tc>
@@ -42315,7 +43367,25 @@
                 <w:i w:val="false"/>
                 <w:iCs w:val="false"/>
               </w:rPr>
-              <w:t xml:space="preserve">Services continue on the redundant components described in System Architecture Section 9.3 while the failed item is replaced from the on-site spares. The failed item is returned to its manufacturer under warranty</w:t>
+              <w:t xml:space="preserve">Services continue on the redundant components described in </w:t>
+            </w:r>
+            <w:r>
+              <w:rPr>
+                <w:b w:val="false"/>
+                <w:bCs w:val="false"/>
+                <w:i w:val="false"/>
+                <w:iCs w:val="false"/>
+              </w:rPr>
+              <w:t xml:space="preserve">System Architecture Section 9.3</w:t>
+            </w:r>
+            <w:r>
+              <w:rPr>
+                <w:b w:val="false"/>
+                <w:bCs w:val="false"/>
+                <w:i w:val="false"/>
+                <w:iCs w:val="false"/>
+              </w:rPr>
+              <w:t xml:space="preserve"> while the failed item is replaced from the on-site spares. The failed item is returned to its manufacturer under warranty</w:t>
             </w:r>
           </w:p>
         </w:tc>
@@ -42469,7 +43539,16 @@
                 <w:i w:val="false"/>
                 <w:iCs w:val="false"/>
               </w:rPr>
-              <w:t xml:space="preserve">Defects are corrected and released under the change control described in System Architecture Section 12.1</w:t>
+              <w:t xml:space="preserve">Defects are corrected and released under the change control described in </w:t>
+            </w:r>
+            <w:r>
+              <w:rPr>
+                <w:b w:val="false"/>
+                <w:bCs w:val="false"/>
+                <w:i w:val="false"/>
+                <w:iCs w:val="false"/>
+              </w:rPr>
+              <w:t xml:space="preserve">System Architecture Section 12.1</w:t>
             </w:r>
           </w:p>
         </w:tc>
@@ -42524,7 +43603,25 @@
           <w:i w:val="false"/>
           <w:iCs w:val="false"/>
         </w:rPr>
-        <w:t xml:space="preserve"> Every request for support follows one path. It is logged at the service desk with a reference, classified by severity, restored first and repaired second, escalated through the four support levels on the times in System Architecture Section 12.4, and closed only when its cause is recorded. A fault that recurs is taken to root cause analysis rather than repaired again, and the position is reported to NRB each month under </w:t>
+        <w:t xml:space="preserve"> Every request for support follows one path. It is logged at the service desk with a reference, classified by severity, restored first and repaired second, escalated through the four support levels on the times in </w:t>
+      </w:r>
+      <w:r>
+        <w:rPr>
+          <w:b w:val="false"/>
+          <w:bCs w:val="false"/>
+          <w:i w:val="false"/>
+          <w:iCs w:val="false"/>
+        </w:rPr>
+        <w:t xml:space="preserve">System Architecture Section 12.4</w:t>
+      </w:r>
+      <w:r>
+        <w:rPr>
+          <w:b w:val="false"/>
+          <w:bCs w:val="false"/>
+          <w:i w:val="false"/>
+          <w:iCs w:val="false"/>
+        </w:rPr>
+        <w:t xml:space="preserve">, and closed only when its cause is recorded. A fault that recurs is taken to root cause analysis rather than repaired again, and the position is reported to NRB each month under </w:t>
       </w:r>
       <w:r>
         <w:rPr>
@@ -42593,7 +43690,25 @@
           <w:i w:val="false"/>
           <w:iCs w:val="false"/>
         </w:rPr>
-        <w:t xml:space="preserve"> Four levels, defined in System Architecture Section 12.4:</w:t>
+        <w:t xml:space="preserve"> Four levels, defined in </w:t>
+      </w:r>
+      <w:r>
+        <w:rPr>
+          <w:b w:val="false"/>
+          <w:bCs w:val="false"/>
+          <w:i w:val="false"/>
+          <w:iCs w:val="false"/>
+        </w:rPr>
+        <w:t xml:space="preserve">System Architecture Section 12.4</w:t>
+      </w:r>
+      <w:r>
+        <w:rPr>
+          <w:b w:val="false"/>
+          <w:bCs w:val="false"/>
+          <w:i w:val="false"/>
+          <w:iCs w:val="false"/>
+        </w:rPr>
+        <w:t xml:space="preserve">:</w:t>
       </w:r>
     </w:p>
     <w:tbl>
@@ -42921,7 +44036,25 @@
           <w:i w:val="false"/>
           <w:iCs w:val="false"/>
         </w:rPr>
-        <w:t xml:space="preserve"> The technical team required for post-Operational Acceptance technical assistance comprises the roles listed in System Architecture Section 12.4, each meeting the qualification and certification requirements for its role. The on-site attendance target for a critical incident is two hours at any hour of the day, so the team is based in Lilongwe.</w:t>
+        <w:t xml:space="preserve"> The technical team required for post-Operational Acceptance technical assistance comprises the roles listed in </w:t>
+      </w:r>
+      <w:r>
+        <w:rPr>
+          <w:b w:val="false"/>
+          <w:bCs w:val="false"/>
+          <w:i w:val="false"/>
+          <w:iCs w:val="false"/>
+        </w:rPr>
+        <w:t xml:space="preserve">System Architecture Section 12.4</w:t>
+      </w:r>
+      <w:r>
+        <w:rPr>
+          <w:b w:val="false"/>
+          <w:bCs w:val="false"/>
+          <w:i w:val="false"/>
+          <w:iCs w:val="false"/>
+        </w:rPr>
+        <w:t xml:space="preserve">, each meeting the qualification and certification requirements for its role. The on-site attendance target for a critical incident is two hours at any hour of the day, so the team is based in Lilongwe.</w:t>
       </w:r>
     </w:p>
     <w:p>
@@ -42967,7 +44100,25 @@
           <w:i w:val="false"/>
           <w:iCs w:val="false"/>
         </w:rPr>
-        <w:t xml:space="preserve"> Remote access for support is made only through the arrangement agreed with NRB and e-Government. It is used to diagnose, not to move data: citizen data is not stored or processed outside Malawi, as set out in System Architecture Section 10.2, and any log sent to a manufacturer for analysis has personal data removed before it leaves the facility.</w:t>
+        <w:t xml:space="preserve"> Remote access for support is made only through the arrangement agreed with NRB and e-Government. It is used to diagnose, not to move data: citizen data is not stored or processed outside Malawi, as set out in </w:t>
+      </w:r>
+      <w:r>
+        <w:rPr>
+          <w:b w:val="false"/>
+          <w:bCs w:val="false"/>
+          <w:i w:val="false"/>
+          <w:iCs w:val="false"/>
+        </w:rPr>
+        <w:t xml:space="preserve">System Architecture Section 10.2</w:t>
+      </w:r>
+      <w:r>
+        <w:rPr>
+          <w:b w:val="false"/>
+          <w:bCs w:val="false"/>
+          <w:i w:val="false"/>
+          <w:iCs w:val="false"/>
+        </w:rPr>
+        <w:t xml:space="preserve">, and any log sent to a manufacturer for analysis has personal data removed before it leaves the facility.</w:t>
       </w:r>
     </w:p>
     <w:p>
@@ -42990,7 +44141,25 @@
           <w:i w:val="false"/>
           <w:iCs w:val="false"/>
         </w:rPr>
-        <w:t xml:space="preserve"> An incident the service desk identifies as a security incident is handled under the classification and 24 hour notification described in System Architecture Section 10.7 rather than as an equipment fault.</w:t>
+        <w:t xml:space="preserve"> An incident the service desk identifies as a security incident is handled under the classification and 24 hour notification described in </w:t>
+      </w:r>
+      <w:r>
+        <w:rPr>
+          <w:b w:val="false"/>
+          <w:bCs w:val="false"/>
+          <w:i w:val="false"/>
+          <w:iCs w:val="false"/>
+        </w:rPr>
+        <w:t xml:space="preserve">System Architecture Section 10.7</w:t>
+      </w:r>
+      <w:r>
+        <w:rPr>
+          <w:b w:val="false"/>
+          <w:bCs w:val="false"/>
+          <w:i w:val="false"/>
+          <w:iCs w:val="false"/>
+        </w:rPr>
+        <w:t xml:space="preserve"> rather than as an equipment fault.</w:t>
       </w:r>
     </w:p>
     <w:p>
@@ -43051,7 +44220,25 @@
           <w:i w:val="false"/>
           <w:iCs w:val="false"/>
         </w:rPr>
-        <w:t xml:space="preserve">The service levels and performance indicators are set out in System Architecture Section 12.4: four severities with their response, on-site attendance and resolution targets, the escalation times between levels, and the targets for Overall Equipment Effectiveness, Mean Time To Repair, Mean Time Between Failures and Preventive Maintenance Compliance. They are not repeated here, so that there is one statement of each figure.</w:t>
+        <w:t xml:space="preserve">The service levels and performance indicators are set out in </w:t>
+      </w:r>
+      <w:r>
+        <w:rPr>
+          <w:b w:val="false"/>
+          <w:bCs w:val="false"/>
+          <w:i w:val="false"/>
+          <w:iCs w:val="false"/>
+        </w:rPr>
+        <w:t xml:space="preserve">System Architecture Section 12.4</w:t>
+      </w:r>
+      <w:r>
+        <w:rPr>
+          <w:b w:val="false"/>
+          <w:bCs w:val="false"/>
+          <w:i w:val="false"/>
+          <w:iCs w:val="false"/>
+        </w:rPr>
+        <w:t xml:space="preserve">: four severities with their response, on-site attendance and resolution targets, the escalation times between levels, and the targets for Overall Equipment Effectiveness, Mean Time To Repair, Mean Time Between Failures and Preventive Maintenance Compliance. They are not repeated here, so that there is one statement of each figure.</w:t>
       </w:r>
     </w:p>
     <w:p>
@@ -43286,7 +44473,25 @@
                 <w:i w:val="false"/>
                 <w:iCs w:val="false"/>
               </w:rPr>
-              <w:t xml:space="preserve">Production records: availability, multiplied by performance against the contractual rate in System Architecture Section 3.5, multiplied by the proportion of accepted cards</w:t>
+              <w:t xml:space="preserve">Production records: availability, multiplied by performance against the contractual rate in </w:t>
+            </w:r>
+            <w:r>
+              <w:rPr>
+                <w:b w:val="false"/>
+                <w:bCs w:val="false"/>
+                <w:i w:val="false"/>
+                <w:iCs w:val="false"/>
+              </w:rPr>
+              <w:t xml:space="preserve">System Architecture Section 3.5</w:t>
+            </w:r>
+            <w:r>
+              <w:rPr>
+                <w:b w:val="false"/>
+                <w:bCs w:val="false"/>
+                <w:i w:val="false"/>
+                <w:iCs w:val="false"/>
+              </w:rPr>
+              <w:t xml:space="preserve">, multiplied by the proportion of accepted cards</w:t>
             </w:r>
           </w:p>
         </w:tc>
@@ -43494,7 +44699,16 @@
                 <w:i w:val="false"/>
                 <w:iCs w:val="false"/>
               </w:rPr>
-              <w:t xml:space="preserve">Monitoring records, with the exclusions set out in System Architecture Section 9.3</w:t>
+              <w:t xml:space="preserve">Monitoring records, with the exclusions set out in </w:t>
+            </w:r>
+            <w:r>
+              <w:rPr>
+                <w:b w:val="false"/>
+                <w:bCs w:val="false"/>
+                <w:i w:val="false"/>
+                <w:iCs w:val="false"/>
+              </w:rPr>
+              <w:t xml:space="preserve">System Architecture Section 9.3</w:t>
             </w:r>
           </w:p>
         </w:tc>
@@ -44376,7 +45590,25 @@
           <w:i w:val="false"/>
           <w:iCs w:val="false"/>
         </w:rPr>
-        <w:t xml:space="preserve">No scheduled preventive maintenance is deferred without the Purchaser's written approval, and compliance is reported monthly against the target in System Architecture Section 12.4.</w:t>
+        <w:t xml:space="preserve">No scheduled preventive maintenance is deferred without the Purchaser's written approval, and compliance is reported monthly against the target in </w:t>
+      </w:r>
+      <w:r>
+        <w:rPr>
+          <w:b w:val="false"/>
+          <w:bCs w:val="false"/>
+          <w:i w:val="false"/>
+          <w:iCs w:val="false"/>
+        </w:rPr>
+        <w:t xml:space="preserve">System Architecture Section 12.4</w:t>
+      </w:r>
+      <w:r>
+        <w:rPr>
+          <w:b w:val="false"/>
+          <w:bCs w:val="false"/>
+          <w:i w:val="false"/>
+          <w:iCs w:val="false"/>
+        </w:rPr>
+        <w:t xml:space="preserve">.</w:t>
       </w:r>
     </w:p>
     <w:p>
@@ -44678,7 +45910,16 @@
                 <w:i w:val="false"/>
                 <w:iCs w:val="false"/>
               </w:rPr>
-              <w:t xml:space="preserve">The spare used is replaced within the replenishment time in System Architecture Section 12.5</w:t>
+              <w:t xml:space="preserve">The spare used is replaced within the replenishment time in </w:t>
+            </w:r>
+            <w:r>
+              <w:rPr>
+                <w:b w:val="false"/>
+                <w:bCs w:val="false"/>
+                <w:i w:val="false"/>
+                <w:iCs w:val="false"/>
+              </w:rPr>
+              <w:t xml:space="preserve">System Architecture Section 12.5</w:t>
             </w:r>
           </w:p>
         </w:tc>
@@ -44776,7 +46017,25 @@
           <w:i w:val="false"/>
           <w:iCs w:val="false"/>
         </w:rPr>
-        <w:t xml:space="preserve">The on-site holding, the replenishment times and the consumables stock are set out in System Architecture Section 12.5. The holding is delivered with the equipment and maintained at the Card Production Facility throughout the Contract period.</w:t>
+        <w:t xml:space="preserve">The on-site holding, the replenishment times and the consumables stock are set out in </w:t>
+      </w:r>
+      <w:r>
+        <w:rPr>
+          <w:b w:val="false"/>
+          <w:bCs w:val="false"/>
+          <w:i w:val="false"/>
+          <w:iCs w:val="false"/>
+        </w:rPr>
+        <w:t xml:space="preserve">System Architecture Section 12.5</w:t>
+      </w:r>
+      <w:r>
+        <w:rPr>
+          <w:b w:val="false"/>
+          <w:bCs w:val="false"/>
+          <w:i w:val="false"/>
+          <w:iCs w:val="false"/>
+        </w:rPr>
+        <w:t xml:space="preserve">. The holding is delivered with the equipment and maintained at the Card Production Facility throughout the Contract period.</w:t>
       </w:r>
     </w:p>
     <w:p>
@@ -45175,7 +46434,25 @@
           <w:i w:val="false"/>
           <w:iCs w:val="false"/>
         </w:rPr>
-        <w:t xml:space="preserve"> The spares holding and the consumables are recorded in the stock control function described in System Architecture Section 6.10, with alerts against minimum levels, so that a spare used is visible for replenishment the moment it leaves the store.</w:t>
+        <w:t xml:space="preserve"> The spares holding and the consumables are recorded in the stock control function described in </w:t>
+      </w:r>
+      <w:r>
+        <w:rPr>
+          <w:b w:val="false"/>
+          <w:bCs w:val="false"/>
+          <w:i w:val="false"/>
+          <w:iCs w:val="false"/>
+        </w:rPr>
+        <w:t xml:space="preserve">System Architecture Section 6.10</w:t>
+      </w:r>
+      <w:r>
+        <w:rPr>
+          <w:b w:val="false"/>
+          <w:bCs w:val="false"/>
+          <w:i w:val="false"/>
+          <w:iCs w:val="false"/>
+        </w:rPr>
+        <w:t xml:space="preserve">, with alerts against minimum levels, so that a spare used is visible for replenishment the moment it leaves the store.</w:t>
       </w:r>
     </w:p>
     <w:p>
@@ -45725,7 +47002,25 @@
           <w:i w:val="false"/>
           <w:iCs w:val="false"/>
         </w:rPr>
-        <w:t xml:space="preserve"> From Operational Acceptance, NRB staff provide first-line support and operate the Security Operations Center, as described in System Architecture Section 10.7. The Supplier provides Level 2 support and above.</w:t>
+        <w:t xml:space="preserve"> From Operational Acceptance, NRB staff provide first-line support and operate the Security Operations Center, as described in </w:t>
+      </w:r>
+      <w:r>
+        <w:rPr>
+          <w:b w:val="false"/>
+          <w:bCs w:val="false"/>
+          <w:i w:val="false"/>
+          <w:iCs w:val="false"/>
+        </w:rPr>
+        <w:t xml:space="preserve">System Architecture Section 10.7</w:t>
+      </w:r>
+      <w:r>
+        <w:rPr>
+          <w:b w:val="false"/>
+          <w:bCs w:val="false"/>
+          <w:i w:val="false"/>
+          <w:iCs w:val="false"/>
+        </w:rPr>
+        <w:t xml:space="preserve">. The Supplier provides Level 2 support and above.</w:t>
       </w:r>
     </w:p>
     <w:p>
@@ -45752,18 +47047,9 @@
       </w:r>
     </w:p>
     <w:p>
-      <w:r>
-        <w:br w:type="page"/>
-      </w:r>
-    </w:p>
-    <w:p>
-      <w:r>
-        <w:br w:type="page"/>
-      </w:r>
-    </w:p>
-    <w:p>
       <w:pPr>
         <w:pStyle w:val="Heading1"/>
+        <w:pageBreakBefore/>
         <w:spacing w:after="140" w:before="240"/>
       </w:pPr>
       <w:r>
@@ -48444,7 +49730,25 @@
           <w:i w:val="false"/>
           <w:iCs w:val="false"/>
         </w:rPr>
-        <w:t xml:space="preserve"> Open source components, including libraries, middleware and any software used for message queuing, are identified in the software inventory together with their license terms, as described in System Architecture Section 6.14.</w:t>
+        <w:t xml:space="preserve"> Open source components, including libraries, middleware and any software used for message queuing, are identified in the software inventory together with their license terms, as described in </w:t>
+      </w:r>
+      <w:r>
+        <w:rPr>
+          <w:b w:val="false"/>
+          <w:bCs w:val="false"/>
+          <w:i w:val="false"/>
+          <w:iCs w:val="false"/>
+        </w:rPr>
+        <w:t xml:space="preserve">System Architecture Section 6.14</w:t>
+      </w:r>
+      <w:r>
+        <w:rPr>
+          <w:b w:val="false"/>
+          <w:bCs w:val="false"/>
+          <w:i w:val="false"/>
+          <w:iCs w:val="false"/>
+        </w:rPr>
+        <w:t xml:space="preserve">.</w:t>
       </w:r>
     </w:p>
     <w:p>
@@ -50150,5 +51454,22 @@
       <w:szCs w:val="20"/>
     </w:rPr>
   </w:style>
+  <w:style w:type="paragraph" w:styleId="TOC1">
+    <w:name w:val="toc 1"/>
+    <w:basedOn w:val="Normal"/>
+    <w:next w:val="Normal"/>
+    <w:pPr>
+      <w:spacing w:after="100"/>
+    </w:pPr>
+  </w:style>
+  <w:style w:type="paragraph" w:styleId="TOC2">
+    <w:name w:val="toc 2"/>
+    <w:basedOn w:val="Normal"/>
+    <w:next w:val="Normal"/>
+    <w:pPr>
+      <w:spacing w:after="100"/>
+      <w:ind w:left="210"/>
+    </w:pPr>
+  </w:style>
 </w:styles>
 </file>
--- a/Preliminary-Project-Plan-Information-System-Sub-Plans.docx
+++ b/Preliminary-Project-Plan-Information-System-Sub-Plans.docx
@@ -585,7 +585,7 @@
               </w:rPr>
               <w:t xml:space="default">4.5 Pre-commissioning tests</w:t>
               <w:tab/>
-              <w:t xml:space="default">34</w:t>
+              <w:t xml:space="default">35</w:t>
             </w:r>
           </w:hyperlink>
         </w:p>
@@ -19485,7 +19485,7 @@
           <w:i w:val="false"/>
           <w:iCs w:val="false"/>
         </w:rPr>
-        <w:t xml:space="preserve">, and delivered in editable electronic format and as PDF. Documentation of the facility systems, including electrical, UPS, generator, HVAC, fire suppression, access control, CCTV, structured cabling and raised floor records, is delivered under the facility works.</w:t>
+        <w:t xml:space="preserve">, and delivered in editable electronic format and as PDF. Documentation of the facility systems, including the physical layout drawings, facility floor plans and power and cooling design, and the electrical, UPS, generator, HVAC, fire suppression, access control, CCTV, structured cabling and raised floor records, is delivered under the facility works.</w:t>
       </w:r>
     </w:p>
     <w:tbl>
@@ -20048,7 +20048,7 @@
                 <w:i w:val="false"/>
                 <w:iCs w:val="false"/>
               </w:rPr>
-              <w:t xml:space="preserve">Integration Strategy and Methodology, Detailed Integration Architecture, Interface Control Documents, API Specifications, and Data Mapping and Transformation Documents; As-Built Integration Documentation covering the API, web services and middleware configuration</w:t>
+              <w:t xml:space="preserve">Integration Strategy and Methodology, Detailed Integration Architecture, Interface Control Documents, API Specifications, and Data Mapping and Transformation Documents; As-Built Integration Documentation covering the API, web services and middleware configuration; third-party integration procedures for the postal operator and the Government PKI</w:t>
             </w:r>
           </w:p>
         </w:tc>
@@ -20986,7 +20986,7 @@
                 <w:i w:val="false"/>
                 <w:iCs w:val="false"/>
               </w:rPr>
-              <w:t xml:space="preserve">Daily operational, preventive maintenance, backup verification and environmental monitoring checklists</w:t>
+              <w:t xml:space="preserve">Daily operational, preventive maintenance, backup verification, environmental monitoring and facility inspection checklists</w:t>
             </w:r>
           </w:p>
         </w:tc>
@@ -21385,7 +21385,7 @@
                 <w:i w:val="false"/>
                 <w:iCs w:val="false"/>
               </w:rPr>
-              <w:t xml:space="preserve">Manufacturer certifications, compliance certificates, ISO compliance documentation and security compliance reports</w:t>
+              <w:t xml:space="preserve">Manufacturer certifications, compliance certificates, ISO compliance documentation, security compliance reports and regulatory approvals</w:t>
             </w:r>
           </w:p>
         </w:tc>
@@ -28073,7 +28073,7 @@
           <w:i w:val="false"/>
           <w:iCs w:val="false"/>
         </w:rPr>
-        <w:t xml:space="preserve"> A half-day executive briefing, and two days of workshops and facilitated sessions for managers. Executive sessions may be held virtually where appropriate.</w:t>
+        <w:t xml:space="preserve"> A half-day executive briefing with presentations, and two days of strategy sessions, workshops and facilitated sessions for managers. Executive sessions may be held virtually where appropriate.</w:t>
       </w:r>
     </w:p>
     <w:p>
@@ -33457,6 +33457,29 @@
       <w:pPr>
         <w:spacing w:after="140"/>
       </w:pPr>
+    </w:p>
+    <w:p>
+      <w:pPr>
+        <w:spacing w:after="140" w:line="276"/>
+      </w:pPr>
+      <w:r>
+        <w:rPr>
+          <w:b/>
+          <w:bCs/>
+          <w:i w:val="false"/>
+          <w:iCs w:val="false"/>
+        </w:rPr>
+        <w:t xml:space="preserve">Inspection on delivery.</w:t>
+      </w:r>
+      <w:r>
+        <w:rPr>
+          <w:b w:val="false"/>
+          <w:bCs w:val="false"/>
+          <w:i w:val="false"/>
+          <w:iCs w:val="false"/>
+        </w:rPr>
+        <w:t xml:space="preserve"> Each delivery is checked against the packing list and the purchase order, and its packaging and shock indicators are checked for damage. Serial numbers are recorded at receipt. A shortage, a discrepancy or damage is recorded, photographed and reported for replacement, and the item is held aside until it is resolved. NRB signs the delivery inspection record before installation begins.</w:t>
+      </w:r>
     </w:p>
     <w:p>
       <w:pPr>
@@ -36244,9 +36267,9 @@
       <w:tblGrid>
         <w:gridCol w:w="460"/>
         <w:gridCol w:w="1890"/>
-        <w:gridCol w:w="4430"/>
+        <w:gridCol w:w="4428"/>
         <w:gridCol w:w="680"/>
-        <w:gridCol w:w="1560"/>
+        <w:gridCol w:w="1562"/>
       </w:tblGrid>
       <w:tr>
         <w:trPr>
@@ -36306,7 +36329,7 @@
         </w:tc>
         <w:tc>
           <w:tcPr>
-            <w:tcW w:type="dxa" w:w="4430"/>
+            <w:tcW w:type="dxa" w:w="4428"/>
             <w:shd w:fill="EDEDED" w:val="clear"/>
             <w:tcMar>
               <w:top w:type="dxa" w:w="60"/>
@@ -36358,7 +36381,7 @@
         </w:tc>
         <w:tc>
           <w:tcPr>
-            <w:tcW w:type="dxa" w:w="1560"/>
+            <w:tcW w:type="dxa" w:w="1562"/>
             <w:shd w:fill="EDEDED" w:val="clear"/>
             <w:tcMar>
               <w:top w:type="dxa" w:w="60"/>
@@ -36436,7 +36459,7 @@
         </w:tc>
         <w:tc>
           <w:tcPr>
-            <w:tcW w:type="dxa" w:w="4430"/>
+            <w:tcW w:type="dxa" w:w="4428"/>
             <w:tcMar>
               <w:top w:type="dxa" w:w="60"/>
               <w:left w:type="dxa" w:w="100"/>
@@ -36486,7 +36509,7 @@
         </w:tc>
         <w:tc>
           <w:tcPr>
-            <w:tcW w:type="dxa" w:w="1560"/>
+            <w:tcW w:type="dxa" w:w="1562"/>
             <w:tcMar>
               <w:top w:type="dxa" w:w="60"/>
               <w:left w:type="dxa" w:w="100"/>
@@ -36563,7 +36586,7 @@
         </w:tc>
         <w:tc>
           <w:tcPr>
-            <w:tcW w:type="dxa" w:w="4430"/>
+            <w:tcW w:type="dxa" w:w="4428"/>
             <w:tcMar>
               <w:top w:type="dxa" w:w="60"/>
               <w:left w:type="dxa" w:w="100"/>
@@ -36613,7 +36636,7 @@
         </w:tc>
         <w:tc>
           <w:tcPr>
-            <w:tcW w:type="dxa" w:w="1560"/>
+            <w:tcW w:type="dxa" w:w="1562"/>
             <w:tcMar>
               <w:top w:type="dxa" w:w="60"/>
               <w:left w:type="dxa" w:w="100"/>
@@ -36690,7 +36713,7 @@
         </w:tc>
         <w:tc>
           <w:tcPr>
-            <w:tcW w:type="dxa" w:w="4430"/>
+            <w:tcW w:type="dxa" w:w="4428"/>
             <w:tcMar>
               <w:top w:type="dxa" w:w="60"/>
               <w:left w:type="dxa" w:w="100"/>
@@ -36740,7 +36763,7 @@
         </w:tc>
         <w:tc>
           <w:tcPr>
-            <w:tcW w:type="dxa" w:w="1560"/>
+            <w:tcW w:type="dxa" w:w="1562"/>
             <w:tcMar>
               <w:top w:type="dxa" w:w="60"/>
               <w:left w:type="dxa" w:w="100"/>
@@ -36817,7 +36840,7 @@
         </w:tc>
         <w:tc>
           <w:tcPr>
-            <w:tcW w:type="dxa" w:w="4430"/>
+            <w:tcW w:type="dxa" w:w="4428"/>
             <w:tcMar>
               <w:top w:type="dxa" w:w="60"/>
               <w:left w:type="dxa" w:w="100"/>
@@ -36867,7 +36890,7 @@
         </w:tc>
         <w:tc>
           <w:tcPr>
-            <w:tcW w:type="dxa" w:w="1560"/>
+            <w:tcW w:type="dxa" w:w="1562"/>
             <w:tcMar>
               <w:top w:type="dxa" w:w="60"/>
               <w:left w:type="dxa" w:w="100"/>
@@ -36944,7 +36967,7 @@
         </w:tc>
         <w:tc>
           <w:tcPr>
-            <w:tcW w:type="dxa" w:w="4430"/>
+            <w:tcW w:type="dxa" w:w="4428"/>
             <w:tcMar>
               <w:top w:type="dxa" w:w="60"/>
               <w:left w:type="dxa" w:w="100"/>
@@ -36994,7 +37017,7 @@
         </w:tc>
         <w:tc>
           <w:tcPr>
-            <w:tcW w:type="dxa" w:w="1560"/>
+            <w:tcW w:type="dxa" w:w="1562"/>
             <w:tcMar>
               <w:top w:type="dxa" w:w="60"/>
               <w:left w:type="dxa" w:w="100"/>
@@ -37071,7 +37094,7 @@
         </w:tc>
         <w:tc>
           <w:tcPr>
-            <w:tcW w:type="dxa" w:w="4430"/>
+            <w:tcW w:type="dxa" w:w="4428"/>
             <w:tcMar>
               <w:top w:type="dxa" w:w="60"/>
               <w:left w:type="dxa" w:w="100"/>
@@ -37121,7 +37144,7 @@
         </w:tc>
         <w:tc>
           <w:tcPr>
-            <w:tcW w:type="dxa" w:w="1560"/>
+            <w:tcW w:type="dxa" w:w="1562"/>
             <w:tcMar>
               <w:top w:type="dxa" w:w="60"/>
               <w:left w:type="dxa" w:w="100"/>
@@ -37198,7 +37221,7 @@
         </w:tc>
         <w:tc>
           <w:tcPr>
-            <w:tcW w:type="dxa" w:w="4430"/>
+            <w:tcW w:type="dxa" w:w="4428"/>
             <w:tcMar>
               <w:top w:type="dxa" w:w="60"/>
               <w:left w:type="dxa" w:w="100"/>
@@ -37248,7 +37271,7 @@
         </w:tc>
         <w:tc>
           <w:tcPr>
-            <w:tcW w:type="dxa" w:w="1560"/>
+            <w:tcW w:type="dxa" w:w="1562"/>
             <w:tcMar>
               <w:top w:type="dxa" w:w="60"/>
               <w:left w:type="dxa" w:w="100"/>
@@ -37325,7 +37348,7 @@
         </w:tc>
         <w:tc>
           <w:tcPr>
-            <w:tcW w:type="dxa" w:w="4430"/>
+            <w:tcW w:type="dxa" w:w="4428"/>
             <w:tcMar>
               <w:top w:type="dxa" w:w="60"/>
               <w:left w:type="dxa" w:w="100"/>
@@ -37375,7 +37398,7 @@
         </w:tc>
         <w:tc>
           <w:tcPr>
-            <w:tcW w:type="dxa" w:w="1560"/>
+            <w:tcW w:type="dxa" w:w="1562"/>
             <w:tcMar>
               <w:top w:type="dxa" w:w="60"/>
               <w:left w:type="dxa" w:w="100"/>
@@ -37452,7 +37475,7 @@
         </w:tc>
         <w:tc>
           <w:tcPr>
-            <w:tcW w:type="dxa" w:w="4430"/>
+            <w:tcW w:type="dxa" w:w="4428"/>
             <w:tcMar>
               <w:top w:type="dxa" w:w="60"/>
               <w:left w:type="dxa" w:w="100"/>
@@ -37502,7 +37525,7 @@
         </w:tc>
         <w:tc>
           <w:tcPr>
-            <w:tcW w:type="dxa" w:w="1560"/>
+            <w:tcW w:type="dxa" w:w="1562"/>
             <w:tcMar>
               <w:top w:type="dxa" w:w="60"/>
               <w:left w:type="dxa" w:w="100"/>
@@ -37579,7 +37602,7 @@
         </w:tc>
         <w:tc>
           <w:tcPr>
-            <w:tcW w:type="dxa" w:w="4430"/>
+            <w:tcW w:type="dxa" w:w="4428"/>
             <w:tcMar>
               <w:top w:type="dxa" w:w="60"/>
               <w:left w:type="dxa" w:w="100"/>
@@ -37629,7 +37652,7 @@
         </w:tc>
         <w:tc>
           <w:tcPr>
-            <w:tcW w:type="dxa" w:w="1560"/>
+            <w:tcW w:type="dxa" w:w="1562"/>
             <w:tcMar>
               <w:top w:type="dxa" w:w="60"/>
               <w:left w:type="dxa" w:w="100"/>
@@ -37706,7 +37729,7 @@
         </w:tc>
         <w:tc>
           <w:tcPr>
-            <w:tcW w:type="dxa" w:w="4430"/>
+            <w:tcW w:type="dxa" w:w="4428"/>
             <w:tcMar>
               <w:top w:type="dxa" w:w="60"/>
               <w:left w:type="dxa" w:w="100"/>
@@ -37756,7 +37779,7 @@
         </w:tc>
         <w:tc>
           <w:tcPr>
-            <w:tcW w:type="dxa" w:w="1560"/>
+            <w:tcW w:type="dxa" w:w="1562"/>
             <w:tcMar>
               <w:top w:type="dxa" w:w="60"/>
               <w:left w:type="dxa" w:w="100"/>
@@ -37833,7 +37856,7 @@
         </w:tc>
         <w:tc>
           <w:tcPr>
-            <w:tcW w:type="dxa" w:w="4430"/>
+            <w:tcW w:type="dxa" w:w="4428"/>
             <w:tcMar>
               <w:top w:type="dxa" w:w="60"/>
               <w:left w:type="dxa" w:w="100"/>
@@ -37883,7 +37906,7 @@
         </w:tc>
         <w:tc>
           <w:tcPr>
-            <w:tcW w:type="dxa" w:w="1560"/>
+            <w:tcW w:type="dxa" w:w="1562"/>
             <w:tcMar>
               <w:top w:type="dxa" w:w="60"/>
               <w:left w:type="dxa" w:w="100"/>
@@ -37960,7 +37983,7 @@
         </w:tc>
         <w:tc>
           <w:tcPr>
-            <w:tcW w:type="dxa" w:w="4430"/>
+            <w:tcW w:type="dxa" w:w="4428"/>
             <w:tcMar>
               <w:top w:type="dxa" w:w="60"/>
               <w:left w:type="dxa" w:w="100"/>
@@ -38010,7 +38033,7 @@
         </w:tc>
         <w:tc>
           <w:tcPr>
-            <w:tcW w:type="dxa" w:w="1560"/>
+            <w:tcW w:type="dxa" w:w="1562"/>
             <w:tcMar>
               <w:top w:type="dxa" w:w="60"/>
               <w:left w:type="dxa" w:w="100"/>
@@ -38087,7 +38110,7 @@
         </w:tc>
         <w:tc>
           <w:tcPr>
-            <w:tcW w:type="dxa" w:w="4430"/>
+            <w:tcW w:type="dxa" w:w="4428"/>
             <w:tcMar>
               <w:top w:type="dxa" w:w="60"/>
               <w:left w:type="dxa" w:w="100"/>
@@ -38137,7 +38160,7 @@
         </w:tc>
         <w:tc>
           <w:tcPr>
-            <w:tcW w:type="dxa" w:w="1560"/>
+            <w:tcW w:type="dxa" w:w="1562"/>
             <w:tcMar>
               <w:top w:type="dxa" w:w="60"/>
               <w:left w:type="dxa" w:w="100"/>
@@ -38214,7 +38237,7 @@
         </w:tc>
         <w:tc>
           <w:tcPr>
-            <w:tcW w:type="dxa" w:w="4430"/>
+            <w:tcW w:type="dxa" w:w="4428"/>
             <w:tcMar>
               <w:top w:type="dxa" w:w="60"/>
               <w:left w:type="dxa" w:w="100"/>
@@ -38264,7 +38287,7 @@
         </w:tc>
         <w:tc>
           <w:tcPr>
-            <w:tcW w:type="dxa" w:w="1560"/>
+            <w:tcW w:type="dxa" w:w="1562"/>
             <w:tcMar>
               <w:top w:type="dxa" w:w="60"/>
               <w:left w:type="dxa" w:w="100"/>
@@ -38341,26 +38364,26 @@
         </w:tc>
         <w:tc>
           <w:tcPr>
-            <w:tcW w:type="dxa" w:w="4430"/>
-            <w:tcMar>
-              <w:top w:type="dxa" w:w="60"/>
-              <w:left w:type="dxa" w:w="100"/>
-              <w:bottom w:type="dxa" w:w="60"/>
-              <w:right w:type="dxa" w:w="100"/>
-            </w:tcMar>
-          </w:tcPr>
-          <w:p>
-            <w:pPr>
-              <w:spacing w:after="0" w:before="0"/>
-            </w:pPr>
-            <w:r>
-              <w:rPr>
-                <w:b w:val="false"/>
-                <w:bCs w:val="false"/>
-                <w:i w:val="false"/>
-                <w:iCs w:val="false"/>
-              </w:rPr>
-              <w:t xml:space="preserve">Sustained and peak production rates, batch processing and mailing throughput</w:t>
+            <w:tcW w:type="dxa" w:w="4428"/>
+            <w:tcMar>
+              <w:top w:type="dxa" w:w="60"/>
+              <w:left w:type="dxa" w:w="100"/>
+              <w:bottom w:type="dxa" w:w="60"/>
+              <w:right w:type="dxa" w:w="100"/>
+            </w:tcMar>
+          </w:tcPr>
+          <w:p>
+            <w:pPr>
+              <w:spacing w:after="0" w:before="0"/>
+            </w:pPr>
+            <w:r>
+              <w:rPr>
+                <w:b w:val="false"/>
+                <w:bCs w:val="false"/>
+                <w:i w:val="false"/>
+                <w:iCs w:val="false"/>
+              </w:rPr>
+              <w:t xml:space="preserve">Sustained and peak production rates in accepted finished cards, batch processing and mailing throughput</w:t>
             </w:r>
           </w:p>
         </w:tc>
@@ -38391,7 +38414,7 @@
         </w:tc>
         <w:tc>
           <w:tcPr>
-            <w:tcW w:type="dxa" w:w="1560"/>
+            <w:tcW w:type="dxa" w:w="1562"/>
             <w:tcMar>
               <w:top w:type="dxa" w:w="60"/>
               <w:left w:type="dxa" w:w="100"/>
@@ -39031,7 +39054,7 @@
                 <w:i w:val="false"/>
                 <w:iCs w:val="false"/>
               </w:rPr>
-              <w:t xml:space="preserve">Contractual cards per hour and mail items per hour achieved, with no backlog</w:t>
+              <w:t xml:space="preserve">Contractual accepted finished cards per hour and mail items per hour achieved, with no backlog</w:t>
             </w:r>
           </w:p>
         </w:tc>

--- a/Preliminary-Project-Plan-Information-System-Sub-Plans.docx
+++ b/Preliminary-Project-Plan-Information-System-Sub-Plans.docx
@@ -9835,7 +9835,7 @@
           <w:i w:val="false"/>
           <w:iCs w:val="false"/>
         </w:rPr>
-        <w:t xml:space="preserve"> Pilot production in week 26 runs the full process on test records against the NRIS test environment, and its cards are destroyed under the secure destruction procedure rather than issued. Live production begins with operational acceptance in week 27, on real NRIS records, and volume rises through the sustained production stability test to the full contractual throughput.</w:t>
+        <w:t xml:space="preserve"> Pilot production in week 26 runs the full process on test records against the NRIS test environment, and its cards are destroyed under the secure destruction procedure rather than issued. Operational acceptance tests in weeks 27 to 30 also run against the NRIS test environment, as the Responses to Queries 003 require, and their cards are not issued to citizens. Live production on real NRIS records begins once Operational Acceptance is achieved, at the full contractual throughput.</w:t>
       </w:r>
     </w:p>
     <w:p>
@@ -31916,12 +31916,12 @@
         </w:tblBorders>
       </w:tblPr>
       <w:tblGrid>
-        <w:gridCol w:w="1061"/>
-        <w:gridCol w:w="3135"/>
-        <w:gridCol w:w="1325"/>
-        <w:gridCol w:w="581"/>
-        <w:gridCol w:w="1493"/>
-        <w:gridCol w:w="1425"/>
+        <w:gridCol w:w="1041"/>
+        <w:gridCol w:w="3106"/>
+        <w:gridCol w:w="1437"/>
+        <w:gridCol w:w="570"/>
+        <w:gridCol w:w="1466"/>
+        <w:gridCol w:w="1400"/>
       </w:tblGrid>
       <w:tr>
         <w:trPr>
@@ -31929,7 +31929,7 @@
         </w:trPr>
         <w:tc>
           <w:tcPr>
-            <w:tcW w:type="dxa" w:w="1061"/>
+            <w:tcW w:type="dxa" w:w="1041"/>
             <w:shd w:fill="EDEDED" w:val="clear"/>
             <w:tcMar>
               <w:top w:type="dxa" w:w="60"/>
@@ -31955,7 +31955,7 @@
         </w:tc>
         <w:tc>
           <w:tcPr>
-            <w:tcW w:type="dxa" w:w="3135"/>
+            <w:tcW w:type="dxa" w:w="3106"/>
             <w:shd w:fill="EDEDED" w:val="clear"/>
             <w:tcMar>
               <w:top w:type="dxa" w:w="60"/>
@@ -31981,7 +31981,7 @@
         </w:tc>
         <w:tc>
           <w:tcPr>
-            <w:tcW w:type="dxa" w:w="1325"/>
+            <w:tcW w:type="dxa" w:w="1437"/>
             <w:shd w:fill="EDEDED" w:val="clear"/>
             <w:tcMar>
               <w:top w:type="dxa" w:w="60"/>
@@ -32007,7 +32007,7 @@
         </w:tc>
         <w:tc>
           <w:tcPr>
-            <w:tcW w:type="dxa" w:w="581"/>
+            <w:tcW w:type="dxa" w:w="570"/>
             <w:shd w:fill="EDEDED" w:val="clear"/>
             <w:tcMar>
               <w:top w:type="dxa" w:w="60"/>
@@ -32033,7 +32033,7 @@
         </w:tc>
         <w:tc>
           <w:tcPr>
-            <w:tcW w:type="dxa" w:w="1493"/>
+            <w:tcW w:type="dxa" w:w="1466"/>
             <w:shd w:fill="EDEDED" w:val="clear"/>
             <w:tcMar>
               <w:top w:type="dxa" w:w="60"/>
@@ -32059,7 +32059,7 @@
         </w:tc>
         <w:tc>
           <w:tcPr>
-            <w:tcW w:type="dxa" w:w="1425"/>
+            <w:tcW w:type="dxa" w:w="1400"/>
             <w:shd w:fill="EDEDED" w:val="clear"/>
             <w:tcMar>
               <w:top w:type="dxa" w:w="60"/>
@@ -32087,7 +32087,7 @@
       <w:tr>
         <w:tc>
           <w:tcPr>
-            <w:tcW w:type="dxa" w:w="1061"/>
+            <w:tcW w:type="dxa" w:w="1041"/>
             <w:tcMar>
               <w:top w:type="dxa" w:w="60"/>
               <w:left w:type="dxa" w:w="100"/>
@@ -32112,7 +32112,7 @@
         </w:tc>
         <w:tc>
           <w:tcPr>
-            <w:tcW w:type="dxa" w:w="3135"/>
+            <w:tcW w:type="dxa" w:w="3106"/>
             <w:tcMar>
               <w:top w:type="dxa" w:w="60"/>
               <w:left w:type="dxa" w:w="100"/>
@@ -32137,7 +32137,7 @@
         </w:tc>
         <w:tc>
           <w:tcPr>
-            <w:tcW w:type="dxa" w:w="1325"/>
+            <w:tcW w:type="dxa" w:w="1437"/>
             <w:tcMar>
               <w:top w:type="dxa" w:w="60"/>
               <w:left w:type="dxa" w:w="100"/>
@@ -32162,7 +32162,7 @@
         </w:tc>
         <w:tc>
           <w:tcPr>
-            <w:tcW w:type="dxa" w:w="581"/>
+            <w:tcW w:type="dxa" w:w="570"/>
             <w:tcMar>
               <w:top w:type="dxa" w:w="60"/>
               <w:left w:type="dxa" w:w="100"/>
@@ -32187,7 +32187,7 @@
         </w:tc>
         <w:tc>
           <w:tcPr>
-            <w:tcW w:type="dxa" w:w="1493"/>
+            <w:tcW w:type="dxa" w:w="1466"/>
             <w:tcMar>
               <w:top w:type="dxa" w:w="60"/>
               <w:left w:type="dxa" w:w="100"/>
@@ -32212,7 +32212,7 @@
         </w:tc>
         <w:tc>
           <w:tcPr>
-            <w:tcW w:type="dxa" w:w="1425"/>
+            <w:tcW w:type="dxa" w:w="1400"/>
             <w:tcMar>
               <w:top w:type="dxa" w:w="60"/>
               <w:left w:type="dxa" w:w="100"/>
@@ -32239,7 +32239,7 @@
       <w:tr>
         <w:tc>
           <w:tcPr>
-            <w:tcW w:type="dxa" w:w="1061"/>
+            <w:tcW w:type="dxa" w:w="1041"/>
             <w:tcMar>
               <w:top w:type="dxa" w:w="60"/>
               <w:left w:type="dxa" w:w="100"/>
@@ -32264,7 +32264,7 @@
         </w:tc>
         <w:tc>
           <w:tcPr>
-            <w:tcW w:type="dxa" w:w="3135"/>
+            <w:tcW w:type="dxa" w:w="3106"/>
             <w:tcMar>
               <w:top w:type="dxa" w:w="60"/>
               <w:left w:type="dxa" w:w="100"/>
@@ -32289,7 +32289,7 @@
         </w:tc>
         <w:tc>
           <w:tcPr>
-            <w:tcW w:type="dxa" w:w="1325"/>
+            <w:tcW w:type="dxa" w:w="1437"/>
             <w:tcMar>
               <w:top w:type="dxa" w:w="60"/>
               <w:left w:type="dxa" w:w="100"/>
@@ -32314,7 +32314,7 @@
         </w:tc>
         <w:tc>
           <w:tcPr>
-            <w:tcW w:type="dxa" w:w="581"/>
+            <w:tcW w:type="dxa" w:w="570"/>
             <w:tcMar>
               <w:top w:type="dxa" w:w="60"/>
               <w:left w:type="dxa" w:w="100"/>
@@ -32339,7 +32339,7 @@
         </w:tc>
         <w:tc>
           <w:tcPr>
-            <w:tcW w:type="dxa" w:w="1493"/>
+            <w:tcW w:type="dxa" w:w="1466"/>
             <w:tcMar>
               <w:top w:type="dxa" w:w="60"/>
               <w:left w:type="dxa" w:w="100"/>
@@ -32364,7 +32364,7 @@
         </w:tc>
         <w:tc>
           <w:tcPr>
-            <w:tcW w:type="dxa" w:w="1425"/>
+            <w:tcW w:type="dxa" w:w="1400"/>
             <w:tcMar>
               <w:top w:type="dxa" w:w="60"/>
               <w:left w:type="dxa" w:w="100"/>
@@ -32391,7 +32391,7 @@
       <w:tr>
         <w:tc>
           <w:tcPr>
-            <w:tcW w:type="dxa" w:w="1061"/>
+            <w:tcW w:type="dxa" w:w="1041"/>
             <w:tcMar>
               <w:top w:type="dxa" w:w="60"/>
               <w:left w:type="dxa" w:w="100"/>
@@ -32416,7 +32416,7 @@
         </w:tc>
         <w:tc>
           <w:tcPr>
-            <w:tcW w:type="dxa" w:w="3135"/>
+            <w:tcW w:type="dxa" w:w="3106"/>
             <w:tcMar>
               <w:top w:type="dxa" w:w="60"/>
               <w:left w:type="dxa" w:w="100"/>
@@ -32441,7 +32441,7 @@
         </w:tc>
         <w:tc>
           <w:tcPr>
-            <w:tcW w:type="dxa" w:w="1325"/>
+            <w:tcW w:type="dxa" w:w="1437"/>
             <w:tcMar>
               <w:top w:type="dxa" w:w="60"/>
               <w:left w:type="dxa" w:w="100"/>
@@ -32466,7 +32466,7 @@
         </w:tc>
         <w:tc>
           <w:tcPr>
-            <w:tcW w:type="dxa" w:w="581"/>
+            <w:tcW w:type="dxa" w:w="570"/>
             <w:tcMar>
               <w:top w:type="dxa" w:w="60"/>
               <w:left w:type="dxa" w:w="100"/>
@@ -32491,7 +32491,7 @@
         </w:tc>
         <w:tc>
           <w:tcPr>
-            <w:tcW w:type="dxa" w:w="1493"/>
+            <w:tcW w:type="dxa" w:w="1466"/>
             <w:tcMar>
               <w:top w:type="dxa" w:w="60"/>
               <w:left w:type="dxa" w:w="100"/>
@@ -32516,7 +32516,7 @@
         </w:tc>
         <w:tc>
           <w:tcPr>
-            <w:tcW w:type="dxa" w:w="1425"/>
+            <w:tcW w:type="dxa" w:w="1400"/>
             <w:tcMar>
               <w:top w:type="dxa" w:w="60"/>
               <w:left w:type="dxa" w:w="100"/>
@@ -32543,7 +32543,7 @@
       <w:tr>
         <w:tc>
           <w:tcPr>
-            <w:tcW w:type="dxa" w:w="1061"/>
+            <w:tcW w:type="dxa" w:w="1041"/>
             <w:tcMar>
               <w:top w:type="dxa" w:w="60"/>
               <w:left w:type="dxa" w:w="100"/>
@@ -32568,7 +32568,7 @@
         </w:tc>
         <w:tc>
           <w:tcPr>
-            <w:tcW w:type="dxa" w:w="3135"/>
+            <w:tcW w:type="dxa" w:w="3106"/>
             <w:tcMar>
               <w:top w:type="dxa" w:w="60"/>
               <w:left w:type="dxa" w:w="100"/>
@@ -32593,7 +32593,7 @@
         </w:tc>
         <w:tc>
           <w:tcPr>
-            <w:tcW w:type="dxa" w:w="1325"/>
+            <w:tcW w:type="dxa" w:w="1437"/>
             <w:tcMar>
               <w:top w:type="dxa" w:w="60"/>
               <w:left w:type="dxa" w:w="100"/>
@@ -32618,7 +32618,7 @@
         </w:tc>
         <w:tc>
           <w:tcPr>
-            <w:tcW w:type="dxa" w:w="581"/>
+            <w:tcW w:type="dxa" w:w="570"/>
             <w:tcMar>
               <w:top w:type="dxa" w:w="60"/>
               <w:left w:type="dxa" w:w="100"/>
@@ -32643,7 +32643,7 @@
         </w:tc>
         <w:tc>
           <w:tcPr>
-            <w:tcW w:type="dxa" w:w="1493"/>
+            <w:tcW w:type="dxa" w:w="1466"/>
             <w:tcMar>
               <w:top w:type="dxa" w:w="60"/>
               <w:left w:type="dxa" w:w="100"/>
@@ -32668,7 +32668,7 @@
         </w:tc>
         <w:tc>
           <w:tcPr>
-            <w:tcW w:type="dxa" w:w="1425"/>
+            <w:tcW w:type="dxa" w:w="1400"/>
             <w:tcMar>
               <w:top w:type="dxa" w:w="60"/>
               <w:left w:type="dxa" w:w="100"/>
@@ -32695,7 +32695,7 @@
       <w:tr>
         <w:tc>
           <w:tcPr>
-            <w:tcW w:type="dxa" w:w="1061"/>
+            <w:tcW w:type="dxa" w:w="1041"/>
             <w:tcMar>
               <w:top w:type="dxa" w:w="60"/>
               <w:left w:type="dxa" w:w="100"/>
@@ -32720,7 +32720,7 @@
         </w:tc>
         <w:tc>
           <w:tcPr>
-            <w:tcW w:type="dxa" w:w="3135"/>
+            <w:tcW w:type="dxa" w:w="3106"/>
             <w:tcMar>
               <w:top w:type="dxa" w:w="60"/>
               <w:left w:type="dxa" w:w="100"/>
@@ -32745,7 +32745,7 @@
         </w:tc>
         <w:tc>
           <w:tcPr>
-            <w:tcW w:type="dxa" w:w="1325"/>
+            <w:tcW w:type="dxa" w:w="1437"/>
             <w:tcMar>
               <w:top w:type="dxa" w:w="60"/>
               <w:left w:type="dxa" w:w="100"/>
@@ -32770,7 +32770,7 @@
         </w:tc>
         <w:tc>
           <w:tcPr>
-            <w:tcW w:type="dxa" w:w="581"/>
+            <w:tcW w:type="dxa" w:w="570"/>
             <w:tcMar>
               <w:top w:type="dxa" w:w="60"/>
               <w:left w:type="dxa" w:w="100"/>
@@ -32795,7 +32795,7 @@
         </w:tc>
         <w:tc>
           <w:tcPr>
-            <w:tcW w:type="dxa" w:w="1493"/>
+            <w:tcW w:type="dxa" w:w="1466"/>
             <w:tcMar>
               <w:top w:type="dxa" w:w="60"/>
               <w:left w:type="dxa" w:w="100"/>
@@ -32820,7 +32820,7 @@
         </w:tc>
         <w:tc>
           <w:tcPr>
-            <w:tcW w:type="dxa" w:w="1425"/>
+            <w:tcW w:type="dxa" w:w="1400"/>
             <w:tcMar>
               <w:top w:type="dxa" w:w="60"/>
               <w:left w:type="dxa" w:w="100"/>
@@ -32847,7 +32847,7 @@
       <w:tr>
         <w:tc>
           <w:tcPr>
-            <w:tcW w:type="dxa" w:w="1061"/>
+            <w:tcW w:type="dxa" w:w="1041"/>
             <w:tcMar>
               <w:top w:type="dxa" w:w="60"/>
               <w:left w:type="dxa" w:w="100"/>
@@ -32872,7 +32872,7 @@
         </w:tc>
         <w:tc>
           <w:tcPr>
-            <w:tcW w:type="dxa" w:w="3135"/>
+            <w:tcW w:type="dxa" w:w="3106"/>
             <w:tcMar>
               <w:top w:type="dxa" w:w="60"/>
               <w:left w:type="dxa" w:w="100"/>
@@ -32897,7 +32897,7 @@
         </w:tc>
         <w:tc>
           <w:tcPr>
-            <w:tcW w:type="dxa" w:w="1325"/>
+            <w:tcW w:type="dxa" w:w="1437"/>
             <w:tcMar>
               <w:top w:type="dxa" w:w="60"/>
               <w:left w:type="dxa" w:w="100"/>
@@ -32922,7 +32922,7 @@
         </w:tc>
         <w:tc>
           <w:tcPr>
-            <w:tcW w:type="dxa" w:w="581"/>
+            <w:tcW w:type="dxa" w:w="570"/>
             <w:tcMar>
               <w:top w:type="dxa" w:w="60"/>
               <w:left w:type="dxa" w:w="100"/>
@@ -32947,7 +32947,7 @@
         </w:tc>
         <w:tc>
           <w:tcPr>
-            <w:tcW w:type="dxa" w:w="1493"/>
+            <w:tcW w:type="dxa" w:w="1466"/>
             <w:tcMar>
               <w:top w:type="dxa" w:w="60"/>
               <w:left w:type="dxa" w:w="100"/>
@@ -32972,7 +32972,7 @@
         </w:tc>
         <w:tc>
           <w:tcPr>
-            <w:tcW w:type="dxa" w:w="1425"/>
+            <w:tcW w:type="dxa" w:w="1400"/>
             <w:tcMar>
               <w:top w:type="dxa" w:w="60"/>
               <w:left w:type="dxa" w:w="100"/>
@@ -32999,7 +32999,7 @@
       <w:tr>
         <w:tc>
           <w:tcPr>
-            <w:tcW w:type="dxa" w:w="1061"/>
+            <w:tcW w:type="dxa" w:w="1041"/>
             <w:tcMar>
               <w:top w:type="dxa" w:w="60"/>
               <w:left w:type="dxa" w:w="100"/>
@@ -33024,7 +33024,7 @@
         </w:tc>
         <w:tc>
           <w:tcPr>
-            <w:tcW w:type="dxa" w:w="3135"/>
+            <w:tcW w:type="dxa" w:w="3106"/>
             <w:tcMar>
               <w:top w:type="dxa" w:w="60"/>
               <w:left w:type="dxa" w:w="100"/>
@@ -33049,7 +33049,7 @@
         </w:tc>
         <w:tc>
           <w:tcPr>
-            <w:tcW w:type="dxa" w:w="1325"/>
+            <w:tcW w:type="dxa" w:w="1437"/>
             <w:tcMar>
               <w:top w:type="dxa" w:w="60"/>
               <w:left w:type="dxa" w:w="100"/>
@@ -33074,7 +33074,7 @@
         </w:tc>
         <w:tc>
           <w:tcPr>
-            <w:tcW w:type="dxa" w:w="581"/>
+            <w:tcW w:type="dxa" w:w="570"/>
             <w:tcMar>
               <w:top w:type="dxa" w:w="60"/>
               <w:left w:type="dxa" w:w="100"/>
@@ -33099,7 +33099,7 @@
         </w:tc>
         <w:tc>
           <w:tcPr>
-            <w:tcW w:type="dxa" w:w="1493"/>
+            <w:tcW w:type="dxa" w:w="1466"/>
             <w:tcMar>
               <w:top w:type="dxa" w:w="60"/>
               <w:left w:type="dxa" w:w="100"/>
@@ -33124,7 +33124,7 @@
         </w:tc>
         <w:tc>
           <w:tcPr>
-            <w:tcW w:type="dxa" w:w="1425"/>
+            <w:tcW w:type="dxa" w:w="1400"/>
             <w:tcMar>
               <w:top w:type="dxa" w:w="60"/>
               <w:left w:type="dxa" w:w="100"/>
@@ -33151,7 +33151,7 @@
       <w:tr>
         <w:tc>
           <w:tcPr>
-            <w:tcW w:type="dxa" w:w="1061"/>
+            <w:tcW w:type="dxa" w:w="1041"/>
             <w:tcMar>
               <w:top w:type="dxa" w:w="60"/>
               <w:left w:type="dxa" w:w="100"/>
@@ -33176,57 +33176,57 @@
         </w:tc>
         <w:tc>
           <w:tcPr>
-            <w:tcW w:type="dxa" w:w="3135"/>
-            <w:tcMar>
-              <w:top w:type="dxa" w:w="60"/>
-              <w:left w:type="dxa" w:w="100"/>
-              <w:bottom w:type="dxa" w:w="60"/>
-              <w:right w:type="dxa" w:w="100"/>
-            </w:tcMar>
-          </w:tcPr>
-          <w:p>
-            <w:pPr>
-              <w:spacing w:after="0" w:before="0"/>
-            </w:pPr>
-            <w:r>
-              <w:rPr>
-                <w:b w:val="false"/>
-                <w:bCs w:val="false"/>
-                <w:i w:val="false"/>
-                <w:iCs w:val="false"/>
-              </w:rPr>
-              <w:t xml:space="preserve">The system operates in live production, and NRB operates it</w:t>
-            </w:r>
-          </w:p>
-        </w:tc>
-        <w:tc>
-          <w:tcPr>
-            <w:tcW w:type="dxa" w:w="1325"/>
-            <w:tcMar>
-              <w:top w:type="dxa" w:w="60"/>
-              <w:left w:type="dxa" w:w="100"/>
-              <w:bottom w:type="dxa" w:w="60"/>
-              <w:right w:type="dxa" w:w="100"/>
-            </w:tcMar>
-          </w:tcPr>
-          <w:p>
-            <w:pPr>
-              <w:spacing w:after="0" w:before="0"/>
-            </w:pPr>
-            <w:r>
-              <w:rPr>
-                <w:b w:val="false"/>
-                <w:bCs w:val="false"/>
-                <w:i w:val="false"/>
-                <w:iCs w:val="false"/>
-              </w:rPr>
-              <w:t xml:space="preserve">Card Production Facility, live</w:t>
-            </w:r>
-          </w:p>
-        </w:tc>
-        <w:tc>
-          <w:tcPr>
-            <w:tcW w:type="dxa" w:w="581"/>
+            <w:tcW w:type="dxa" w:w="3106"/>
+            <w:tcMar>
+              <w:top w:type="dxa" w:w="60"/>
+              <w:left w:type="dxa" w:w="100"/>
+              <w:bottom w:type="dxa" w:w="60"/>
+              <w:right w:type="dxa" w:w="100"/>
+            </w:tcMar>
+          </w:tcPr>
+          <w:p>
+            <w:pPr>
+              <w:spacing w:after="0" w:before="0"/>
+            </w:pPr>
+            <w:r>
+              <w:rPr>
+                <w:b w:val="false"/>
+                <w:bCs w:val="false"/>
+                <w:i w:val="false"/>
+                <w:iCs w:val="false"/>
+              </w:rPr>
+              <w:t xml:space="preserve">The system operates in production conditions, and NRB operates it</w:t>
+            </w:r>
+          </w:p>
+        </w:tc>
+        <w:tc>
+          <w:tcPr>
+            <w:tcW w:type="dxa" w:w="1437"/>
+            <w:tcMar>
+              <w:top w:type="dxa" w:w="60"/>
+              <w:left w:type="dxa" w:w="100"/>
+              <w:bottom w:type="dxa" w:w="60"/>
+              <w:right w:type="dxa" w:w="100"/>
+            </w:tcMar>
+          </w:tcPr>
+          <w:p>
+            <w:pPr>
+              <w:spacing w:after="0" w:before="0"/>
+            </w:pPr>
+            <w:r>
+              <w:rPr>
+                <w:b w:val="false"/>
+                <w:bCs w:val="false"/>
+                <w:i w:val="false"/>
+                <w:iCs w:val="false"/>
+              </w:rPr>
+              <w:t xml:space="preserve">Card Production Facility, against the NRIS test environment</w:t>
+            </w:r>
+          </w:p>
+        </w:tc>
+        <w:tc>
+          <w:tcPr>
+            <w:tcW w:type="dxa" w:w="570"/>
             <w:tcMar>
               <w:top w:type="dxa" w:w="60"/>
               <w:left w:type="dxa" w:w="100"/>
@@ -33251,7 +33251,7 @@
         </w:tc>
         <w:tc>
           <w:tcPr>
-            <w:tcW w:type="dxa" w:w="1493"/>
+            <w:tcW w:type="dxa" w:w="1466"/>
             <w:tcMar>
               <w:top w:type="dxa" w:w="60"/>
               <w:left w:type="dxa" w:w="100"/>
@@ -33276,7 +33276,7 @@
         </w:tc>
         <w:tc>
           <w:tcPr>
-            <w:tcW w:type="dxa" w:w="1425"/>
+            <w:tcW w:type="dxa" w:w="1400"/>
             <w:tcMar>
               <w:top w:type="dxa" w:w="60"/>
               <w:left w:type="dxa" w:w="100"/>
@@ -33303,7 +33303,7 @@
       <w:tr>
         <w:tc>
           <w:tcPr>
-            <w:tcW w:type="dxa" w:w="1061"/>
+            <w:tcW w:type="dxa" w:w="1041"/>
             <w:tcMar>
               <w:top w:type="dxa" w:w="60"/>
               <w:left w:type="dxa" w:w="100"/>
@@ -33328,7 +33328,7 @@
         </w:tc>
         <w:tc>
           <w:tcPr>
-            <w:tcW w:type="dxa" w:w="3135"/>
+            <w:tcW w:type="dxa" w:w="3106"/>
             <w:tcMar>
               <w:top w:type="dxa" w:w="60"/>
               <w:left w:type="dxa" w:w="100"/>
@@ -33353,7 +33353,7 @@
         </w:tc>
         <w:tc>
           <w:tcPr>
-            <w:tcW w:type="dxa" w:w="1325"/>
+            <w:tcW w:type="dxa" w:w="1437"/>
             <w:tcMar>
               <w:top w:type="dxa" w:w="60"/>
               <w:left w:type="dxa" w:w="100"/>
@@ -33378,7 +33378,7 @@
         </w:tc>
         <w:tc>
           <w:tcPr>
-            <w:tcW w:type="dxa" w:w="581"/>
+            <w:tcW w:type="dxa" w:w="570"/>
             <w:tcMar>
               <w:top w:type="dxa" w:w="60"/>
               <w:left w:type="dxa" w:w="100"/>
@@ -33403,7 +33403,7 @@
         </w:tc>
         <w:tc>
           <w:tcPr>
-            <w:tcW w:type="dxa" w:w="1493"/>
+            <w:tcW w:type="dxa" w:w="1466"/>
             <w:tcMar>
               <w:top w:type="dxa" w:w="60"/>
               <w:left w:type="dxa" w:w="100"/>
@@ -33428,7 +33428,7 @@
         </w:tc>
         <w:tc>
           <w:tcPr>
-            <w:tcW w:type="dxa" w:w="1425"/>
+            <w:tcW w:type="dxa" w:w="1400"/>
             <w:tcMar>
               <w:top w:type="dxa" w:w="60"/>
               <w:left w:type="dxa" w:w="100"/>
@@ -33588,9 +33588,9 @@
       </w:tblPr>
       <w:tblGrid>
         <w:gridCol w:w="1450"/>
-        <w:gridCol w:w="2769"/>
-        <w:gridCol w:w="3335"/>
-        <w:gridCol w:w="1466"/>
+        <w:gridCol w:w="2673"/>
+        <w:gridCol w:w="3447"/>
+        <w:gridCol w:w="1450"/>
       </w:tblGrid>
       <w:tr>
         <w:trPr>
@@ -33624,7 +33624,7 @@
         </w:tc>
         <w:tc>
           <w:tcPr>
-            <w:tcW w:type="dxa" w:w="2769"/>
+            <w:tcW w:type="dxa" w:w="2673"/>
             <w:shd w:fill="EDEDED" w:val="clear"/>
             <w:tcMar>
               <w:top w:type="dxa" w:w="60"/>
@@ -33650,7 +33650,7 @@
         </w:tc>
         <w:tc>
           <w:tcPr>
-            <w:tcW w:type="dxa" w:w="3335"/>
+            <w:tcW w:type="dxa" w:w="3447"/>
             <w:shd w:fill="EDEDED" w:val="clear"/>
             <w:tcMar>
               <w:top w:type="dxa" w:w="60"/>
@@ -33676,7 +33676,7 @@
         </w:tc>
         <w:tc>
           <w:tcPr>
-            <w:tcW w:type="dxa" w:w="1466"/>
+            <w:tcW w:type="dxa" w:w="1450"/>
             <w:shd w:fill="EDEDED" w:val="clear"/>
             <w:tcMar>
               <w:top w:type="dxa" w:w="60"/>
@@ -33729,7 +33729,7 @@
         </w:tc>
         <w:tc>
           <w:tcPr>
-            <w:tcW w:type="dxa" w:w="2769"/>
+            <w:tcW w:type="dxa" w:w="2673"/>
             <w:tcMar>
               <w:top w:type="dxa" w:w="60"/>
               <w:left w:type="dxa" w:w="100"/>
@@ -33754,7 +33754,7 @@
         </w:tc>
         <w:tc>
           <w:tcPr>
-            <w:tcW w:type="dxa" w:w="3335"/>
+            <w:tcW w:type="dxa" w:w="3447"/>
             <w:tcMar>
               <w:top w:type="dxa" w:w="60"/>
               <w:left w:type="dxa" w:w="100"/>
@@ -33779,7 +33779,7 @@
         </w:tc>
         <w:tc>
           <w:tcPr>
-            <w:tcW w:type="dxa" w:w="1466"/>
+            <w:tcW w:type="dxa" w:w="1450"/>
             <w:tcMar>
               <w:top w:type="dxa" w:w="60"/>
               <w:left w:type="dxa" w:w="100"/>
@@ -33831,7 +33831,7 @@
         </w:tc>
         <w:tc>
           <w:tcPr>
-            <w:tcW w:type="dxa" w:w="2769"/>
+            <w:tcW w:type="dxa" w:w="2673"/>
             <w:tcMar>
               <w:top w:type="dxa" w:w="60"/>
               <w:left w:type="dxa" w:w="100"/>
@@ -33856,7 +33856,7 @@
         </w:tc>
         <w:tc>
           <w:tcPr>
-            <w:tcW w:type="dxa" w:w="3335"/>
+            <w:tcW w:type="dxa" w:w="3447"/>
             <w:tcMar>
               <w:top w:type="dxa" w:w="60"/>
               <w:left w:type="dxa" w:w="100"/>
@@ -33881,7 +33881,7 @@
         </w:tc>
         <w:tc>
           <w:tcPr>
-            <w:tcW w:type="dxa" w:w="1466"/>
+            <w:tcW w:type="dxa" w:w="1450"/>
             <w:tcMar>
               <w:top w:type="dxa" w:w="60"/>
               <w:left w:type="dxa" w:w="100"/>
@@ -33933,7 +33933,7 @@
         </w:tc>
         <w:tc>
           <w:tcPr>
-            <w:tcW w:type="dxa" w:w="2769"/>
+            <w:tcW w:type="dxa" w:w="2673"/>
             <w:tcMar>
               <w:top w:type="dxa" w:w="60"/>
               <w:left w:type="dxa" w:w="100"/>
@@ -33958,7 +33958,7 @@
         </w:tc>
         <w:tc>
           <w:tcPr>
-            <w:tcW w:type="dxa" w:w="3335"/>
+            <w:tcW w:type="dxa" w:w="3447"/>
             <w:tcMar>
               <w:top w:type="dxa" w:w="60"/>
               <w:left w:type="dxa" w:w="100"/>
@@ -33983,7 +33983,7 @@
         </w:tc>
         <w:tc>
           <w:tcPr>
-            <w:tcW w:type="dxa" w:w="1466"/>
+            <w:tcW w:type="dxa" w:w="1450"/>
             <w:tcMar>
               <w:top w:type="dxa" w:w="60"/>
               <w:left w:type="dxa" w:w="100"/>
@@ -34035,7 +34035,7 @@
         </w:tc>
         <w:tc>
           <w:tcPr>
-            <w:tcW w:type="dxa" w:w="2769"/>
+            <w:tcW w:type="dxa" w:w="2673"/>
             <w:tcMar>
               <w:top w:type="dxa" w:w="60"/>
               <w:left w:type="dxa" w:w="100"/>
@@ -34060,7 +34060,7 @@
         </w:tc>
         <w:tc>
           <w:tcPr>
-            <w:tcW w:type="dxa" w:w="3335"/>
+            <w:tcW w:type="dxa" w:w="3447"/>
             <w:tcMar>
               <w:top w:type="dxa" w:w="60"/>
               <w:left w:type="dxa" w:w="100"/>
@@ -34085,7 +34085,7 @@
         </w:tc>
         <w:tc>
           <w:tcPr>
-            <w:tcW w:type="dxa" w:w="1466"/>
+            <w:tcW w:type="dxa" w:w="1450"/>
             <w:tcMar>
               <w:top w:type="dxa" w:w="60"/>
               <w:left w:type="dxa" w:w="100"/>
@@ -34137,7 +34137,7 @@
         </w:tc>
         <w:tc>
           <w:tcPr>
-            <w:tcW w:type="dxa" w:w="2769"/>
+            <w:tcW w:type="dxa" w:w="2673"/>
             <w:tcMar>
               <w:top w:type="dxa" w:w="60"/>
               <w:left w:type="dxa" w:w="100"/>
@@ -34162,7 +34162,7 @@
         </w:tc>
         <w:tc>
           <w:tcPr>
-            <w:tcW w:type="dxa" w:w="3335"/>
+            <w:tcW w:type="dxa" w:w="3447"/>
             <w:tcMar>
               <w:top w:type="dxa" w:w="60"/>
               <w:left w:type="dxa" w:w="100"/>
@@ -34205,7 +34205,7 @@
         </w:tc>
         <w:tc>
           <w:tcPr>
-            <w:tcW w:type="dxa" w:w="1466"/>
+            <w:tcW w:type="dxa" w:w="1450"/>
             <w:tcMar>
               <w:top w:type="dxa" w:w="60"/>
               <w:left w:type="dxa" w:w="100"/>
@@ -34257,7 +34257,7 @@
         </w:tc>
         <w:tc>
           <w:tcPr>
-            <w:tcW w:type="dxa" w:w="2769"/>
+            <w:tcW w:type="dxa" w:w="2673"/>
             <w:tcMar>
               <w:top w:type="dxa" w:w="60"/>
               <w:left w:type="dxa" w:w="100"/>
@@ -34282,32 +34282,32 @@
         </w:tc>
         <w:tc>
           <w:tcPr>
-            <w:tcW w:type="dxa" w:w="3335"/>
-            <w:tcMar>
-              <w:top w:type="dxa" w:w="60"/>
-              <w:left w:type="dxa" w:w="100"/>
-              <w:bottom w:type="dxa" w:w="60"/>
-              <w:right w:type="dxa" w:w="100"/>
-            </w:tcMar>
-          </w:tcPr>
-          <w:p>
-            <w:pPr>
-              <w:spacing w:after="0" w:before="0"/>
-            </w:pPr>
-            <w:r>
-              <w:rPr>
-                <w:b w:val="false"/>
-                <w:bCs w:val="false"/>
-                <w:i w:val="false"/>
-                <w:iCs w:val="false"/>
-              </w:rPr>
-              <w:t xml:space="preserve">Pre-commissioning, against the NRIS test environment, then operational acceptance in live operation</w:t>
-            </w:r>
-          </w:p>
-        </w:tc>
-        <w:tc>
-          <w:tcPr>
-            <w:tcW w:type="dxa" w:w="1466"/>
+            <w:tcW w:type="dxa" w:w="3447"/>
+            <w:tcMar>
+              <w:top w:type="dxa" w:w="60"/>
+              <w:left w:type="dxa" w:w="100"/>
+              <w:bottom w:type="dxa" w:w="60"/>
+              <w:right w:type="dxa" w:w="100"/>
+            </w:tcMar>
+          </w:tcPr>
+          <w:p>
+            <w:pPr>
+              <w:spacing w:after="0" w:before="0"/>
+            </w:pPr>
+            <w:r>
+              <w:rPr>
+                <w:b w:val="false"/>
+                <w:bCs w:val="false"/>
+                <w:i w:val="false"/>
+                <w:iCs w:val="false"/>
+              </w:rPr>
+              <w:t xml:space="preserve">Pre-commissioning and operational acceptance, against the NRIS test environment, then live operation after Operational Acceptance</w:t>
+            </w:r>
+          </w:p>
+        </w:tc>
+        <w:tc>
+          <w:tcPr>
+            <w:tcW w:type="dxa" w:w="1450"/>
             <w:tcMar>
               <w:top w:type="dxa" w:w="60"/>
               <w:left w:type="dxa" w:w="100"/>
@@ -36267,9 +36267,9 @@
       <w:tblGrid>
         <w:gridCol w:w="460"/>
         <w:gridCol w:w="1890"/>
-        <w:gridCol w:w="4428"/>
+        <w:gridCol w:w="4430"/>
         <w:gridCol w:w="680"/>
-        <w:gridCol w:w="1562"/>
+        <w:gridCol w:w="1560"/>
       </w:tblGrid>
       <w:tr>
         <w:trPr>
@@ -36329,7 +36329,7 @@
         </w:tc>
         <w:tc>
           <w:tcPr>
-            <w:tcW w:type="dxa" w:w="4428"/>
+            <w:tcW w:type="dxa" w:w="4430"/>
             <w:shd w:fill="EDEDED" w:val="clear"/>
             <w:tcMar>
               <w:top w:type="dxa" w:w="60"/>
@@ -36381,7 +36381,7 @@
         </w:tc>
         <w:tc>
           <w:tcPr>
-            <w:tcW w:type="dxa" w:w="1562"/>
+            <w:tcW w:type="dxa" w:w="1560"/>
             <w:shd w:fill="EDEDED" w:val="clear"/>
             <w:tcMar>
               <w:top w:type="dxa" w:w="60"/>
@@ -36459,7 +36459,7 @@
         </w:tc>
         <w:tc>
           <w:tcPr>
-            <w:tcW w:type="dxa" w:w="4428"/>
+            <w:tcW w:type="dxa" w:w="4430"/>
             <w:tcMar>
               <w:top w:type="dxa" w:w="60"/>
               <w:left w:type="dxa" w:w="100"/>
@@ -36509,7 +36509,7 @@
         </w:tc>
         <w:tc>
           <w:tcPr>
-            <w:tcW w:type="dxa" w:w="1562"/>
+            <w:tcW w:type="dxa" w:w="1560"/>
             <w:tcMar>
               <w:top w:type="dxa" w:w="60"/>
               <w:left w:type="dxa" w:w="100"/>
@@ -36586,7 +36586,7 @@
         </w:tc>
         <w:tc>
           <w:tcPr>
-            <w:tcW w:type="dxa" w:w="4428"/>
+            <w:tcW w:type="dxa" w:w="4430"/>
             <w:tcMar>
               <w:top w:type="dxa" w:w="60"/>
               <w:left w:type="dxa" w:w="100"/>
@@ -36636,7 +36636,7 @@
         </w:tc>
         <w:tc>
           <w:tcPr>
-            <w:tcW w:type="dxa" w:w="1562"/>
+            <w:tcW w:type="dxa" w:w="1560"/>
             <w:tcMar>
               <w:top w:type="dxa" w:w="60"/>
               <w:left w:type="dxa" w:w="100"/>
@@ -36713,7 +36713,7 @@
         </w:tc>
         <w:tc>
           <w:tcPr>
-            <w:tcW w:type="dxa" w:w="4428"/>
+            <w:tcW w:type="dxa" w:w="4430"/>
             <w:tcMar>
               <w:top w:type="dxa" w:w="60"/>
               <w:left w:type="dxa" w:w="100"/>
@@ -36763,7 +36763,7 @@
         </w:tc>
         <w:tc>
           <w:tcPr>
-            <w:tcW w:type="dxa" w:w="1562"/>
+            <w:tcW w:type="dxa" w:w="1560"/>
             <w:tcMar>
               <w:top w:type="dxa" w:w="60"/>
               <w:left w:type="dxa" w:w="100"/>
@@ -36840,7 +36840,7 @@
         </w:tc>
         <w:tc>
           <w:tcPr>
-            <w:tcW w:type="dxa" w:w="4428"/>
+            <w:tcW w:type="dxa" w:w="4430"/>
             <w:tcMar>
               <w:top w:type="dxa" w:w="60"/>
               <w:left w:type="dxa" w:w="100"/>
@@ -36890,7 +36890,7 @@
         </w:tc>
         <w:tc>
           <w:tcPr>
-            <w:tcW w:type="dxa" w:w="1562"/>
+            <w:tcW w:type="dxa" w:w="1560"/>
             <w:tcMar>
               <w:top w:type="dxa" w:w="60"/>
               <w:left w:type="dxa" w:w="100"/>
@@ -36967,7 +36967,7 @@
         </w:tc>
         <w:tc>
           <w:tcPr>
-            <w:tcW w:type="dxa" w:w="4428"/>
+            <w:tcW w:type="dxa" w:w="4430"/>
             <w:tcMar>
               <w:top w:type="dxa" w:w="60"/>
               <w:left w:type="dxa" w:w="100"/>
@@ -37017,7 +37017,7 @@
         </w:tc>
         <w:tc>
           <w:tcPr>
-            <w:tcW w:type="dxa" w:w="1562"/>
+            <w:tcW w:type="dxa" w:w="1560"/>
             <w:tcMar>
               <w:top w:type="dxa" w:w="60"/>
               <w:left w:type="dxa" w:w="100"/>
@@ -37094,26 +37094,26 @@
         </w:tc>
         <w:tc>
           <w:tcPr>
-            <w:tcW w:type="dxa" w:w="4428"/>
-            <w:tcMar>
-              <w:top w:type="dxa" w:w="60"/>
-              <w:left w:type="dxa" w:w="100"/>
-              <w:bottom w:type="dxa" w:w="60"/>
-              <w:right w:type="dxa" w:w="100"/>
-            </w:tcMar>
-          </w:tcPr>
-          <w:p>
-            <w:pPr>
-              <w:spacing w:after="0" w:before="0"/>
-            </w:pPr>
-            <w:r>
-              <w:rPr>
-                <w:b w:val="false"/>
-                <w:bCs w:val="false"/>
-                <w:i w:val="false"/>
-                <w:iCs w:val="false"/>
-              </w:rPr>
-              <w:t xml:space="preserve">Hopper loading and feeding, image, text and variable data engraving, alignment and greyscale consistency, and QR encoding</w:t>
+            <w:tcW w:type="dxa" w:w="4430"/>
+            <w:tcMar>
+              <w:top w:type="dxa" w:w="60"/>
+              <w:left w:type="dxa" w:w="100"/>
+              <w:bottom w:type="dxa" w:w="60"/>
+              <w:right w:type="dxa" w:w="100"/>
+            </w:tcMar>
+          </w:tcPr>
+          <w:p>
+            <w:pPr>
+              <w:spacing w:after="0" w:before="0"/>
+            </w:pPr>
+            <w:r>
+              <w:rPr>
+                <w:b w:val="false"/>
+                <w:bCs w:val="false"/>
+                <w:i w:val="false"/>
+                <w:iCs w:val="false"/>
+              </w:rPr>
+              <w:t xml:space="preserve">Hopper loading and feeding, image, text and variable data engraving, alignment and greyscale consistency, QR encoding, barcode encoding where applicable, and print quality</w:t>
             </w:r>
           </w:p>
         </w:tc>
@@ -37144,7 +37144,7 @@
         </w:tc>
         <w:tc>
           <w:tcPr>
-            <w:tcW w:type="dxa" w:w="1562"/>
+            <w:tcW w:type="dxa" w:w="1560"/>
             <w:tcMar>
               <w:top w:type="dxa" w:w="60"/>
               <w:left w:type="dxa" w:w="100"/>
@@ -37221,7 +37221,7 @@
         </w:tc>
         <w:tc>
           <w:tcPr>
-            <w:tcW w:type="dxa" w:w="4428"/>
+            <w:tcW w:type="dxa" w:w="4430"/>
             <w:tcMar>
               <w:top w:type="dxa" w:w="60"/>
               <w:left w:type="dxa" w:w="100"/>
@@ -37271,7 +37271,7 @@
         </w:tc>
         <w:tc>
           <w:tcPr>
-            <w:tcW w:type="dxa" w:w="1562"/>
+            <w:tcW w:type="dxa" w:w="1560"/>
             <w:tcMar>
               <w:top w:type="dxa" w:w="60"/>
               <w:left w:type="dxa" w:w="100"/>
@@ -37348,7 +37348,7 @@
         </w:tc>
         <w:tc>
           <w:tcPr>
-            <w:tcW w:type="dxa" w:w="4428"/>
+            <w:tcW w:type="dxa" w:w="4430"/>
             <w:tcMar>
               <w:top w:type="dxa" w:w="60"/>
               <w:left w:type="dxa" w:w="100"/>
@@ -37398,7 +37398,7 @@
         </w:tc>
         <w:tc>
           <w:tcPr>
-            <w:tcW w:type="dxa" w:w="1562"/>
+            <w:tcW w:type="dxa" w:w="1560"/>
             <w:tcMar>
               <w:top w:type="dxa" w:w="60"/>
               <w:left w:type="dxa" w:w="100"/>
@@ -37475,7 +37475,7 @@
         </w:tc>
         <w:tc>
           <w:tcPr>
-            <w:tcW w:type="dxa" w:w="4428"/>
+            <w:tcW w:type="dxa" w:w="4430"/>
             <w:tcMar>
               <w:top w:type="dxa" w:w="60"/>
               <w:left w:type="dxa" w:w="100"/>
@@ -37525,7 +37525,7 @@
         </w:tc>
         <w:tc>
           <w:tcPr>
-            <w:tcW w:type="dxa" w:w="1562"/>
+            <w:tcW w:type="dxa" w:w="1560"/>
             <w:tcMar>
               <w:top w:type="dxa" w:w="60"/>
               <w:left w:type="dxa" w:w="100"/>
@@ -37602,7 +37602,7 @@
         </w:tc>
         <w:tc>
           <w:tcPr>
-            <w:tcW w:type="dxa" w:w="4428"/>
+            <w:tcW w:type="dxa" w:w="4430"/>
             <w:tcMar>
               <w:top w:type="dxa" w:w="60"/>
               <w:left w:type="dxa" w:w="100"/>
@@ -37652,7 +37652,7 @@
         </w:tc>
         <w:tc>
           <w:tcPr>
-            <w:tcW w:type="dxa" w:w="1562"/>
+            <w:tcW w:type="dxa" w:w="1560"/>
             <w:tcMar>
               <w:top w:type="dxa" w:w="60"/>
               <w:left w:type="dxa" w:w="100"/>
@@ -37729,7 +37729,7 @@
         </w:tc>
         <w:tc>
           <w:tcPr>
-            <w:tcW w:type="dxa" w:w="4428"/>
+            <w:tcW w:type="dxa" w:w="4430"/>
             <w:tcMar>
               <w:top w:type="dxa" w:w="60"/>
               <w:left w:type="dxa" w:w="100"/>
@@ -37779,7 +37779,7 @@
         </w:tc>
         <w:tc>
           <w:tcPr>
-            <w:tcW w:type="dxa" w:w="1562"/>
+            <w:tcW w:type="dxa" w:w="1560"/>
             <w:tcMar>
               <w:top w:type="dxa" w:w="60"/>
               <w:left w:type="dxa" w:w="100"/>
@@ -37856,7 +37856,7 @@
         </w:tc>
         <w:tc>
           <w:tcPr>
-            <w:tcW w:type="dxa" w:w="4428"/>
+            <w:tcW w:type="dxa" w:w="4430"/>
             <w:tcMar>
               <w:top w:type="dxa" w:w="60"/>
               <w:left w:type="dxa" w:w="100"/>
@@ -37906,7 +37906,7 @@
         </w:tc>
         <w:tc>
           <w:tcPr>
-            <w:tcW w:type="dxa" w:w="1562"/>
+            <w:tcW w:type="dxa" w:w="1560"/>
             <w:tcMar>
               <w:top w:type="dxa" w:w="60"/>
               <w:left w:type="dxa" w:w="100"/>
@@ -37983,7 +37983,7 @@
         </w:tc>
         <w:tc>
           <w:tcPr>
-            <w:tcW w:type="dxa" w:w="4428"/>
+            <w:tcW w:type="dxa" w:w="4430"/>
             <w:tcMar>
               <w:top w:type="dxa" w:w="60"/>
               <w:left w:type="dxa" w:w="100"/>
@@ -38033,7 +38033,7 @@
         </w:tc>
         <w:tc>
           <w:tcPr>
-            <w:tcW w:type="dxa" w:w="1562"/>
+            <w:tcW w:type="dxa" w:w="1560"/>
             <w:tcMar>
               <w:top w:type="dxa" w:w="60"/>
               <w:left w:type="dxa" w:w="100"/>
@@ -38110,7 +38110,7 @@
         </w:tc>
         <w:tc>
           <w:tcPr>
-            <w:tcW w:type="dxa" w:w="4428"/>
+            <w:tcW w:type="dxa" w:w="4430"/>
             <w:tcMar>
               <w:top w:type="dxa" w:w="60"/>
               <w:left w:type="dxa" w:w="100"/>
@@ -38160,7 +38160,7 @@
         </w:tc>
         <w:tc>
           <w:tcPr>
-            <w:tcW w:type="dxa" w:w="1562"/>
+            <w:tcW w:type="dxa" w:w="1560"/>
             <w:tcMar>
               <w:top w:type="dxa" w:w="60"/>
               <w:left w:type="dxa" w:w="100"/>
@@ -38237,7 +38237,7 @@
         </w:tc>
         <w:tc>
           <w:tcPr>
-            <w:tcW w:type="dxa" w:w="4428"/>
+            <w:tcW w:type="dxa" w:w="4430"/>
             <w:tcMar>
               <w:top w:type="dxa" w:w="60"/>
               <w:left w:type="dxa" w:w="100"/>
@@ -38287,7 +38287,7 @@
         </w:tc>
         <w:tc>
           <w:tcPr>
-            <w:tcW w:type="dxa" w:w="1562"/>
+            <w:tcW w:type="dxa" w:w="1560"/>
             <w:tcMar>
               <w:top w:type="dxa" w:w="60"/>
               <w:left w:type="dxa" w:w="100"/>
@@ -38364,7 +38364,7 @@
         </w:tc>
         <w:tc>
           <w:tcPr>
-            <w:tcW w:type="dxa" w:w="4428"/>
+            <w:tcW w:type="dxa" w:w="4430"/>
             <w:tcMar>
               <w:top w:type="dxa" w:w="60"/>
               <w:left w:type="dxa" w:w="100"/>
@@ -38414,7 +38414,7 @@
         </w:tc>
         <w:tc>
           <w:tcPr>
-            <w:tcW w:type="dxa" w:w="1562"/>
+            <w:tcW w:type="dxa" w:w="1560"/>
             <w:tcMar>
               <w:top w:type="dxa" w:w="60"/>
               <w:left w:type="dxa" w:w="100"/>
@@ -38548,7 +38548,7 @@
           <w:i w:val="false"/>
           <w:iCs w:val="false"/>
         </w:rPr>
-        <w:t xml:space="preserve">The operational acceptance tests are performed by the Purchaser with the Supplier's assistance, in the live production environment, once the Installation Certificate has been issued. Their successful completion is the condition for the Operational Acceptance Certificate.</w:t>
+        <w:t xml:space="preserve">The operational acceptance tests are performed by the Purchaser with the Supplier's assistance, in the production environment against the NRIS test environment, as the Responses to Queries 003 require, once the Installation Certificate has been issued. Cards produced during the tests are not issued to citizens. Their successful completion is the condition for the Operational Acceptance Certificate.</w:t>
       </w:r>
     </w:p>
     <w:p>

--- a/Preliminary-Project-Plan-Information-System-Sub-Plans.docx
+++ b/Preliminary-Project-Plan-Information-System-Sub-Plans.docx
@@ -3282,8 +3282,8 @@
       </w:tblPr>
       <w:tblGrid>
         <w:gridCol w:w="1890"/>
-        <w:gridCol w:w="5461"/>
-        <w:gridCol w:w="1669"/>
+        <w:gridCol w:w="5460"/>
+        <w:gridCol w:w="1670"/>
       </w:tblGrid>
       <w:tr>
         <w:trPr>
@@ -3317,7 +3317,7 @@
         </w:tc>
         <w:tc>
           <w:tcPr>
-            <w:tcW w:type="dxa" w:w="5461"/>
+            <w:tcW w:type="dxa" w:w="5460"/>
             <w:shd w:fill="EDEDED" w:val="clear"/>
             <w:tcMar>
               <w:top w:type="dxa" w:w="60"/>
@@ -3343,7 +3343,7 @@
         </w:tc>
         <w:tc>
           <w:tcPr>
-            <w:tcW w:type="dxa" w:w="1669"/>
+            <w:tcW w:type="dxa" w:w="1670"/>
             <w:shd w:fill="EDEDED" w:val="clear"/>
             <w:tcMar>
               <w:top w:type="dxa" w:w="60"/>
@@ -3396,7 +3396,7 @@
         </w:tc>
         <w:tc>
           <w:tcPr>
-            <w:tcW w:type="dxa" w:w="5461"/>
+            <w:tcW w:type="dxa" w:w="5460"/>
             <w:tcMar>
               <w:top w:type="dxa" w:w="60"/>
               <w:left w:type="dxa" w:w="100"/>
@@ -3421,26 +3421,26 @@
         </w:tc>
         <w:tc>
           <w:tcPr>
-            <w:tcW w:type="dxa" w:w="1669"/>
-            <w:tcMar>
-              <w:top w:type="dxa" w:w="60"/>
-              <w:left w:type="dxa" w:w="100"/>
-              <w:bottom w:type="dxa" w:w="60"/>
-              <w:right w:type="dxa" w:w="100"/>
-            </w:tcMar>
-          </w:tcPr>
-          <w:p>
-            <w:pPr>
-              <w:spacing w:after="0" w:before="0"/>
-            </w:pPr>
-            <w:r>
-              <w:rPr>
-                <w:b w:val="false"/>
-                <w:bCs w:val="false"/>
-                <w:i w:val="false"/>
-                <w:iCs w:val="false"/>
-              </w:rPr>
-              <w:t xml:space="preserve">Equipment manufacturer, under Inkript</w:t>
+            <w:tcW w:type="dxa" w:w="1670"/>
+            <w:tcMar>
+              <w:top w:type="dxa" w:w="60"/>
+              <w:left w:type="dxa" w:w="100"/>
+              <w:bottom w:type="dxa" w:w="60"/>
+              <w:right w:type="dxa" w:w="100"/>
+            </w:tcMar>
+          </w:tcPr>
+          <w:p>
+            <w:pPr>
+              <w:spacing w:after="0" w:before="0"/>
+            </w:pPr>
+            <w:r>
+              <w:rPr>
+                <w:b w:val="false"/>
+                <w:bCs w:val="false"/>
+                <w:i w:val="false"/>
+                <w:iCs w:val="false"/>
+              </w:rPr>
+              <w:t xml:space="preserve">Equipment manufacturer, under the Supplier</w:t>
             </w:r>
           </w:p>
         </w:tc>
@@ -3473,7 +3473,7 @@
         </w:tc>
         <w:tc>
           <w:tcPr>
-            <w:tcW w:type="dxa" w:w="5461"/>
+            <w:tcW w:type="dxa" w:w="5460"/>
             <w:tcMar>
               <w:top w:type="dxa" w:w="60"/>
               <w:left w:type="dxa" w:w="100"/>
@@ -3498,26 +3498,26 @@
         </w:tc>
         <w:tc>
           <w:tcPr>
-            <w:tcW w:type="dxa" w:w="1669"/>
-            <w:tcMar>
-              <w:top w:type="dxa" w:w="60"/>
-              <w:left w:type="dxa" w:w="100"/>
-              <w:bottom w:type="dxa" w:w="60"/>
-              <w:right w:type="dxa" w:w="100"/>
-            </w:tcMar>
-          </w:tcPr>
-          <w:p>
-            <w:pPr>
-              <w:spacing w:after="0" w:before="0"/>
-            </w:pPr>
-            <w:r>
-              <w:rPr>
-                <w:b w:val="false"/>
-                <w:bCs w:val="false"/>
-                <w:i w:val="false"/>
-                <w:iCs w:val="false"/>
-              </w:rPr>
-              <w:t xml:space="preserve">Inkript</w:t>
+            <w:tcW w:type="dxa" w:w="1670"/>
+            <w:tcMar>
+              <w:top w:type="dxa" w:w="60"/>
+              <w:left w:type="dxa" w:w="100"/>
+              <w:bottom w:type="dxa" w:w="60"/>
+              <w:right w:type="dxa" w:w="100"/>
+            </w:tcMar>
+          </w:tcPr>
+          <w:p>
+            <w:pPr>
+              <w:spacing w:after="0" w:before="0"/>
+            </w:pPr>
+            <w:r>
+              <w:rPr>
+                <w:b w:val="false"/>
+                <w:bCs w:val="false"/>
+                <w:i w:val="false"/>
+                <w:iCs w:val="false"/>
+              </w:rPr>
+              <w:t xml:space="preserve">Supplier</w:t>
             </w:r>
           </w:p>
         </w:tc>
@@ -3550,7 +3550,7 @@
         </w:tc>
         <w:tc>
           <w:tcPr>
-            <w:tcW w:type="dxa" w:w="5461"/>
+            <w:tcW w:type="dxa" w:w="5460"/>
             <w:tcMar>
               <w:top w:type="dxa" w:w="60"/>
               <w:left w:type="dxa" w:w="100"/>
@@ -3575,26 +3575,26 @@
         </w:tc>
         <w:tc>
           <w:tcPr>
-            <w:tcW w:type="dxa" w:w="1669"/>
-            <w:tcMar>
-              <w:top w:type="dxa" w:w="60"/>
-              <w:left w:type="dxa" w:w="100"/>
-              <w:bottom w:type="dxa" w:w="60"/>
-              <w:right w:type="dxa" w:w="100"/>
-            </w:tcMar>
-          </w:tcPr>
-          <w:p>
-            <w:pPr>
-              <w:spacing w:after="0" w:before="0"/>
-            </w:pPr>
-            <w:r>
-              <w:rPr>
-                <w:b w:val="false"/>
-                <w:bCs w:val="false"/>
-                <w:i w:val="false"/>
-                <w:iCs w:val="false"/>
-              </w:rPr>
-              <w:t xml:space="preserve">Inkript, with NRB developers building the NRIS side</w:t>
+            <w:tcW w:type="dxa" w:w="1670"/>
+            <w:tcMar>
+              <w:top w:type="dxa" w:w="60"/>
+              <w:left w:type="dxa" w:w="100"/>
+              <w:bottom w:type="dxa" w:w="60"/>
+              <w:right w:type="dxa" w:w="100"/>
+            </w:tcMar>
+          </w:tcPr>
+          <w:p>
+            <w:pPr>
+              <w:spacing w:after="0" w:before="0"/>
+            </w:pPr>
+            <w:r>
+              <w:rPr>
+                <w:b w:val="false"/>
+                <w:bCs w:val="false"/>
+                <w:i w:val="false"/>
+                <w:iCs w:val="false"/>
+              </w:rPr>
+              <w:t xml:space="preserve">Supplier, with NRB developers building the NRIS side</w:t>
             </w:r>
           </w:p>
         </w:tc>
@@ -3627,7 +3627,7 @@
         </w:tc>
         <w:tc>
           <w:tcPr>
-            <w:tcW w:type="dxa" w:w="5461"/>
+            <w:tcW w:type="dxa" w:w="5460"/>
             <w:tcMar>
               <w:top w:type="dxa" w:w="60"/>
               <w:left w:type="dxa" w:w="100"/>
@@ -3652,26 +3652,26 @@
         </w:tc>
         <w:tc>
           <w:tcPr>
-            <w:tcW w:type="dxa" w:w="1669"/>
-            <w:tcMar>
-              <w:top w:type="dxa" w:w="60"/>
-              <w:left w:type="dxa" w:w="100"/>
-              <w:bottom w:type="dxa" w:w="60"/>
-              <w:right w:type="dxa" w:w="100"/>
-            </w:tcMar>
-          </w:tcPr>
-          <w:p>
-            <w:pPr>
-              <w:spacing w:after="0" w:before="0"/>
-            </w:pPr>
-            <w:r>
-              <w:rPr>
-                <w:b w:val="false"/>
-                <w:bCs w:val="false"/>
-                <w:i w:val="false"/>
-                <w:iCs w:val="false"/>
-              </w:rPr>
-              <w:t xml:space="preserve">Inkript</w:t>
+            <w:tcW w:type="dxa" w:w="1670"/>
+            <w:tcMar>
+              <w:top w:type="dxa" w:w="60"/>
+              <w:left w:type="dxa" w:w="100"/>
+              <w:bottom w:type="dxa" w:w="60"/>
+              <w:right w:type="dxa" w:w="100"/>
+            </w:tcMar>
+          </w:tcPr>
+          <w:p>
+            <w:pPr>
+              <w:spacing w:after="0" w:before="0"/>
+            </w:pPr>
+            <w:r>
+              <w:rPr>
+                <w:b w:val="false"/>
+                <w:bCs w:val="false"/>
+                <w:i w:val="false"/>
+                <w:iCs w:val="false"/>
+              </w:rPr>
+              <w:t xml:space="preserve">Supplier</w:t>
             </w:r>
           </w:p>
         </w:tc>
@@ -3704,7 +3704,7 @@
         </w:tc>
         <w:tc>
           <w:tcPr>
-            <w:tcW w:type="dxa" w:w="5461"/>
+            <w:tcW w:type="dxa" w:w="5460"/>
             <w:tcMar>
               <w:top w:type="dxa" w:w="60"/>
               <w:left w:type="dxa" w:w="100"/>
@@ -3729,26 +3729,26 @@
         </w:tc>
         <w:tc>
           <w:tcPr>
-            <w:tcW w:type="dxa" w:w="1669"/>
-            <w:tcMar>
-              <w:top w:type="dxa" w:w="60"/>
-              <w:left w:type="dxa" w:w="100"/>
-              <w:bottom w:type="dxa" w:w="60"/>
-              <w:right w:type="dxa" w:w="100"/>
-            </w:tcMar>
-          </w:tcPr>
-          <w:p>
-            <w:pPr>
-              <w:spacing w:after="0" w:before="0"/>
-            </w:pPr>
-            <w:r>
-              <w:rPr>
-                <w:b w:val="false"/>
-                <w:bCs w:val="false"/>
-                <w:i w:val="false"/>
-                <w:iCs w:val="false"/>
-              </w:rPr>
-              <w:t xml:space="preserve">Inkript</w:t>
+            <w:tcW w:type="dxa" w:w="1670"/>
+            <w:tcMar>
+              <w:top w:type="dxa" w:w="60"/>
+              <w:left w:type="dxa" w:w="100"/>
+              <w:bottom w:type="dxa" w:w="60"/>
+              <w:right w:type="dxa" w:w="100"/>
+            </w:tcMar>
+          </w:tcPr>
+          <w:p>
+            <w:pPr>
+              <w:spacing w:after="0" w:before="0"/>
+            </w:pPr>
+            <w:r>
+              <w:rPr>
+                <w:b w:val="false"/>
+                <w:bCs w:val="false"/>
+                <w:i w:val="false"/>
+                <w:iCs w:val="false"/>
+              </w:rPr>
+              <w:t xml:space="preserve">Supplier</w:t>
             </w:r>
           </w:p>
         </w:tc>
@@ -3781,7 +3781,7 @@
         </w:tc>
         <w:tc>
           <w:tcPr>
-            <w:tcW w:type="dxa" w:w="5461"/>
+            <w:tcW w:type="dxa" w:w="5460"/>
             <w:tcMar>
               <w:top w:type="dxa" w:w="60"/>
               <w:left w:type="dxa" w:w="100"/>
@@ -3806,26 +3806,26 @@
         </w:tc>
         <w:tc>
           <w:tcPr>
-            <w:tcW w:type="dxa" w:w="1669"/>
-            <w:tcMar>
-              <w:top w:type="dxa" w:w="60"/>
-              <w:left w:type="dxa" w:w="100"/>
-              <w:bottom w:type="dxa" w:w="60"/>
-              <w:right w:type="dxa" w:w="100"/>
-            </w:tcMar>
-          </w:tcPr>
-          <w:p>
-            <w:pPr>
-              <w:spacing w:after="0" w:before="0"/>
-            </w:pPr>
-            <w:r>
-              <w:rPr>
-                <w:b w:val="false"/>
-                <w:bCs w:val="false"/>
-                <w:i w:val="false"/>
-                <w:iCs w:val="false"/>
-              </w:rPr>
-              <w:t xml:space="preserve">Card manufacturer, under Inkript</w:t>
+            <w:tcW w:type="dxa" w:w="1670"/>
+            <w:tcMar>
+              <w:top w:type="dxa" w:w="60"/>
+              <w:left w:type="dxa" w:w="100"/>
+              <w:bottom w:type="dxa" w:w="60"/>
+              <w:right w:type="dxa" w:w="100"/>
+            </w:tcMar>
+          </w:tcPr>
+          <w:p>
+            <w:pPr>
+              <w:spacing w:after="0" w:before="0"/>
+            </w:pPr>
+            <w:r>
+              <w:rPr>
+                <w:b w:val="false"/>
+                <w:bCs w:val="false"/>
+                <w:i w:val="false"/>
+                <w:iCs w:val="false"/>
+              </w:rPr>
+              <w:t xml:space="preserve">Card manufacturer, under the Supplier</w:t>
             </w:r>
           </w:p>
         </w:tc>
@@ -12911,7 +12911,7 @@
                 <w:i w:val="false"/>
                 <w:iCs w:val="false"/>
               </w:rPr>
-              <w:t xml:space="preserve">Inkript</w:t>
+              <w:t xml:space="preserve">Supplier</w:t>
             </w:r>
           </w:p>
         </w:tc>
@@ -17366,11 +17366,11 @@
       </w:tblPr>
       <w:tblGrid>
         <w:gridCol w:w="570"/>
-        <w:gridCol w:w="2016"/>
+        <w:gridCol w:w="2015"/>
         <w:gridCol w:w="1340"/>
         <w:gridCol w:w="900"/>
-        <w:gridCol w:w="2633"/>
-        <w:gridCol w:w="1561"/>
+        <w:gridCol w:w="2636"/>
+        <w:gridCol w:w="1559"/>
       </w:tblGrid>
       <w:tr>
         <w:trPr>
@@ -17404,7 +17404,7 @@
         </w:tc>
         <w:tc>
           <w:tcPr>
-            <w:tcW w:type="dxa" w:w="2016"/>
+            <w:tcW w:type="dxa" w:w="2015"/>
             <w:shd w:fill="EDEDED" w:val="clear"/>
             <w:tcMar>
               <w:top w:type="dxa" w:w="60"/>
@@ -17482,7 +17482,7 @@
         </w:tc>
         <w:tc>
           <w:tcPr>
-            <w:tcW w:type="dxa" w:w="2633"/>
+            <w:tcW w:type="dxa" w:w="2636"/>
             <w:shd w:fill="EDEDED" w:val="clear"/>
             <w:tcMar>
               <w:top w:type="dxa" w:w="60"/>
@@ -17508,7 +17508,7 @@
         </w:tc>
         <w:tc>
           <w:tcPr>
-            <w:tcW w:type="dxa" w:w="1561"/>
+            <w:tcW w:type="dxa" w:w="1559"/>
             <w:shd w:fill="EDEDED" w:val="clear"/>
             <w:tcMar>
               <w:top w:type="dxa" w:w="60"/>
@@ -17561,7 +17561,7 @@
         </w:tc>
         <w:tc>
           <w:tcPr>
-            <w:tcW w:type="dxa" w:w="2016"/>
+            <w:tcW w:type="dxa" w:w="2015"/>
             <w:tcMar>
               <w:top w:type="dxa" w:w="60"/>
               <w:left w:type="dxa" w:w="100"/>
@@ -17636,7 +17636,7 @@
         </w:tc>
         <w:tc>
           <w:tcPr>
-            <w:tcW w:type="dxa" w:w="2633"/>
+            <w:tcW w:type="dxa" w:w="2636"/>
             <w:tcMar>
               <w:top w:type="dxa" w:w="60"/>
               <w:left w:type="dxa" w:w="100"/>
@@ -17679,26 +17679,26 @@
         </w:tc>
         <w:tc>
           <w:tcPr>
-            <w:tcW w:type="dxa" w:w="1561"/>
-            <w:tcMar>
-              <w:top w:type="dxa" w:w="60"/>
-              <w:left w:type="dxa" w:w="100"/>
-              <w:bottom w:type="dxa" w:w="60"/>
-              <w:right w:type="dxa" w:w="100"/>
-            </w:tcMar>
-          </w:tcPr>
-          <w:p>
-            <w:pPr>
-              <w:spacing w:after="0" w:before="0"/>
-            </w:pPr>
-            <w:r>
-              <w:rPr>
-                <w:b w:val="false"/>
-                <w:bCs w:val="false"/>
-                <w:i w:val="false"/>
-                <w:iCs w:val="false"/>
-              </w:rPr>
-              <w:t xml:space="preserve">Inkript, with NRB</w:t>
+            <w:tcW w:type="dxa" w:w="1559"/>
+            <w:tcMar>
+              <w:top w:type="dxa" w:w="60"/>
+              <w:left w:type="dxa" w:w="100"/>
+              <w:bottom w:type="dxa" w:w="60"/>
+              <w:right w:type="dxa" w:w="100"/>
+            </w:tcMar>
+          </w:tcPr>
+          <w:p>
+            <w:pPr>
+              <w:spacing w:after="0" w:before="0"/>
+            </w:pPr>
+            <w:r>
+              <w:rPr>
+                <w:b w:val="false"/>
+                <w:bCs w:val="false"/>
+                <w:i w:val="false"/>
+                <w:iCs w:val="false"/>
+              </w:rPr>
+              <w:t xml:space="preserve">Supplier, with NRB</w:t>
             </w:r>
           </w:p>
         </w:tc>
@@ -17731,7 +17731,7 @@
         </w:tc>
         <w:tc>
           <w:tcPr>
-            <w:tcW w:type="dxa" w:w="2016"/>
+            <w:tcW w:type="dxa" w:w="2015"/>
             <w:tcMar>
               <w:top w:type="dxa" w:w="60"/>
               <w:left w:type="dxa" w:w="100"/>
@@ -17806,7 +17806,7 @@
         </w:tc>
         <w:tc>
           <w:tcPr>
-            <w:tcW w:type="dxa" w:w="2633"/>
+            <w:tcW w:type="dxa" w:w="2636"/>
             <w:tcMar>
               <w:top w:type="dxa" w:w="60"/>
               <w:left w:type="dxa" w:w="100"/>
@@ -17831,26 +17831,26 @@
         </w:tc>
         <w:tc>
           <w:tcPr>
-            <w:tcW w:type="dxa" w:w="1561"/>
-            <w:tcMar>
-              <w:top w:type="dxa" w:w="60"/>
-              <w:left w:type="dxa" w:w="100"/>
-              <w:bottom w:type="dxa" w:w="60"/>
-              <w:right w:type="dxa" w:w="100"/>
-            </w:tcMar>
-          </w:tcPr>
-          <w:p>
-            <w:pPr>
-              <w:spacing w:after="0" w:before="0"/>
-            </w:pPr>
-            <w:r>
-              <w:rPr>
-                <w:b w:val="false"/>
-                <w:bCs w:val="false"/>
-                <w:i w:val="false"/>
-                <w:iCs w:val="false"/>
-              </w:rPr>
-              <w:t xml:space="preserve">Inkript, with e-Government</w:t>
+            <w:tcW w:type="dxa" w:w="1559"/>
+            <w:tcMar>
+              <w:top w:type="dxa" w:w="60"/>
+              <w:left w:type="dxa" w:w="100"/>
+              <w:bottom w:type="dxa" w:w="60"/>
+              <w:right w:type="dxa" w:w="100"/>
+            </w:tcMar>
+          </w:tcPr>
+          <w:p>
+            <w:pPr>
+              <w:spacing w:after="0" w:before="0"/>
+            </w:pPr>
+            <w:r>
+              <w:rPr>
+                <w:b w:val="false"/>
+                <w:bCs w:val="false"/>
+                <w:i w:val="false"/>
+                <w:iCs w:val="false"/>
+              </w:rPr>
+              <w:t xml:space="preserve">Supplier, with e-Government</w:t>
             </w:r>
           </w:p>
         </w:tc>
@@ -17883,7 +17883,7 @@
         </w:tc>
         <w:tc>
           <w:tcPr>
-            <w:tcW w:type="dxa" w:w="2016"/>
+            <w:tcW w:type="dxa" w:w="2015"/>
             <w:tcMar>
               <w:top w:type="dxa" w:w="60"/>
               <w:left w:type="dxa" w:w="100"/>
@@ -17958,7 +17958,7 @@
         </w:tc>
         <w:tc>
           <w:tcPr>
-            <w:tcW w:type="dxa" w:w="2633"/>
+            <w:tcW w:type="dxa" w:w="2636"/>
             <w:tcMar>
               <w:top w:type="dxa" w:w="60"/>
               <w:left w:type="dxa" w:w="100"/>
@@ -17983,26 +17983,26 @@
         </w:tc>
         <w:tc>
           <w:tcPr>
-            <w:tcW w:type="dxa" w:w="1561"/>
-            <w:tcMar>
-              <w:top w:type="dxa" w:w="60"/>
-              <w:left w:type="dxa" w:w="100"/>
-              <w:bottom w:type="dxa" w:w="60"/>
-              <w:right w:type="dxa" w:w="100"/>
-            </w:tcMar>
-          </w:tcPr>
-          <w:p>
-            <w:pPr>
-              <w:spacing w:after="0" w:before="0"/>
-            </w:pPr>
-            <w:r>
-              <w:rPr>
-                <w:b w:val="false"/>
-                <w:bCs w:val="false"/>
-                <w:i w:val="false"/>
-                <w:iCs w:val="false"/>
-              </w:rPr>
-              <w:t xml:space="preserve">Inkript, with the equipment manufacturer</w:t>
+            <w:tcW w:type="dxa" w:w="1559"/>
+            <w:tcMar>
+              <w:top w:type="dxa" w:w="60"/>
+              <w:left w:type="dxa" w:w="100"/>
+              <w:bottom w:type="dxa" w:w="60"/>
+              <w:right w:type="dxa" w:w="100"/>
+            </w:tcMar>
+          </w:tcPr>
+          <w:p>
+            <w:pPr>
+              <w:spacing w:after="0" w:before="0"/>
+            </w:pPr>
+            <w:r>
+              <w:rPr>
+                <w:b w:val="false"/>
+                <w:bCs w:val="false"/>
+                <w:i w:val="false"/>
+                <w:iCs w:val="false"/>
+              </w:rPr>
+              <w:t xml:space="preserve">Supplier, with the equipment manufacturer</w:t>
             </w:r>
           </w:p>
         </w:tc>
@@ -18035,7 +18035,7 @@
         </w:tc>
         <w:tc>
           <w:tcPr>
-            <w:tcW w:type="dxa" w:w="2016"/>
+            <w:tcW w:type="dxa" w:w="2015"/>
             <w:tcMar>
               <w:top w:type="dxa" w:w="60"/>
               <w:left w:type="dxa" w:w="100"/>
@@ -18110,7 +18110,7 @@
         </w:tc>
         <w:tc>
           <w:tcPr>
-            <w:tcW w:type="dxa" w:w="2633"/>
+            <w:tcW w:type="dxa" w:w="2636"/>
             <w:tcMar>
               <w:top w:type="dxa" w:w="60"/>
               <w:left w:type="dxa" w:w="100"/>
@@ -18135,26 +18135,26 @@
         </w:tc>
         <w:tc>
           <w:tcPr>
-            <w:tcW w:type="dxa" w:w="1561"/>
-            <w:tcMar>
-              <w:top w:type="dxa" w:w="60"/>
-              <w:left w:type="dxa" w:w="100"/>
-              <w:bottom w:type="dxa" w:w="60"/>
-              <w:right w:type="dxa" w:w="100"/>
-            </w:tcMar>
-          </w:tcPr>
-          <w:p>
-            <w:pPr>
-              <w:spacing w:after="0" w:before="0"/>
-            </w:pPr>
-            <w:r>
-              <w:rPr>
-                <w:b w:val="false"/>
-                <w:bCs w:val="false"/>
-                <w:i w:val="false"/>
-                <w:iCs w:val="false"/>
-              </w:rPr>
-              <w:t xml:space="preserve">Inkript</w:t>
+            <w:tcW w:type="dxa" w:w="1559"/>
+            <w:tcMar>
+              <w:top w:type="dxa" w:w="60"/>
+              <w:left w:type="dxa" w:w="100"/>
+              <w:bottom w:type="dxa" w:w="60"/>
+              <w:right w:type="dxa" w:w="100"/>
+            </w:tcMar>
+          </w:tcPr>
+          <w:p>
+            <w:pPr>
+              <w:spacing w:after="0" w:before="0"/>
+            </w:pPr>
+            <w:r>
+              <w:rPr>
+                <w:b w:val="false"/>
+                <w:bCs w:val="false"/>
+                <w:i w:val="false"/>
+                <w:iCs w:val="false"/>
+              </w:rPr>
+              <w:t xml:space="preserve">Supplier</w:t>
             </w:r>
           </w:p>
         </w:tc>
@@ -18187,7 +18187,7 @@
         </w:tc>
         <w:tc>
           <w:tcPr>
-            <w:tcW w:type="dxa" w:w="2016"/>
+            <w:tcW w:type="dxa" w:w="2015"/>
             <w:tcMar>
               <w:top w:type="dxa" w:w="60"/>
               <w:left w:type="dxa" w:w="100"/>
@@ -18262,7 +18262,7 @@
         </w:tc>
         <w:tc>
           <w:tcPr>
-            <w:tcW w:type="dxa" w:w="2633"/>
+            <w:tcW w:type="dxa" w:w="2636"/>
             <w:tcMar>
               <w:top w:type="dxa" w:w="60"/>
               <w:left w:type="dxa" w:w="100"/>
@@ -18287,26 +18287,26 @@
         </w:tc>
         <w:tc>
           <w:tcPr>
-            <w:tcW w:type="dxa" w:w="1561"/>
-            <w:tcMar>
-              <w:top w:type="dxa" w:w="60"/>
-              <w:left w:type="dxa" w:w="100"/>
-              <w:bottom w:type="dxa" w:w="60"/>
-              <w:right w:type="dxa" w:w="100"/>
-            </w:tcMar>
-          </w:tcPr>
-          <w:p>
-            <w:pPr>
-              <w:spacing w:after="0" w:before="0"/>
-            </w:pPr>
-            <w:r>
-              <w:rPr>
-                <w:b w:val="false"/>
-                <w:bCs w:val="false"/>
-                <w:i w:val="false"/>
-                <w:iCs w:val="false"/>
-              </w:rPr>
-              <w:t xml:space="preserve">Inkript, with the equipment manufacturer</w:t>
+            <w:tcW w:type="dxa" w:w="1559"/>
+            <w:tcMar>
+              <w:top w:type="dxa" w:w="60"/>
+              <w:left w:type="dxa" w:w="100"/>
+              <w:bottom w:type="dxa" w:w="60"/>
+              <w:right w:type="dxa" w:w="100"/>
+            </w:tcMar>
+          </w:tcPr>
+          <w:p>
+            <w:pPr>
+              <w:spacing w:after="0" w:before="0"/>
+            </w:pPr>
+            <w:r>
+              <w:rPr>
+                <w:b w:val="false"/>
+                <w:bCs w:val="false"/>
+                <w:i w:val="false"/>
+                <w:iCs w:val="false"/>
+              </w:rPr>
+              <w:t xml:space="preserve">Supplier, with the equipment manufacturer</w:t>
             </w:r>
           </w:p>
         </w:tc>
@@ -18339,7 +18339,7 @@
         </w:tc>
         <w:tc>
           <w:tcPr>
-            <w:tcW w:type="dxa" w:w="2016"/>
+            <w:tcW w:type="dxa" w:w="2015"/>
             <w:tcMar>
               <w:top w:type="dxa" w:w="60"/>
               <w:left w:type="dxa" w:w="100"/>
@@ -18414,7 +18414,7 @@
         </w:tc>
         <w:tc>
           <w:tcPr>
-            <w:tcW w:type="dxa" w:w="2633"/>
+            <w:tcW w:type="dxa" w:w="2636"/>
             <w:tcMar>
               <w:top w:type="dxa" w:w="60"/>
               <w:left w:type="dxa" w:w="100"/>
@@ -18439,26 +18439,26 @@
         </w:tc>
         <w:tc>
           <w:tcPr>
-            <w:tcW w:type="dxa" w:w="1561"/>
-            <w:tcMar>
-              <w:top w:type="dxa" w:w="60"/>
-              <w:left w:type="dxa" w:w="100"/>
-              <w:bottom w:type="dxa" w:w="60"/>
-              <w:right w:type="dxa" w:w="100"/>
-            </w:tcMar>
-          </w:tcPr>
-          <w:p>
-            <w:pPr>
-              <w:spacing w:after="0" w:before="0"/>
-            </w:pPr>
-            <w:r>
-              <w:rPr>
-                <w:b w:val="false"/>
-                <w:bCs w:val="false"/>
-                <w:i w:val="false"/>
-                <w:iCs w:val="false"/>
-              </w:rPr>
-              <w:t xml:space="preserve">Inkript</w:t>
+            <w:tcW w:type="dxa" w:w="1559"/>
+            <w:tcMar>
+              <w:top w:type="dxa" w:w="60"/>
+              <w:left w:type="dxa" w:w="100"/>
+              <w:bottom w:type="dxa" w:w="60"/>
+              <w:right w:type="dxa" w:w="100"/>
+            </w:tcMar>
+          </w:tcPr>
+          <w:p>
+            <w:pPr>
+              <w:spacing w:after="0" w:before="0"/>
+            </w:pPr>
+            <w:r>
+              <w:rPr>
+                <w:b w:val="false"/>
+                <w:bCs w:val="false"/>
+                <w:i w:val="false"/>
+                <w:iCs w:val="false"/>
+              </w:rPr>
+              <w:t xml:space="preserve">Supplier</w:t>
             </w:r>
           </w:p>
         </w:tc>
@@ -18491,7 +18491,7 @@
         </w:tc>
         <w:tc>
           <w:tcPr>
-            <w:tcW w:type="dxa" w:w="2016"/>
+            <w:tcW w:type="dxa" w:w="2015"/>
             <w:tcMar>
               <w:top w:type="dxa" w:w="60"/>
               <w:left w:type="dxa" w:w="100"/>
@@ -18566,7 +18566,7 @@
         </w:tc>
         <w:tc>
           <w:tcPr>
-            <w:tcW w:type="dxa" w:w="2633"/>
+            <w:tcW w:type="dxa" w:w="2636"/>
             <w:tcMar>
               <w:top w:type="dxa" w:w="60"/>
               <w:left w:type="dxa" w:w="100"/>
@@ -18591,7 +18591,7 @@
         </w:tc>
         <w:tc>
           <w:tcPr>
-            <w:tcW w:type="dxa" w:w="1561"/>
+            <w:tcW w:type="dxa" w:w="1559"/>
             <w:tcMar>
               <w:top w:type="dxa" w:w="60"/>
               <w:left w:type="dxa" w:w="100"/>
@@ -18643,7 +18643,7 @@
         </w:tc>
         <w:tc>
           <w:tcPr>
-            <w:tcW w:type="dxa" w:w="2016"/>
+            <w:tcW w:type="dxa" w:w="2015"/>
             <w:tcMar>
               <w:top w:type="dxa" w:w="60"/>
               <w:left w:type="dxa" w:w="100"/>
@@ -18718,7 +18718,7 @@
         </w:tc>
         <w:tc>
           <w:tcPr>
-            <w:tcW w:type="dxa" w:w="2633"/>
+            <w:tcW w:type="dxa" w:w="2636"/>
             <w:tcMar>
               <w:top w:type="dxa" w:w="60"/>
               <w:left w:type="dxa" w:w="100"/>
@@ -18743,26 +18743,26 @@
         </w:tc>
         <w:tc>
           <w:tcPr>
-            <w:tcW w:type="dxa" w:w="1561"/>
-            <w:tcMar>
-              <w:top w:type="dxa" w:w="60"/>
-              <w:left w:type="dxa" w:w="100"/>
-              <w:bottom w:type="dxa" w:w="60"/>
-              <w:right w:type="dxa" w:w="100"/>
-            </w:tcMar>
-          </w:tcPr>
-          <w:p>
-            <w:pPr>
-              <w:spacing w:after="0" w:before="0"/>
-            </w:pPr>
-            <w:r>
-              <w:rPr>
-                <w:b w:val="false"/>
-                <w:bCs w:val="false"/>
-                <w:i w:val="false"/>
-                <w:iCs w:val="false"/>
-              </w:rPr>
-              <w:t xml:space="preserve">Inkript, with NRB and e-Government</w:t>
+            <w:tcW w:type="dxa" w:w="1559"/>
+            <w:tcMar>
+              <w:top w:type="dxa" w:w="60"/>
+              <w:left w:type="dxa" w:w="100"/>
+              <w:bottom w:type="dxa" w:w="60"/>
+              <w:right w:type="dxa" w:w="100"/>
+            </w:tcMar>
+          </w:tcPr>
+          <w:p>
+            <w:pPr>
+              <w:spacing w:after="0" w:before="0"/>
+            </w:pPr>
+            <w:r>
+              <w:rPr>
+                <w:b w:val="false"/>
+                <w:bCs w:val="false"/>
+                <w:i w:val="false"/>
+                <w:iCs w:val="false"/>
+              </w:rPr>
+              <w:t xml:space="preserve">Supplier, with NRB and e-Government</w:t>
             </w:r>
           </w:p>
         </w:tc>
@@ -18795,7 +18795,7 @@
         </w:tc>
         <w:tc>
           <w:tcPr>
-            <w:tcW w:type="dxa" w:w="2016"/>
+            <w:tcW w:type="dxa" w:w="2015"/>
             <w:tcMar>
               <w:top w:type="dxa" w:w="60"/>
               <w:left w:type="dxa" w:w="100"/>
@@ -18870,7 +18870,7 @@
         </w:tc>
         <w:tc>
           <w:tcPr>
-            <w:tcW w:type="dxa" w:w="2633"/>
+            <w:tcW w:type="dxa" w:w="2636"/>
             <w:tcMar>
               <w:top w:type="dxa" w:w="60"/>
               <w:left w:type="dxa" w:w="100"/>
@@ -18895,26 +18895,26 @@
         </w:tc>
         <w:tc>
           <w:tcPr>
-            <w:tcW w:type="dxa" w:w="1561"/>
-            <w:tcMar>
-              <w:top w:type="dxa" w:w="60"/>
-              <w:left w:type="dxa" w:w="100"/>
-              <w:bottom w:type="dxa" w:w="60"/>
-              <w:right w:type="dxa" w:w="100"/>
-            </w:tcMar>
-          </w:tcPr>
-          <w:p>
-            <w:pPr>
-              <w:spacing w:after="0" w:before="0"/>
-            </w:pPr>
-            <w:r>
-              <w:rPr>
-                <w:b w:val="false"/>
-                <w:bCs w:val="false"/>
-                <w:i w:val="false"/>
-                <w:iCs w:val="false"/>
-              </w:rPr>
-              <w:t xml:space="preserve">Inkript, with NRB</w:t>
+            <w:tcW w:type="dxa" w:w="1559"/>
+            <w:tcMar>
+              <w:top w:type="dxa" w:w="60"/>
+              <w:left w:type="dxa" w:w="100"/>
+              <w:bottom w:type="dxa" w:w="60"/>
+              <w:right w:type="dxa" w:w="100"/>
+            </w:tcMar>
+          </w:tcPr>
+          <w:p>
+            <w:pPr>
+              <w:spacing w:after="0" w:before="0"/>
+            </w:pPr>
+            <w:r>
+              <w:rPr>
+                <w:b w:val="false"/>
+                <w:bCs w:val="false"/>
+                <w:i w:val="false"/>
+                <w:iCs w:val="false"/>
+              </w:rPr>
+              <w:t xml:space="preserve">Supplier, with NRB</w:t>
             </w:r>
           </w:p>
         </w:tc>
@@ -18947,7 +18947,7 @@
         </w:tc>
         <w:tc>
           <w:tcPr>
-            <w:tcW w:type="dxa" w:w="2016"/>
+            <w:tcW w:type="dxa" w:w="2015"/>
             <w:tcMar>
               <w:top w:type="dxa" w:w="60"/>
               <w:left w:type="dxa" w:w="100"/>
@@ -19022,7 +19022,7 @@
         </w:tc>
         <w:tc>
           <w:tcPr>
-            <w:tcW w:type="dxa" w:w="2633"/>
+            <w:tcW w:type="dxa" w:w="2636"/>
             <w:tcMar>
               <w:top w:type="dxa" w:w="60"/>
               <w:left w:type="dxa" w:w="100"/>
@@ -19047,26 +19047,26 @@
         </w:tc>
         <w:tc>
           <w:tcPr>
-            <w:tcW w:type="dxa" w:w="1561"/>
-            <w:tcMar>
-              <w:top w:type="dxa" w:w="60"/>
-              <w:left w:type="dxa" w:w="100"/>
-              <w:bottom w:type="dxa" w:w="60"/>
-              <w:right w:type="dxa" w:w="100"/>
-            </w:tcMar>
-          </w:tcPr>
-          <w:p>
-            <w:pPr>
-              <w:spacing w:after="0" w:before="0"/>
-            </w:pPr>
-            <w:r>
-              <w:rPr>
-                <w:b w:val="false"/>
-                <w:bCs w:val="false"/>
-                <w:i w:val="false"/>
-                <w:iCs w:val="false"/>
-              </w:rPr>
-              <w:t xml:space="preserve">NRB, with Inkript</w:t>
+            <w:tcW w:type="dxa" w:w="1559"/>
+            <w:tcMar>
+              <w:top w:type="dxa" w:w="60"/>
+              <w:left w:type="dxa" w:w="100"/>
+              <w:bottom w:type="dxa" w:w="60"/>
+              <w:right w:type="dxa" w:w="100"/>
+            </w:tcMar>
+          </w:tcPr>
+          <w:p>
+            <w:pPr>
+              <w:spacing w:after="0" w:before="0"/>
+            </w:pPr>
+            <w:r>
+              <w:rPr>
+                <w:b w:val="false"/>
+                <w:bCs w:val="false"/>
+                <w:i w:val="false"/>
+                <w:iCs w:val="false"/>
+              </w:rPr>
+              <w:t xml:space="preserve">NRB, with the Supplier</w:t>
             </w:r>
           </w:p>
         </w:tc>
@@ -19099,7 +19099,7 @@
         </w:tc>
         <w:tc>
           <w:tcPr>
-            <w:tcW w:type="dxa" w:w="2016"/>
+            <w:tcW w:type="dxa" w:w="2015"/>
             <w:tcMar>
               <w:top w:type="dxa" w:w="60"/>
               <w:left w:type="dxa" w:w="100"/>
@@ -19174,7 +19174,7 @@
         </w:tc>
         <w:tc>
           <w:tcPr>
-            <w:tcW w:type="dxa" w:w="2633"/>
+            <w:tcW w:type="dxa" w:w="2636"/>
             <w:tcMar>
               <w:top w:type="dxa" w:w="60"/>
               <w:left w:type="dxa" w:w="100"/>
@@ -19199,26 +19199,26 @@
         </w:tc>
         <w:tc>
           <w:tcPr>
-            <w:tcW w:type="dxa" w:w="1561"/>
-            <w:tcMar>
-              <w:top w:type="dxa" w:w="60"/>
-              <w:left w:type="dxa" w:w="100"/>
-              <w:bottom w:type="dxa" w:w="60"/>
-              <w:right w:type="dxa" w:w="100"/>
-            </w:tcMar>
-          </w:tcPr>
-          <w:p>
-            <w:pPr>
-              <w:spacing w:after="0" w:before="0"/>
-            </w:pPr>
-            <w:r>
-              <w:rPr>
-                <w:b w:val="false"/>
-                <w:bCs w:val="false"/>
-                <w:i w:val="false"/>
-                <w:iCs w:val="false"/>
-              </w:rPr>
-              <w:t xml:space="preserve">NRB, with Inkript</w:t>
+            <w:tcW w:type="dxa" w:w="1559"/>
+            <w:tcMar>
+              <w:top w:type="dxa" w:w="60"/>
+              <w:left w:type="dxa" w:w="100"/>
+              <w:bottom w:type="dxa" w:w="60"/>
+              <w:right w:type="dxa" w:w="100"/>
+            </w:tcMar>
+          </w:tcPr>
+          <w:p>
+            <w:pPr>
+              <w:spacing w:after="0" w:before="0"/>
+            </w:pPr>
+            <w:r>
+              <w:rPr>
+                <w:b w:val="false"/>
+                <w:bCs w:val="false"/>
+                <w:i w:val="false"/>
+                <w:iCs w:val="false"/>
+              </w:rPr>
+              <w:t xml:space="preserve">NRB, with the Supplier</w:t>
             </w:r>
           </w:p>
         </w:tc>
@@ -19251,7 +19251,7 @@
         </w:tc>
         <w:tc>
           <w:tcPr>
-            <w:tcW w:type="dxa" w:w="2016"/>
+            <w:tcW w:type="dxa" w:w="2015"/>
             <w:tcMar>
               <w:top w:type="dxa" w:w="60"/>
               <w:left w:type="dxa" w:w="100"/>
@@ -19326,7 +19326,7 @@
         </w:tc>
         <w:tc>
           <w:tcPr>
-            <w:tcW w:type="dxa" w:w="2633"/>
+            <w:tcW w:type="dxa" w:w="2636"/>
             <w:tcMar>
               <w:top w:type="dxa" w:w="60"/>
               <w:left w:type="dxa" w:w="100"/>
@@ -19351,26 +19351,26 @@
         </w:tc>
         <w:tc>
           <w:tcPr>
-            <w:tcW w:type="dxa" w:w="1561"/>
-            <w:tcMar>
-              <w:top w:type="dxa" w:w="60"/>
-              <w:left w:type="dxa" w:w="100"/>
-              <w:bottom w:type="dxa" w:w="60"/>
-              <w:right w:type="dxa" w:w="100"/>
-            </w:tcMar>
-          </w:tcPr>
-          <w:p>
-            <w:pPr>
-              <w:spacing w:after="0" w:before="0"/>
-            </w:pPr>
-            <w:r>
-              <w:rPr>
-                <w:b w:val="false"/>
-                <w:bCs w:val="false"/>
-                <w:i w:val="false"/>
-                <w:iCs w:val="false"/>
-              </w:rPr>
-              <w:t xml:space="preserve">Inkript</w:t>
+            <w:tcW w:type="dxa" w:w="1559"/>
+            <w:tcMar>
+              <w:top w:type="dxa" w:w="60"/>
+              <w:left w:type="dxa" w:w="100"/>
+              <w:bottom w:type="dxa" w:w="60"/>
+              <w:right w:type="dxa" w:w="100"/>
+            </w:tcMar>
+          </w:tcPr>
+          <w:p>
+            <w:pPr>
+              <w:spacing w:after="0" w:before="0"/>
+            </w:pPr>
+            <w:r>
+              <w:rPr>
+                <w:b w:val="false"/>
+                <w:bCs w:val="false"/>
+                <w:i w:val="false"/>
+                <w:iCs w:val="false"/>
+              </w:rPr>
+              <w:t xml:space="preserve">Supplier</w:t>
             </w:r>
           </w:p>
         </w:tc>

--- a/Preliminary-Project-Plan-Information-System-Sub-Plans.docx
+++ b/Preliminary-Project-Plan-Information-System-Sub-Plans.docx
@@ -30078,8 +30078,8 @@
       </w:tblPr>
       <w:tblGrid>
         <w:gridCol w:w="1890"/>
-        <w:gridCol w:w="2470"/>
-        <w:gridCol w:w="4660"/>
+        <w:gridCol w:w="2661"/>
+        <w:gridCol w:w="4469"/>
       </w:tblGrid>
       <w:tr>
         <w:trPr>
@@ -30113,7 +30113,7 @@
         </w:tc>
         <w:tc>
           <w:tcPr>
-            <w:tcW w:type="dxa" w:w="2470"/>
+            <w:tcW w:type="dxa" w:w="2661"/>
             <w:shd w:fill="EDEDED" w:val="clear"/>
             <w:tcMar>
               <w:top w:type="dxa" w:w="60"/>
@@ -30139,7 +30139,7 @@
         </w:tc>
         <w:tc>
           <w:tcPr>
-            <w:tcW w:type="dxa" w:w="4660"/>
+            <w:tcW w:type="dxa" w:w="4469"/>
             <w:shd w:fill="EDEDED" w:val="clear"/>
             <w:tcMar>
               <w:top w:type="dxa" w:w="60"/>
@@ -30192,7 +30192,7 @@
         </w:tc>
         <w:tc>
           <w:tcPr>
-            <w:tcW w:type="dxa" w:w="2470"/>
+            <w:tcW w:type="dxa" w:w="2661"/>
             <w:tcMar>
               <w:top w:type="dxa" w:w="60"/>
               <w:left w:type="dxa" w:w="100"/>
@@ -30217,26 +30217,26 @@
         </w:tc>
         <w:tc>
           <w:tcPr>
-            <w:tcW w:type="dxa" w:w="4660"/>
-            <w:tcMar>
-              <w:top w:type="dxa" w:w="60"/>
-              <w:left w:type="dxa" w:w="100"/>
-              <w:bottom w:type="dxa" w:w="60"/>
-              <w:right w:type="dxa" w:w="100"/>
-            </w:tcMar>
-          </w:tcPr>
-          <w:p>
-            <w:pPr>
-              <w:spacing w:after="0" w:before="0"/>
-            </w:pPr>
-            <w:r>
-              <w:rPr>
-                <w:b w:val="false"/>
-                <w:bCs w:val="false"/>
-                <w:i w:val="false"/>
-                <w:iCs w:val="false"/>
-              </w:rPr>
-              <w:t xml:space="preserve">Degree in ICT, education or human resource development; trainer certification and change management certification; at least five years delivering ICT training to government staff, operators and technical administrators</w:t>
+            <w:tcW w:type="dxa" w:w="4469"/>
+            <w:tcMar>
+              <w:top w:type="dxa" w:w="60"/>
+              <w:left w:type="dxa" w:w="100"/>
+              <w:bottom w:type="dxa" w:w="60"/>
+              <w:right w:type="dxa" w:w="100"/>
+            </w:tcMar>
+          </w:tcPr>
+          <w:p>
+            <w:pPr>
+              <w:spacing w:after="0" w:before="0"/>
+            </w:pPr>
+            <w:r>
+              <w:rPr>
+                <w:b w:val="false"/>
+                <w:bCs w:val="false"/>
+                <w:i w:val="false"/>
+                <w:iCs w:val="false"/>
+              </w:rPr>
+              <w:t xml:space="preserve">Degree in ICT, education or human resource development; at least five years delivering ICT training to government staff, operators and technical administrators</w:t>
             </w:r>
           </w:p>
         </w:tc>
@@ -30269,7 +30269,7 @@
         </w:tc>
         <w:tc>
           <w:tcPr>
-            <w:tcW w:type="dxa" w:w="2470"/>
+            <w:tcW w:type="dxa" w:w="2661"/>
             <w:tcMar>
               <w:top w:type="dxa" w:w="60"/>
               <w:left w:type="dxa" w:w="100"/>
@@ -30294,7 +30294,7 @@
         </w:tc>
         <w:tc>
           <w:tcPr>
-            <w:tcW w:type="dxa" w:w="4660"/>
+            <w:tcW w:type="dxa" w:w="4469"/>
             <w:tcMar>
               <w:top w:type="dxa" w:w="60"/>
               <w:left w:type="dxa" w:w="100"/>
@@ -30346,7 +30346,7 @@
         </w:tc>
         <w:tc>
           <w:tcPr>
-            <w:tcW w:type="dxa" w:w="2470"/>
+            <w:tcW w:type="dxa" w:w="2661"/>
             <w:tcMar>
               <w:top w:type="dxa" w:w="60"/>
               <w:left w:type="dxa" w:w="100"/>
@@ -30371,7 +30371,7 @@
         </w:tc>
         <w:tc>
           <w:tcPr>
-            <w:tcW w:type="dxa" w:w="4660"/>
+            <w:tcW w:type="dxa" w:w="4469"/>
             <w:tcMar>
               <w:top w:type="dxa" w:w="60"/>
               <w:left w:type="dxa" w:w="100"/>
@@ -30423,7 +30423,7 @@
         </w:tc>
         <w:tc>
           <w:tcPr>
-            <w:tcW w:type="dxa" w:w="2470"/>
+            <w:tcW w:type="dxa" w:w="2661"/>
             <w:tcMar>
               <w:top w:type="dxa" w:w="60"/>
               <w:left w:type="dxa" w:w="100"/>
@@ -30448,7 +30448,7 @@
         </w:tc>
         <w:tc>
           <w:tcPr>
-            <w:tcW w:type="dxa" w:w="4660"/>
+            <w:tcW w:type="dxa" w:w="4469"/>
             <w:tcMar>
               <w:top w:type="dxa" w:w="60"/>
               <w:left w:type="dxa" w:w="100"/>
@@ -30500,7 +30500,7 @@
         </w:tc>
         <w:tc>
           <w:tcPr>
-            <w:tcW w:type="dxa" w:w="2470"/>
+            <w:tcW w:type="dxa" w:w="2661"/>
             <w:tcMar>
               <w:top w:type="dxa" w:w="60"/>
               <w:left w:type="dxa" w:w="100"/>
@@ -30525,26 +30525,26 @@
         </w:tc>
         <w:tc>
           <w:tcPr>
-            <w:tcW w:type="dxa" w:w="4660"/>
-            <w:tcMar>
-              <w:top w:type="dxa" w:w="60"/>
-              <w:left w:type="dxa" w:w="100"/>
-              <w:bottom w:type="dxa" w:w="60"/>
-              <w:right w:type="dxa" w:w="100"/>
-            </w:tcMar>
-          </w:tcPr>
-          <w:p>
-            <w:pPr>
-              <w:spacing w:after="0" w:before="0"/>
-            </w:pPr>
-            <w:r>
-              <w:rPr>
-                <w:b w:val="false"/>
-                <w:bCs w:val="false"/>
-                <w:i w:val="false"/>
-                <w:iCs w:val="false"/>
-              </w:rPr>
-              <w:t xml:space="preserve">Degree or diploma in computer science or information security; ACE-M and PKI certifications; at least five years implementing multilayer polycarbonate card security</w:t>
+            <w:tcW w:type="dxa" w:w="4469"/>
+            <w:tcMar>
+              <w:top w:type="dxa" w:w="60"/>
+              <w:left w:type="dxa" w:w="100"/>
+              <w:bottom w:type="dxa" w:w="60"/>
+              <w:right w:type="dxa" w:w="100"/>
+            </w:tcMar>
+          </w:tcPr>
+          <w:p>
+            <w:pPr>
+              <w:spacing w:after="0" w:before="0"/>
+            </w:pPr>
+            <w:r>
+              <w:rPr>
+                <w:b w:val="false"/>
+                <w:bCs w:val="false"/>
+                <w:i w:val="false"/>
+                <w:iCs w:val="false"/>
+              </w:rPr>
+              <w:t xml:space="preserve">Degree or diploma in computer science or information security; experience in secure ID card and secure document programs</w:t>
             </w:r>
           </w:p>
         </w:tc>
@@ -30577,7 +30577,7 @@
         </w:tc>
         <w:tc>
           <w:tcPr>
-            <w:tcW w:type="dxa" w:w="2470"/>
+            <w:tcW w:type="dxa" w:w="2661"/>
             <w:tcMar>
               <w:top w:type="dxa" w:w="60"/>
               <w:left w:type="dxa" w:w="100"/>
@@ -30602,26 +30602,26 @@
         </w:tc>
         <w:tc>
           <w:tcPr>
-            <w:tcW w:type="dxa" w:w="4660"/>
-            <w:tcMar>
-              <w:top w:type="dxa" w:w="60"/>
-              <w:left w:type="dxa" w:w="100"/>
-              <w:bottom w:type="dxa" w:w="60"/>
-              <w:right w:type="dxa" w:w="100"/>
-            </w:tcMar>
-          </w:tcPr>
-          <w:p>
-            <w:pPr>
-              <w:spacing w:after="0" w:before="0"/>
-            </w:pPr>
-            <w:r>
-              <w:rPr>
-                <w:b w:val="false"/>
-                <w:bCs w:val="false"/>
-                <w:i w:val="false"/>
-                <w:iCs w:val="false"/>
-              </w:rPr>
-              <w:t xml:space="preserve">Degree in computer engineering, IT or electrical engineering; Cisco CCNA or CCNP and relevant manufacturer certifications; at least five years in data center and high availability systems</w:t>
+            <w:tcW w:type="dxa" w:w="4469"/>
+            <w:tcMar>
+              <w:top w:type="dxa" w:w="60"/>
+              <w:left w:type="dxa" w:w="100"/>
+              <w:bottom w:type="dxa" w:w="60"/>
+              <w:right w:type="dxa" w:w="100"/>
+            </w:tcMar>
+          </w:tcPr>
+          <w:p>
+            <w:pPr>
+              <w:spacing w:after="0" w:before="0"/>
+            </w:pPr>
+            <w:r>
+              <w:rPr>
+                <w:b w:val="false"/>
+                <w:bCs w:val="false"/>
+                <w:i w:val="false"/>
+                <w:iCs w:val="false"/>
+              </w:rPr>
+              <w:t xml:space="preserve">Degree in computer engineering, IT or electrical engineering; relevant manufacturer certifications; at least five years in data center and high availability systems</w:t>
             </w:r>
           </w:p>
         </w:tc>
@@ -30654,7 +30654,7 @@
         </w:tc>
         <w:tc>
           <w:tcPr>
-            <w:tcW w:type="dxa" w:w="2470"/>
+            <w:tcW w:type="dxa" w:w="2661"/>
             <w:tcMar>
               <w:top w:type="dxa" w:w="60"/>
               <w:left w:type="dxa" w:w="100"/>
@@ -30679,7 +30679,7 @@
         </w:tc>
         <w:tc>
           <w:tcPr>
-            <w:tcW w:type="dxa" w:w="4660"/>
+            <w:tcW w:type="dxa" w:w="4469"/>
             <w:tcMar>
               <w:top w:type="dxa" w:w="60"/>
               <w:left w:type="dxa" w:w="100"/>
@@ -30731,7 +30731,7 @@
         </w:tc>
         <w:tc>
           <w:tcPr>
-            <w:tcW w:type="dxa" w:w="2470"/>
+            <w:tcW w:type="dxa" w:w="2661"/>
             <w:tcMar>
               <w:top w:type="dxa" w:w="60"/>
               <w:left w:type="dxa" w:w="100"/>
@@ -30756,26 +30756,26 @@
         </w:tc>
         <w:tc>
           <w:tcPr>
-            <w:tcW w:type="dxa" w:w="4660"/>
-            <w:tcMar>
-              <w:top w:type="dxa" w:w="60"/>
-              <w:left w:type="dxa" w:w="100"/>
-              <w:bottom w:type="dxa" w:w="60"/>
-              <w:right w:type="dxa" w:w="100"/>
-            </w:tcMar>
-          </w:tcPr>
-          <w:p>
-            <w:pPr>
-              <w:spacing w:after="0" w:before="0"/>
-            </w:pPr>
-            <w:r>
-              <w:rPr>
-                <w:b w:val="false"/>
-                <w:bCs w:val="false"/>
-                <w:i w:val="false"/>
-                <w:iCs w:val="false"/>
-              </w:rPr>
-              <w:t xml:space="preserve">Degree in cybersecurity, computer science or information security; CISSP, CISM and CEH; at least seven years in cybersecurity, including three in identity management or PKI</w:t>
+            <w:tcW w:type="dxa" w:w="4469"/>
+            <w:tcMar>
+              <w:top w:type="dxa" w:w="60"/>
+              <w:left w:type="dxa" w:w="100"/>
+              <w:bottom w:type="dxa" w:w="60"/>
+              <w:right w:type="dxa" w:w="100"/>
+            </w:tcMar>
+          </w:tcPr>
+          <w:p>
+            <w:pPr>
+              <w:spacing w:after="0" w:before="0"/>
+            </w:pPr>
+            <w:r>
+              <w:rPr>
+                <w:b w:val="false"/>
+                <w:bCs w:val="false"/>
+                <w:i w:val="false"/>
+                <w:iCs w:val="false"/>
+              </w:rPr>
+              <w:t xml:space="preserve">Degree in cybersecurity, computer science or information security; experience with hardware security modules, encryption and digital certificates</w:t>
             </w:r>
           </w:p>
         </w:tc>
@@ -30808,7 +30808,7 @@
         </w:tc>
         <w:tc>
           <w:tcPr>
-            <w:tcW w:type="dxa" w:w="2470"/>
+            <w:tcW w:type="dxa" w:w="2661"/>
             <w:tcMar>
               <w:top w:type="dxa" w:w="60"/>
               <w:left w:type="dxa" w:w="100"/>
@@ -30833,26 +30833,26 @@
         </w:tc>
         <w:tc>
           <w:tcPr>
-            <w:tcW w:type="dxa" w:w="4660"/>
-            <w:tcMar>
-              <w:top w:type="dxa" w:w="60"/>
-              <w:left w:type="dxa" w:w="100"/>
-              <w:bottom w:type="dxa" w:w="60"/>
-              <w:right w:type="dxa" w:w="100"/>
-            </w:tcMar>
-          </w:tcPr>
-          <w:p>
-            <w:pPr>
-              <w:spacing w:after="0" w:before="0"/>
-            </w:pPr>
-            <w:r>
-              <w:rPr>
-                <w:b w:val="false"/>
-                <w:bCs w:val="false"/>
-                <w:i w:val="false"/>
-                <w:iCs w:val="false"/>
-              </w:rPr>
-              <w:t xml:space="preserve">Degree in computer science, software engineering or information systems; certifications in APIs, middleware and web services; at least five years in enterprise systems integration</w:t>
+            <w:tcW w:type="dxa" w:w="4469"/>
+            <w:tcMar>
+              <w:top w:type="dxa" w:w="60"/>
+              <w:left w:type="dxa" w:w="100"/>
+              <w:bottom w:type="dxa" w:w="60"/>
+              <w:right w:type="dxa" w:w="100"/>
+            </w:tcMar>
+          </w:tcPr>
+          <w:p>
+            <w:pPr>
+              <w:spacing w:after="0" w:before="0"/>
+            </w:pPr>
+            <w:r>
+              <w:rPr>
+                <w:b w:val="false"/>
+                <w:bCs w:val="false"/>
+                <w:i w:val="false"/>
+                <w:iCs w:val="false"/>
+              </w:rPr>
+              <w:t xml:space="preserve">Degree in computer science, software engineering or information systems; at least five years in enterprise systems integration</w:t>
             </w:r>
           </w:p>
         </w:tc>
@@ -44816,9 +44816,9 @@
         </w:tblBorders>
       </w:tblPr>
       <w:tblGrid>
-        <w:gridCol w:w="2902"/>
-        <w:gridCol w:w="3513"/>
-        <w:gridCol w:w="2605"/>
+        <w:gridCol w:w="2819"/>
+        <w:gridCol w:w="3561"/>
+        <w:gridCol w:w="2640"/>
       </w:tblGrid>
       <w:tr>
         <w:trPr>
@@ -44826,7 +44826,7 @@
         </w:trPr>
         <w:tc>
           <w:tcPr>
-            <w:tcW w:type="dxa" w:w="2902"/>
+            <w:tcW w:type="dxa" w:w="2819"/>
             <w:shd w:fill="EDEDED" w:val="clear"/>
             <w:tcMar>
               <w:top w:type="dxa" w:w="60"/>
@@ -44852,7 +44852,7 @@
         </w:tc>
         <w:tc>
           <w:tcPr>
-            <w:tcW w:type="dxa" w:w="3513"/>
+            <w:tcW w:type="dxa" w:w="3561"/>
             <w:shd w:fill="EDEDED" w:val="clear"/>
             <w:tcMar>
               <w:top w:type="dxa" w:w="60"/>
@@ -44878,7 +44878,7 @@
         </w:tc>
         <w:tc>
           <w:tcPr>
-            <w:tcW w:type="dxa" w:w="2605"/>
+            <w:tcW w:type="dxa" w:w="2640"/>
             <w:shd w:fill="EDEDED" w:val="clear"/>
             <w:tcMar>
               <w:top w:type="dxa" w:w="60"/>
@@ -44906,32 +44906,32 @@
       <w:tr>
         <w:tc>
           <w:tcPr>
-            <w:tcW w:type="dxa" w:w="2902"/>
-            <w:tcMar>
-              <w:top w:type="dxa" w:w="60"/>
-              <w:left w:type="dxa" w:w="100"/>
-              <w:bottom w:type="dxa" w:w="60"/>
-              <w:right w:type="dxa" w:w="100"/>
-            </w:tcMar>
-          </w:tcPr>
-          <w:p>
-            <w:pPr>
-              <w:spacing w:after="0" w:before="0"/>
-            </w:pPr>
-            <w:r>
-              <w:rPr>
-                <w:b w:val="false"/>
-                <w:bCs w:val="false"/>
-                <w:i w:val="false"/>
-                <w:iCs w:val="false"/>
-              </w:rPr>
-              <w:t xml:space="preserve">Servicing of the personalization and mailing equipment: optics, cooling, compressors, feeders and card transport</w:t>
-            </w:r>
-          </w:p>
-        </w:tc>
-        <w:tc>
-          <w:tcPr>
-            <w:tcW w:type="dxa" w:w="3513"/>
+            <w:tcW w:type="dxa" w:w="2819"/>
+            <w:tcMar>
+              <w:top w:type="dxa" w:w="60"/>
+              <w:left w:type="dxa" w:w="100"/>
+              <w:bottom w:type="dxa" w:w="60"/>
+              <w:right w:type="dxa" w:w="100"/>
+            </w:tcMar>
+          </w:tcPr>
+          <w:p>
+            <w:pPr>
+              <w:spacing w:after="0" w:before="0"/>
+            </w:pPr>
+            <w:r>
+              <w:rPr>
+                <w:b w:val="false"/>
+                <w:bCs w:val="false"/>
+                <w:i w:val="false"/>
+                <w:iCs w:val="false"/>
+              </w:rPr>
+              <w:t xml:space="preserve">Servicing of the personalization and mailing equipment: optics, cooling, feeders and card transport</w:t>
+            </w:r>
+          </w:p>
+        </w:tc>
+        <w:tc>
+          <w:tcPr>
+            <w:tcW w:type="dxa" w:w="3561"/>
             <w:tcMar>
               <w:top w:type="dxa" w:w="60"/>
               <w:left w:type="dxa" w:w="100"/>
@@ -44956,7 +44956,7 @@
         </w:tc>
         <w:tc>
           <w:tcPr>
-            <w:tcW w:type="dxa" w:w="2605"/>
+            <w:tcW w:type="dxa" w:w="2640"/>
             <w:tcMar>
               <w:top w:type="dxa" w:w="60"/>
               <w:left w:type="dxa" w:w="100"/>
@@ -44983,7 +44983,7 @@
       <w:tr>
         <w:tc>
           <w:tcPr>
-            <w:tcW w:type="dxa" w:w="2902"/>
+            <w:tcW w:type="dxa" w:w="2819"/>
             <w:tcMar>
               <w:top w:type="dxa" w:w="60"/>
               <w:left w:type="dxa" w:w="100"/>
@@ -45008,7 +45008,7 @@
         </w:tc>
         <w:tc>
           <w:tcPr>
-            <w:tcW w:type="dxa" w:w="3513"/>
+            <w:tcW w:type="dxa" w:w="3561"/>
             <w:tcMar>
               <w:top w:type="dxa" w:w="60"/>
               <w:left w:type="dxa" w:w="100"/>
@@ -45033,7 +45033,7 @@
         </w:tc>
         <w:tc>
           <w:tcPr>
-            <w:tcW w:type="dxa" w:w="2605"/>
+            <w:tcW w:type="dxa" w:w="2640"/>
             <w:tcMar>
               <w:top w:type="dxa" w:w="60"/>
               <w:left w:type="dxa" w:w="100"/>
@@ -45060,7 +45060,7 @@
       <w:tr>
         <w:tc>
           <w:tcPr>
-            <w:tcW w:type="dxa" w:w="2902"/>
+            <w:tcW w:type="dxa" w:w="2819"/>
             <w:tcMar>
               <w:top w:type="dxa" w:w="60"/>
               <w:left w:type="dxa" w:w="100"/>
@@ -45085,7 +45085,7 @@
         </w:tc>
         <w:tc>
           <w:tcPr>
-            <w:tcW w:type="dxa" w:w="3513"/>
+            <w:tcW w:type="dxa" w:w="3561"/>
             <w:tcMar>
               <w:top w:type="dxa" w:w="60"/>
               <w:left w:type="dxa" w:w="100"/>
@@ -45110,7 +45110,7 @@
         </w:tc>
         <w:tc>
           <w:tcPr>
-            <w:tcW w:type="dxa" w:w="2605"/>
+            <w:tcW w:type="dxa" w:w="2640"/>
             <w:tcMar>
               <w:top w:type="dxa" w:w="60"/>
               <w:left w:type="dxa" w:w="100"/>
@@ -45137,7 +45137,7 @@
       <w:tr>
         <w:tc>
           <w:tcPr>
-            <w:tcW w:type="dxa" w:w="2902"/>
+            <w:tcW w:type="dxa" w:w="2819"/>
             <w:tcMar>
               <w:top w:type="dxa" w:w="60"/>
               <w:left w:type="dxa" w:w="100"/>
@@ -45162,7 +45162,7 @@
         </w:tc>
         <w:tc>
           <w:tcPr>
-            <w:tcW w:type="dxa" w:w="3513"/>
+            <w:tcW w:type="dxa" w:w="3561"/>
             <w:tcMar>
               <w:top w:type="dxa" w:w="60"/>
               <w:left w:type="dxa" w:w="100"/>
@@ -45187,7 +45187,7 @@
         </w:tc>
         <w:tc>
           <w:tcPr>
-            <w:tcW w:type="dxa" w:w="2605"/>
+            <w:tcW w:type="dxa" w:w="2640"/>
             <w:tcMar>
               <w:top w:type="dxa" w:w="60"/>
               <w:left w:type="dxa" w:w="100"/>
@@ -45214,7 +45214,7 @@
       <w:tr>
         <w:tc>
           <w:tcPr>
-            <w:tcW w:type="dxa" w:w="2902"/>
+            <w:tcW w:type="dxa" w:w="2819"/>
             <w:tcMar>
               <w:top w:type="dxa" w:w="60"/>
               <w:left w:type="dxa" w:w="100"/>
@@ -45239,7 +45239,7 @@
         </w:tc>
         <w:tc>
           <w:tcPr>
-            <w:tcW w:type="dxa" w:w="3513"/>
+            <w:tcW w:type="dxa" w:w="3561"/>
             <w:tcMar>
               <w:top w:type="dxa" w:w="60"/>
               <w:left w:type="dxa" w:w="100"/>
@@ -45264,7 +45264,7 @@
         </w:tc>
         <w:tc>
           <w:tcPr>
-            <w:tcW w:type="dxa" w:w="2605"/>
+            <w:tcW w:type="dxa" w:w="2640"/>
             <w:tcMar>
               <w:top w:type="dxa" w:w="60"/>
               <w:left w:type="dxa" w:w="100"/>
@@ -45291,7 +45291,7 @@
       <w:tr>
         <w:tc>
           <w:tcPr>
-            <w:tcW w:type="dxa" w:w="2902"/>
+            <w:tcW w:type="dxa" w:w="2819"/>
             <w:tcMar>
               <w:top w:type="dxa" w:w="60"/>
               <w:left w:type="dxa" w:w="100"/>
@@ -45316,7 +45316,7 @@
         </w:tc>
         <w:tc>
           <w:tcPr>
-            <w:tcW w:type="dxa" w:w="3513"/>
+            <w:tcW w:type="dxa" w:w="3561"/>
             <w:tcMar>
               <w:top w:type="dxa" w:w="60"/>
               <w:left w:type="dxa" w:w="100"/>
@@ -45341,7 +45341,7 @@
         </w:tc>
         <w:tc>
           <w:tcPr>
-            <w:tcW w:type="dxa" w:w="2605"/>
+            <w:tcW w:type="dxa" w:w="2640"/>
             <w:tcMar>
               <w:top w:type="dxa" w:w="60"/>
               <w:left w:type="dxa" w:w="100"/>
@@ -45368,7 +45368,7 @@
       <w:tr>
         <w:tc>
           <w:tcPr>
-            <w:tcW w:type="dxa" w:w="2902"/>
+            <w:tcW w:type="dxa" w:w="2819"/>
             <w:tcMar>
               <w:top w:type="dxa" w:w="60"/>
               <w:left w:type="dxa" w:w="100"/>
@@ -45393,7 +45393,7 @@
         </w:tc>
         <w:tc>
           <w:tcPr>
-            <w:tcW w:type="dxa" w:w="3513"/>
+            <w:tcW w:type="dxa" w:w="3561"/>
             <w:tcMar>
               <w:top w:type="dxa" w:w="60"/>
               <w:left w:type="dxa" w:w="100"/>
@@ -45418,7 +45418,7 @@
         </w:tc>
         <w:tc>
           <w:tcPr>
-            <w:tcW w:type="dxa" w:w="2605"/>
+            <w:tcW w:type="dxa" w:w="2640"/>
             <w:tcMar>
               <w:top w:type="dxa" w:w="60"/>
               <w:left w:type="dxa" w:w="100"/>
@@ -45445,7 +45445,7 @@
       <w:tr>
         <w:tc>
           <w:tcPr>
-            <w:tcW w:type="dxa" w:w="2902"/>
+            <w:tcW w:type="dxa" w:w="2819"/>
             <w:tcMar>
               <w:top w:type="dxa" w:w="60"/>
               <w:left w:type="dxa" w:w="100"/>
@@ -45470,7 +45470,7 @@
         </w:tc>
         <w:tc>
           <w:tcPr>
-            <w:tcW w:type="dxa" w:w="3513"/>
+            <w:tcW w:type="dxa" w:w="3561"/>
             <w:tcMar>
               <w:top w:type="dxa" w:w="60"/>
               <w:left w:type="dxa" w:w="100"/>
@@ -45495,7 +45495,7 @@
         </w:tc>
         <w:tc>
           <w:tcPr>
-            <w:tcW w:type="dxa" w:w="2605"/>
+            <w:tcW w:type="dxa" w:w="2640"/>
             <w:tcMar>
               <w:top w:type="dxa" w:w="60"/>
               <w:left w:type="dxa" w:w="100"/>
@@ -45522,7 +45522,7 @@
       <w:tr>
         <w:tc>
           <w:tcPr>
-            <w:tcW w:type="dxa" w:w="2902"/>
+            <w:tcW w:type="dxa" w:w="2819"/>
             <w:tcMar>
               <w:top w:type="dxa" w:w="60"/>
               <w:left w:type="dxa" w:w="100"/>
@@ -45547,7 +45547,7 @@
         </w:tc>
         <w:tc>
           <w:tcPr>
-            <w:tcW w:type="dxa" w:w="3513"/>
+            <w:tcW w:type="dxa" w:w="3561"/>
             <w:tcMar>
               <w:top w:type="dxa" w:w="60"/>
               <w:left w:type="dxa" w:w="100"/>
@@ -45572,7 +45572,7 @@
         </w:tc>
         <w:tc>
           <w:tcPr>
-            <w:tcW w:type="dxa" w:w="2605"/>
+            <w:tcW w:type="dxa" w:w="2640"/>
             <w:tcMar>
               <w:top w:type="dxa" w:w="60"/>
               <w:left w:type="dxa" w:w="100"/>
@@ -48192,7 +48192,7 @@
                 <w:i w:val="false"/>
                 <w:iCs w:val="false"/>
               </w:rPr>
-              <w:t xml:space="preserve">31: the 5 hosts; 16 virtual machines, being the 12 production and 2 non-production virtual machines at the primary site, and the domain controller and the database copy at the secondary site; and the 10 workstations. The standby copies at the secondary site run only in place of the virtual machines they copy</w:t>
+              <w:t xml:space="preserve">33: the 5 hosts; 18 virtual machines, being the 14 production and 2 non-production virtual machines at the primary site, and the domain controller and the database copy at the secondary site; and the 10 workstations. The standby copies at the secondary site run only in place of the virtual machines they copy</w:t>
             </w:r>
           </w:p>
         </w:tc>
@@ -48804,7 +48804,7 @@
                 <w:i w:val="false"/>
                 <w:iCs w:val="false"/>
               </w:rPr>
-              <w:t xml:space="preserve">12, the production virtual machines at the primary site, with configuration and audit logs, replicated to the secondary site</w:t>
+              <w:t xml:space="preserve">14, the production virtual machines at the primary site, with configuration and audit logs, replicated to the secondary site</w:t>
             </w:r>
           </w:p>
         </w:tc>

--- a/Preliminary-Project-Plan-Information-System-Sub-Plans.docx
+++ b/Preliminary-Project-Plan-Information-System-Sub-Plans.docx
@@ -48192,7 +48192,7 @@
                 <w:i w:val="false"/>
                 <w:iCs w:val="false"/>
               </w:rPr>
-              <w:t xml:space="preserve">33: the 5 hosts; 18 virtual machines, being the 14 production and 2 non-production virtual machines at the primary site, and the domain controller and the database copy at the secondary site; and the 10 workstations. The standby copies at the secondary site run only in place of the virtual machines they copy</w:t>
+              <w:t xml:space="preserve">35: the 5 hosts; 20 virtual machines, being the 16 production and 2 non-production virtual machines at the primary site, and the domain controller and the database copy at the secondary site; and the 10 workstations. The standby copies at the secondary site run only in place of the virtual machines they copy</w:t>
             </w:r>
           </w:p>
         </w:tc>
@@ -48804,7 +48804,7 @@
                 <w:i w:val="false"/>
                 <w:iCs w:val="false"/>
               </w:rPr>
-              <w:t xml:space="preserve">14, the production virtual machines at the primary site, with configuration and audit logs, replicated to the secondary site</w:t>
+              <w:t xml:space="preserve">16, the production virtual machines at the primary site, with configuration and audit logs, replicated to the secondary site</w:t>
             </w:r>
           </w:p>
         </w:tc>

--- a/Preliminary-Project-Plan-Information-System-Sub-Plans.docx
+++ b/Preliminary-Project-Plan-Information-System-Sub-Plans.docx
@@ -47132,9 +47132,9 @@
       </w:tblPr>
       <w:tblGrid>
         <w:gridCol w:w="1340"/>
-        <w:gridCol w:w="1876"/>
-        <w:gridCol w:w="2015"/>
-        <w:gridCol w:w="3789"/>
+        <w:gridCol w:w="1903"/>
+        <w:gridCol w:w="1923"/>
+        <w:gridCol w:w="3854"/>
       </w:tblGrid>
       <w:tr>
         <w:trPr>
@@ -47168,7 +47168,7 @@
         </w:tc>
         <w:tc>
           <w:tcPr>
-            <w:tcW w:type="dxa" w:w="1876"/>
+            <w:tcW w:type="dxa" w:w="1903"/>
             <w:shd w:fill="EDEDED" w:val="clear"/>
             <w:tcMar>
               <w:top w:type="dxa" w:w="60"/>
@@ -47194,7 +47194,7 @@
         </w:tc>
         <w:tc>
           <w:tcPr>
-            <w:tcW w:type="dxa" w:w="2015"/>
+            <w:tcW w:type="dxa" w:w="1923"/>
             <w:shd w:fill="EDEDED" w:val="clear"/>
             <w:tcMar>
               <w:top w:type="dxa" w:w="60"/>
@@ -47220,7 +47220,7 @@
         </w:tc>
         <w:tc>
           <w:tcPr>
-            <w:tcW w:type="dxa" w:w="3789"/>
+            <w:tcW w:type="dxa" w:w="3854"/>
             <w:shd w:fill="EDEDED" w:val="clear"/>
             <w:tcMar>
               <w:top w:type="dxa" w:w="60"/>
@@ -47273,7 +47273,7 @@
         </w:tc>
         <w:tc>
           <w:tcPr>
-            <w:tcW w:type="dxa" w:w="1876"/>
+            <w:tcW w:type="dxa" w:w="1903"/>
             <w:tcMar>
               <w:top w:type="dxa" w:w="60"/>
               <w:left w:type="dxa" w:w="100"/>
@@ -47298,32 +47298,32 @@
         </w:tc>
         <w:tc>
           <w:tcPr>
-            <w:tcW w:type="dxa" w:w="2015"/>
-            <w:tcMar>
-              <w:top w:type="dxa" w:w="60"/>
-              <w:left w:type="dxa" w:w="100"/>
-              <w:bottom w:type="dxa" w:w="60"/>
-              <w:right w:type="dxa" w:w="100"/>
-            </w:tcMar>
-          </w:tcPr>
-          <w:p>
-            <w:pPr>
-              <w:spacing w:after="0" w:before="0"/>
-            </w:pPr>
-            <w:r>
-              <w:rPr>
-                <w:b w:val="false"/>
-                <w:bCs w:val="false"/>
-                <w:i w:val="false"/>
-                <w:iCs w:val="false"/>
-              </w:rPr>
-              <w:t xml:space="preserve">240 core licenses: 5 hosts of two 24-core processors, 4 at the primary site and 1 at the secondary site</w:t>
-            </w:r>
-          </w:p>
-        </w:tc>
-        <w:tc>
-          <w:tcPr>
-            <w:tcW w:type="dxa" w:w="3789"/>
+            <w:tcW w:type="dxa" w:w="1923"/>
+            <w:tcMar>
+              <w:top w:type="dxa" w:w="60"/>
+              <w:left w:type="dxa" w:w="100"/>
+              <w:bottom w:type="dxa" w:w="60"/>
+              <w:right w:type="dxa" w:w="100"/>
+            </w:tcMar>
+          </w:tcPr>
+          <w:p>
+            <w:pPr>
+              <w:spacing w:after="0" w:before="0"/>
+            </w:pPr>
+            <w:r>
+              <w:rPr>
+                <w:b w:val="false"/>
+                <w:bCs w:val="false"/>
+                <w:i w:val="false"/>
+                <w:iCs w:val="false"/>
+              </w:rPr>
+              <w:t xml:space="preserve">All physical cores of the 5 hosts, 4 at the primary site and 1 at the secondary site</w:t>
+            </w:r>
+          </w:p>
+        </w:tc>
+        <w:tc>
+          <w:tcPr>
+            <w:tcW w:type="dxa" w:w="3854"/>
             <w:tcMar>
               <w:top w:type="dxa" w:w="60"/>
               <w:left w:type="dxa" w:w="100"/>
@@ -47375,7 +47375,7 @@
         </w:tc>
         <w:tc>
           <w:tcPr>
-            <w:tcW w:type="dxa" w:w="1876"/>
+            <w:tcW w:type="dxa" w:w="1903"/>
             <w:tcMar>
               <w:top w:type="dxa" w:w="60"/>
               <w:left w:type="dxa" w:w="100"/>
@@ -47400,7 +47400,7 @@
         </w:tc>
         <w:tc>
           <w:tcPr>
-            <w:tcW w:type="dxa" w:w="2015"/>
+            <w:tcW w:type="dxa" w:w="1923"/>
             <w:tcMar>
               <w:top w:type="dxa" w:w="60"/>
               <w:left w:type="dxa" w:w="100"/>
@@ -47425,7 +47425,7 @@
         </w:tc>
         <w:tc>
           <w:tcPr>
-            <w:tcW w:type="dxa" w:w="3789"/>
+            <w:tcW w:type="dxa" w:w="3854"/>
             <w:tcMar>
               <w:top w:type="dxa" w:w="60"/>
               <w:left w:type="dxa" w:w="100"/>
@@ -47477,7 +47477,7 @@
         </w:tc>
         <w:tc>
           <w:tcPr>
-            <w:tcW w:type="dxa" w:w="1876"/>
+            <w:tcW w:type="dxa" w:w="1903"/>
             <w:tcMar>
               <w:top w:type="dxa" w:w="60"/>
               <w:left w:type="dxa" w:w="100"/>
@@ -47502,7 +47502,7 @@
         </w:tc>
         <w:tc>
           <w:tcPr>
-            <w:tcW w:type="dxa" w:w="2015"/>
+            <w:tcW w:type="dxa" w:w="1923"/>
             <w:tcMar>
               <w:top w:type="dxa" w:w="60"/>
               <w:left w:type="dxa" w:w="100"/>
@@ -47527,7 +47527,7 @@
         </w:tc>
         <w:tc>
           <w:tcPr>
-            <w:tcW w:type="dxa" w:w="3789"/>
+            <w:tcW w:type="dxa" w:w="3854"/>
             <w:tcMar>
               <w:top w:type="dxa" w:w="60"/>
               <w:left w:type="dxa" w:w="100"/>
@@ -47579,7 +47579,7 @@
         </w:tc>
         <w:tc>
           <w:tcPr>
-            <w:tcW w:type="dxa" w:w="1876"/>
+            <w:tcW w:type="dxa" w:w="1903"/>
             <w:tcMar>
               <w:top w:type="dxa" w:w="60"/>
               <w:left w:type="dxa" w:w="100"/>
@@ -47604,7 +47604,7 @@
         </w:tc>
         <w:tc>
           <w:tcPr>
-            <w:tcW w:type="dxa" w:w="2015"/>
+            <w:tcW w:type="dxa" w:w="1923"/>
             <w:tcMar>
               <w:top w:type="dxa" w:w="60"/>
               <w:left w:type="dxa" w:w="100"/>
@@ -47629,7 +47629,7 @@
         </w:tc>
         <w:tc>
           <w:tcPr>
-            <w:tcW w:type="dxa" w:w="3789"/>
+            <w:tcW w:type="dxa" w:w="3854"/>
             <w:tcMar>
               <w:top w:type="dxa" w:w="60"/>
               <w:left w:type="dxa" w:w="100"/>
@@ -47681,7 +47681,7 @@
         </w:tc>
         <w:tc>
           <w:tcPr>
-            <w:tcW w:type="dxa" w:w="1876"/>
+            <w:tcW w:type="dxa" w:w="1903"/>
             <w:tcMar>
               <w:top w:type="dxa" w:w="60"/>
               <w:left w:type="dxa" w:w="100"/>
@@ -47706,7 +47706,7 @@
         </w:tc>
         <w:tc>
           <w:tcPr>
-            <w:tcW w:type="dxa" w:w="2015"/>
+            <w:tcW w:type="dxa" w:w="1923"/>
             <w:tcMar>
               <w:top w:type="dxa" w:w="60"/>
               <w:left w:type="dxa" w:w="100"/>
@@ -47731,7 +47731,7 @@
         </w:tc>
         <w:tc>
           <w:tcPr>
-            <w:tcW w:type="dxa" w:w="3789"/>
+            <w:tcW w:type="dxa" w:w="3854"/>
             <w:tcMar>
               <w:top w:type="dxa" w:w="60"/>
               <w:left w:type="dxa" w:w="100"/>
@@ -47783,7 +47783,7 @@
         </w:tc>
         <w:tc>
           <w:tcPr>
-            <w:tcW w:type="dxa" w:w="1876"/>
+            <w:tcW w:type="dxa" w:w="1903"/>
             <w:tcMar>
               <w:top w:type="dxa" w:w="60"/>
               <w:left w:type="dxa" w:w="100"/>
@@ -47808,7 +47808,7 @@
         </w:tc>
         <w:tc>
           <w:tcPr>
-            <w:tcW w:type="dxa" w:w="2015"/>
+            <w:tcW w:type="dxa" w:w="1923"/>
             <w:tcMar>
               <w:top w:type="dxa" w:w="60"/>
               <w:left w:type="dxa" w:w="100"/>
@@ -47833,7 +47833,7 @@
         </w:tc>
         <w:tc>
           <w:tcPr>
-            <w:tcW w:type="dxa" w:w="3789"/>
+            <w:tcW w:type="dxa" w:w="3854"/>
             <w:tcMar>
               <w:top w:type="dxa" w:w="60"/>
               <w:left w:type="dxa" w:w="100"/>

--- a/Preliminary-Project-Plan-Information-System-Sub-Plans.docx
+++ b/Preliminary-Project-Plan-Information-System-Sub-Plans.docx
@@ -30923,8 +30923,8 @@
       </w:tblPr>
       <w:tblGrid>
         <w:gridCol w:w="1230"/>
-        <w:gridCol w:w="4438"/>
-        <w:gridCol w:w="3352"/>
+        <w:gridCol w:w="4322"/>
+        <w:gridCol w:w="3468"/>
       </w:tblGrid>
       <w:tr>
         <w:trPr>
@@ -30958,7 +30958,7 @@
         </w:tc>
         <w:tc>
           <w:tcPr>
-            <w:tcW w:type="dxa" w:w="4438"/>
+            <w:tcW w:type="dxa" w:w="4322"/>
             <w:shd w:fill="EDEDED" w:val="clear"/>
             <w:tcMar>
               <w:top w:type="dxa" w:w="60"/>
@@ -30984,7 +30984,7 @@
         </w:tc>
         <w:tc>
           <w:tcPr>
-            <w:tcW w:type="dxa" w:w="3352"/>
+            <w:tcW w:type="dxa" w:w="3468"/>
             <w:shd w:fill="EDEDED" w:val="clear"/>
             <w:tcMar>
               <w:top w:type="dxa" w:w="60"/>
@@ -31037,7 +31037,7 @@
         </w:tc>
         <w:tc>
           <w:tcPr>
-            <w:tcW w:type="dxa" w:w="4438"/>
+            <w:tcW w:type="dxa" w:w="4322"/>
             <w:tcMar>
               <w:top w:type="dxa" w:w="60"/>
               <w:left w:type="dxa" w:w="100"/>
@@ -31062,7 +31062,7 @@
         </w:tc>
         <w:tc>
           <w:tcPr>
-            <w:tcW w:type="dxa" w:w="3352"/>
+            <w:tcW w:type="dxa" w:w="3468"/>
             <w:tcMar>
               <w:top w:type="dxa" w:w="60"/>
               <w:left w:type="dxa" w:w="100"/>
@@ -31114,7 +31114,7 @@
         </w:tc>
         <w:tc>
           <w:tcPr>
-            <w:tcW w:type="dxa" w:w="4438"/>
+            <w:tcW w:type="dxa" w:w="4322"/>
             <w:tcMar>
               <w:top w:type="dxa" w:w="60"/>
               <w:left w:type="dxa" w:w="100"/>
@@ -31139,7 +31139,7 @@
         </w:tc>
         <w:tc>
           <w:tcPr>
-            <w:tcW w:type="dxa" w:w="3352"/>
+            <w:tcW w:type="dxa" w:w="3468"/>
             <w:tcMar>
               <w:top w:type="dxa" w:w="60"/>
               <w:left w:type="dxa" w:w="100"/>
@@ -31191,51 +31191,51 @@
         </w:tc>
         <w:tc>
           <w:tcPr>
-            <w:tcW w:type="dxa" w:w="4438"/>
-            <w:tcMar>
-              <w:top w:type="dxa" w:w="60"/>
-              <w:left w:type="dxa" w:w="100"/>
-              <w:bottom w:type="dxa" w:w="60"/>
-              <w:right w:type="dxa" w:w="100"/>
-            </w:tcMar>
-          </w:tcPr>
-          <w:p>
-            <w:pPr>
-              <w:spacing w:after="0" w:before="0"/>
-            </w:pPr>
-            <w:r>
-              <w:rPr>
-                <w:b w:val="false"/>
-                <w:bCs w:val="false"/>
-                <w:i w:val="false"/>
-                <w:iCs w:val="false"/>
-              </w:rPr>
-              <w:t xml:space="preserve">Monitoring production: batch progress, line status and reject reasons; a laser station taken out of service mid-batch; assisting calibration</w:t>
-            </w:r>
-          </w:p>
-        </w:tc>
-        <w:tc>
-          <w:tcPr>
-            <w:tcW w:type="dxa" w:w="3352"/>
-            <w:tcMar>
-              <w:top w:type="dxa" w:w="60"/>
-              <w:left w:type="dxa" w:w="100"/>
-              <w:bottom w:type="dxa" w:w="60"/>
-              <w:right w:type="dxa" w:w="100"/>
-            </w:tcMar>
-          </w:tcPr>
-          <w:p>
-            <w:pPr>
-              <w:spacing w:after="0" w:before="0"/>
-            </w:pPr>
-            <w:r>
-              <w:rPr>
-                <w:b w:val="false"/>
-                <w:bCs w:val="false"/>
-                <w:i w:val="false"/>
-                <w:iCs w:val="false"/>
-              </w:rPr>
-              <w:t xml:space="preserve">Take a station out of service during a run and confirm production continues on the others; read the calibration log</w:t>
+            <w:tcW w:type="dxa" w:w="4322"/>
+            <w:tcMar>
+              <w:top w:type="dxa" w:w="60"/>
+              <w:left w:type="dxa" w:w="100"/>
+              <w:bottom w:type="dxa" w:w="60"/>
+              <w:right w:type="dxa" w:w="100"/>
+            </w:tcMar>
+          </w:tcPr>
+          <w:p>
+            <w:pPr>
+              <w:spacing w:after="0" w:before="0"/>
+            </w:pPr>
+            <w:r>
+              <w:rPr>
+                <w:b w:val="false"/>
+                <w:bCs w:val="false"/>
+                <w:i w:val="false"/>
+                <w:iCs w:val="false"/>
+              </w:rPr>
+              <w:t xml:space="preserve">Monitoring production: batch progress, line status and reject reasons; taking a laser station out of service between runs; assisting calibration</w:t>
+            </w:r>
+          </w:p>
+        </w:tc>
+        <w:tc>
+          <w:tcPr>
+            <w:tcW w:type="dxa" w:w="3468"/>
+            <w:tcMar>
+              <w:top w:type="dxa" w:w="60"/>
+              <w:left w:type="dxa" w:w="100"/>
+              <w:bottom w:type="dxa" w:w="60"/>
+              <w:right w:type="dxa" w:w="100"/>
+            </w:tcMar>
+          </w:tcPr>
+          <w:p>
+            <w:pPr>
+              <w:spacing w:after="0" w:before="0"/>
+            </w:pPr>
+            <w:r>
+              <w:rPr>
+                <w:b w:val="false"/>
+                <w:bCs w:val="false"/>
+                <w:i w:val="false"/>
+                <w:iCs w:val="false"/>
+              </w:rPr>
+              <w:t xml:space="preserve">Take a station out of service at the end of a run, restart production with the job settings for the remaining stations, and read the calibration log</w:t>
             </w:r>
           </w:p>
         </w:tc>
@@ -31268,7 +31268,7 @@
         </w:tc>
         <w:tc>
           <w:tcPr>
-            <w:tcW w:type="dxa" w:w="4438"/>
+            <w:tcW w:type="dxa" w:w="4322"/>
             <w:tcMar>
               <w:top w:type="dxa" w:w="60"/>
               <w:left w:type="dxa" w:w="100"/>
@@ -31293,7 +31293,7 @@
         </w:tc>
         <w:tc>
           <w:tcPr>
-            <w:tcW w:type="dxa" w:w="3352"/>
+            <w:tcW w:type="dxa" w:w="3468"/>
             <w:tcMar>
               <w:top w:type="dxa" w:w="60"/>
               <w:left w:type="dxa" w:w="100"/>
@@ -31373,8 +31373,8 @@
         </w:tblBorders>
       </w:tblPr>
       <w:tblGrid>
-        <w:gridCol w:w="2572"/>
-        <w:gridCol w:w="6448"/>
+        <w:gridCol w:w="2442"/>
+        <w:gridCol w:w="6578"/>
       </w:tblGrid>
       <w:tr>
         <w:trPr>
@@ -31382,7 +31382,7 @@
         </w:trPr>
         <w:tc>
           <w:tcPr>
-            <w:tcW w:type="dxa" w:w="2572"/>
+            <w:tcW w:type="dxa" w:w="2442"/>
             <w:shd w:fill="EDEDED" w:val="clear"/>
             <w:tcMar>
               <w:top w:type="dxa" w:w="60"/>
@@ -31408,7 +31408,7 @@
         </w:tc>
         <w:tc>
           <w:tcPr>
-            <w:tcW w:type="dxa" w:w="6448"/>
+            <w:tcW w:type="dxa" w:w="6578"/>
             <w:shd w:fill="EDEDED" w:val="clear"/>
             <w:tcMar>
               <w:top w:type="dxa" w:w="60"/>
@@ -31436,7 +31436,7 @@
       <w:tr>
         <w:tc>
           <w:tcPr>
-            <w:tcW w:type="dxa" w:w="2572"/>
+            <w:tcW w:type="dxa" w:w="2442"/>
             <w:tcMar>
               <w:top w:type="dxa" w:w="60"/>
               <w:left w:type="dxa" w:w="100"/>
@@ -31461,7 +31461,7 @@
         </w:tc>
         <w:tc>
           <w:tcPr>
-            <w:tcW w:type="dxa" w:w="6448"/>
+            <w:tcW w:type="dxa" w:w="6578"/>
             <w:tcMar>
               <w:top w:type="dxa" w:w="60"/>
               <w:left w:type="dxa" w:w="100"/>
@@ -31488,7 +31488,7 @@
       <w:tr>
         <w:tc>
           <w:tcPr>
-            <w:tcW w:type="dxa" w:w="2572"/>
+            <w:tcW w:type="dxa" w:w="2442"/>
             <w:tcMar>
               <w:top w:type="dxa" w:w="60"/>
               <w:left w:type="dxa" w:w="100"/>
@@ -31513,7 +31513,7 @@
         </w:tc>
         <w:tc>
           <w:tcPr>
-            <w:tcW w:type="dxa" w:w="6448"/>
+            <w:tcW w:type="dxa" w:w="6578"/>
             <w:tcMar>
               <w:top w:type="dxa" w:w="60"/>
               <w:left w:type="dxa" w:w="100"/>
@@ -31540,7 +31540,7 @@
       <w:tr>
         <w:tc>
           <w:tcPr>
-            <w:tcW w:type="dxa" w:w="2572"/>
+            <w:tcW w:type="dxa" w:w="2442"/>
             <w:tcMar>
               <w:top w:type="dxa" w:w="60"/>
               <w:left w:type="dxa" w:w="100"/>
@@ -31565,26 +31565,26 @@
         </w:tc>
         <w:tc>
           <w:tcPr>
-            <w:tcW w:type="dxa" w:w="6448"/>
-            <w:tcMar>
-              <w:top w:type="dxa" w:w="60"/>
-              <w:left w:type="dxa" w:w="100"/>
-              <w:bottom w:type="dxa" w:w="60"/>
-              <w:right w:type="dxa" w:w="100"/>
-            </w:tcMar>
-          </w:tcPr>
-          <w:p>
-            <w:pPr>
-              <w:spacing w:after="0" w:before="0"/>
-            </w:pPr>
-            <w:r>
-              <w:rPr>
-                <w:b w:val="false"/>
-                <w:bCs w:val="false"/>
-                <w:i w:val="false"/>
-                <w:iCs w:val="false"/>
-              </w:rPr>
-              <w:t xml:space="preserve">Production continues on the remaining stations, and the event is reported to the supervisor</w:t>
+            <w:tcW w:type="dxa" w:w="6578"/>
+            <w:tcMar>
+              <w:top w:type="dxa" w:w="60"/>
+              <w:left w:type="dxa" w:w="100"/>
+              <w:bottom w:type="dxa" w:w="60"/>
+              <w:right w:type="dxa" w:w="100"/>
+            </w:tcMar>
+          </w:tcPr>
+          <w:p>
+            <w:pPr>
+              <w:spacing w:after="0" w:before="0"/>
+            </w:pPr>
+            <w:r>
+              <w:rPr>
+                <w:b w:val="false"/>
+                <w:bCs w:val="false"/>
+                <w:i w:val="false"/>
+                <w:iCs w:val="false"/>
+              </w:rPr>
+              <w:t xml:space="preserve">The run is concluded, production resumes on the remaining stations or on the other line, and the event is reported to the supervisor</w:t>
             </w:r>
           </w:p>
         </w:tc>
@@ -31592,7 +31592,7 @@
       <w:tr>
         <w:tc>
           <w:tcPr>
-            <w:tcW w:type="dxa" w:w="2572"/>
+            <w:tcW w:type="dxa" w:w="2442"/>
             <w:tcMar>
               <w:top w:type="dxa" w:w="60"/>
               <w:left w:type="dxa" w:w="100"/>
@@ -31617,7 +31617,7 @@
         </w:tc>
         <w:tc>
           <w:tcPr>
-            <w:tcW w:type="dxa" w:w="6448"/>
+            <w:tcW w:type="dxa" w:w="6578"/>
             <w:tcMar>
               <w:top w:type="dxa" w:w="60"/>
               <w:left w:type="dxa" w:w="100"/>
@@ -31644,7 +31644,7 @@
       <w:tr>
         <w:tc>
           <w:tcPr>
-            <w:tcW w:type="dxa" w:w="2572"/>
+            <w:tcW w:type="dxa" w:w="2442"/>
             <w:tcMar>
               <w:top w:type="dxa" w:w="60"/>
               <w:left w:type="dxa" w:w="100"/>
@@ -31669,7 +31669,7 @@
         </w:tc>
         <w:tc>
           <w:tcPr>
-            <w:tcW w:type="dxa" w:w="6448"/>
+            <w:tcW w:type="dxa" w:w="6578"/>
             <w:tcMar>
               <w:top w:type="dxa" w:w="60"/>
               <w:left w:type="dxa" w:w="100"/>
@@ -31696,7 +31696,7 @@
       <w:tr>
         <w:tc>
           <w:tcPr>
-            <w:tcW w:type="dxa" w:w="2572"/>
+            <w:tcW w:type="dxa" w:w="2442"/>
             <w:tcMar>
               <w:top w:type="dxa" w:w="60"/>
               <w:left w:type="dxa" w:w="100"/>
@@ -31721,7 +31721,7 @@
         </w:tc>
         <w:tc>
           <w:tcPr>
-            <w:tcW w:type="dxa" w:w="6448"/>
+            <w:tcW w:type="dxa" w:w="6578"/>
             <w:tcMar>
               <w:top w:type="dxa" w:w="60"/>
               <w:left w:type="dxa" w:w="100"/>
@@ -31748,7 +31748,7 @@
       <w:tr>
         <w:tc>
           <w:tcPr>
-            <w:tcW w:type="dxa" w:w="2572"/>
+            <w:tcW w:type="dxa" w:w="2442"/>
             <w:tcMar>
               <w:top w:type="dxa" w:w="60"/>
               <w:left w:type="dxa" w:w="100"/>
@@ -31773,7 +31773,7 @@
         </w:tc>
         <w:tc>
           <w:tcPr>
-            <w:tcW w:type="dxa" w:w="6448"/>
+            <w:tcW w:type="dxa" w:w="6578"/>
             <w:tcMar>
               <w:top w:type="dxa" w:w="60"/>
               <w:left w:type="dxa" w:w="100"/>
@@ -34739,7 +34739,7 @@
                 <w:i w:val="false"/>
                 <w:iCs w:val="false"/>
               </w:rPr>
-              <w:t xml:space="preserve">Independent laser stations</w:t>
+              <w:t xml:space="preserve">Laser stations</w:t>
             </w:r>
           </w:p>
         </w:tc>
@@ -34764,7 +34764,7 @@
                 <w:i w:val="false"/>
                 <w:iCs w:val="false"/>
               </w:rPr>
-              <w:t xml:space="preserve">A station is switched off and taken out of operation during a run, and production continues without interruption</w:t>
+              <w:t xml:space="preserve">The five stations, two for each face and one for the CLI. A station for one face is switched off and taken out of operation at the end of a run, and production resumes on the remaining stations once the job settings are reconfigured</w:t>
             </w:r>
           </w:p>
         </w:tc>
@@ -44816,9 +44816,9 @@
         </w:tblBorders>
       </w:tblPr>
       <w:tblGrid>
-        <w:gridCol w:w="2819"/>
-        <w:gridCol w:w="3561"/>
-        <w:gridCol w:w="2640"/>
+        <w:gridCol w:w="2876"/>
+        <w:gridCol w:w="3528"/>
+        <w:gridCol w:w="2616"/>
       </w:tblGrid>
       <w:tr>
         <w:trPr>
@@ -44826,7 +44826,7 @@
         </w:trPr>
         <w:tc>
           <w:tcPr>
-            <w:tcW w:type="dxa" w:w="2819"/>
+            <w:tcW w:type="dxa" w:w="2876"/>
             <w:shd w:fill="EDEDED" w:val="clear"/>
             <w:tcMar>
               <w:top w:type="dxa" w:w="60"/>
@@ -44852,7 +44852,7 @@
         </w:tc>
         <w:tc>
           <w:tcPr>
-            <w:tcW w:type="dxa" w:w="3561"/>
+            <w:tcW w:type="dxa" w:w="3528"/>
             <w:shd w:fill="EDEDED" w:val="clear"/>
             <w:tcMar>
               <w:top w:type="dxa" w:w="60"/>
@@ -44878,7 +44878,7 @@
         </w:tc>
         <w:tc>
           <w:tcPr>
-            <w:tcW w:type="dxa" w:w="2640"/>
+            <w:tcW w:type="dxa" w:w="2616"/>
             <w:shd w:fill="EDEDED" w:val="clear"/>
             <w:tcMar>
               <w:top w:type="dxa" w:w="60"/>
@@ -44906,32 +44906,32 @@
       <w:tr>
         <w:tc>
           <w:tcPr>
-            <w:tcW w:type="dxa" w:w="2819"/>
-            <w:tcMar>
-              <w:top w:type="dxa" w:w="60"/>
-              <w:left w:type="dxa" w:w="100"/>
-              <w:bottom w:type="dxa" w:w="60"/>
-              <w:right w:type="dxa" w:w="100"/>
-            </w:tcMar>
-          </w:tcPr>
-          <w:p>
-            <w:pPr>
-              <w:spacing w:after="0" w:before="0"/>
-            </w:pPr>
-            <w:r>
-              <w:rPr>
-                <w:b w:val="false"/>
-                <w:bCs w:val="false"/>
-                <w:i w:val="false"/>
-                <w:iCs w:val="false"/>
-              </w:rPr>
-              <w:t xml:space="preserve">Servicing of the personalization and mailing equipment: optics, cooling, feeders and card transport</w:t>
-            </w:r>
-          </w:p>
-        </w:tc>
-        <w:tc>
-          <w:tcPr>
-            <w:tcW w:type="dxa" w:w="3561"/>
+            <w:tcW w:type="dxa" w:w="2876"/>
+            <w:tcMar>
+              <w:top w:type="dxa" w:w="60"/>
+              <w:left w:type="dxa" w:w="100"/>
+              <w:bottom w:type="dxa" w:w="60"/>
+              <w:right w:type="dxa" w:w="100"/>
+            </w:tcMar>
+          </w:tcPr>
+          <w:p>
+            <w:pPr>
+              <w:spacing w:after="0" w:before="0"/>
+            </w:pPr>
+            <w:r>
+              <w:rPr>
+                <w:b w:val="false"/>
+                <w:bCs w:val="false"/>
+                <w:i w:val="false"/>
+                <w:iCs w:val="false"/>
+              </w:rPr>
+              <w:t xml:space="preserve">Servicing of the personalization and mailing equipment: optics, filtering system, feeders and card transport</w:t>
+            </w:r>
+          </w:p>
+        </w:tc>
+        <w:tc>
+          <w:tcPr>
+            <w:tcW w:type="dxa" w:w="3528"/>
             <w:tcMar>
               <w:top w:type="dxa" w:w="60"/>
               <w:left w:type="dxa" w:w="100"/>
@@ -44956,7 +44956,7 @@
         </w:tc>
         <w:tc>
           <w:tcPr>
-            <w:tcW w:type="dxa" w:w="2640"/>
+            <w:tcW w:type="dxa" w:w="2616"/>
             <w:tcMar>
               <w:top w:type="dxa" w:w="60"/>
               <w:left w:type="dxa" w:w="100"/>
@@ -44983,7 +44983,7 @@
       <w:tr>
         <w:tc>
           <w:tcPr>
-            <w:tcW w:type="dxa" w:w="2819"/>
+            <w:tcW w:type="dxa" w:w="2876"/>
             <w:tcMar>
               <w:top w:type="dxa" w:w="60"/>
               <w:left w:type="dxa" w:w="100"/>
@@ -45008,7 +45008,7 @@
         </w:tc>
         <w:tc>
           <w:tcPr>
-            <w:tcW w:type="dxa" w:w="3561"/>
+            <w:tcW w:type="dxa" w:w="3528"/>
             <w:tcMar>
               <w:top w:type="dxa" w:w="60"/>
               <w:left w:type="dxa" w:w="100"/>
@@ -45033,7 +45033,7 @@
         </w:tc>
         <w:tc>
           <w:tcPr>
-            <w:tcW w:type="dxa" w:w="2640"/>
+            <w:tcW w:type="dxa" w:w="2616"/>
             <w:tcMar>
               <w:top w:type="dxa" w:w="60"/>
               <w:left w:type="dxa" w:w="100"/>
@@ -45060,7 +45060,7 @@
       <w:tr>
         <w:tc>
           <w:tcPr>
-            <w:tcW w:type="dxa" w:w="2819"/>
+            <w:tcW w:type="dxa" w:w="2876"/>
             <w:tcMar>
               <w:top w:type="dxa" w:w="60"/>
               <w:left w:type="dxa" w:w="100"/>
@@ -45085,7 +45085,7 @@
         </w:tc>
         <w:tc>
           <w:tcPr>
-            <w:tcW w:type="dxa" w:w="3561"/>
+            <w:tcW w:type="dxa" w:w="3528"/>
             <w:tcMar>
               <w:top w:type="dxa" w:w="60"/>
               <w:left w:type="dxa" w:w="100"/>
@@ -45110,7 +45110,7 @@
         </w:tc>
         <w:tc>
           <w:tcPr>
-            <w:tcW w:type="dxa" w:w="2640"/>
+            <w:tcW w:type="dxa" w:w="2616"/>
             <w:tcMar>
               <w:top w:type="dxa" w:w="60"/>
               <w:left w:type="dxa" w:w="100"/>
@@ -45137,7 +45137,7 @@
       <w:tr>
         <w:tc>
           <w:tcPr>
-            <w:tcW w:type="dxa" w:w="2819"/>
+            <w:tcW w:type="dxa" w:w="2876"/>
             <w:tcMar>
               <w:top w:type="dxa" w:w="60"/>
               <w:left w:type="dxa" w:w="100"/>
@@ -45162,7 +45162,7 @@
         </w:tc>
         <w:tc>
           <w:tcPr>
-            <w:tcW w:type="dxa" w:w="3561"/>
+            <w:tcW w:type="dxa" w:w="3528"/>
             <w:tcMar>
               <w:top w:type="dxa" w:w="60"/>
               <w:left w:type="dxa" w:w="100"/>
@@ -45187,7 +45187,7 @@
         </w:tc>
         <w:tc>
           <w:tcPr>
-            <w:tcW w:type="dxa" w:w="2640"/>
+            <w:tcW w:type="dxa" w:w="2616"/>
             <w:tcMar>
               <w:top w:type="dxa" w:w="60"/>
               <w:left w:type="dxa" w:w="100"/>
@@ -45214,7 +45214,7 @@
       <w:tr>
         <w:tc>
           <w:tcPr>
-            <w:tcW w:type="dxa" w:w="2819"/>
+            <w:tcW w:type="dxa" w:w="2876"/>
             <w:tcMar>
               <w:top w:type="dxa" w:w="60"/>
               <w:left w:type="dxa" w:w="100"/>
@@ -45239,7 +45239,7 @@
         </w:tc>
         <w:tc>
           <w:tcPr>
-            <w:tcW w:type="dxa" w:w="3561"/>
+            <w:tcW w:type="dxa" w:w="3528"/>
             <w:tcMar>
               <w:top w:type="dxa" w:w="60"/>
               <w:left w:type="dxa" w:w="100"/>
@@ -45264,7 +45264,7 @@
         </w:tc>
         <w:tc>
           <w:tcPr>
-            <w:tcW w:type="dxa" w:w="2640"/>
+            <w:tcW w:type="dxa" w:w="2616"/>
             <w:tcMar>
               <w:top w:type="dxa" w:w="60"/>
               <w:left w:type="dxa" w:w="100"/>
@@ -45291,7 +45291,7 @@
       <w:tr>
         <w:tc>
           <w:tcPr>
-            <w:tcW w:type="dxa" w:w="2819"/>
+            <w:tcW w:type="dxa" w:w="2876"/>
             <w:tcMar>
               <w:top w:type="dxa" w:w="60"/>
               <w:left w:type="dxa" w:w="100"/>
@@ -45316,7 +45316,7 @@
         </w:tc>
         <w:tc>
           <w:tcPr>
-            <w:tcW w:type="dxa" w:w="3561"/>
+            <w:tcW w:type="dxa" w:w="3528"/>
             <w:tcMar>
               <w:top w:type="dxa" w:w="60"/>
               <w:left w:type="dxa" w:w="100"/>
@@ -45341,7 +45341,7 @@
         </w:tc>
         <w:tc>
           <w:tcPr>
-            <w:tcW w:type="dxa" w:w="2640"/>
+            <w:tcW w:type="dxa" w:w="2616"/>
             <w:tcMar>
               <w:top w:type="dxa" w:w="60"/>
               <w:left w:type="dxa" w:w="100"/>
@@ -45368,7 +45368,7 @@
       <w:tr>
         <w:tc>
           <w:tcPr>
-            <w:tcW w:type="dxa" w:w="2819"/>
+            <w:tcW w:type="dxa" w:w="2876"/>
             <w:tcMar>
               <w:top w:type="dxa" w:w="60"/>
               <w:left w:type="dxa" w:w="100"/>
@@ -45393,7 +45393,7 @@
         </w:tc>
         <w:tc>
           <w:tcPr>
-            <w:tcW w:type="dxa" w:w="3561"/>
+            <w:tcW w:type="dxa" w:w="3528"/>
             <w:tcMar>
               <w:top w:type="dxa" w:w="60"/>
               <w:left w:type="dxa" w:w="100"/>
@@ -45418,7 +45418,7 @@
         </w:tc>
         <w:tc>
           <w:tcPr>
-            <w:tcW w:type="dxa" w:w="2640"/>
+            <w:tcW w:type="dxa" w:w="2616"/>
             <w:tcMar>
               <w:top w:type="dxa" w:w="60"/>
               <w:left w:type="dxa" w:w="100"/>
@@ -45445,7 +45445,7 @@
       <w:tr>
         <w:tc>
           <w:tcPr>
-            <w:tcW w:type="dxa" w:w="2819"/>
+            <w:tcW w:type="dxa" w:w="2876"/>
             <w:tcMar>
               <w:top w:type="dxa" w:w="60"/>
               <w:left w:type="dxa" w:w="100"/>
@@ -45470,7 +45470,7 @@
         </w:tc>
         <w:tc>
           <w:tcPr>
-            <w:tcW w:type="dxa" w:w="3561"/>
+            <w:tcW w:type="dxa" w:w="3528"/>
             <w:tcMar>
               <w:top w:type="dxa" w:w="60"/>
               <w:left w:type="dxa" w:w="100"/>
@@ -45495,7 +45495,7 @@
         </w:tc>
         <w:tc>
           <w:tcPr>
-            <w:tcW w:type="dxa" w:w="2640"/>
+            <w:tcW w:type="dxa" w:w="2616"/>
             <w:tcMar>
               <w:top w:type="dxa" w:w="60"/>
               <w:left w:type="dxa" w:w="100"/>
@@ -45522,7 +45522,7 @@
       <w:tr>
         <w:tc>
           <w:tcPr>
-            <w:tcW w:type="dxa" w:w="2819"/>
+            <w:tcW w:type="dxa" w:w="2876"/>
             <w:tcMar>
               <w:top w:type="dxa" w:w="60"/>
               <w:left w:type="dxa" w:w="100"/>
@@ -45547,7 +45547,7 @@
         </w:tc>
         <w:tc>
           <w:tcPr>
-            <w:tcW w:type="dxa" w:w="3561"/>
+            <w:tcW w:type="dxa" w:w="3528"/>
             <w:tcMar>
               <w:top w:type="dxa" w:w="60"/>
               <w:left w:type="dxa" w:w="100"/>
@@ -45572,7 +45572,7 @@
         </w:tc>
         <w:tc>
           <w:tcPr>
-            <w:tcW w:type="dxa" w:w="2640"/>
+            <w:tcW w:type="dxa" w:w="2616"/>
             <w:tcMar>
               <w:top w:type="dxa" w:w="60"/>
               <w:left w:type="dxa" w:w="100"/>
@@ -46218,7 +46218,7 @@
                 <w:i w:val="false"/>
                 <w:iCs w:val="false"/>
               </w:rPr>
-              <w:t xml:space="preserve">Laser marking units and their optics, cooling, card feeders and transport, verification cameras and reject modules, and the feeders, inserters and carrier printers of the mailing systems</w:t>
+              <w:t xml:space="preserve">Laser marking units and their optics, the filtering system, card feeders and transport, verification cameras and reject modules, and the feeders, inserters and carrier printers of the mailing systems</w:t>
             </w:r>
           </w:p>
         </w:tc>

--- a/Preliminary-Project-Plan-Information-System-Sub-Plans.docx
+++ b/Preliminary-Project-Plan-Information-System-Sub-Plans.docx
@@ -47115,7 +47115,7 @@
           <w:i w:val="false"/>
           <w:iCs w:val="false"/>
         </w:rPr>
-        <w:t xml:space="preserve">Platform software.</w:t>
+        <w:t xml:space="preserve">Software, subscriptions and support.</w:t>
       </w:r>
     </w:p>
     <w:tbl>
@@ -47131,10 +47131,10 @@
         </w:tblBorders>
       </w:tblPr>
       <w:tblGrid>
-        <w:gridCol w:w="1340"/>
-        <w:gridCol w:w="1903"/>
-        <w:gridCol w:w="1923"/>
-        <w:gridCol w:w="3854"/>
+        <w:gridCol w:w="1780"/>
+        <w:gridCol w:w="1670"/>
+        <w:gridCol w:w="2798"/>
+        <w:gridCol w:w="2772"/>
       </w:tblGrid>
       <w:tr>
         <w:trPr>
@@ -47142,7 +47142,7 @@
         </w:trPr>
         <w:tc>
           <w:tcPr>
-            <w:tcW w:type="dxa" w:w="1340"/>
+            <w:tcW w:type="dxa" w:w="1780"/>
             <w:shd w:fill="EDEDED" w:val="clear"/>
             <w:tcMar>
               <w:top w:type="dxa" w:w="60"/>
@@ -47168,7 +47168,7 @@
         </w:tc>
         <w:tc>
           <w:tcPr>
-            <w:tcW w:type="dxa" w:w="1903"/>
+            <w:tcW w:type="dxa" w:w="1670"/>
             <w:shd w:fill="EDEDED" w:val="clear"/>
             <w:tcMar>
               <w:top w:type="dxa" w:w="60"/>
@@ -47194,7 +47194,7 @@
         </w:tc>
         <w:tc>
           <w:tcPr>
-            <w:tcW w:type="dxa" w:w="1923"/>
+            <w:tcW w:type="dxa" w:w="2798"/>
             <w:shd w:fill="EDEDED" w:val="clear"/>
             <w:tcMar>
               <w:top w:type="dxa" w:w="60"/>
@@ -47220,7 +47220,7 @@
         </w:tc>
         <w:tc>
           <w:tcPr>
-            <w:tcW w:type="dxa" w:w="3854"/>
+            <w:tcW w:type="dxa" w:w="2772"/>
             <w:shd w:fill="EDEDED" w:val="clear"/>
             <w:tcMar>
               <w:top w:type="dxa" w:w="60"/>
@@ -47248,7 +47248,7 @@
       <w:tr>
         <w:tc>
           <w:tcPr>
-            <w:tcW w:type="dxa" w:w="1340"/>
+            <w:tcW w:type="dxa" w:w="1780"/>
             <w:tcMar>
               <w:top w:type="dxa" w:w="60"/>
               <w:left w:type="dxa" w:w="100"/>
@@ -47273,7 +47273,7 @@
         </w:tc>
         <w:tc>
           <w:tcPr>
-            <w:tcW w:type="dxa" w:w="1903"/>
+            <w:tcW w:type="dxa" w:w="1670"/>
             <w:tcMar>
               <w:top w:type="dxa" w:w="60"/>
               <w:left w:type="dxa" w:w="100"/>
@@ -47298,51 +47298,51 @@
         </w:tc>
         <w:tc>
           <w:tcPr>
-            <w:tcW w:type="dxa" w:w="1923"/>
-            <w:tcMar>
-              <w:top w:type="dxa" w:w="60"/>
-              <w:left w:type="dxa" w:w="100"/>
-              <w:bottom w:type="dxa" w:w="60"/>
-              <w:right w:type="dxa" w:w="100"/>
-            </w:tcMar>
-          </w:tcPr>
-          <w:p>
-            <w:pPr>
-              <w:spacing w:after="0" w:before="0"/>
-            </w:pPr>
-            <w:r>
-              <w:rPr>
-                <w:b w:val="false"/>
-                <w:bCs w:val="false"/>
-                <w:i w:val="false"/>
-                <w:iCs w:val="false"/>
-              </w:rPr>
-              <w:t xml:space="preserve">All physical cores of the 5 hosts, 4 at the primary site and 1 at the secondary site</w:t>
-            </w:r>
-          </w:p>
-        </w:tc>
-        <w:tc>
-          <w:tcPr>
-            <w:tcW w:type="dxa" w:w="3854"/>
-            <w:tcMar>
-              <w:top w:type="dxa" w:w="60"/>
-              <w:left w:type="dxa" w:w="100"/>
-              <w:bottom w:type="dxa" w:w="60"/>
-              <w:right w:type="dxa" w:w="100"/>
-            </w:tcMar>
-          </w:tcPr>
-          <w:p>
-            <w:pPr>
-              <w:spacing w:after="0" w:before="0"/>
-            </w:pPr>
-            <w:r>
-              <w:rPr>
-                <w:b w:val="false"/>
-                <w:bCs w:val="false"/>
-                <w:i w:val="false"/>
-                <w:iCs w:val="false"/>
-              </w:rPr>
-              <w:t xml:space="preserve">The server operating system and Hyper-V on every host, failover clustering of the application hosts and of the database hosts, and the Windows Server virtual machines those hosts run, including the domain controllers</w:t>
+            <w:tcW w:type="dxa" w:w="2798"/>
+            <w:tcMar>
+              <w:top w:type="dxa" w:w="60"/>
+              <w:left w:type="dxa" w:w="100"/>
+              <w:bottom w:type="dxa" w:w="60"/>
+              <w:right w:type="dxa" w:w="100"/>
+            </w:tcMar>
+          </w:tcPr>
+          <w:p>
+            <w:pPr>
+              <w:spacing w:after="0" w:before="0"/>
+            </w:pPr>
+            <w:r>
+              <w:rPr>
+                <w:b w:val="false"/>
+                <w:bCs w:val="false"/>
+                <w:i w:val="false"/>
+                <w:iCs w:val="false"/>
+              </w:rPr>
+              <w:t xml:space="preserve">144 core licenses: the 2 application hosts at the primary site and the host at the secondary site, each of two 24-core processors</w:t>
+            </w:r>
+          </w:p>
+        </w:tc>
+        <w:tc>
+          <w:tcPr>
+            <w:tcW w:type="dxa" w:w="2772"/>
+            <w:tcMar>
+              <w:top w:type="dxa" w:w="60"/>
+              <w:left w:type="dxa" w:w="100"/>
+              <w:bottom w:type="dxa" w:w="60"/>
+              <w:right w:type="dxa" w:w="100"/>
+            </w:tcMar>
+          </w:tcPr>
+          <w:p>
+            <w:pPr>
+              <w:spacing w:after="0" w:before="0"/>
+            </w:pPr>
+            <w:r>
+              <w:rPr>
+                <w:b w:val="false"/>
+                <w:bCs w:val="false"/>
+                <w:i w:val="false"/>
+                <w:iCs w:val="false"/>
+              </w:rPr>
+              <w:t xml:space="preserve">The server operating system and Hyper-V on those hosts, failover clustering of the application hosts, and every Windows Server virtual machine they run, including the domain controllers</w:t>
             </w:r>
           </w:p>
         </w:tc>
@@ -47350,101 +47350,101 @@
       <w:tr>
         <w:tc>
           <w:tcPr>
-            <w:tcW w:type="dxa" w:w="1340"/>
-            <w:tcMar>
-              <w:top w:type="dxa" w:w="60"/>
-              <w:left w:type="dxa" w:w="100"/>
-              <w:bottom w:type="dxa" w:w="60"/>
-              <w:right w:type="dxa" w:w="100"/>
-            </w:tcMar>
-          </w:tcPr>
-          <w:p>
-            <w:pPr>
-              <w:spacing w:after="0" w:before="0"/>
-            </w:pPr>
-            <w:r>
-              <w:rPr>
-                <w:b w:val="false"/>
-                <w:bCs w:val="false"/>
-                <w:i w:val="false"/>
-                <w:iCs w:val="false"/>
-              </w:rPr>
-              <w:t xml:space="preserve">Windows Server client access licenses</w:t>
-            </w:r>
-          </w:p>
-        </w:tc>
-        <w:tc>
-          <w:tcPr>
-            <w:tcW w:type="dxa" w:w="1903"/>
-            <w:tcMar>
-              <w:top w:type="dxa" w:w="60"/>
-              <w:left w:type="dxa" w:w="100"/>
-              <w:bottom w:type="dxa" w:w="60"/>
-              <w:right w:type="dxa" w:w="100"/>
-            </w:tcMar>
-          </w:tcPr>
-          <w:p>
-            <w:pPr>
-              <w:spacing w:after="0" w:before="0"/>
-            </w:pPr>
-            <w:r>
-              <w:rPr>
-                <w:b w:val="false"/>
-                <w:bCs w:val="false"/>
-                <w:i w:val="false"/>
-                <w:iCs w:val="false"/>
-              </w:rPr>
-              <w:t xml:space="preserve">Per user</w:t>
-            </w:r>
-          </w:p>
-        </w:tc>
-        <w:tc>
-          <w:tcPr>
-            <w:tcW w:type="dxa" w:w="1923"/>
-            <w:tcMar>
-              <w:top w:type="dxa" w:w="60"/>
-              <w:left w:type="dxa" w:w="100"/>
-              <w:bottom w:type="dxa" w:w="60"/>
-              <w:right w:type="dxa" w:w="100"/>
-            </w:tcMar>
-          </w:tcPr>
-          <w:p>
-            <w:pPr>
-              <w:spacing w:after="0" w:before="0"/>
-            </w:pPr>
-            <w:r>
-              <w:rPr>
-                <w:b w:val="false"/>
-                <w:bCs w:val="false"/>
-                <w:i w:val="false"/>
-                <w:iCs w:val="false"/>
-              </w:rPr>
-              <w:t xml:space="preserve">One for each person holding an account on the system</w:t>
-            </w:r>
-          </w:p>
-        </w:tc>
-        <w:tc>
-          <w:tcPr>
-            <w:tcW w:type="dxa" w:w="3854"/>
-            <w:tcMar>
-              <w:top w:type="dxa" w:w="60"/>
-              <w:left w:type="dxa" w:w="100"/>
-              <w:bottom w:type="dxa" w:w="60"/>
-              <w:right w:type="dxa" w:w="100"/>
-            </w:tcMar>
-          </w:tcPr>
-          <w:p>
-            <w:pPr>
-              <w:spacing w:after="0" w:before="0"/>
-            </w:pPr>
-            <w:r>
-              <w:rPr>
-                <w:b w:val="false"/>
-                <w:bCs w:val="false"/>
-                <w:i w:val="false"/>
-                <w:iCs w:val="false"/>
-              </w:rPr>
-              <w:t xml:space="preserve">Access by users to the Windows Server estate</w:t>
+            <w:tcW w:type="dxa" w:w="1780"/>
+            <w:tcMar>
+              <w:top w:type="dxa" w:w="60"/>
+              <w:left w:type="dxa" w:w="100"/>
+              <w:bottom w:type="dxa" w:w="60"/>
+              <w:right w:type="dxa" w:w="100"/>
+            </w:tcMar>
+          </w:tcPr>
+          <w:p>
+            <w:pPr>
+              <w:spacing w:after="0" w:before="0"/>
+            </w:pPr>
+            <w:r>
+              <w:rPr>
+                <w:b w:val="false"/>
+                <w:bCs w:val="false"/>
+                <w:i w:val="false"/>
+                <w:iCs w:val="false"/>
+              </w:rPr>
+              <w:t xml:space="preserve">Windows Server Standard</w:t>
+            </w:r>
+          </w:p>
+        </w:tc>
+        <w:tc>
+          <w:tcPr>
+            <w:tcW w:type="dxa" w:w="1670"/>
+            <w:tcMar>
+              <w:top w:type="dxa" w:w="60"/>
+              <w:left w:type="dxa" w:w="100"/>
+              <w:bottom w:type="dxa" w:w="60"/>
+              <w:right w:type="dxa" w:w="100"/>
+            </w:tcMar>
+          </w:tcPr>
+          <w:p>
+            <w:pPr>
+              <w:spacing w:after="0" w:before="0"/>
+            </w:pPr>
+            <w:r>
+              <w:rPr>
+                <w:b w:val="false"/>
+                <w:bCs w:val="false"/>
+                <w:i w:val="false"/>
+                <w:iCs w:val="false"/>
+              </w:rPr>
+              <w:t xml:space="preserve">Per physical core, with every core licensed and not fewer than 16 core licenses per host</w:t>
+            </w:r>
+          </w:p>
+        </w:tc>
+        <w:tc>
+          <w:tcPr>
+            <w:tcW w:type="dxa" w:w="2798"/>
+            <w:tcMar>
+              <w:top w:type="dxa" w:w="60"/>
+              <w:left w:type="dxa" w:w="100"/>
+              <w:bottom w:type="dxa" w:w="60"/>
+              <w:right w:type="dxa" w:w="100"/>
+            </w:tcMar>
+          </w:tcPr>
+          <w:p>
+            <w:pPr>
+              <w:spacing w:after="0" w:before="0"/>
+            </w:pPr>
+            <w:r>
+              <w:rPr>
+                <w:b w:val="false"/>
+                <w:bCs w:val="false"/>
+                <w:i w:val="false"/>
+                <w:iCs w:val="false"/>
+              </w:rPr>
+              <w:t xml:space="preserve">96 core licenses: the 2 database hosts at the primary site, each of two 24-core processors</w:t>
+            </w:r>
+          </w:p>
+        </w:tc>
+        <w:tc>
+          <w:tcPr>
+            <w:tcW w:type="dxa" w:w="2772"/>
+            <w:tcMar>
+              <w:top w:type="dxa" w:w="60"/>
+              <w:left w:type="dxa" w:w="100"/>
+              <w:bottom w:type="dxa" w:w="60"/>
+              <w:right w:type="dxa" w:w="100"/>
+            </w:tcMar>
+          </w:tcPr>
+          <w:p>
+            <w:pPr>
+              <w:spacing w:after="0" w:before="0"/>
+            </w:pPr>
+            <w:r>
+              <w:rPr>
+                <w:b w:val="false"/>
+                <w:bCs w:val="false"/>
+                <w:i w:val="false"/>
+                <w:iCs w:val="false"/>
+              </w:rPr>
+              <w:t xml:space="preserve">The server operating system and Hyper-V on the database hosts, failover clustering of the database hosts, and the two database node virtual machines</w:t>
             </w:r>
           </w:p>
         </w:tc>
@@ -47452,7 +47452,7 @@
       <w:tr>
         <w:tc>
           <w:tcPr>
-            <w:tcW w:type="dxa" w:w="1340"/>
+            <w:tcW w:type="dxa" w:w="1780"/>
             <w:tcMar>
               <w:top w:type="dxa" w:w="60"/>
               <w:left w:type="dxa" w:w="100"/>
@@ -47477,7 +47477,7 @@
         </w:tc>
         <w:tc>
           <w:tcPr>
-            <w:tcW w:type="dxa" w:w="1903"/>
+            <w:tcW w:type="dxa" w:w="1670"/>
             <w:tcMar>
               <w:top w:type="dxa" w:w="60"/>
               <w:left w:type="dxa" w:w="100"/>
@@ -47502,7 +47502,7 @@
         </w:tc>
         <w:tc>
           <w:tcPr>
-            <w:tcW w:type="dxa" w:w="1923"/>
+            <w:tcW w:type="dxa" w:w="2798"/>
             <w:tcMar>
               <w:top w:type="dxa" w:w="60"/>
               <w:left w:type="dxa" w:w="100"/>
@@ -47527,7 +47527,7 @@
         </w:tc>
         <w:tc>
           <w:tcPr>
-            <w:tcW w:type="dxa" w:w="3854"/>
+            <w:tcW w:type="dxa" w:w="2772"/>
             <w:tcMar>
               <w:top w:type="dxa" w:w="60"/>
               <w:left w:type="dxa" w:w="100"/>
@@ -47554,7 +47554,7 @@
       <w:tr>
         <w:tc>
           <w:tcPr>
-            <w:tcW w:type="dxa" w:w="1340"/>
+            <w:tcW w:type="dxa" w:w="1780"/>
             <w:tcMar>
               <w:top w:type="dxa" w:w="60"/>
               <w:left w:type="dxa" w:w="100"/>
@@ -47579,7 +47579,7 @@
         </w:tc>
         <w:tc>
           <w:tcPr>
-            <w:tcW w:type="dxa" w:w="1903"/>
+            <w:tcW w:type="dxa" w:w="1670"/>
             <w:tcMar>
               <w:top w:type="dxa" w:w="60"/>
               <w:left w:type="dxa" w:w="100"/>
@@ -47604,7 +47604,7 @@
         </w:tc>
         <w:tc>
           <w:tcPr>
-            <w:tcW w:type="dxa" w:w="1923"/>
+            <w:tcW w:type="dxa" w:w="2798"/>
             <w:tcMar>
               <w:top w:type="dxa" w:w="60"/>
               <w:left w:type="dxa" w:w="100"/>
@@ -47629,7 +47629,7 @@
         </w:tc>
         <w:tc>
           <w:tcPr>
-            <w:tcW w:type="dxa" w:w="3854"/>
+            <w:tcW w:type="dxa" w:w="2772"/>
             <w:tcMar>
               <w:top w:type="dxa" w:w="60"/>
               <w:left w:type="dxa" w:w="100"/>
@@ -47656,7 +47656,7 @@
       <w:tr>
         <w:tc>
           <w:tcPr>
-            <w:tcW w:type="dxa" w:w="1340"/>
+            <w:tcW w:type="dxa" w:w="1780"/>
             <w:tcMar>
               <w:top w:type="dxa" w:w="60"/>
               <w:left w:type="dxa" w:w="100"/>
@@ -47681,7 +47681,7 @@
         </w:tc>
         <w:tc>
           <w:tcPr>
-            <w:tcW w:type="dxa" w:w="1903"/>
+            <w:tcW w:type="dxa" w:w="1670"/>
             <w:tcMar>
               <w:top w:type="dxa" w:w="60"/>
               <w:left w:type="dxa" w:w="100"/>
@@ -47706,7 +47706,7 @@
         </w:tc>
         <w:tc>
           <w:tcPr>
-            <w:tcW w:type="dxa" w:w="1923"/>
+            <w:tcW w:type="dxa" w:w="2798"/>
             <w:tcMar>
               <w:top w:type="dxa" w:w="60"/>
               <w:left w:type="dxa" w:w="100"/>
@@ -47731,7 +47731,7 @@
         </w:tc>
         <w:tc>
           <w:tcPr>
-            <w:tcW w:type="dxa" w:w="3854"/>
+            <w:tcW w:type="dxa" w:w="2772"/>
             <w:tcMar>
               <w:top w:type="dxa" w:w="60"/>
               <w:left w:type="dxa" w:w="100"/>
@@ -47758,101 +47758,1019 @@
       <w:tr>
         <w:tc>
           <w:tcPr>
-            <w:tcW w:type="dxa" w:w="1340"/>
-            <w:tcMar>
-              <w:top w:type="dxa" w:w="60"/>
-              <w:left w:type="dxa" w:w="100"/>
-              <w:bottom w:type="dxa" w:w="60"/>
-              <w:right w:type="dxa" w:w="100"/>
-            </w:tcMar>
-          </w:tcPr>
-          <w:p>
-            <w:pPr>
-              <w:spacing w:after="0" w:before="0"/>
-            </w:pPr>
-            <w:r>
-              <w:rPr>
-                <w:b w:val="false"/>
-                <w:bCs w:val="false"/>
-                <w:i w:val="false"/>
-                <w:iCs w:val="false"/>
-              </w:rPr>
-              <w:t xml:space="preserve">Backup storage operating system</w:t>
-            </w:r>
-          </w:p>
-        </w:tc>
-        <w:tc>
-          <w:tcPr>
-            <w:tcW w:type="dxa" w:w="1903"/>
-            <w:tcMar>
-              <w:top w:type="dxa" w:w="60"/>
-              <w:left w:type="dxa" w:w="100"/>
-              <w:bottom w:type="dxa" w:w="60"/>
-              <w:right w:type="dxa" w:w="100"/>
-            </w:tcMar>
-          </w:tcPr>
-          <w:p>
-            <w:pPr>
-              <w:spacing w:after="0" w:before="0"/>
-            </w:pPr>
-            <w:r>
-              <w:rPr>
-                <w:b w:val="false"/>
-                <w:bCs w:val="false"/>
-                <w:i w:val="false"/>
-                <w:iCs w:val="false"/>
-              </w:rPr>
-              <w:t xml:space="preserve">Per unit</w:t>
-            </w:r>
-          </w:p>
-        </w:tc>
-        <w:tc>
-          <w:tcPr>
-            <w:tcW w:type="dxa" w:w="1923"/>
-            <w:tcMar>
-              <w:top w:type="dxa" w:w="60"/>
-              <w:left w:type="dxa" w:w="100"/>
-              <w:bottom w:type="dxa" w:w="60"/>
-              <w:right w:type="dxa" w:w="100"/>
-            </w:tcMar>
-          </w:tcPr>
-          <w:p>
-            <w:pPr>
-              <w:spacing w:after="0" w:before="0"/>
-            </w:pPr>
-            <w:r>
-              <w:rPr>
-                <w:b w:val="false"/>
-                <w:bCs w:val="false"/>
-                <w:i w:val="false"/>
-                <w:iCs w:val="false"/>
-              </w:rPr>
-              <w:t xml:space="preserve">4, two at each site</w:t>
-            </w:r>
-          </w:p>
-        </w:tc>
-        <w:tc>
-          <w:tcPr>
-            <w:tcW w:type="dxa" w:w="3854"/>
-            <w:tcMar>
-              <w:top w:type="dxa" w:w="60"/>
-              <w:left w:type="dxa" w:w="100"/>
-              <w:bottom w:type="dxa" w:w="60"/>
-              <w:right w:type="dxa" w:w="100"/>
-            </w:tcMar>
-          </w:tcPr>
-          <w:p>
-            <w:pPr>
-              <w:spacing w:after="0" w:before="0"/>
-            </w:pPr>
-            <w:r>
-              <w:rPr>
-                <w:b w:val="false"/>
-                <w:bCs w:val="false"/>
-                <w:i w:val="false"/>
-                <w:iCs w:val="false"/>
-              </w:rPr>
-              <w:t xml:space="preserve">The backup repository and the immutable backup storage at the primary and secondary sites</w:t>
+            <w:tcW w:type="dxa" w:w="1780"/>
+            <w:tcMar>
+              <w:top w:type="dxa" w:w="60"/>
+              <w:left w:type="dxa" w:w="100"/>
+              <w:bottom w:type="dxa" w:w="60"/>
+              <w:right w:type="dxa" w:w="100"/>
+            </w:tcMar>
+          </w:tcPr>
+          <w:p>
+            <w:pPr>
+              <w:spacing w:after="0" w:before="0"/>
+            </w:pPr>
+            <w:r>
+              <w:rPr>
+                <w:b w:val="false"/>
+                <w:bCs w:val="false"/>
+                <w:i w:val="false"/>
+                <w:iCs w:val="false"/>
+              </w:rPr>
+              <w:t xml:space="preserve">Endpoint detection and response</w:t>
+            </w:r>
+          </w:p>
+        </w:tc>
+        <w:tc>
+          <w:tcPr>
+            <w:tcW w:type="dxa" w:w="1670"/>
+            <w:tcMar>
+              <w:top w:type="dxa" w:w="60"/>
+              <w:left w:type="dxa" w:w="100"/>
+              <w:bottom w:type="dxa" w:w="60"/>
+              <w:right w:type="dxa" w:w="100"/>
+            </w:tcMar>
+          </w:tcPr>
+          <w:p>
+            <w:pPr>
+              <w:spacing w:after="0" w:before="0"/>
+            </w:pPr>
+            <w:r>
+              <w:rPr>
+                <w:b w:val="false"/>
+                <w:bCs w:val="false"/>
+                <w:i w:val="false"/>
+                <w:iCs w:val="false"/>
+              </w:rPr>
+              <w:t xml:space="preserve">Per endpoint</w:t>
+            </w:r>
+          </w:p>
+        </w:tc>
+        <w:tc>
+          <w:tcPr>
+            <w:tcW w:type="dxa" w:w="2798"/>
+            <w:tcMar>
+              <w:top w:type="dxa" w:w="60"/>
+              <w:left w:type="dxa" w:w="100"/>
+              <w:bottom w:type="dxa" w:w="60"/>
+              <w:right w:type="dxa" w:w="100"/>
+            </w:tcMar>
+          </w:tcPr>
+          <w:p>
+            <w:pPr>
+              <w:spacing w:after="0" w:before="0"/>
+            </w:pPr>
+            <w:r>
+              <w:rPr>
+                <w:b w:val="false"/>
+                <w:bCs w:val="false"/>
+                <w:i w:val="false"/>
+                <w:iCs w:val="false"/>
+              </w:rPr>
+              <w:t xml:space="preserve">35: the 5 hosts; 20 virtual machines, being the 16 production and 2 non-production virtual machines at the primary site, and the domain controller and the database copy at the secondary site; and the 10 workstations. The standby copies at the secondary site run only in place of the virtual machines they copy</w:t>
+            </w:r>
+          </w:p>
+        </w:tc>
+        <w:tc>
+          <w:tcPr>
+            <w:tcW w:type="dxa" w:w="2772"/>
+            <w:tcMar>
+              <w:top w:type="dxa" w:w="60"/>
+              <w:left w:type="dxa" w:w="100"/>
+              <w:bottom w:type="dxa" w:w="60"/>
+              <w:right w:type="dxa" w:w="100"/>
+            </w:tcMar>
+          </w:tcPr>
+          <w:p>
+            <w:pPr>
+              <w:spacing w:after="0" w:before="0"/>
+            </w:pPr>
+            <w:r>
+              <w:rPr>
+                <w:b w:val="false"/>
+                <w:bCs w:val="false"/>
+                <w:i w:val="false"/>
+                <w:iCs w:val="false"/>
+              </w:rPr>
+              <w:t xml:space="preserve">Endpoint protection and anti-malware</w:t>
+            </w:r>
+          </w:p>
+        </w:tc>
+      </w:tr>
+      <w:tr>
+        <w:tc>
+          <w:tcPr>
+            <w:tcW w:type="dxa" w:w="1780"/>
+            <w:tcMar>
+              <w:top w:type="dxa" w:w="60"/>
+              <w:left w:type="dxa" w:w="100"/>
+              <w:bottom w:type="dxa" w:w="60"/>
+              <w:right w:type="dxa" w:w="100"/>
+            </w:tcMar>
+          </w:tcPr>
+          <w:p>
+            <w:pPr>
+              <w:spacing w:after="0" w:before="0"/>
+            </w:pPr>
+            <w:r>
+              <w:rPr>
+                <w:b w:val="false"/>
+                <w:bCs w:val="false"/>
+                <w:i w:val="false"/>
+                <w:iCs w:val="false"/>
+              </w:rPr>
+              <w:t xml:space="preserve">Privileged access management</w:t>
+            </w:r>
+          </w:p>
+        </w:tc>
+        <w:tc>
+          <w:tcPr>
+            <w:tcW w:type="dxa" w:w="1670"/>
+            <w:tcMar>
+              <w:top w:type="dxa" w:w="60"/>
+              <w:left w:type="dxa" w:w="100"/>
+              <w:bottom w:type="dxa" w:w="60"/>
+              <w:right w:type="dxa" w:w="100"/>
+            </w:tcMar>
+          </w:tcPr>
+          <w:p>
+            <w:pPr>
+              <w:spacing w:after="0" w:before="0"/>
+            </w:pPr>
+            <w:r>
+              <w:rPr>
+                <w:b w:val="false"/>
+                <w:bCs w:val="false"/>
+                <w:i w:val="false"/>
+                <w:iCs w:val="false"/>
+              </w:rPr>
+              <w:t xml:space="preserve">Per privileged user</w:t>
+            </w:r>
+          </w:p>
+        </w:tc>
+        <w:tc>
+          <w:tcPr>
+            <w:tcW w:type="dxa" w:w="2798"/>
+            <w:tcMar>
+              <w:top w:type="dxa" w:w="60"/>
+              <w:left w:type="dxa" w:w="100"/>
+              <w:bottom w:type="dxa" w:w="60"/>
+              <w:right w:type="dxa" w:w="100"/>
+            </w:tcMar>
+          </w:tcPr>
+          <w:p>
+            <w:pPr>
+              <w:spacing w:after="0" w:before="0"/>
+            </w:pPr>
+            <w:r>
+              <w:rPr>
+                <w:b w:val="false"/>
+                <w:bCs w:val="false"/>
+                <w:i w:val="false"/>
+                <w:iCs w:val="false"/>
+              </w:rPr>
+              <w:t xml:space="preserve">Every administrator and privileged account</w:t>
+            </w:r>
+          </w:p>
+        </w:tc>
+        <w:tc>
+          <w:tcPr>
+            <w:tcW w:type="dxa" w:w="2772"/>
+            <w:tcMar>
+              <w:top w:type="dxa" w:w="60"/>
+              <w:left w:type="dxa" w:w="100"/>
+              <w:bottom w:type="dxa" w:w="60"/>
+              <w:right w:type="dxa" w:w="100"/>
+            </w:tcMar>
+          </w:tcPr>
+          <w:p>
+            <w:pPr>
+              <w:spacing w:after="0" w:before="0"/>
+            </w:pPr>
+            <w:r>
+              <w:rPr>
+                <w:b w:val="false"/>
+                <w:bCs w:val="false"/>
+                <w:i w:val="false"/>
+                <w:iCs w:val="false"/>
+              </w:rPr>
+              <w:t xml:space="preserve">Privileged access issued for a session and a purpose</w:t>
+            </w:r>
+          </w:p>
+        </w:tc>
+      </w:tr>
+      <w:tr>
+        <w:tc>
+          <w:tcPr>
+            <w:tcW w:type="dxa" w:w="1780"/>
+            <w:tcMar>
+              <w:top w:type="dxa" w:w="60"/>
+              <w:left w:type="dxa" w:w="100"/>
+              <w:bottom w:type="dxa" w:w="60"/>
+              <w:right w:type="dxa" w:w="100"/>
+            </w:tcMar>
+          </w:tcPr>
+          <w:p>
+            <w:pPr>
+              <w:spacing w:after="0" w:before="0"/>
+            </w:pPr>
+            <w:r>
+              <w:rPr>
+                <w:b w:val="false"/>
+                <w:bCs w:val="false"/>
+                <w:i w:val="false"/>
+                <w:iCs w:val="false"/>
+              </w:rPr>
+              <w:t xml:space="preserve">Multi-factor authentication</w:t>
+            </w:r>
+          </w:p>
+        </w:tc>
+        <w:tc>
+          <w:tcPr>
+            <w:tcW w:type="dxa" w:w="1670"/>
+            <w:tcMar>
+              <w:top w:type="dxa" w:w="60"/>
+              <w:left w:type="dxa" w:w="100"/>
+              <w:bottom w:type="dxa" w:w="60"/>
+              <w:right w:type="dxa" w:w="100"/>
+            </w:tcMar>
+          </w:tcPr>
+          <w:p>
+            <w:pPr>
+              <w:spacing w:after="0" w:before="0"/>
+            </w:pPr>
+            <w:r>
+              <w:rPr>
+                <w:b w:val="false"/>
+                <w:bCs w:val="false"/>
+                <w:i w:val="false"/>
+                <w:iCs w:val="false"/>
+              </w:rPr>
+              <w:t xml:space="preserve">Per user</w:t>
+            </w:r>
+          </w:p>
+        </w:tc>
+        <w:tc>
+          <w:tcPr>
+            <w:tcW w:type="dxa" w:w="2798"/>
+            <w:tcMar>
+              <w:top w:type="dxa" w:w="60"/>
+              <w:left w:type="dxa" w:w="100"/>
+              <w:bottom w:type="dxa" w:w="60"/>
+              <w:right w:type="dxa" w:w="100"/>
+            </w:tcMar>
+          </w:tcPr>
+          <w:p>
+            <w:pPr>
+              <w:spacing w:after="0" w:before="0"/>
+            </w:pPr>
+            <w:r>
+              <w:rPr>
+                <w:b w:val="false"/>
+                <w:bCs w:val="false"/>
+                <w:i w:val="false"/>
+                <w:iCs w:val="false"/>
+              </w:rPr>
+              <w:t xml:space="preserve">Every administrator and operator</w:t>
+            </w:r>
+          </w:p>
+        </w:tc>
+        <w:tc>
+          <w:tcPr>
+            <w:tcW w:type="dxa" w:w="2772"/>
+            <w:tcMar>
+              <w:top w:type="dxa" w:w="60"/>
+              <w:left w:type="dxa" w:w="100"/>
+              <w:bottom w:type="dxa" w:w="60"/>
+              <w:right w:type="dxa" w:w="100"/>
+            </w:tcMar>
+          </w:tcPr>
+          <w:p>
+            <w:pPr>
+              <w:spacing w:after="0" w:before="0"/>
+            </w:pPr>
+            <w:r>
+              <w:rPr>
+                <w:b w:val="false"/>
+                <w:bCs w:val="false"/>
+                <w:i w:val="false"/>
+                <w:iCs w:val="false"/>
+              </w:rPr>
+              <w:t xml:space="preserve">Authentication of administrators and operators</w:t>
+            </w:r>
+          </w:p>
+        </w:tc>
+      </w:tr>
+      <w:tr>
+        <w:tc>
+          <w:tcPr>
+            <w:tcW w:type="dxa" w:w="1780"/>
+            <w:tcMar>
+              <w:top w:type="dxa" w:w="60"/>
+              <w:left w:type="dxa" w:w="100"/>
+              <w:bottom w:type="dxa" w:w="60"/>
+              <w:right w:type="dxa" w:w="100"/>
+            </w:tcMar>
+          </w:tcPr>
+          <w:p>
+            <w:pPr>
+              <w:spacing w:after="0" w:before="0"/>
+            </w:pPr>
+            <w:r>
+              <w:rPr>
+                <w:b w:val="false"/>
+                <w:bCs w:val="false"/>
+                <w:i w:val="false"/>
+                <w:iCs w:val="false"/>
+              </w:rPr>
+              <w:t xml:space="preserve">Vulnerability scanning</w:t>
+            </w:r>
+          </w:p>
+        </w:tc>
+        <w:tc>
+          <w:tcPr>
+            <w:tcW w:type="dxa" w:w="1670"/>
+            <w:tcMar>
+              <w:top w:type="dxa" w:w="60"/>
+              <w:left w:type="dxa" w:w="100"/>
+              <w:bottom w:type="dxa" w:w="60"/>
+              <w:right w:type="dxa" w:w="100"/>
+            </w:tcMar>
+          </w:tcPr>
+          <w:p>
+            <w:pPr>
+              <w:spacing w:after="0" w:before="0"/>
+            </w:pPr>
+            <w:r>
+              <w:rPr>
+                <w:b w:val="false"/>
+                <w:bCs w:val="false"/>
+                <w:i w:val="false"/>
+                <w:iCs w:val="false"/>
+              </w:rPr>
+              <w:t xml:space="preserve">Per scanned asset</w:t>
+            </w:r>
+          </w:p>
+        </w:tc>
+        <w:tc>
+          <w:tcPr>
+            <w:tcW w:type="dxa" w:w="2798"/>
+            <w:tcMar>
+              <w:top w:type="dxa" w:w="60"/>
+              <w:left w:type="dxa" w:w="100"/>
+              <w:bottom w:type="dxa" w:w="60"/>
+              <w:right w:type="dxa" w:w="100"/>
+            </w:tcMar>
+          </w:tcPr>
+          <w:p>
+            <w:pPr>
+              <w:spacing w:after="0" w:before="0"/>
+            </w:pPr>
+            <w:r>
+              <w:rPr>
+                <w:b w:val="false"/>
+                <w:bCs w:val="false"/>
+                <w:i w:val="false"/>
+                <w:iCs w:val="false"/>
+              </w:rPr>
+              <w:t xml:space="preserve">All hosts, virtual machines, network devices and workstations</w:t>
+            </w:r>
+          </w:p>
+        </w:tc>
+        <w:tc>
+          <w:tcPr>
+            <w:tcW w:type="dxa" w:w="2772"/>
+            <w:tcMar>
+              <w:top w:type="dxa" w:w="60"/>
+              <w:left w:type="dxa" w:w="100"/>
+              <w:bottom w:type="dxa" w:w="60"/>
+              <w:right w:type="dxa" w:w="100"/>
+            </w:tcMar>
+          </w:tcPr>
+          <w:p>
+            <w:pPr>
+              <w:spacing w:after="0" w:before="0"/>
+            </w:pPr>
+            <w:r>
+              <w:rPr>
+                <w:b w:val="false"/>
+                <w:bCs w:val="false"/>
+                <w:i w:val="false"/>
+                <w:iCs w:val="false"/>
+              </w:rPr>
+              <w:t xml:space="preserve">Scheduled vulnerability scanning and compliance reporting</w:t>
+            </w:r>
+          </w:p>
+        </w:tc>
+      </w:tr>
+      <w:tr>
+        <w:tc>
+          <w:tcPr>
+            <w:tcW w:type="dxa" w:w="1780"/>
+            <w:tcMar>
+              <w:top w:type="dxa" w:w="60"/>
+              <w:left w:type="dxa" w:w="100"/>
+              <w:bottom w:type="dxa" w:w="60"/>
+              <w:right w:type="dxa" w:w="100"/>
+            </w:tcMar>
+          </w:tcPr>
+          <w:p>
+            <w:pPr>
+              <w:spacing w:after="0" w:before="0"/>
+            </w:pPr>
+            <w:r>
+              <w:rPr>
+                <w:b w:val="false"/>
+                <w:bCs w:val="false"/>
+                <w:i w:val="false"/>
+                <w:iCs w:val="false"/>
+              </w:rPr>
+              <w:t xml:space="preserve">Monitoring, log aggregation and security information and event management: MDR / MSOC</w:t>
+            </w:r>
+          </w:p>
+        </w:tc>
+        <w:tc>
+          <w:tcPr>
+            <w:tcW w:type="dxa" w:w="1670"/>
+            <w:tcMar>
+              <w:top w:type="dxa" w:w="60"/>
+              <w:left w:type="dxa" w:w="100"/>
+              <w:bottom w:type="dxa" w:w="60"/>
+              <w:right w:type="dxa" w:w="100"/>
+            </w:tcMar>
+          </w:tcPr>
+          <w:p>
+            <w:pPr>
+              <w:spacing w:after="0" w:before="0"/>
+            </w:pPr>
+            <w:r>
+              <w:rPr>
+                <w:b w:val="false"/>
+                <w:bCs w:val="false"/>
+                <w:i w:val="false"/>
+                <w:iCs w:val="false"/>
+              </w:rPr>
+              <w:t xml:space="preserve">Subscription, by monitored node and event volume</w:t>
+            </w:r>
+          </w:p>
+        </w:tc>
+        <w:tc>
+          <w:tcPr>
+            <w:tcW w:type="dxa" w:w="2798"/>
+            <w:tcMar>
+              <w:top w:type="dxa" w:w="60"/>
+              <w:left w:type="dxa" w:w="100"/>
+              <w:bottom w:type="dxa" w:w="60"/>
+              <w:right w:type="dxa" w:w="100"/>
+            </w:tcMar>
+          </w:tcPr>
+          <w:p>
+            <w:pPr>
+              <w:spacing w:after="0" w:before="0"/>
+            </w:pPr>
+            <w:r>
+              <w:rPr>
+                <w:b w:val="false"/>
+                <w:bCs w:val="false"/>
+                <w:i w:val="false"/>
+                <w:iCs w:val="false"/>
+              </w:rPr>
+              <w:t xml:space="preserve">All infrastructure and application sources, and the full event volume of the estate</w:t>
+            </w:r>
+          </w:p>
+        </w:tc>
+        <w:tc>
+          <w:tcPr>
+            <w:tcW w:type="dxa" w:w="2772"/>
+            <w:tcMar>
+              <w:top w:type="dxa" w:w="60"/>
+              <w:left w:type="dxa" w:w="100"/>
+              <w:bottom w:type="dxa" w:w="60"/>
+              <w:right w:type="dxa" w:w="100"/>
+            </w:tcMar>
+          </w:tcPr>
+          <w:p>
+            <w:pPr>
+              <w:spacing w:after="0" w:before="0"/>
+            </w:pPr>
+            <w:r>
+              <w:rPr>
+                <w:b w:val="false"/>
+                <w:bCs w:val="false"/>
+                <w:i w:val="false"/>
+                <w:iCs w:val="false"/>
+              </w:rPr>
+              <w:t xml:space="preserve">Monitoring, alerting, ticket generation and log aggregation, and the collection and correlation of security events across all sources for the Security Operations Center</w:t>
+            </w:r>
+          </w:p>
+        </w:tc>
+      </w:tr>
+      <w:tr>
+        <w:tc>
+          <w:tcPr>
+            <w:tcW w:type="dxa" w:w="1780"/>
+            <w:tcMar>
+              <w:top w:type="dxa" w:w="60"/>
+              <w:left w:type="dxa" w:w="100"/>
+              <w:bottom w:type="dxa" w:w="60"/>
+              <w:right w:type="dxa" w:w="100"/>
+            </w:tcMar>
+          </w:tcPr>
+          <w:p>
+            <w:pPr>
+              <w:spacing w:after="0" w:before="0"/>
+            </w:pPr>
+            <w:r>
+              <w:rPr>
+                <w:b w:val="false"/>
+                <w:bCs w:val="false"/>
+                <w:i w:val="false"/>
+                <w:iCs w:val="false"/>
+              </w:rPr>
+              <w:t xml:space="preserve">Bulk SMS service</w:t>
+            </w:r>
+          </w:p>
+        </w:tc>
+        <w:tc>
+          <w:tcPr>
+            <w:tcW w:type="dxa" w:w="1670"/>
+            <w:tcMar>
+              <w:top w:type="dxa" w:w="60"/>
+              <w:left w:type="dxa" w:w="100"/>
+              <w:bottom w:type="dxa" w:w="60"/>
+              <w:right w:type="dxa" w:w="100"/>
+            </w:tcMar>
+          </w:tcPr>
+          <w:p>
+            <w:pPr>
+              <w:spacing w:after="0" w:before="0"/>
+            </w:pPr>
+            <w:r>
+              <w:rPr>
+                <w:b w:val="false"/>
+                <w:bCs w:val="false"/>
+                <w:i w:val="false"/>
+                <w:iCs w:val="false"/>
+              </w:rPr>
+              <w:t xml:space="preserve">Per message, in a three-year bundle</w:t>
+            </w:r>
+          </w:p>
+        </w:tc>
+        <w:tc>
+          <w:tcPr>
+            <w:tcW w:type="dxa" w:w="2798"/>
+            <w:tcMar>
+              <w:top w:type="dxa" w:w="60"/>
+              <w:left w:type="dxa" w:w="100"/>
+              <w:bottom w:type="dxa" w:w="60"/>
+              <w:right w:type="dxa" w:w="100"/>
+            </w:tcMar>
+          </w:tcPr>
+          <w:p>
+            <w:pPr>
+              <w:spacing w:after="0" w:before="0"/>
+            </w:pPr>
+            <w:r>
+              <w:rPr>
+                <w:b w:val="false"/>
+                <w:bCs w:val="false"/>
+                <w:i w:val="false"/>
+                <w:iCs w:val="false"/>
+              </w:rPr>
+              <w:t xml:space="preserve">The alert volume of the estate over three years</w:t>
+            </w:r>
+          </w:p>
+        </w:tc>
+        <w:tc>
+          <w:tcPr>
+            <w:tcW w:type="dxa" w:w="2772"/>
+            <w:tcMar>
+              <w:top w:type="dxa" w:w="60"/>
+              <w:left w:type="dxa" w:w="100"/>
+              <w:bottom w:type="dxa" w:w="60"/>
+              <w:right w:type="dxa" w:w="100"/>
+            </w:tcMar>
+          </w:tcPr>
+          <w:p>
+            <w:pPr>
+              <w:spacing w:after="0" w:before="0"/>
+            </w:pPr>
+            <w:r>
+              <w:rPr>
+                <w:b w:val="false"/>
+                <w:bCs w:val="false"/>
+                <w:i w:val="false"/>
+                <w:iCs w:val="false"/>
+              </w:rPr>
+              <w:t xml:space="preserve">Delivery of alerts by SMS to the NRB staff designated for each type of alert</w:t>
+            </w:r>
+          </w:p>
+        </w:tc>
+      </w:tr>
+      <w:tr>
+        <w:tc>
+          <w:tcPr>
+            <w:tcW w:type="dxa" w:w="1780"/>
+            <w:tcMar>
+              <w:top w:type="dxa" w:w="60"/>
+              <w:left w:type="dxa" w:w="100"/>
+              <w:bottom w:type="dxa" w:w="60"/>
+              <w:right w:type="dxa" w:w="100"/>
+            </w:tcMar>
+          </w:tcPr>
+          <w:p>
+            <w:pPr>
+              <w:spacing w:after="0" w:before="0"/>
+            </w:pPr>
+            <w:r>
+              <w:rPr>
+                <w:b w:val="false"/>
+                <w:bCs w:val="false"/>
+                <w:i w:val="false"/>
+                <w:iCs w:val="false"/>
+              </w:rPr>
+              <w:t xml:space="preserve">Backup and recovery, Veeam Backup &amp; Replication</w:t>
+            </w:r>
+          </w:p>
+        </w:tc>
+        <w:tc>
+          <w:tcPr>
+            <w:tcW w:type="dxa" w:w="1670"/>
+            <w:tcMar>
+              <w:top w:type="dxa" w:w="60"/>
+              <w:left w:type="dxa" w:w="100"/>
+              <w:bottom w:type="dxa" w:w="60"/>
+              <w:right w:type="dxa" w:w="100"/>
+            </w:tcMar>
+          </w:tcPr>
+          <w:p>
+            <w:pPr>
+              <w:spacing w:after="0" w:before="0"/>
+            </w:pPr>
+            <w:r>
+              <w:rPr>
+                <w:b w:val="false"/>
+                <w:bCs w:val="false"/>
+                <w:i w:val="false"/>
+                <w:iCs w:val="false"/>
+              </w:rPr>
+              <w:t xml:space="preserve">Per protected workload</w:t>
+            </w:r>
+          </w:p>
+        </w:tc>
+        <w:tc>
+          <w:tcPr>
+            <w:tcW w:type="dxa" w:w="2798"/>
+            <w:tcMar>
+              <w:top w:type="dxa" w:w="60"/>
+              <w:left w:type="dxa" w:w="100"/>
+              <w:bottom w:type="dxa" w:w="60"/>
+              <w:right w:type="dxa" w:w="100"/>
+            </w:tcMar>
+          </w:tcPr>
+          <w:p>
+            <w:pPr>
+              <w:spacing w:after="0" w:before="0"/>
+            </w:pPr>
+            <w:r>
+              <w:rPr>
+                <w:b w:val="false"/>
+                <w:bCs w:val="false"/>
+                <w:i w:val="false"/>
+                <w:iCs w:val="false"/>
+              </w:rPr>
+              <w:t xml:space="preserve">16, the production virtual machines at the primary site, with configuration and audit logs, replicated to the secondary site</w:t>
+            </w:r>
+          </w:p>
+        </w:tc>
+        <w:tc>
+          <w:tcPr>
+            <w:tcW w:type="dxa" w:w="2772"/>
+            <w:tcMar>
+              <w:top w:type="dxa" w:w="60"/>
+              <w:left w:type="dxa" w:w="100"/>
+              <w:bottom w:type="dxa" w:w="60"/>
+              <w:right w:type="dxa" w:w="100"/>
+            </w:tcMar>
+          </w:tcPr>
+          <w:p>
+            <w:pPr>
+              <w:spacing w:after="0" w:before="0"/>
+            </w:pPr>
+            <w:r>
+              <w:rPr>
+                <w:b w:val="false"/>
+                <w:bCs w:val="false"/>
+                <w:i w:val="false"/>
+                <w:iCs w:val="false"/>
+              </w:rPr>
+              <w:t xml:space="preserve">Scheduled backup, immutable retention and restoration</w:t>
+            </w:r>
+          </w:p>
+        </w:tc>
+      </w:tr>
+      <w:tr>
+        <w:tc>
+          <w:tcPr>
+            <w:tcW w:type="dxa" w:w="1780"/>
+            <w:tcMar>
+              <w:top w:type="dxa" w:w="60"/>
+              <w:left w:type="dxa" w:w="100"/>
+              <w:bottom w:type="dxa" w:w="60"/>
+              <w:right w:type="dxa" w:w="100"/>
+            </w:tcMar>
+          </w:tcPr>
+          <w:p>
+            <w:pPr>
+              <w:spacing w:after="0" w:before="0"/>
+            </w:pPr>
+            <w:r>
+              <w:rPr>
+                <w:b w:val="false"/>
+                <w:bCs w:val="false"/>
+                <w:i w:val="false"/>
+                <w:iCs w:val="false"/>
+              </w:rPr>
+              <w:t xml:space="preserve">Next generation firewall security subscriptions</w:t>
+            </w:r>
+          </w:p>
+        </w:tc>
+        <w:tc>
+          <w:tcPr>
+            <w:tcW w:type="dxa" w:w="1670"/>
+            <w:tcMar>
+              <w:top w:type="dxa" w:w="60"/>
+              <w:left w:type="dxa" w:w="100"/>
+              <w:bottom w:type="dxa" w:w="60"/>
+              <w:right w:type="dxa" w:w="100"/>
+            </w:tcMar>
+          </w:tcPr>
+          <w:p>
+            <w:pPr>
+              <w:spacing w:after="0" w:before="0"/>
+            </w:pPr>
+            <w:r>
+              <w:rPr>
+                <w:b w:val="false"/>
+                <w:bCs w:val="false"/>
+                <w:i w:val="false"/>
+                <w:iCs w:val="false"/>
+              </w:rPr>
+              <w:t xml:space="preserve">Per appliance</w:t>
+            </w:r>
+          </w:p>
+        </w:tc>
+        <w:tc>
+          <w:tcPr>
+            <w:tcW w:type="dxa" w:w="2798"/>
+            <w:tcMar>
+              <w:top w:type="dxa" w:w="60"/>
+              <w:left w:type="dxa" w:w="100"/>
+              <w:bottom w:type="dxa" w:w="60"/>
+              <w:right w:type="dxa" w:w="100"/>
+            </w:tcMar>
+          </w:tcPr>
+          <w:p>
+            <w:pPr>
+              <w:spacing w:after="0" w:before="0"/>
+            </w:pPr>
+            <w:r>
+              <w:rPr>
+                <w:b w:val="false"/>
+                <w:bCs w:val="false"/>
+                <w:i w:val="false"/>
+                <w:iCs w:val="false"/>
+              </w:rPr>
+              <w:t xml:space="preserve">3: the high availability pair at the primary site and the firewall at the secondary site</w:t>
+            </w:r>
+          </w:p>
+        </w:tc>
+        <w:tc>
+          <w:tcPr>
+            <w:tcW w:type="dxa" w:w="2772"/>
+            <w:tcMar>
+              <w:top w:type="dxa" w:w="60"/>
+              <w:left w:type="dxa" w:w="100"/>
+              <w:bottom w:type="dxa" w:w="60"/>
+              <w:right w:type="dxa" w:w="100"/>
+            </w:tcMar>
+          </w:tcPr>
+          <w:p>
+            <w:pPr>
+              <w:spacing w:after="0" w:before="0"/>
+            </w:pPr>
+            <w:r>
+              <w:rPr>
+                <w:b w:val="false"/>
+                <w:bCs w:val="false"/>
+                <w:i w:val="false"/>
+                <w:iCs w:val="false"/>
+              </w:rPr>
+              <w:t xml:space="preserve">Intrusion prevention signatures and threat updates</w:t>
+            </w:r>
+          </w:p>
+        </w:tc>
+      </w:tr>
+      <w:tr>
+        <w:tc>
+          <w:tcPr>
+            <w:tcW w:type="dxa" w:w="1780"/>
+            <w:tcMar>
+              <w:top w:type="dxa" w:w="60"/>
+              <w:left w:type="dxa" w:w="100"/>
+              <w:bottom w:type="dxa" w:w="60"/>
+              <w:right w:type="dxa" w:w="100"/>
+            </w:tcMar>
+          </w:tcPr>
+          <w:p>
+            <w:pPr>
+              <w:spacing w:after="0" w:before="0"/>
+            </w:pPr>
+            <w:r>
+              <w:rPr>
+                <w:b w:val="false"/>
+                <w:bCs w:val="false"/>
+                <w:i w:val="false"/>
+                <w:iCs w:val="false"/>
+              </w:rPr>
+              <w:t xml:space="preserve">Storage array and network device support and firmware</w:t>
+            </w:r>
+          </w:p>
+        </w:tc>
+        <w:tc>
+          <w:tcPr>
+            <w:tcW w:type="dxa" w:w="1670"/>
+            <w:tcMar>
+              <w:top w:type="dxa" w:w="60"/>
+              <w:left w:type="dxa" w:w="100"/>
+              <w:bottom w:type="dxa" w:w="60"/>
+              <w:right w:type="dxa" w:w="100"/>
+            </w:tcMar>
+          </w:tcPr>
+          <w:p>
+            <w:pPr>
+              <w:spacing w:after="0" w:before="0"/>
+            </w:pPr>
+            <w:r>
+              <w:rPr>
+                <w:b w:val="false"/>
+                <w:bCs w:val="false"/>
+                <w:i w:val="false"/>
+                <w:iCs w:val="false"/>
+              </w:rPr>
+              <w:t xml:space="preserve">Per device</w:t>
+            </w:r>
+          </w:p>
+        </w:tc>
+        <w:tc>
+          <w:tcPr>
+            <w:tcW w:type="dxa" w:w="2798"/>
+            <w:tcMar>
+              <w:top w:type="dxa" w:w="60"/>
+              <w:left w:type="dxa" w:w="100"/>
+              <w:bottom w:type="dxa" w:w="60"/>
+              <w:right w:type="dxa" w:w="100"/>
+            </w:tcMar>
+          </w:tcPr>
+          <w:p>
+            <w:pPr>
+              <w:spacing w:after="0" w:before="0"/>
+            </w:pPr>
+            <w:r>
+              <w:rPr>
+                <w:b w:val="false"/>
+                <w:bCs w:val="false"/>
+                <w:i w:val="false"/>
+                <w:iCs w:val="false"/>
+              </w:rPr>
+              <w:t xml:space="preserve">The storage array, 5 switches and 2 firewalls at the primary site, and 1 switch and 1 firewall at the secondary site</w:t>
+            </w:r>
+          </w:p>
+        </w:tc>
+        <w:tc>
+          <w:tcPr>
+            <w:tcW w:type="dxa" w:w="2772"/>
+            <w:tcMar>
+              <w:top w:type="dxa" w:w="60"/>
+              <w:left w:type="dxa" w:w="100"/>
+              <w:bottom w:type="dxa" w:w="60"/>
+              <w:right w:type="dxa" w:w="100"/>
+            </w:tcMar>
+          </w:tcPr>
+          <w:p>
+            <w:pPr>
+              <w:spacing w:after="0" w:before="0"/>
+            </w:pPr>
+            <w:r>
+              <w:rPr>
+                <w:b w:val="false"/>
+                <w:bCs w:val="false"/>
+                <w:i w:val="false"/>
+                <w:iCs w:val="false"/>
+              </w:rPr>
+              <w:t xml:space="preserve">Manufacturer support, replacement and firmware updates</w:t>
+            </w:r>
+          </w:p>
+        </w:tc>
+      </w:tr>
+      <w:tr>
+        <w:tc>
+          <w:tcPr>
+            <w:tcW w:type="dxa" w:w="1780"/>
+            <w:tcMar>
+              <w:top w:type="dxa" w:w="60"/>
+              <w:left w:type="dxa" w:w="100"/>
+              <w:bottom w:type="dxa" w:w="60"/>
+              <w:right w:type="dxa" w:w="100"/>
+            </w:tcMar>
+          </w:tcPr>
+          <w:p>
+            <w:pPr>
+              <w:spacing w:after="0" w:before="0"/>
+            </w:pPr>
+            <w:r>
+              <w:rPr>
+                <w:b w:val="false"/>
+                <w:bCs w:val="false"/>
+                <w:i w:val="false"/>
+                <w:iCs w:val="false"/>
+              </w:rPr>
+              <w:t xml:space="preserve">Hardware security module support and client software</w:t>
+            </w:r>
+          </w:p>
+        </w:tc>
+        <w:tc>
+          <w:tcPr>
+            <w:tcW w:type="dxa" w:w="1670"/>
+            <w:tcMar>
+              <w:top w:type="dxa" w:w="60"/>
+              <w:left w:type="dxa" w:w="100"/>
+              <w:bottom w:type="dxa" w:w="60"/>
+              <w:right w:type="dxa" w:w="100"/>
+            </w:tcMar>
+          </w:tcPr>
+          <w:p>
+            <w:pPr>
+              <w:spacing w:after="0" w:before="0"/>
+            </w:pPr>
+            <w:r>
+              <w:rPr>
+                <w:b w:val="false"/>
+                <w:bCs w:val="false"/>
+                <w:i w:val="false"/>
+                <w:iCs w:val="false"/>
+              </w:rPr>
+              <w:t xml:space="preserve">Per module</w:t>
+            </w:r>
+          </w:p>
+        </w:tc>
+        <w:tc>
+          <w:tcPr>
+            <w:tcW w:type="dxa" w:w="2798"/>
+            <w:tcMar>
+              <w:top w:type="dxa" w:w="60"/>
+              <w:left w:type="dxa" w:w="100"/>
+              <w:bottom w:type="dxa" w:w="60"/>
+              <w:right w:type="dxa" w:w="100"/>
+            </w:tcMar>
+          </w:tcPr>
+          <w:p>
+            <w:pPr>
+              <w:spacing w:after="0" w:before="0"/>
+            </w:pPr>
+            <w:r>
+              <w:rPr>
+                <w:b w:val="false"/>
+                <w:bCs w:val="false"/>
+                <w:i w:val="false"/>
+                <w:iCs w:val="false"/>
+              </w:rPr>
+              <w:t xml:space="preserve">2, one at each site</w:t>
+            </w:r>
+          </w:p>
+        </w:tc>
+        <w:tc>
+          <w:tcPr>
+            <w:tcW w:type="dxa" w:w="2772"/>
+            <w:tcMar>
+              <w:top w:type="dxa" w:w="60"/>
+              <w:left w:type="dxa" w:w="100"/>
+              <w:bottom w:type="dxa" w:w="60"/>
+              <w:right w:type="dxa" w:w="100"/>
+            </w:tcMar>
+          </w:tcPr>
+          <w:p>
+            <w:pPr>
+              <w:spacing w:after="0" w:before="0"/>
+            </w:pPr>
+            <w:r>
+              <w:rPr>
+                <w:b w:val="false"/>
+                <w:bCs w:val="false"/>
+                <w:i w:val="false"/>
+                <w:iCs w:val="false"/>
+              </w:rPr>
+              <w:t xml:space="preserve">Firmware updates, and the client software through which the Signing Service reaches the modules</w:t>
             </w:r>
           </w:p>
         </w:tc>
@@ -47874,1277 +48792,8 @@
           <w:i w:val="false"/>
           <w:iCs w:val="false"/>
         </w:rPr>
-        <w:t xml:space="preserve">Every host carries Windows Server Datacenter, because the edition licenses an unlimited number of Windows Server virtual machines on the host it covers. Either application host runs every production virtual machine of the application cluster when the other is lost, together with the non-production environments; the database hosts carry the clustered database; and the secondary host runs a domain controller, the secondary copy of the database and standby copies of the service virtual machines.</w:t>
+        <w:t xml:space="preserve">The application hosts and the secondary host carry Windows Server Datacenter, because the edition licenses an unlimited number of Windows Server virtual machines on the host it covers: either application host runs every production virtual machine of the application cluster when the other is lost, together with the non-production environments, and the secondary host runs the ten virtual machines of the secondary environment. The database hosts carry Windows Server Standard, which licenses two Windows Server virtual machines on each fully licensed host: each database host runs one database node, and either can run both when the other is lost.</w:t>
       </w:r>
-    </w:p>
-    <w:p>
-      <w:pPr>
-        <w:spacing w:after="140" w:line="276"/>
-      </w:pPr>
-      <w:r>
-        <w:rPr>
-          <w:b/>
-          <w:bCs/>
-          <w:i w:val="false"/>
-          <w:iCs w:val="false"/>
-        </w:rPr>
-        <w:t xml:space="preserve">Security and operations software.</w:t>
-      </w:r>
-    </w:p>
-    <w:tbl>
-      <w:tblPr>
-        <w:tblW w:type="dxa" w:w="9020"/>
-        <w:tblBorders>
-          <w:top w:val="single" w:color="auto" w:sz="4"/>
-          <w:left w:val="single" w:color="auto" w:sz="4"/>
-          <w:bottom w:val="single" w:color="auto" w:sz="4"/>
-          <w:right w:val="single" w:color="auto" w:sz="4"/>
-          <w:insideH w:val="single" w:color="auto" w:sz="4"/>
-          <w:insideV w:val="single" w:color="auto" w:sz="4"/>
-        </w:tblBorders>
-      </w:tblPr>
-      <w:tblGrid>
-        <w:gridCol w:w="1780"/>
-        <w:gridCol w:w="1340"/>
-        <w:gridCol w:w="3365"/>
-        <w:gridCol w:w="2535"/>
-      </w:tblGrid>
-      <w:tr>
-        <w:trPr>
-          <w:tblHeader/>
-        </w:trPr>
-        <w:tc>
-          <w:tcPr>
-            <w:tcW w:type="dxa" w:w="1780"/>
-            <w:shd w:fill="EDEDED" w:val="clear"/>
-            <w:tcMar>
-              <w:top w:type="dxa" w:w="60"/>
-              <w:left w:type="dxa" w:w="100"/>
-              <w:bottom w:type="dxa" w:w="60"/>
-              <w:right w:type="dxa" w:w="100"/>
-            </w:tcMar>
-          </w:tcPr>
-          <w:p>
-            <w:pPr>
-              <w:spacing w:after="0" w:before="0"/>
-            </w:pPr>
-            <w:r>
-              <w:rPr>
-                <w:b/>
-                <w:bCs/>
-                <w:i w:val="false"/>
-                <w:iCs w:val="false"/>
-              </w:rPr>
-              <w:t xml:space="preserve">Function</w:t>
-            </w:r>
-          </w:p>
-        </w:tc>
-        <w:tc>
-          <w:tcPr>
-            <w:tcW w:type="dxa" w:w="1340"/>
-            <w:shd w:fill="EDEDED" w:val="clear"/>
-            <w:tcMar>
-              <w:top w:type="dxa" w:w="60"/>
-              <w:left w:type="dxa" w:w="100"/>
-              <w:bottom w:type="dxa" w:w="60"/>
-              <w:right w:type="dxa" w:w="100"/>
-            </w:tcMar>
-          </w:tcPr>
-          <w:p>
-            <w:pPr>
-              <w:spacing w:after="0" w:before="0"/>
-            </w:pPr>
-            <w:r>
-              <w:rPr>
-                <w:b/>
-                <w:bCs/>
-                <w:i w:val="false"/>
-                <w:iCs w:val="false"/>
-              </w:rPr>
-              <w:t xml:space="preserve">License metric</w:t>
-            </w:r>
-          </w:p>
-        </w:tc>
-        <w:tc>
-          <w:tcPr>
-            <w:tcW w:type="dxa" w:w="3365"/>
-            <w:shd w:fill="EDEDED" w:val="clear"/>
-            <w:tcMar>
-              <w:top w:type="dxa" w:w="60"/>
-              <w:left w:type="dxa" w:w="100"/>
-              <w:bottom w:type="dxa" w:w="60"/>
-              <w:right w:type="dxa" w:w="100"/>
-            </w:tcMar>
-          </w:tcPr>
-          <w:p>
-            <w:pPr>
-              <w:spacing w:after="0" w:before="0"/>
-            </w:pPr>
-            <w:r>
-              <w:rPr>
-                <w:b/>
-                <w:bCs/>
-                <w:i w:val="false"/>
-                <w:iCs w:val="false"/>
-              </w:rPr>
-              <w:t xml:space="preserve">Quantity</w:t>
-            </w:r>
-          </w:p>
-        </w:tc>
-        <w:tc>
-          <w:tcPr>
-            <w:tcW w:type="dxa" w:w="2535"/>
-            <w:shd w:fill="EDEDED" w:val="clear"/>
-            <w:tcMar>
-              <w:top w:type="dxa" w:w="60"/>
-              <w:left w:type="dxa" w:w="100"/>
-              <w:bottom w:type="dxa" w:w="60"/>
-              <w:right w:type="dxa" w:w="100"/>
-            </w:tcMar>
-          </w:tcPr>
-          <w:p>
-            <w:pPr>
-              <w:spacing w:after="0" w:before="0"/>
-            </w:pPr>
-            <w:r>
-              <w:rPr>
-                <w:b/>
-                <w:bCs/>
-                <w:i w:val="false"/>
-                <w:iCs w:val="false"/>
-              </w:rPr>
-              <w:t xml:space="preserve">Serves</w:t>
-            </w:r>
-          </w:p>
-        </w:tc>
-      </w:tr>
-      <w:tr>
-        <w:tc>
-          <w:tcPr>
-            <w:tcW w:type="dxa" w:w="1780"/>
-            <w:tcMar>
-              <w:top w:type="dxa" w:w="60"/>
-              <w:left w:type="dxa" w:w="100"/>
-              <w:bottom w:type="dxa" w:w="60"/>
-              <w:right w:type="dxa" w:w="100"/>
-            </w:tcMar>
-          </w:tcPr>
-          <w:p>
-            <w:pPr>
-              <w:spacing w:after="0" w:before="0"/>
-            </w:pPr>
-            <w:r>
-              <w:rPr>
-                <w:b w:val="false"/>
-                <w:bCs w:val="false"/>
-                <w:i w:val="false"/>
-                <w:iCs w:val="false"/>
-              </w:rPr>
-              <w:t xml:space="preserve">Security information and event management</w:t>
-            </w:r>
-          </w:p>
-        </w:tc>
-        <w:tc>
-          <w:tcPr>
-            <w:tcW w:type="dxa" w:w="1340"/>
-            <w:tcMar>
-              <w:top w:type="dxa" w:w="60"/>
-              <w:left w:type="dxa" w:w="100"/>
-              <w:bottom w:type="dxa" w:w="60"/>
-              <w:right w:type="dxa" w:w="100"/>
-            </w:tcMar>
-          </w:tcPr>
-          <w:p>
-            <w:pPr>
-              <w:spacing w:after="0" w:before="0"/>
-            </w:pPr>
-            <w:r>
-              <w:rPr>
-                <w:b w:val="false"/>
-                <w:bCs w:val="false"/>
-                <w:i w:val="false"/>
-                <w:iCs w:val="false"/>
-              </w:rPr>
-              <w:t xml:space="preserve">Event volume</w:t>
-            </w:r>
-          </w:p>
-        </w:tc>
-        <w:tc>
-          <w:tcPr>
-            <w:tcW w:type="dxa" w:w="3365"/>
-            <w:tcMar>
-              <w:top w:type="dxa" w:w="60"/>
-              <w:left w:type="dxa" w:w="100"/>
-              <w:bottom w:type="dxa" w:w="60"/>
-              <w:right w:type="dxa" w:w="100"/>
-            </w:tcMar>
-          </w:tcPr>
-          <w:p>
-            <w:pPr>
-              <w:spacing w:after="0" w:before="0"/>
-            </w:pPr>
-            <w:r>
-              <w:rPr>
-                <w:b w:val="false"/>
-                <w:bCs w:val="false"/>
-                <w:i w:val="false"/>
-                <w:iCs w:val="false"/>
-              </w:rPr>
-              <w:t xml:space="preserve">The full event volume of the estate</w:t>
-            </w:r>
-          </w:p>
-        </w:tc>
-        <w:tc>
-          <w:tcPr>
-            <w:tcW w:type="dxa" w:w="2535"/>
-            <w:tcMar>
-              <w:top w:type="dxa" w:w="60"/>
-              <w:left w:type="dxa" w:w="100"/>
-              <w:bottom w:type="dxa" w:w="60"/>
-              <w:right w:type="dxa" w:w="100"/>
-            </w:tcMar>
-          </w:tcPr>
-          <w:p>
-            <w:pPr>
-              <w:spacing w:after="0" w:before="0"/>
-            </w:pPr>
-            <w:r>
-              <w:rPr>
-                <w:b w:val="false"/>
-                <w:bCs w:val="false"/>
-                <w:i w:val="false"/>
-                <w:iCs w:val="false"/>
-              </w:rPr>
-              <w:t xml:space="preserve">Collection and correlation across all sources, and the Security Operations Center</w:t>
-            </w:r>
-          </w:p>
-        </w:tc>
-      </w:tr>
-      <w:tr>
-        <w:tc>
-          <w:tcPr>
-            <w:tcW w:type="dxa" w:w="1780"/>
-            <w:tcMar>
-              <w:top w:type="dxa" w:w="60"/>
-              <w:left w:type="dxa" w:w="100"/>
-              <w:bottom w:type="dxa" w:w="60"/>
-              <w:right w:type="dxa" w:w="100"/>
-            </w:tcMar>
-          </w:tcPr>
-          <w:p>
-            <w:pPr>
-              <w:spacing w:after="0" w:before="0"/>
-            </w:pPr>
-            <w:r>
-              <w:rPr>
-                <w:b w:val="false"/>
-                <w:bCs w:val="false"/>
-                <w:i w:val="false"/>
-                <w:iCs w:val="false"/>
-              </w:rPr>
-              <w:t xml:space="preserve">Endpoint detection and response</w:t>
-            </w:r>
-          </w:p>
-        </w:tc>
-        <w:tc>
-          <w:tcPr>
-            <w:tcW w:type="dxa" w:w="1340"/>
-            <w:tcMar>
-              <w:top w:type="dxa" w:w="60"/>
-              <w:left w:type="dxa" w:w="100"/>
-              <w:bottom w:type="dxa" w:w="60"/>
-              <w:right w:type="dxa" w:w="100"/>
-            </w:tcMar>
-          </w:tcPr>
-          <w:p>
-            <w:pPr>
-              <w:spacing w:after="0" w:before="0"/>
-            </w:pPr>
-            <w:r>
-              <w:rPr>
-                <w:b w:val="false"/>
-                <w:bCs w:val="false"/>
-                <w:i w:val="false"/>
-                <w:iCs w:val="false"/>
-              </w:rPr>
-              <w:t xml:space="preserve">Per endpoint</w:t>
-            </w:r>
-          </w:p>
-        </w:tc>
-        <w:tc>
-          <w:tcPr>
-            <w:tcW w:type="dxa" w:w="3365"/>
-            <w:tcMar>
-              <w:top w:type="dxa" w:w="60"/>
-              <w:left w:type="dxa" w:w="100"/>
-              <w:bottom w:type="dxa" w:w="60"/>
-              <w:right w:type="dxa" w:w="100"/>
-            </w:tcMar>
-          </w:tcPr>
-          <w:p>
-            <w:pPr>
-              <w:spacing w:after="0" w:before="0"/>
-            </w:pPr>
-            <w:r>
-              <w:rPr>
-                <w:b w:val="false"/>
-                <w:bCs w:val="false"/>
-                <w:i w:val="false"/>
-                <w:iCs w:val="false"/>
-              </w:rPr>
-              <w:t xml:space="preserve">35: the 5 hosts; 20 virtual machines, being the 16 production and 2 non-production virtual machines at the primary site, and the domain controller and the database copy at the secondary site; and the 10 workstations. The standby copies at the secondary site run only in place of the virtual machines they copy</w:t>
-            </w:r>
-          </w:p>
-        </w:tc>
-        <w:tc>
-          <w:tcPr>
-            <w:tcW w:type="dxa" w:w="2535"/>
-            <w:tcMar>
-              <w:top w:type="dxa" w:w="60"/>
-              <w:left w:type="dxa" w:w="100"/>
-              <w:bottom w:type="dxa" w:w="60"/>
-              <w:right w:type="dxa" w:w="100"/>
-            </w:tcMar>
-          </w:tcPr>
-          <w:p>
-            <w:pPr>
-              <w:spacing w:after="0" w:before="0"/>
-            </w:pPr>
-            <w:r>
-              <w:rPr>
-                <w:b w:val="false"/>
-                <w:bCs w:val="false"/>
-                <w:i w:val="false"/>
-                <w:iCs w:val="false"/>
-              </w:rPr>
-              <w:t xml:space="preserve">Endpoint protection and anti-malware</w:t>
-            </w:r>
-          </w:p>
-        </w:tc>
-      </w:tr>
-      <w:tr>
-        <w:tc>
-          <w:tcPr>
-            <w:tcW w:type="dxa" w:w="1780"/>
-            <w:tcMar>
-              <w:top w:type="dxa" w:w="60"/>
-              <w:left w:type="dxa" w:w="100"/>
-              <w:bottom w:type="dxa" w:w="60"/>
-              <w:right w:type="dxa" w:w="100"/>
-            </w:tcMar>
-          </w:tcPr>
-          <w:p>
-            <w:pPr>
-              <w:spacing w:after="0" w:before="0"/>
-            </w:pPr>
-            <w:r>
-              <w:rPr>
-                <w:b w:val="false"/>
-                <w:bCs w:val="false"/>
-                <w:i w:val="false"/>
-                <w:iCs w:val="false"/>
-              </w:rPr>
-              <w:t xml:space="preserve">Privileged access management</w:t>
-            </w:r>
-          </w:p>
-        </w:tc>
-        <w:tc>
-          <w:tcPr>
-            <w:tcW w:type="dxa" w:w="1340"/>
-            <w:tcMar>
-              <w:top w:type="dxa" w:w="60"/>
-              <w:left w:type="dxa" w:w="100"/>
-              <w:bottom w:type="dxa" w:w="60"/>
-              <w:right w:type="dxa" w:w="100"/>
-            </w:tcMar>
-          </w:tcPr>
-          <w:p>
-            <w:pPr>
-              <w:spacing w:after="0" w:before="0"/>
-            </w:pPr>
-            <w:r>
-              <w:rPr>
-                <w:b w:val="false"/>
-                <w:bCs w:val="false"/>
-                <w:i w:val="false"/>
-                <w:iCs w:val="false"/>
-              </w:rPr>
-              <w:t xml:space="preserve">Per privileged user</w:t>
-            </w:r>
-          </w:p>
-        </w:tc>
-        <w:tc>
-          <w:tcPr>
-            <w:tcW w:type="dxa" w:w="3365"/>
-            <w:tcMar>
-              <w:top w:type="dxa" w:w="60"/>
-              <w:left w:type="dxa" w:w="100"/>
-              <w:bottom w:type="dxa" w:w="60"/>
-              <w:right w:type="dxa" w:w="100"/>
-            </w:tcMar>
-          </w:tcPr>
-          <w:p>
-            <w:pPr>
-              <w:spacing w:after="0" w:before="0"/>
-            </w:pPr>
-            <w:r>
-              <w:rPr>
-                <w:b w:val="false"/>
-                <w:bCs w:val="false"/>
-                <w:i w:val="false"/>
-                <w:iCs w:val="false"/>
-              </w:rPr>
-              <w:t xml:space="preserve">Every administrator and privileged account</w:t>
-            </w:r>
-          </w:p>
-        </w:tc>
-        <w:tc>
-          <w:tcPr>
-            <w:tcW w:type="dxa" w:w="2535"/>
-            <w:tcMar>
-              <w:top w:type="dxa" w:w="60"/>
-              <w:left w:type="dxa" w:w="100"/>
-              <w:bottom w:type="dxa" w:w="60"/>
-              <w:right w:type="dxa" w:w="100"/>
-            </w:tcMar>
-          </w:tcPr>
-          <w:p>
-            <w:pPr>
-              <w:spacing w:after="0" w:before="0"/>
-            </w:pPr>
-            <w:r>
-              <w:rPr>
-                <w:b w:val="false"/>
-                <w:bCs w:val="false"/>
-                <w:i w:val="false"/>
-                <w:iCs w:val="false"/>
-              </w:rPr>
-              <w:t xml:space="preserve">Privileged access issued for a session and a purpose</w:t>
-            </w:r>
-          </w:p>
-        </w:tc>
-      </w:tr>
-      <w:tr>
-        <w:tc>
-          <w:tcPr>
-            <w:tcW w:type="dxa" w:w="1780"/>
-            <w:tcMar>
-              <w:top w:type="dxa" w:w="60"/>
-              <w:left w:type="dxa" w:w="100"/>
-              <w:bottom w:type="dxa" w:w="60"/>
-              <w:right w:type="dxa" w:w="100"/>
-            </w:tcMar>
-          </w:tcPr>
-          <w:p>
-            <w:pPr>
-              <w:spacing w:after="0" w:before="0"/>
-            </w:pPr>
-            <w:r>
-              <w:rPr>
-                <w:b w:val="false"/>
-                <w:bCs w:val="false"/>
-                <w:i w:val="false"/>
-                <w:iCs w:val="false"/>
-              </w:rPr>
-              <w:t xml:space="preserve">Multi-factor authentication</w:t>
-            </w:r>
-          </w:p>
-        </w:tc>
-        <w:tc>
-          <w:tcPr>
-            <w:tcW w:type="dxa" w:w="1340"/>
-            <w:tcMar>
-              <w:top w:type="dxa" w:w="60"/>
-              <w:left w:type="dxa" w:w="100"/>
-              <w:bottom w:type="dxa" w:w="60"/>
-              <w:right w:type="dxa" w:w="100"/>
-            </w:tcMar>
-          </w:tcPr>
-          <w:p>
-            <w:pPr>
-              <w:spacing w:after="0" w:before="0"/>
-            </w:pPr>
-            <w:r>
-              <w:rPr>
-                <w:b w:val="false"/>
-                <w:bCs w:val="false"/>
-                <w:i w:val="false"/>
-                <w:iCs w:val="false"/>
-              </w:rPr>
-              <w:t xml:space="preserve">Per user</w:t>
-            </w:r>
-          </w:p>
-        </w:tc>
-        <w:tc>
-          <w:tcPr>
-            <w:tcW w:type="dxa" w:w="3365"/>
-            <w:tcMar>
-              <w:top w:type="dxa" w:w="60"/>
-              <w:left w:type="dxa" w:w="100"/>
-              <w:bottom w:type="dxa" w:w="60"/>
-              <w:right w:type="dxa" w:w="100"/>
-            </w:tcMar>
-          </w:tcPr>
-          <w:p>
-            <w:pPr>
-              <w:spacing w:after="0" w:before="0"/>
-            </w:pPr>
-            <w:r>
-              <w:rPr>
-                <w:b w:val="false"/>
-                <w:bCs w:val="false"/>
-                <w:i w:val="false"/>
-                <w:iCs w:val="false"/>
-              </w:rPr>
-              <w:t xml:space="preserve">Every administrator and operator</w:t>
-            </w:r>
-          </w:p>
-        </w:tc>
-        <w:tc>
-          <w:tcPr>
-            <w:tcW w:type="dxa" w:w="2535"/>
-            <w:tcMar>
-              <w:top w:type="dxa" w:w="60"/>
-              <w:left w:type="dxa" w:w="100"/>
-              <w:bottom w:type="dxa" w:w="60"/>
-              <w:right w:type="dxa" w:w="100"/>
-            </w:tcMar>
-          </w:tcPr>
-          <w:p>
-            <w:pPr>
-              <w:spacing w:after="0" w:before="0"/>
-            </w:pPr>
-            <w:r>
-              <w:rPr>
-                <w:b w:val="false"/>
-                <w:bCs w:val="false"/>
-                <w:i w:val="false"/>
-                <w:iCs w:val="false"/>
-              </w:rPr>
-              <w:t xml:space="preserve">Authentication of administrators and operators</w:t>
-            </w:r>
-          </w:p>
-        </w:tc>
-      </w:tr>
-      <w:tr>
-        <w:tc>
-          <w:tcPr>
-            <w:tcW w:type="dxa" w:w="1780"/>
-            <w:tcMar>
-              <w:top w:type="dxa" w:w="60"/>
-              <w:left w:type="dxa" w:w="100"/>
-              <w:bottom w:type="dxa" w:w="60"/>
-              <w:right w:type="dxa" w:w="100"/>
-            </w:tcMar>
-          </w:tcPr>
-          <w:p>
-            <w:pPr>
-              <w:spacing w:after="0" w:before="0"/>
-            </w:pPr>
-            <w:r>
-              <w:rPr>
-                <w:b w:val="false"/>
-                <w:bCs w:val="false"/>
-                <w:i w:val="false"/>
-                <w:iCs w:val="false"/>
-              </w:rPr>
-              <w:t xml:space="preserve">Vulnerability scanning</w:t>
-            </w:r>
-          </w:p>
-        </w:tc>
-        <w:tc>
-          <w:tcPr>
-            <w:tcW w:type="dxa" w:w="1340"/>
-            <w:tcMar>
-              <w:top w:type="dxa" w:w="60"/>
-              <w:left w:type="dxa" w:w="100"/>
-              <w:bottom w:type="dxa" w:w="60"/>
-              <w:right w:type="dxa" w:w="100"/>
-            </w:tcMar>
-          </w:tcPr>
-          <w:p>
-            <w:pPr>
-              <w:spacing w:after="0" w:before="0"/>
-            </w:pPr>
-            <w:r>
-              <w:rPr>
-                <w:b w:val="false"/>
-                <w:bCs w:val="false"/>
-                <w:i w:val="false"/>
-                <w:iCs w:val="false"/>
-              </w:rPr>
-              <w:t xml:space="preserve">Per scanned asset</w:t>
-            </w:r>
-          </w:p>
-        </w:tc>
-        <w:tc>
-          <w:tcPr>
-            <w:tcW w:type="dxa" w:w="3365"/>
-            <w:tcMar>
-              <w:top w:type="dxa" w:w="60"/>
-              <w:left w:type="dxa" w:w="100"/>
-              <w:bottom w:type="dxa" w:w="60"/>
-              <w:right w:type="dxa" w:w="100"/>
-            </w:tcMar>
-          </w:tcPr>
-          <w:p>
-            <w:pPr>
-              <w:spacing w:after="0" w:before="0"/>
-            </w:pPr>
-            <w:r>
-              <w:rPr>
-                <w:b w:val="false"/>
-                <w:bCs w:val="false"/>
-                <w:i w:val="false"/>
-                <w:iCs w:val="false"/>
-              </w:rPr>
-              <w:t xml:space="preserve">All hosts, virtual machines, network devices and workstations</w:t>
-            </w:r>
-          </w:p>
-        </w:tc>
-        <w:tc>
-          <w:tcPr>
-            <w:tcW w:type="dxa" w:w="2535"/>
-            <w:tcMar>
-              <w:top w:type="dxa" w:w="60"/>
-              <w:left w:type="dxa" w:w="100"/>
-              <w:bottom w:type="dxa" w:w="60"/>
-              <w:right w:type="dxa" w:w="100"/>
-            </w:tcMar>
-          </w:tcPr>
-          <w:p>
-            <w:pPr>
-              <w:spacing w:after="0" w:before="0"/>
-            </w:pPr>
-            <w:r>
-              <w:rPr>
-                <w:b w:val="false"/>
-                <w:bCs w:val="false"/>
-                <w:i w:val="false"/>
-                <w:iCs w:val="false"/>
-              </w:rPr>
-              <w:t xml:space="preserve">Scheduled vulnerability scanning and compliance reporting</w:t>
-            </w:r>
-          </w:p>
-        </w:tc>
-      </w:tr>
-      <w:tr>
-        <w:tc>
-          <w:tcPr>
-            <w:tcW w:type="dxa" w:w="1780"/>
-            <w:tcMar>
-              <w:top w:type="dxa" w:w="60"/>
-              <w:left w:type="dxa" w:w="100"/>
-              <w:bottom w:type="dxa" w:w="60"/>
-              <w:right w:type="dxa" w:w="100"/>
-            </w:tcMar>
-          </w:tcPr>
-          <w:p>
-            <w:pPr>
-              <w:spacing w:after="0" w:before="0"/>
-            </w:pPr>
-            <w:r>
-              <w:rPr>
-                <w:b w:val="false"/>
-                <w:bCs w:val="false"/>
-                <w:i w:val="false"/>
-                <w:iCs w:val="false"/>
-              </w:rPr>
-              <w:t xml:space="preserve">Monitoring and log aggregation</w:t>
-            </w:r>
-          </w:p>
-        </w:tc>
-        <w:tc>
-          <w:tcPr>
-            <w:tcW w:type="dxa" w:w="1340"/>
-            <w:tcMar>
-              <w:top w:type="dxa" w:w="60"/>
-              <w:left w:type="dxa" w:w="100"/>
-              <w:bottom w:type="dxa" w:w="60"/>
-              <w:right w:type="dxa" w:w="100"/>
-            </w:tcMar>
-          </w:tcPr>
-          <w:p>
-            <w:pPr>
-              <w:spacing w:after="0" w:before="0"/>
-            </w:pPr>
-            <w:r>
-              <w:rPr>
-                <w:b w:val="false"/>
-                <w:bCs w:val="false"/>
-                <w:i w:val="false"/>
-                <w:iCs w:val="false"/>
-              </w:rPr>
-              <w:t xml:space="preserve">Per monitored node</w:t>
-            </w:r>
-          </w:p>
-        </w:tc>
-        <w:tc>
-          <w:tcPr>
-            <w:tcW w:type="dxa" w:w="3365"/>
-            <w:tcMar>
-              <w:top w:type="dxa" w:w="60"/>
-              <w:left w:type="dxa" w:w="100"/>
-              <w:bottom w:type="dxa" w:w="60"/>
-              <w:right w:type="dxa" w:w="100"/>
-            </w:tcMar>
-          </w:tcPr>
-          <w:p>
-            <w:pPr>
-              <w:spacing w:after="0" w:before="0"/>
-            </w:pPr>
-            <w:r>
-              <w:rPr>
-                <w:b w:val="false"/>
-                <w:bCs w:val="false"/>
-                <w:i w:val="false"/>
-                <w:iCs w:val="false"/>
-              </w:rPr>
-              <w:t xml:space="preserve">All infrastructure and application sources</w:t>
-            </w:r>
-          </w:p>
-        </w:tc>
-        <w:tc>
-          <w:tcPr>
-            <w:tcW w:type="dxa" w:w="2535"/>
-            <w:tcMar>
-              <w:top w:type="dxa" w:w="60"/>
-              <w:left w:type="dxa" w:w="100"/>
-              <w:bottom w:type="dxa" w:w="60"/>
-              <w:right w:type="dxa" w:w="100"/>
-            </w:tcMar>
-          </w:tcPr>
-          <w:p>
-            <w:pPr>
-              <w:spacing w:after="0" w:before="0"/>
-            </w:pPr>
-            <w:r>
-              <w:rPr>
-                <w:b w:val="false"/>
-                <w:bCs w:val="false"/>
-                <w:i w:val="false"/>
-                <w:iCs w:val="false"/>
-              </w:rPr>
-              <w:t xml:space="preserve">Monitoring, alerting, ticket generation and log aggregation</w:t>
-            </w:r>
-          </w:p>
-        </w:tc>
-      </w:tr>
-      <w:tr>
-        <w:tc>
-          <w:tcPr>
-            <w:tcW w:type="dxa" w:w="1780"/>
-            <w:tcMar>
-              <w:top w:type="dxa" w:w="60"/>
-              <w:left w:type="dxa" w:w="100"/>
-              <w:bottom w:type="dxa" w:w="60"/>
-              <w:right w:type="dxa" w:w="100"/>
-            </w:tcMar>
-          </w:tcPr>
-          <w:p>
-            <w:pPr>
-              <w:spacing w:after="0" w:before="0"/>
-            </w:pPr>
-            <w:r>
-              <w:rPr>
-                <w:b w:val="false"/>
-                <w:bCs w:val="false"/>
-                <w:i w:val="false"/>
-                <w:iCs w:val="false"/>
-              </w:rPr>
-              <w:t xml:space="preserve">Bulk SMS service</w:t>
-            </w:r>
-          </w:p>
-        </w:tc>
-        <w:tc>
-          <w:tcPr>
-            <w:tcW w:type="dxa" w:w="1340"/>
-            <w:tcMar>
-              <w:top w:type="dxa" w:w="60"/>
-              <w:left w:type="dxa" w:w="100"/>
-              <w:bottom w:type="dxa" w:w="60"/>
-              <w:right w:type="dxa" w:w="100"/>
-            </w:tcMar>
-          </w:tcPr>
-          <w:p>
-            <w:pPr>
-              <w:spacing w:after="0" w:before="0"/>
-            </w:pPr>
-            <w:r>
-              <w:rPr>
-                <w:b w:val="false"/>
-                <w:bCs w:val="false"/>
-                <w:i w:val="false"/>
-                <w:iCs w:val="false"/>
-              </w:rPr>
-              <w:t xml:space="preserve">Per message, in a three-year bundle</w:t>
-            </w:r>
-          </w:p>
-        </w:tc>
-        <w:tc>
-          <w:tcPr>
-            <w:tcW w:type="dxa" w:w="3365"/>
-            <w:tcMar>
-              <w:top w:type="dxa" w:w="60"/>
-              <w:left w:type="dxa" w:w="100"/>
-              <w:bottom w:type="dxa" w:w="60"/>
-              <w:right w:type="dxa" w:w="100"/>
-            </w:tcMar>
-          </w:tcPr>
-          <w:p>
-            <w:pPr>
-              <w:spacing w:after="0" w:before="0"/>
-            </w:pPr>
-            <w:r>
-              <w:rPr>
-                <w:b w:val="false"/>
-                <w:bCs w:val="false"/>
-                <w:i w:val="false"/>
-                <w:iCs w:val="false"/>
-              </w:rPr>
-              <w:t xml:space="preserve">The alert volume of the estate over three years</w:t>
-            </w:r>
-          </w:p>
-        </w:tc>
-        <w:tc>
-          <w:tcPr>
-            <w:tcW w:type="dxa" w:w="2535"/>
-            <w:tcMar>
-              <w:top w:type="dxa" w:w="60"/>
-              <w:left w:type="dxa" w:w="100"/>
-              <w:bottom w:type="dxa" w:w="60"/>
-              <w:right w:type="dxa" w:w="100"/>
-            </w:tcMar>
-          </w:tcPr>
-          <w:p>
-            <w:pPr>
-              <w:spacing w:after="0" w:before="0"/>
-            </w:pPr>
-            <w:r>
-              <w:rPr>
-                <w:b w:val="false"/>
-                <w:bCs w:val="false"/>
-                <w:i w:val="false"/>
-                <w:iCs w:val="false"/>
-              </w:rPr>
-              <w:t xml:space="preserve">Delivery of alerts by SMS to the NRB staff designated for each type of alert</w:t>
-            </w:r>
-          </w:p>
-        </w:tc>
-      </w:tr>
-      <w:tr>
-        <w:tc>
-          <w:tcPr>
-            <w:tcW w:type="dxa" w:w="1780"/>
-            <w:tcMar>
-              <w:top w:type="dxa" w:w="60"/>
-              <w:left w:type="dxa" w:w="100"/>
-              <w:bottom w:type="dxa" w:w="60"/>
-              <w:right w:type="dxa" w:w="100"/>
-            </w:tcMar>
-          </w:tcPr>
-          <w:p>
-            <w:pPr>
-              <w:spacing w:after="0" w:before="0"/>
-            </w:pPr>
-            <w:r>
-              <w:rPr>
-                <w:b w:val="false"/>
-                <w:bCs w:val="false"/>
-                <w:i w:val="false"/>
-                <w:iCs w:val="false"/>
-              </w:rPr>
-              <w:t xml:space="preserve">Backup and recovery, Veeam Backup &amp; Replication</w:t>
-            </w:r>
-          </w:p>
-        </w:tc>
-        <w:tc>
-          <w:tcPr>
-            <w:tcW w:type="dxa" w:w="1340"/>
-            <w:tcMar>
-              <w:top w:type="dxa" w:w="60"/>
-              <w:left w:type="dxa" w:w="100"/>
-              <w:bottom w:type="dxa" w:w="60"/>
-              <w:right w:type="dxa" w:w="100"/>
-            </w:tcMar>
-          </w:tcPr>
-          <w:p>
-            <w:pPr>
-              <w:spacing w:after="0" w:before="0"/>
-            </w:pPr>
-            <w:r>
-              <w:rPr>
-                <w:b w:val="false"/>
-                <w:bCs w:val="false"/>
-                <w:i w:val="false"/>
-                <w:iCs w:val="false"/>
-              </w:rPr>
-              <w:t xml:space="preserve">Per protected workload</w:t>
-            </w:r>
-          </w:p>
-        </w:tc>
-        <w:tc>
-          <w:tcPr>
-            <w:tcW w:type="dxa" w:w="3365"/>
-            <w:tcMar>
-              <w:top w:type="dxa" w:w="60"/>
-              <w:left w:type="dxa" w:w="100"/>
-              <w:bottom w:type="dxa" w:w="60"/>
-              <w:right w:type="dxa" w:w="100"/>
-            </w:tcMar>
-          </w:tcPr>
-          <w:p>
-            <w:pPr>
-              <w:spacing w:after="0" w:before="0"/>
-            </w:pPr>
-            <w:r>
-              <w:rPr>
-                <w:b w:val="false"/>
-                <w:bCs w:val="false"/>
-                <w:i w:val="false"/>
-                <w:iCs w:val="false"/>
-              </w:rPr>
-              <w:t xml:space="preserve">16, the production virtual machines at the primary site, with configuration and audit logs, replicated to the secondary site</w:t>
-            </w:r>
-          </w:p>
-        </w:tc>
-        <w:tc>
-          <w:tcPr>
-            <w:tcW w:type="dxa" w:w="2535"/>
-            <w:tcMar>
-              <w:top w:type="dxa" w:w="60"/>
-              <w:left w:type="dxa" w:w="100"/>
-              <w:bottom w:type="dxa" w:w="60"/>
-              <w:right w:type="dxa" w:w="100"/>
-            </w:tcMar>
-          </w:tcPr>
-          <w:p>
-            <w:pPr>
-              <w:spacing w:after="0" w:before="0"/>
-            </w:pPr>
-            <w:r>
-              <w:rPr>
-                <w:b w:val="false"/>
-                <w:bCs w:val="false"/>
-                <w:i w:val="false"/>
-                <w:iCs w:val="false"/>
-              </w:rPr>
-              <w:t xml:space="preserve">Scheduled backup, immutable retention and restoration</w:t>
-            </w:r>
-          </w:p>
-        </w:tc>
-      </w:tr>
-      <w:tr>
-        <w:tc>
-          <w:tcPr>
-            <w:tcW w:type="dxa" w:w="1780"/>
-            <w:tcMar>
-              <w:top w:type="dxa" w:w="60"/>
-              <w:left w:type="dxa" w:w="100"/>
-              <w:bottom w:type="dxa" w:w="60"/>
-              <w:right w:type="dxa" w:w="100"/>
-            </w:tcMar>
-          </w:tcPr>
-          <w:p>
-            <w:pPr>
-              <w:spacing w:after="0" w:before="0"/>
-            </w:pPr>
-            <w:r>
-              <w:rPr>
-                <w:b w:val="false"/>
-                <w:bCs w:val="false"/>
-                <w:i w:val="false"/>
-                <w:iCs w:val="false"/>
-              </w:rPr>
-              <w:t xml:space="preserve">Next generation firewall security subscriptions</w:t>
-            </w:r>
-          </w:p>
-        </w:tc>
-        <w:tc>
-          <w:tcPr>
-            <w:tcW w:type="dxa" w:w="1340"/>
-            <w:tcMar>
-              <w:top w:type="dxa" w:w="60"/>
-              <w:left w:type="dxa" w:w="100"/>
-              <w:bottom w:type="dxa" w:w="60"/>
-              <w:right w:type="dxa" w:w="100"/>
-            </w:tcMar>
-          </w:tcPr>
-          <w:p>
-            <w:pPr>
-              <w:spacing w:after="0" w:before="0"/>
-            </w:pPr>
-            <w:r>
-              <w:rPr>
-                <w:b w:val="false"/>
-                <w:bCs w:val="false"/>
-                <w:i w:val="false"/>
-                <w:iCs w:val="false"/>
-              </w:rPr>
-              <w:t xml:space="preserve">Per appliance</w:t>
-            </w:r>
-          </w:p>
-        </w:tc>
-        <w:tc>
-          <w:tcPr>
-            <w:tcW w:type="dxa" w:w="3365"/>
-            <w:tcMar>
-              <w:top w:type="dxa" w:w="60"/>
-              <w:left w:type="dxa" w:w="100"/>
-              <w:bottom w:type="dxa" w:w="60"/>
-              <w:right w:type="dxa" w:w="100"/>
-            </w:tcMar>
-          </w:tcPr>
-          <w:p>
-            <w:pPr>
-              <w:spacing w:after="0" w:before="0"/>
-            </w:pPr>
-            <w:r>
-              <w:rPr>
-                <w:b w:val="false"/>
-                <w:bCs w:val="false"/>
-                <w:i w:val="false"/>
-                <w:iCs w:val="false"/>
-              </w:rPr>
-              <w:t xml:space="preserve">3: the high availability pair at the primary site and the firewall at the secondary site</w:t>
-            </w:r>
-          </w:p>
-        </w:tc>
-        <w:tc>
-          <w:tcPr>
-            <w:tcW w:type="dxa" w:w="2535"/>
-            <w:tcMar>
-              <w:top w:type="dxa" w:w="60"/>
-              <w:left w:type="dxa" w:w="100"/>
-              <w:bottom w:type="dxa" w:w="60"/>
-              <w:right w:type="dxa" w:w="100"/>
-            </w:tcMar>
-          </w:tcPr>
-          <w:p>
-            <w:pPr>
-              <w:spacing w:after="0" w:before="0"/>
-            </w:pPr>
-            <w:r>
-              <w:rPr>
-                <w:b w:val="false"/>
-                <w:bCs w:val="false"/>
-                <w:i w:val="false"/>
-                <w:iCs w:val="false"/>
-              </w:rPr>
-              <w:t xml:space="preserve">Intrusion prevention signatures and threat updates</w:t>
-            </w:r>
-          </w:p>
-        </w:tc>
-      </w:tr>
-      <w:tr>
-        <w:tc>
-          <w:tcPr>
-            <w:tcW w:type="dxa" w:w="1780"/>
-            <w:tcMar>
-              <w:top w:type="dxa" w:w="60"/>
-              <w:left w:type="dxa" w:w="100"/>
-              <w:bottom w:type="dxa" w:w="60"/>
-              <w:right w:type="dxa" w:w="100"/>
-            </w:tcMar>
-          </w:tcPr>
-          <w:p>
-            <w:pPr>
-              <w:spacing w:after="0" w:before="0"/>
-            </w:pPr>
-            <w:r>
-              <w:rPr>
-                <w:b w:val="false"/>
-                <w:bCs w:val="false"/>
-                <w:i w:val="false"/>
-                <w:iCs w:val="false"/>
-              </w:rPr>
-              <w:t xml:space="preserve">Storage array and network device support and firmware</w:t>
-            </w:r>
-          </w:p>
-        </w:tc>
-        <w:tc>
-          <w:tcPr>
-            <w:tcW w:type="dxa" w:w="1340"/>
-            <w:tcMar>
-              <w:top w:type="dxa" w:w="60"/>
-              <w:left w:type="dxa" w:w="100"/>
-              <w:bottom w:type="dxa" w:w="60"/>
-              <w:right w:type="dxa" w:w="100"/>
-            </w:tcMar>
-          </w:tcPr>
-          <w:p>
-            <w:pPr>
-              <w:spacing w:after="0" w:before="0"/>
-            </w:pPr>
-            <w:r>
-              <w:rPr>
-                <w:b w:val="false"/>
-                <w:bCs w:val="false"/>
-                <w:i w:val="false"/>
-                <w:iCs w:val="false"/>
-              </w:rPr>
-              <w:t xml:space="preserve">Per device</w:t>
-            </w:r>
-          </w:p>
-        </w:tc>
-        <w:tc>
-          <w:tcPr>
-            <w:tcW w:type="dxa" w:w="3365"/>
-            <w:tcMar>
-              <w:top w:type="dxa" w:w="60"/>
-              <w:left w:type="dxa" w:w="100"/>
-              <w:bottom w:type="dxa" w:w="60"/>
-              <w:right w:type="dxa" w:w="100"/>
-            </w:tcMar>
-          </w:tcPr>
-          <w:p>
-            <w:pPr>
-              <w:spacing w:after="0" w:before="0"/>
-            </w:pPr>
-            <w:r>
-              <w:rPr>
-                <w:b w:val="false"/>
-                <w:bCs w:val="false"/>
-                <w:i w:val="false"/>
-                <w:iCs w:val="false"/>
-              </w:rPr>
-              <w:t xml:space="preserve">The storage array, 5 switches and 2 firewalls at the primary site, and 1 switch and 1 firewall at the secondary site</w:t>
-            </w:r>
-          </w:p>
-        </w:tc>
-        <w:tc>
-          <w:tcPr>
-            <w:tcW w:type="dxa" w:w="2535"/>
-            <w:tcMar>
-              <w:top w:type="dxa" w:w="60"/>
-              <w:left w:type="dxa" w:w="100"/>
-              <w:bottom w:type="dxa" w:w="60"/>
-              <w:right w:type="dxa" w:w="100"/>
-            </w:tcMar>
-          </w:tcPr>
-          <w:p>
-            <w:pPr>
-              <w:spacing w:after="0" w:before="0"/>
-            </w:pPr>
-            <w:r>
-              <w:rPr>
-                <w:b w:val="false"/>
-                <w:bCs w:val="false"/>
-                <w:i w:val="false"/>
-                <w:iCs w:val="false"/>
-              </w:rPr>
-              <w:t xml:space="preserve">Manufacturer support, replacement and firmware updates</w:t>
-            </w:r>
-          </w:p>
-        </w:tc>
-      </w:tr>
-      <w:tr>
-        <w:tc>
-          <w:tcPr>
-            <w:tcW w:type="dxa" w:w="1780"/>
-            <w:tcMar>
-              <w:top w:type="dxa" w:w="60"/>
-              <w:left w:type="dxa" w:w="100"/>
-              <w:bottom w:type="dxa" w:w="60"/>
-              <w:right w:type="dxa" w:w="100"/>
-            </w:tcMar>
-          </w:tcPr>
-          <w:p>
-            <w:pPr>
-              <w:spacing w:after="0" w:before="0"/>
-            </w:pPr>
-            <w:r>
-              <w:rPr>
-                <w:b w:val="false"/>
-                <w:bCs w:val="false"/>
-                <w:i w:val="false"/>
-                <w:iCs w:val="false"/>
-              </w:rPr>
-              <w:t xml:space="preserve">Hardware security module support and client software</w:t>
-            </w:r>
-          </w:p>
-        </w:tc>
-        <w:tc>
-          <w:tcPr>
-            <w:tcW w:type="dxa" w:w="1340"/>
-            <w:tcMar>
-              <w:top w:type="dxa" w:w="60"/>
-              <w:left w:type="dxa" w:w="100"/>
-              <w:bottom w:type="dxa" w:w="60"/>
-              <w:right w:type="dxa" w:w="100"/>
-            </w:tcMar>
-          </w:tcPr>
-          <w:p>
-            <w:pPr>
-              <w:spacing w:after="0" w:before="0"/>
-            </w:pPr>
-            <w:r>
-              <w:rPr>
-                <w:b w:val="false"/>
-                <w:bCs w:val="false"/>
-                <w:i w:val="false"/>
-                <w:iCs w:val="false"/>
-              </w:rPr>
-              <w:t xml:space="preserve">Per module</w:t>
-            </w:r>
-          </w:p>
-        </w:tc>
-        <w:tc>
-          <w:tcPr>
-            <w:tcW w:type="dxa" w:w="3365"/>
-            <w:tcMar>
-              <w:top w:type="dxa" w:w="60"/>
-              <w:left w:type="dxa" w:w="100"/>
-              <w:bottom w:type="dxa" w:w="60"/>
-              <w:right w:type="dxa" w:w="100"/>
-            </w:tcMar>
-          </w:tcPr>
-          <w:p>
-            <w:pPr>
-              <w:spacing w:after="0" w:before="0"/>
-            </w:pPr>
-            <w:r>
-              <w:rPr>
-                <w:b w:val="false"/>
-                <w:bCs w:val="false"/>
-                <w:i w:val="false"/>
-                <w:iCs w:val="false"/>
-              </w:rPr>
-              <w:t xml:space="preserve">2, one at each site</w:t>
-            </w:r>
-          </w:p>
-        </w:tc>
-        <w:tc>
-          <w:tcPr>
-            <w:tcW w:type="dxa" w:w="2535"/>
-            <w:tcMar>
-              <w:top w:type="dxa" w:w="60"/>
-              <w:left w:type="dxa" w:w="100"/>
-              <w:bottom w:type="dxa" w:w="60"/>
-              <w:right w:type="dxa" w:w="100"/>
-            </w:tcMar>
-          </w:tcPr>
-          <w:p>
-            <w:pPr>
-              <w:spacing w:after="0" w:before="0"/>
-            </w:pPr>
-            <w:r>
-              <w:rPr>
-                <w:b w:val="false"/>
-                <w:bCs w:val="false"/>
-                <w:i w:val="false"/>
-                <w:iCs w:val="false"/>
-              </w:rPr>
-              <w:t xml:space="preserve">Firmware updates, and the client software through which the Signing Service reaches the modules</w:t>
-            </w:r>
-          </w:p>
-        </w:tc>
-      </w:tr>
-    </w:tbl>
-    <w:p>
-      <w:pPr>
-        <w:spacing w:after="140"/>
-      </w:pPr>
     </w:p>
     <w:p>
       <w:pPr>
@@ -49801,8 +49450,8 @@
         </w:tblBorders>
       </w:tblPr>
       <w:tblGrid>
-        <w:gridCol w:w="3032"/>
-        <w:gridCol w:w="5988"/>
+        <w:gridCol w:w="3070"/>
+        <w:gridCol w:w="5950"/>
       </w:tblGrid>
       <w:tr>
         <w:trPr>
@@ -49810,7 +49459,7 @@
         </w:trPr>
         <w:tc>
           <w:tcPr>
-            <w:tcW w:type="dxa" w:w="3032"/>
+            <w:tcW w:type="dxa" w:w="3070"/>
             <w:shd w:fill="EDEDED" w:val="clear"/>
             <w:tcMar>
               <w:top w:type="dxa" w:w="60"/>
@@ -49836,7 +49485,7 @@
         </w:tc>
         <w:tc>
           <w:tcPr>
-            <w:tcW w:type="dxa" w:w="5988"/>
+            <w:tcW w:type="dxa" w:w="5950"/>
             <w:shd w:fill="EDEDED" w:val="clear"/>
             <w:tcMar>
               <w:top w:type="dxa" w:w="60"/>
@@ -49864,7 +49513,7 @@
       <w:tr>
         <w:tc>
           <w:tcPr>
-            <w:tcW w:type="dxa" w:w="3032"/>
+            <w:tcW w:type="dxa" w:w="3070"/>
             <w:tcMar>
               <w:top w:type="dxa" w:w="60"/>
               <w:left w:type="dxa" w:w="100"/>
@@ -49889,26 +49538,26 @@
         </w:tc>
         <w:tc>
           <w:tcPr>
-            <w:tcW w:type="dxa" w:w="5988"/>
-            <w:tcMar>
-              <w:top w:type="dxa" w:w="60"/>
-              <w:left w:type="dxa" w:w="100"/>
-              <w:bottom w:type="dxa" w:w="60"/>
-              <w:right w:type="dxa" w:w="100"/>
-            </w:tcMar>
-          </w:tcPr>
-          <w:p>
-            <w:pPr>
-              <w:spacing w:after="0" w:before="0"/>
-            </w:pPr>
-            <w:r>
-              <w:rPr>
-                <w:b w:val="false"/>
-                <w:bCs w:val="false"/>
-                <w:i w:val="false"/>
-                <w:iCs w:val="false"/>
-              </w:rPr>
-              <w:t xml:space="preserve">Windows Server Datacenter, SQL Server, client access licenses</w:t>
+            <w:tcW w:type="dxa" w:w="5950"/>
+            <w:tcMar>
+              <w:top w:type="dxa" w:w="60"/>
+              <w:left w:type="dxa" w:w="100"/>
+              <w:bottom w:type="dxa" w:w="60"/>
+              <w:right w:type="dxa" w:w="100"/>
+            </w:tcMar>
+          </w:tcPr>
+          <w:p>
+            <w:pPr>
+              <w:spacing w:after="0" w:before="0"/>
+            </w:pPr>
+            <w:r>
+              <w:rPr>
+                <w:b w:val="false"/>
+                <w:bCs w:val="false"/>
+                <w:i w:val="false"/>
+                <w:iCs w:val="false"/>
+              </w:rPr>
+              <w:t xml:space="preserve">Windows Server Datacenter, SQL Server</w:t>
             </w:r>
           </w:p>
         </w:tc>
@@ -49916,7 +49565,7 @@
       <w:tr>
         <w:tc>
           <w:tcPr>
-            <w:tcW w:type="dxa" w:w="3032"/>
+            <w:tcW w:type="dxa" w:w="3070"/>
             <w:tcMar>
               <w:top w:type="dxa" w:w="60"/>
               <w:left w:type="dxa" w:w="100"/>
@@ -49941,7 +49590,7 @@
         </w:tc>
         <w:tc>
           <w:tcPr>
-            <w:tcW w:type="dxa" w:w="5988"/>
+            <w:tcW w:type="dxa" w:w="5950"/>
             <w:tcMar>
               <w:top w:type="dxa" w:w="60"/>
               <w:left w:type="dxa" w:w="100"/>
@@ -49968,7 +49617,7 @@
       <w:tr>
         <w:tc>
           <w:tcPr>
-            <w:tcW w:type="dxa" w:w="3032"/>
+            <w:tcW w:type="dxa" w:w="3070"/>
             <w:tcMar>
               <w:top w:type="dxa" w:w="60"/>
               <w:left w:type="dxa" w:w="100"/>
@@ -49993,7 +49642,7 @@
         </w:tc>
         <w:tc>
           <w:tcPr>
-            <w:tcW w:type="dxa" w:w="5988"/>
+            <w:tcW w:type="dxa" w:w="5950"/>
             <w:tcMar>
               <w:top w:type="dxa" w:w="60"/>
               <w:left w:type="dxa" w:w="100"/>
@@ -50020,7 +49669,7 @@
       <w:tr>
         <w:tc>
           <w:tcPr>
-            <w:tcW w:type="dxa" w:w="3032"/>
+            <w:tcW w:type="dxa" w:w="3070"/>
             <w:tcMar>
               <w:top w:type="dxa" w:w="60"/>
               <w:left w:type="dxa" w:w="100"/>
@@ -50045,7 +49694,7 @@
         </w:tc>
         <w:tc>
           <w:tcPr>
-            <w:tcW w:type="dxa" w:w="5988"/>
+            <w:tcW w:type="dxa" w:w="5950"/>
             <w:tcMar>
               <w:top w:type="dxa" w:w="60"/>
               <w:left w:type="dxa" w:w="100"/>
@@ -50072,7 +49721,7 @@
       <w:tr>
         <w:tc>
           <w:tcPr>
-            <w:tcW w:type="dxa" w:w="3032"/>
+            <w:tcW w:type="dxa" w:w="3070"/>
             <w:tcMar>
               <w:top w:type="dxa" w:w="60"/>
               <w:left w:type="dxa" w:w="100"/>
@@ -50097,7 +49746,7 @@
         </w:tc>
         <w:tc>
           <w:tcPr>
-            <w:tcW w:type="dxa" w:w="5988"/>
+            <w:tcW w:type="dxa" w:w="5950"/>
             <w:tcMar>
               <w:top w:type="dxa" w:w="60"/>
               <w:left w:type="dxa" w:w="100"/>
@@ -50124,7 +49773,7 @@
       <w:tr>
         <w:tc>
           <w:tcPr>
-            <w:tcW w:type="dxa" w:w="3032"/>
+            <w:tcW w:type="dxa" w:w="3070"/>
             <w:tcMar>
               <w:top w:type="dxa" w:w="60"/>
               <w:left w:type="dxa" w:w="100"/>
@@ -50149,7 +49798,7 @@
         </w:tc>
         <w:tc>
           <w:tcPr>
-            <w:tcW w:type="dxa" w:w="5988"/>
+            <w:tcW w:type="dxa" w:w="5950"/>
             <w:tcMar>
               <w:top w:type="dxa" w:w="60"/>
               <w:left w:type="dxa" w:w="100"/>
@@ -50176,7 +49825,7 @@
       <w:tr>
         <w:tc>
           <w:tcPr>
-            <w:tcW w:type="dxa" w:w="3032"/>
+            <w:tcW w:type="dxa" w:w="3070"/>
             <w:tcMar>
               <w:top w:type="dxa" w:w="60"/>
               <w:left w:type="dxa" w:w="100"/>
@@ -50201,7 +49850,7 @@
         </w:tc>
         <w:tc>
           <w:tcPr>
-            <w:tcW w:type="dxa" w:w="5988"/>
+            <w:tcW w:type="dxa" w:w="5950"/>
             <w:tcMar>
               <w:top w:type="dxa" w:w="60"/>
               <w:left w:type="dxa" w:w="100"/>
@@ -50228,7 +49877,7 @@
       <w:tr>
         <w:tc>
           <w:tcPr>
-            <w:tcW w:type="dxa" w:w="3032"/>
+            <w:tcW w:type="dxa" w:w="3070"/>
             <w:tcMar>
               <w:top w:type="dxa" w:w="60"/>
               <w:left w:type="dxa" w:w="100"/>
@@ -50253,7 +49902,7 @@
         </w:tc>
         <w:tc>
           <w:tcPr>
-            <w:tcW w:type="dxa" w:w="5988"/>
+            <w:tcW w:type="dxa" w:w="5950"/>
             <w:tcMar>
               <w:top w:type="dxa" w:w="60"/>
               <w:left w:type="dxa" w:w="100"/>
@@ -50280,7 +49929,7 @@
       <w:tr>
         <w:tc>
           <w:tcPr>
-            <w:tcW w:type="dxa" w:w="3032"/>
+            <w:tcW w:type="dxa" w:w="3070"/>
             <w:tcMar>
               <w:top w:type="dxa" w:w="60"/>
               <w:left w:type="dxa" w:w="100"/>
@@ -50305,26 +49954,26 @@
         </w:tc>
         <w:tc>
           <w:tcPr>
-            <w:tcW w:type="dxa" w:w="5988"/>
-            <w:tcMar>
-              <w:top w:type="dxa" w:w="60"/>
-              <w:left w:type="dxa" w:w="100"/>
-              <w:bottom w:type="dxa" w:w="60"/>
-              <w:right w:type="dxa" w:w="100"/>
-            </w:tcMar>
-          </w:tcPr>
-          <w:p>
-            <w:pPr>
-              <w:spacing w:after="0" w:before="0"/>
-            </w:pPr>
-            <w:r>
-              <w:rPr>
-                <w:b w:val="false"/>
-                <w:bCs w:val="false"/>
-                <w:i w:val="false"/>
-                <w:iCs w:val="false"/>
-              </w:rPr>
-              <w:t xml:space="preserve">Windows Server Datacenter, SQL Server, monitoring and log aggregation, bulk SMS service</w:t>
+            <w:tcW w:type="dxa" w:w="5950"/>
+            <w:tcMar>
+              <w:top w:type="dxa" w:w="60"/>
+              <w:left w:type="dxa" w:w="100"/>
+              <w:bottom w:type="dxa" w:w="60"/>
+              <w:right w:type="dxa" w:w="100"/>
+            </w:tcMar>
+          </w:tcPr>
+          <w:p>
+            <w:pPr>
+              <w:spacing w:after="0" w:before="0"/>
+            </w:pPr>
+            <w:r>
+              <w:rPr>
+                <w:b w:val="false"/>
+                <w:bCs w:val="false"/>
+                <w:i w:val="false"/>
+                <w:iCs w:val="false"/>
+              </w:rPr>
+              <w:t xml:space="preserve">Windows Server Datacenter, SQL Server, monitoring and log aggregation (MDR / MSOC), bulk SMS service</w:t>
             </w:r>
           </w:p>
         </w:tc>
@@ -50332,7 +49981,7 @@
       <w:tr>
         <w:tc>
           <w:tcPr>
-            <w:tcW w:type="dxa" w:w="3032"/>
+            <w:tcW w:type="dxa" w:w="3070"/>
             <w:tcMar>
               <w:top w:type="dxa" w:w="60"/>
               <w:left w:type="dxa" w:w="100"/>
@@ -50357,26 +50006,26 @@
         </w:tc>
         <w:tc>
           <w:tcPr>
-            <w:tcW w:type="dxa" w:w="5988"/>
-            <w:tcMar>
-              <w:top w:type="dxa" w:w="60"/>
-              <w:left w:type="dxa" w:w="100"/>
-              <w:bottom w:type="dxa" w:w="60"/>
-              <w:right w:type="dxa" w:w="100"/>
-            </w:tcMar>
-          </w:tcPr>
-          <w:p>
-            <w:pPr>
-              <w:spacing w:after="0" w:before="0"/>
-            </w:pPr>
-            <w:r>
-              <w:rPr>
-                <w:b w:val="false"/>
-                <w:bCs w:val="false"/>
-                <w:i w:val="false"/>
-                <w:iCs w:val="false"/>
-              </w:rPr>
-              <w:t xml:space="preserve">Windows Server Datacenter, client access licenses, multi-factor authentication, privileged access management</w:t>
+            <w:tcW w:type="dxa" w:w="5950"/>
+            <w:tcMar>
+              <w:top w:type="dxa" w:w="60"/>
+              <w:left w:type="dxa" w:w="100"/>
+              <w:bottom w:type="dxa" w:w="60"/>
+              <w:right w:type="dxa" w:w="100"/>
+            </w:tcMar>
+          </w:tcPr>
+          <w:p>
+            <w:pPr>
+              <w:spacing w:after="0" w:before="0"/>
+            </w:pPr>
+            <w:r>
+              <w:rPr>
+                <w:b w:val="false"/>
+                <w:bCs w:val="false"/>
+                <w:i w:val="false"/>
+                <w:iCs w:val="false"/>
+              </w:rPr>
+              <w:t xml:space="preserve">Windows Server Datacenter, multi-factor authentication, privileged access management</w:t>
             </w:r>
           </w:p>
         </w:tc>
@@ -50384,7 +50033,7 @@
       <w:tr>
         <w:tc>
           <w:tcPr>
-            <w:tcW w:type="dxa" w:w="3032"/>
+            <w:tcW w:type="dxa" w:w="3070"/>
             <w:tcMar>
               <w:top w:type="dxa" w:w="60"/>
               <w:left w:type="dxa" w:w="100"/>
@@ -50409,26 +50058,26 @@
         </w:tc>
         <w:tc>
           <w:tcPr>
-            <w:tcW w:type="dxa" w:w="5988"/>
-            <w:tcMar>
-              <w:top w:type="dxa" w:w="60"/>
-              <w:left w:type="dxa" w:w="100"/>
-              <w:bottom w:type="dxa" w:w="60"/>
-              <w:right w:type="dxa" w:w="100"/>
-            </w:tcMar>
-          </w:tcPr>
-          <w:p>
-            <w:pPr>
-              <w:spacing w:after="0" w:before="0"/>
-            </w:pPr>
-            <w:r>
-              <w:rPr>
-                <w:b w:val="false"/>
-                <w:bCs w:val="false"/>
-                <w:i w:val="false"/>
-                <w:iCs w:val="false"/>
-              </w:rPr>
-              <w:t xml:space="preserve">Security information and event management, endpoint detection and response, vulnerability scanning</w:t>
+            <w:tcW w:type="dxa" w:w="5950"/>
+            <w:tcMar>
+              <w:top w:type="dxa" w:w="60"/>
+              <w:left w:type="dxa" w:w="100"/>
+              <w:bottom w:type="dxa" w:w="60"/>
+              <w:right w:type="dxa" w:w="100"/>
+            </w:tcMar>
+          </w:tcPr>
+          <w:p>
+            <w:pPr>
+              <w:spacing w:after="0" w:before="0"/>
+            </w:pPr>
+            <w:r>
+              <w:rPr>
+                <w:b w:val="false"/>
+                <w:bCs w:val="false"/>
+                <w:i w:val="false"/>
+                <w:iCs w:val="false"/>
+              </w:rPr>
+              <w:t xml:space="preserve">Monitoring, log aggregation and security information and event management (MDR / MSOC), endpoint detection and response, vulnerability scanning</w:t>
             </w:r>
           </w:p>
         </w:tc>
@@ -50436,7 +50085,7 @@
       <w:tr>
         <w:tc>
           <w:tcPr>
-            <w:tcW w:type="dxa" w:w="3032"/>
+            <w:tcW w:type="dxa" w:w="3070"/>
             <w:tcMar>
               <w:top w:type="dxa" w:w="60"/>
               <w:left w:type="dxa" w:w="100"/>
@@ -50461,7 +50110,7 @@
         </w:tc>
         <w:tc>
           <w:tcPr>
-            <w:tcW w:type="dxa" w:w="5988"/>
+            <w:tcW w:type="dxa" w:w="5950"/>
             <w:tcMar>
               <w:top w:type="dxa" w:w="60"/>
               <w:left w:type="dxa" w:w="100"/>
@@ -50488,51 +50137,51 @@
       <w:tr>
         <w:tc>
           <w:tcPr>
-            <w:tcW w:type="dxa" w:w="3032"/>
-            <w:tcMar>
-              <w:top w:type="dxa" w:w="60"/>
-              <w:left w:type="dxa" w:w="100"/>
-              <w:bottom w:type="dxa" w:w="60"/>
-              <w:right w:type="dxa" w:w="100"/>
-            </w:tcMar>
-          </w:tcPr>
-          <w:p>
-            <w:pPr>
-              <w:spacing w:after="0" w:before="0"/>
-            </w:pPr>
-            <w:r>
-              <w:rPr>
-                <w:b w:val="false"/>
-                <w:bCs w:val="false"/>
-                <w:i w:val="false"/>
-                <w:iCs w:val="false"/>
-              </w:rPr>
-              <w:t xml:space="preserve">Backup, recovery and the secondary environment</w:t>
-            </w:r>
-          </w:p>
-        </w:tc>
-        <w:tc>
-          <w:tcPr>
-            <w:tcW w:type="dxa" w:w="5988"/>
-            <w:tcMar>
-              <w:top w:type="dxa" w:w="60"/>
-              <w:left w:type="dxa" w:w="100"/>
-              <w:bottom w:type="dxa" w:w="60"/>
-              <w:right w:type="dxa" w:w="100"/>
-            </w:tcMar>
-          </w:tcPr>
-          <w:p>
-            <w:pPr>
-              <w:spacing w:after="0" w:before="0"/>
-            </w:pPr>
-            <w:r>
-              <w:rPr>
-                <w:b w:val="false"/>
-                <w:bCs w:val="false"/>
-                <w:i w:val="false"/>
-                <w:iCs w:val="false"/>
-              </w:rPr>
-              <w:t xml:space="preserve">Backup and recovery, Windows Server Datacenter, SQL Server</w:t>
+            <w:tcW w:type="dxa" w:w="3070"/>
+            <w:tcMar>
+              <w:top w:type="dxa" w:w="60"/>
+              <w:left w:type="dxa" w:w="100"/>
+              <w:bottom w:type="dxa" w:w="60"/>
+              <w:right w:type="dxa" w:w="100"/>
+            </w:tcMar>
+          </w:tcPr>
+          <w:p>
+            <w:pPr>
+              <w:spacing w:after="0" w:before="0"/>
+            </w:pPr>
+            <w:r>
+              <w:rPr>
+                <w:b w:val="false"/>
+                <w:bCs w:val="false"/>
+                <w:i w:val="false"/>
+                <w:iCs w:val="false"/>
+              </w:rPr>
+              <w:t xml:space="preserve">Clustered database at the primary site</w:t>
+            </w:r>
+          </w:p>
+        </w:tc>
+        <w:tc>
+          <w:tcPr>
+            <w:tcW w:type="dxa" w:w="5950"/>
+            <w:tcMar>
+              <w:top w:type="dxa" w:w="60"/>
+              <w:left w:type="dxa" w:w="100"/>
+              <w:bottom w:type="dxa" w:w="60"/>
+              <w:right w:type="dxa" w:w="100"/>
+            </w:tcMar>
+          </w:tcPr>
+          <w:p>
+            <w:pPr>
+              <w:spacing w:after="0" w:before="0"/>
+            </w:pPr>
+            <w:r>
+              <w:rPr>
+                <w:b w:val="false"/>
+                <w:bCs w:val="false"/>
+                <w:i w:val="false"/>
+                <w:iCs w:val="false"/>
+              </w:rPr>
+              <w:t xml:space="preserve">Windows Server Standard, SQL Server Standard</w:t>
             </w:r>
           </w:p>
         </w:tc>
@@ -50540,7 +50189,59 @@
       <w:tr>
         <w:tc>
           <w:tcPr>
-            <w:tcW w:type="dxa" w:w="3032"/>
+            <w:tcW w:type="dxa" w:w="3070"/>
+            <w:tcMar>
+              <w:top w:type="dxa" w:w="60"/>
+              <w:left w:type="dxa" w:w="100"/>
+              <w:bottom w:type="dxa" w:w="60"/>
+              <w:right w:type="dxa" w:w="100"/>
+            </w:tcMar>
+          </w:tcPr>
+          <w:p>
+            <w:pPr>
+              <w:spacing w:after="0" w:before="0"/>
+            </w:pPr>
+            <w:r>
+              <w:rPr>
+                <w:b w:val="false"/>
+                <w:bCs w:val="false"/>
+                <w:i w:val="false"/>
+                <w:iCs w:val="false"/>
+              </w:rPr>
+              <w:t xml:space="preserve">Backup, recovery and the secondary environment</w:t>
+            </w:r>
+          </w:p>
+        </w:tc>
+        <w:tc>
+          <w:tcPr>
+            <w:tcW w:type="dxa" w:w="5950"/>
+            <w:tcMar>
+              <w:top w:type="dxa" w:w="60"/>
+              <w:left w:type="dxa" w:w="100"/>
+              <w:bottom w:type="dxa" w:w="60"/>
+              <w:right w:type="dxa" w:w="100"/>
+            </w:tcMar>
+          </w:tcPr>
+          <w:p>
+            <w:pPr>
+              <w:spacing w:after="0" w:before="0"/>
+            </w:pPr>
+            <w:r>
+              <w:rPr>
+                <w:b w:val="false"/>
+                <w:bCs w:val="false"/>
+                <w:i w:val="false"/>
+                <w:iCs w:val="false"/>
+              </w:rPr>
+              <w:t xml:space="preserve">Backup and recovery, Windows Server Datacenter, SQL Server</w:t>
+            </w:r>
+          </w:p>
+        </w:tc>
+      </w:tr>
+      <w:tr>
+        <w:tc>
+          <w:tcPr>
+            <w:tcW w:type="dxa" w:w="3070"/>
             <w:tcMar>
               <w:top w:type="dxa" w:w="60"/>
               <w:left w:type="dxa" w:w="100"/>
@@ -50565,7 +50266,7 @@
         </w:tc>
         <w:tc>
           <w:tcPr>
-            <w:tcW w:type="dxa" w:w="5988"/>
+            <w:tcW w:type="dxa" w:w="5950"/>
             <w:tcMar>
               <w:top w:type="dxa" w:w="60"/>
               <w:left w:type="dxa" w:w="100"/>
@@ -50622,8 +50323,8 @@
         </w:tblBorders>
       </w:tblPr>
       <w:tblGrid>
-        <w:gridCol w:w="2793"/>
-        <w:gridCol w:w="6227"/>
+        <w:gridCol w:w="2862"/>
+        <w:gridCol w:w="6158"/>
       </w:tblGrid>
       <w:tr>
         <w:trPr>
@@ -50631,7 +50332,7 @@
         </w:trPr>
         <w:tc>
           <w:tcPr>
-            <w:tcW w:type="dxa" w:w="2793"/>
+            <w:tcW w:type="dxa" w:w="2862"/>
             <w:shd w:fill="EDEDED" w:val="clear"/>
             <w:tcMar>
               <w:top w:type="dxa" w:w="60"/>
@@ -50657,7 +50358,7 @@
         </w:tc>
         <w:tc>
           <w:tcPr>
-            <w:tcW w:type="dxa" w:w="6227"/>
+            <w:tcW w:type="dxa" w:w="6158"/>
             <w:shd w:fill="EDEDED" w:val="clear"/>
             <w:tcMar>
               <w:top w:type="dxa" w:w="60"/>
@@ -50685,32 +50386,32 @@
       <w:tr>
         <w:tc>
           <w:tcPr>
-            <w:tcW w:type="dxa" w:w="2793"/>
-            <w:tcMar>
-              <w:top w:type="dxa" w:w="60"/>
-              <w:left w:type="dxa" w:w="100"/>
-              <w:bottom w:type="dxa" w:w="60"/>
-              <w:right w:type="dxa" w:w="100"/>
-            </w:tcMar>
-          </w:tcPr>
-          <w:p>
-            <w:pPr>
-              <w:spacing w:after="0" w:before="0"/>
-            </w:pPr>
-            <w:r>
-              <w:rPr>
-                <w:b w:val="false"/>
-                <w:bCs w:val="false"/>
-                <w:i w:val="false"/>
-                <w:iCs w:val="false"/>
-              </w:rPr>
-              <w:t xml:space="preserve">Windows Server and client access licenses</w:t>
-            </w:r>
-          </w:p>
-        </w:tc>
-        <w:tc>
-          <w:tcPr>
-            <w:tcW w:type="dxa" w:w="6227"/>
+            <w:tcW w:type="dxa" w:w="2862"/>
+            <w:tcMar>
+              <w:top w:type="dxa" w:w="60"/>
+              <w:left w:type="dxa" w:w="100"/>
+              <w:bottom w:type="dxa" w:w="60"/>
+              <w:right w:type="dxa" w:w="100"/>
+            </w:tcMar>
+          </w:tcPr>
+          <w:p>
+            <w:pPr>
+              <w:spacing w:after="0" w:before="0"/>
+            </w:pPr>
+            <w:r>
+              <w:rPr>
+                <w:b w:val="false"/>
+                <w:bCs w:val="false"/>
+                <w:i w:val="false"/>
+                <w:iCs w:val="false"/>
+              </w:rPr>
+              <w:t xml:space="preserve">Windows Server Datacenter and Standard</w:t>
+            </w:r>
+          </w:p>
+        </w:tc>
+        <w:tc>
+          <w:tcPr>
+            <w:tcW w:type="dxa" w:w="6158"/>
             <w:tcMar>
               <w:top w:type="dxa" w:w="60"/>
               <w:left w:type="dxa" w:w="100"/>
@@ -50746,7 +50447,7 @@
       <w:tr>
         <w:tc>
           <w:tcPr>
-            <w:tcW w:type="dxa" w:w="2793"/>
+            <w:tcW w:type="dxa" w:w="2862"/>
             <w:tcMar>
               <w:top w:type="dxa" w:w="60"/>
               <w:left w:type="dxa" w:w="100"/>
@@ -50771,7 +50472,7 @@
         </w:tc>
         <w:tc>
           <w:tcPr>
-            <w:tcW w:type="dxa" w:w="6227"/>
+            <w:tcW w:type="dxa" w:w="6158"/>
             <w:tcMar>
               <w:top w:type="dxa" w:w="60"/>
               <w:left w:type="dxa" w:w="100"/>
@@ -50798,32 +50499,32 @@
       <w:tr>
         <w:tc>
           <w:tcPr>
-            <w:tcW w:type="dxa" w:w="2793"/>
-            <w:tcMar>
-              <w:top w:type="dxa" w:w="60"/>
-              <w:left w:type="dxa" w:w="100"/>
-              <w:bottom w:type="dxa" w:w="60"/>
-              <w:right w:type="dxa" w:w="100"/>
-            </w:tcMar>
-          </w:tcPr>
-          <w:p>
-            <w:pPr>
-              <w:spacing w:after="0" w:before="0"/>
-            </w:pPr>
-            <w:r>
-              <w:rPr>
-                <w:b w:val="false"/>
-                <w:bCs w:val="false"/>
-                <w:i w:val="false"/>
-                <w:iCs w:val="false"/>
-              </w:rPr>
-              <w:t xml:space="preserve">Subscriptions: security, operations, firewall, storage array and network device support, and the bulk SMS service</w:t>
-            </w:r>
-          </w:p>
-        </w:tc>
-        <w:tc>
-          <w:tcPr>
-            <w:tcW w:type="dxa" w:w="6227"/>
+            <w:tcW w:type="dxa" w:w="2862"/>
+            <w:tcMar>
+              <w:top w:type="dxa" w:w="60"/>
+              <w:left w:type="dxa" w:w="100"/>
+              <w:bottom w:type="dxa" w:w="60"/>
+              <w:right w:type="dxa" w:w="100"/>
+            </w:tcMar>
+          </w:tcPr>
+          <w:p>
+            <w:pPr>
+              <w:spacing w:after="0" w:before="0"/>
+            </w:pPr>
+            <w:r>
+              <w:rPr>
+                <w:b w:val="false"/>
+                <w:bCs w:val="false"/>
+                <w:i w:val="false"/>
+                <w:iCs w:val="false"/>
+              </w:rPr>
+              <w:t xml:space="preserve">Subscriptions: MDR / MSOC, security, operations, firewall, storage array and network device support, and the bulk SMS service</w:t>
+            </w:r>
+          </w:p>
+        </w:tc>
+        <w:tc>
+          <w:tcPr>
+            <w:tcW w:type="dxa" w:w="6158"/>
             <w:tcMar>
               <w:top w:type="dxa" w:w="60"/>
               <w:left w:type="dxa" w:w="100"/>
@@ -50850,7 +50551,7 @@
       <w:tr>
         <w:tc>
           <w:tcPr>
-            <w:tcW w:type="dxa" w:w="2793"/>
+            <w:tcW w:type="dxa" w:w="2862"/>
             <w:tcMar>
               <w:top w:type="dxa" w:w="60"/>
               <w:left w:type="dxa" w:w="100"/>
@@ -50875,7 +50576,7 @@
         </w:tc>
         <w:tc>
           <w:tcPr>
-            <w:tcW w:type="dxa" w:w="6227"/>
+            <w:tcW w:type="dxa" w:w="6158"/>
             <w:tcMar>
               <w:top w:type="dxa" w:w="60"/>
               <w:left w:type="dxa" w:w="100"/>
@@ -50902,7 +50603,7 @@
       <w:tr>
         <w:tc>
           <w:tcPr>
-            <w:tcW w:type="dxa" w:w="2793"/>
+            <w:tcW w:type="dxa" w:w="2862"/>
             <w:tcMar>
               <w:top w:type="dxa" w:w="60"/>
               <w:left w:type="dxa" w:w="100"/>
@@ -50927,7 +50628,7 @@
         </w:tc>
         <w:tc>
           <w:tcPr>
-            <w:tcW w:type="dxa" w:w="6227"/>
+            <w:tcW w:type="dxa" w:w="6158"/>
             <w:tcMar>
               <w:top w:type="dxa" w:w="60"/>
               <w:left w:type="dxa" w:w="100"/>
@@ -50954,7 +50655,7 @@
       <w:tr>
         <w:tc>
           <w:tcPr>
-            <w:tcW w:type="dxa" w:w="2793"/>
+            <w:tcW w:type="dxa" w:w="2862"/>
             <w:tcMar>
               <w:top w:type="dxa" w:w="60"/>
               <w:left w:type="dxa" w:w="100"/>
@@ -50979,7 +50680,7 @@
         </w:tc>
         <w:tc>
           <w:tcPr>
-            <w:tcW w:type="dxa" w:w="6227"/>
+            <w:tcW w:type="dxa" w:w="6158"/>
             <w:tcMar>
               <w:top w:type="dxa" w:w="60"/>
               <w:left w:type="dxa" w:w="100"/>

--- a/Preliminary-Project-Plan-Information-System-Sub-Plans.docx
+++ b/Preliminary-Project-Plan-Information-System-Sub-Plans.docx
@@ -46374,7 +46374,7 @@
                 <w:i w:val="false"/>
                 <w:iCs w:val="false"/>
               </w:rPr>
-              <w:t xml:space="preserve">A replacement for every critical infrastructure component identified as a single point of failure in the Critical Spare Parts List, and spare drives for the storage array. Components deployed in pairs, including the core switches, the firewalls, and the controllers and power supplies of the storage array, are covered by their second unit while a replacement is obtained, and the hardware security module at the primary site by the module at the secondary site. Spares for the facility systems are held under the facility works</w:t>
+              <w:t xml:space="preserve">A replacement for every critical infrastructure component identified as a single point of failure in the Critical Spare Parts List, and spare drives for the storage array. Components deployed in pairs, including the core switches, the firewalls, the load balancers, and the controllers and power supplies of the storage array, are covered by their second unit while a replacement is obtained, and the hardware security module at the primary site by the module at the secondary site. Spares for the facility systems are held under the facility works</w:t>
             </w:r>
           </w:p>
         </w:tc>
@@ -47133,8 +47133,8 @@
       <w:tblGrid>
         <w:gridCol w:w="1780"/>
         <w:gridCol w:w="1670"/>
-        <w:gridCol w:w="2798"/>
-        <w:gridCol w:w="2772"/>
+        <w:gridCol w:w="2907"/>
+        <w:gridCol w:w="2663"/>
       </w:tblGrid>
       <w:tr>
         <w:trPr>
@@ -47194,7 +47194,7 @@
         </w:tc>
         <w:tc>
           <w:tcPr>
-            <w:tcW w:type="dxa" w:w="2798"/>
+            <w:tcW w:type="dxa" w:w="2907"/>
             <w:shd w:fill="EDEDED" w:val="clear"/>
             <w:tcMar>
               <w:top w:type="dxa" w:w="60"/>
@@ -47220,7 +47220,7 @@
         </w:tc>
         <w:tc>
           <w:tcPr>
-            <w:tcW w:type="dxa" w:w="2772"/>
+            <w:tcW w:type="dxa" w:w="2663"/>
             <w:shd w:fill="EDEDED" w:val="clear"/>
             <w:tcMar>
               <w:top w:type="dxa" w:w="60"/>
@@ -47298,7 +47298,7 @@
         </w:tc>
         <w:tc>
           <w:tcPr>
-            <w:tcW w:type="dxa" w:w="2798"/>
+            <w:tcW w:type="dxa" w:w="2907"/>
             <w:tcMar>
               <w:top w:type="dxa" w:w="60"/>
               <w:left w:type="dxa" w:w="100"/>
@@ -47323,7 +47323,7 @@
         </w:tc>
         <w:tc>
           <w:tcPr>
-            <w:tcW w:type="dxa" w:w="2772"/>
+            <w:tcW w:type="dxa" w:w="2663"/>
             <w:tcMar>
               <w:top w:type="dxa" w:w="60"/>
               <w:left w:type="dxa" w:w="100"/>
@@ -47400,7 +47400,7 @@
         </w:tc>
         <w:tc>
           <w:tcPr>
-            <w:tcW w:type="dxa" w:w="2798"/>
+            <w:tcW w:type="dxa" w:w="2907"/>
             <w:tcMar>
               <w:top w:type="dxa" w:w="60"/>
               <w:left w:type="dxa" w:w="100"/>
@@ -47425,26 +47425,26 @@
         </w:tc>
         <w:tc>
           <w:tcPr>
-            <w:tcW w:type="dxa" w:w="2772"/>
-            <w:tcMar>
-              <w:top w:type="dxa" w:w="60"/>
-              <w:left w:type="dxa" w:w="100"/>
-              <w:bottom w:type="dxa" w:w="60"/>
-              <w:right w:type="dxa" w:w="100"/>
-            </w:tcMar>
-          </w:tcPr>
-          <w:p>
-            <w:pPr>
-              <w:spacing w:after="0" w:before="0"/>
-            </w:pPr>
-            <w:r>
-              <w:rPr>
-                <w:b w:val="false"/>
-                <w:bCs w:val="false"/>
-                <w:i w:val="false"/>
-                <w:iCs w:val="false"/>
-              </w:rPr>
-              <w:t xml:space="preserve">The server operating system and Hyper-V on the database hosts, failover clustering of the database hosts, and the two database node virtual machines</w:t>
+            <w:tcW w:type="dxa" w:w="2663"/>
+            <w:tcMar>
+              <w:top w:type="dxa" w:w="60"/>
+              <w:left w:type="dxa" w:w="100"/>
+              <w:bottom w:type="dxa" w:w="60"/>
+              <w:right w:type="dxa" w:w="100"/>
+            </w:tcMar>
+          </w:tcPr>
+          <w:p>
+            <w:pPr>
+              <w:spacing w:after="0" w:before="0"/>
+            </w:pPr>
+            <w:r>
+              <w:rPr>
+                <w:b w:val="false"/>
+                <w:bCs w:val="false"/>
+                <w:i w:val="false"/>
+                <w:iCs w:val="false"/>
+              </w:rPr>
+              <w:t xml:space="preserve">The server operating system and Hyper-V on the database hosts, failover clustering of the database hosts, and the database virtual machine</w:t>
             </w:r>
           </w:p>
         </w:tc>
@@ -47502,51 +47502,51 @@
         </w:tc>
         <w:tc>
           <w:tcPr>
-            <w:tcW w:type="dxa" w:w="2798"/>
-            <w:tcMar>
-              <w:top w:type="dxa" w:w="60"/>
-              <w:left w:type="dxa" w:w="100"/>
-              <w:bottom w:type="dxa" w:w="60"/>
-              <w:right w:type="dxa" w:w="100"/>
-            </w:tcMar>
-          </w:tcPr>
-          <w:p>
-            <w:pPr>
-              <w:spacing w:after="0" w:before="0"/>
-            </w:pPr>
-            <w:r>
-              <w:rPr>
-                <w:b w:val="false"/>
-                <w:bCs w:val="false"/>
-                <w:i w:val="false"/>
-                <w:iCs w:val="false"/>
-              </w:rPr>
-              <w:t xml:space="preserve">The virtual cores allocated to the active database node</w:t>
-            </w:r>
-          </w:p>
-        </w:tc>
-        <w:tc>
-          <w:tcPr>
-            <w:tcW w:type="dxa" w:w="2772"/>
-            <w:tcMar>
-              <w:top w:type="dxa" w:w="60"/>
-              <w:left w:type="dxa" w:w="100"/>
-              <w:bottom w:type="dxa" w:w="60"/>
-              <w:right w:type="dxa" w:w="100"/>
-            </w:tcMar>
-          </w:tcPr>
-          <w:p>
-            <w:pPr>
-              <w:spacing w:after="0" w:before="0"/>
-            </w:pPr>
-            <w:r>
-              <w:rPr>
-                <w:b w:val="false"/>
-                <w:bCs w:val="false"/>
-                <w:i w:val="false"/>
-                <w:iCs w:val="false"/>
-              </w:rPr>
-              <w:t xml:space="preserve">The production database. The passive node at the primary site and the secondary copy at the secondary site are covered by the failover rights of Software Assurance</w:t>
+            <w:tcW w:type="dxa" w:w="2907"/>
+            <w:tcMar>
+              <w:top w:type="dxa" w:w="60"/>
+              <w:left w:type="dxa" w:w="100"/>
+              <w:bottom w:type="dxa" w:w="60"/>
+              <w:right w:type="dxa" w:w="100"/>
+            </w:tcMar>
+          </w:tcPr>
+          <w:p>
+            <w:pPr>
+              <w:spacing w:after="0" w:before="0"/>
+            </w:pPr>
+            <w:r>
+              <w:rPr>
+                <w:b w:val="false"/>
+                <w:bCs w:val="false"/>
+                <w:i w:val="false"/>
+                <w:iCs w:val="false"/>
+              </w:rPr>
+              <w:t xml:space="preserve">The virtual cores allocated to the database virtual machine</w:t>
+            </w:r>
+          </w:p>
+        </w:tc>
+        <w:tc>
+          <w:tcPr>
+            <w:tcW w:type="dxa" w:w="2663"/>
+            <w:tcMar>
+              <w:top w:type="dxa" w:w="60"/>
+              <w:left w:type="dxa" w:w="100"/>
+              <w:bottom w:type="dxa" w:w="60"/>
+              <w:right w:type="dxa" w:w="100"/>
+            </w:tcMar>
+          </w:tcPr>
+          <w:p>
+            <w:pPr>
+              <w:spacing w:after="0" w:before="0"/>
+            </w:pPr>
+            <w:r>
+              <w:rPr>
+                <w:b w:val="false"/>
+                <w:bCs w:val="false"/>
+                <w:i w:val="false"/>
+                <w:iCs w:val="false"/>
+              </w:rPr>
+              <w:t xml:space="preserve">The production database. The secondary copy at the secondary site is covered by the failover rights of Software Assurance</w:t>
             </w:r>
           </w:p>
         </w:tc>
@@ -47604,7 +47604,7 @@
         </w:tc>
         <w:tc>
           <w:tcPr>
-            <w:tcW w:type="dxa" w:w="2798"/>
+            <w:tcW w:type="dxa" w:w="2907"/>
             <w:tcMar>
               <w:top w:type="dxa" w:w="60"/>
               <w:left w:type="dxa" w:w="100"/>
@@ -47629,7 +47629,7 @@
         </w:tc>
         <w:tc>
           <w:tcPr>
-            <w:tcW w:type="dxa" w:w="2772"/>
+            <w:tcW w:type="dxa" w:w="2663"/>
             <w:tcMar>
               <w:top w:type="dxa" w:w="60"/>
               <w:left w:type="dxa" w:w="100"/>
@@ -47706,7 +47706,7 @@
         </w:tc>
         <w:tc>
           <w:tcPr>
-            <w:tcW w:type="dxa" w:w="2798"/>
+            <w:tcW w:type="dxa" w:w="2907"/>
             <w:tcMar>
               <w:top w:type="dxa" w:w="60"/>
               <w:left w:type="dxa" w:w="100"/>
@@ -47731,7 +47731,7 @@
         </w:tc>
         <w:tc>
           <w:tcPr>
-            <w:tcW w:type="dxa" w:w="2772"/>
+            <w:tcW w:type="dxa" w:w="2663"/>
             <w:tcMar>
               <w:top w:type="dxa" w:w="60"/>
               <w:left w:type="dxa" w:w="100"/>
@@ -47808,32 +47808,32 @@
         </w:tc>
         <w:tc>
           <w:tcPr>
-            <w:tcW w:type="dxa" w:w="2798"/>
-            <w:tcMar>
-              <w:top w:type="dxa" w:w="60"/>
-              <w:left w:type="dxa" w:w="100"/>
-              <w:bottom w:type="dxa" w:w="60"/>
-              <w:right w:type="dxa" w:w="100"/>
-            </w:tcMar>
-          </w:tcPr>
-          <w:p>
-            <w:pPr>
-              <w:spacing w:after="0" w:before="0"/>
-            </w:pPr>
-            <w:r>
-              <w:rPr>
-                <w:b w:val="false"/>
-                <w:bCs w:val="false"/>
-                <w:i w:val="false"/>
-                <w:iCs w:val="false"/>
-              </w:rPr>
-              <w:t xml:space="preserve">35: the 5 hosts; 20 virtual machines, being the 16 production and 2 non-production virtual machines at the primary site, and the domain controller and the database copy at the secondary site; and the 10 workstations. The standby copies at the secondary site run only in place of the virtual machines they copy</w:t>
-            </w:r>
-          </w:p>
-        </w:tc>
-        <w:tc>
-          <w:tcPr>
-            <w:tcW w:type="dxa" w:w="2772"/>
+            <w:tcW w:type="dxa" w:w="2907"/>
+            <w:tcMar>
+              <w:top w:type="dxa" w:w="60"/>
+              <w:left w:type="dxa" w:w="100"/>
+              <w:bottom w:type="dxa" w:w="60"/>
+              <w:right w:type="dxa" w:w="100"/>
+            </w:tcMar>
+          </w:tcPr>
+          <w:p>
+            <w:pPr>
+              <w:spacing w:after="0" w:before="0"/>
+            </w:pPr>
+            <w:r>
+              <w:rPr>
+                <w:b w:val="false"/>
+                <w:bCs w:val="false"/>
+                <w:i w:val="false"/>
+                <w:iCs w:val="false"/>
+              </w:rPr>
+              <w:t xml:space="preserve">34: the 5 hosts; 19 virtual machines, being the 14 production and 2 non-production virtual machines at the primary site, and the domain controller, the database copy and the Veeam server at the secondary site; and the 10 workstations. The standby copies at the secondary site run only in place of the virtual machines they copy</w:t>
+            </w:r>
+          </w:p>
+        </w:tc>
+        <w:tc>
+          <w:tcPr>
+            <w:tcW w:type="dxa" w:w="2663"/>
             <w:tcMar>
               <w:top w:type="dxa" w:w="60"/>
               <w:left w:type="dxa" w:w="100"/>
@@ -47910,7 +47910,7 @@
         </w:tc>
         <w:tc>
           <w:tcPr>
-            <w:tcW w:type="dxa" w:w="2798"/>
+            <w:tcW w:type="dxa" w:w="2907"/>
             <w:tcMar>
               <w:top w:type="dxa" w:w="60"/>
               <w:left w:type="dxa" w:w="100"/>
@@ -47935,7 +47935,7 @@
         </w:tc>
         <w:tc>
           <w:tcPr>
-            <w:tcW w:type="dxa" w:w="2772"/>
+            <w:tcW w:type="dxa" w:w="2663"/>
             <w:tcMar>
               <w:top w:type="dxa" w:w="60"/>
               <w:left w:type="dxa" w:w="100"/>
@@ -48012,7 +48012,7 @@
         </w:tc>
         <w:tc>
           <w:tcPr>
-            <w:tcW w:type="dxa" w:w="2798"/>
+            <w:tcW w:type="dxa" w:w="2907"/>
             <w:tcMar>
               <w:top w:type="dxa" w:w="60"/>
               <w:left w:type="dxa" w:w="100"/>
@@ -48037,7 +48037,7 @@
         </w:tc>
         <w:tc>
           <w:tcPr>
-            <w:tcW w:type="dxa" w:w="2772"/>
+            <w:tcW w:type="dxa" w:w="2663"/>
             <w:tcMar>
               <w:top w:type="dxa" w:w="60"/>
               <w:left w:type="dxa" w:w="100"/>
@@ -48114,7 +48114,7 @@
         </w:tc>
         <w:tc>
           <w:tcPr>
-            <w:tcW w:type="dxa" w:w="2798"/>
+            <w:tcW w:type="dxa" w:w="2907"/>
             <w:tcMar>
               <w:top w:type="dxa" w:w="60"/>
               <w:left w:type="dxa" w:w="100"/>
@@ -48139,7 +48139,7 @@
         </w:tc>
         <w:tc>
           <w:tcPr>
-            <w:tcW w:type="dxa" w:w="2772"/>
+            <w:tcW w:type="dxa" w:w="2663"/>
             <w:tcMar>
               <w:top w:type="dxa" w:w="60"/>
               <w:left w:type="dxa" w:w="100"/>
@@ -48216,7 +48216,7 @@
         </w:tc>
         <w:tc>
           <w:tcPr>
-            <w:tcW w:type="dxa" w:w="2798"/>
+            <w:tcW w:type="dxa" w:w="2907"/>
             <w:tcMar>
               <w:top w:type="dxa" w:w="60"/>
               <w:left w:type="dxa" w:w="100"/>
@@ -48241,7 +48241,7 @@
         </w:tc>
         <w:tc>
           <w:tcPr>
-            <w:tcW w:type="dxa" w:w="2772"/>
+            <w:tcW w:type="dxa" w:w="2663"/>
             <w:tcMar>
               <w:top w:type="dxa" w:w="60"/>
               <w:left w:type="dxa" w:w="100"/>
@@ -48318,7 +48318,7 @@
         </w:tc>
         <w:tc>
           <w:tcPr>
-            <w:tcW w:type="dxa" w:w="2798"/>
+            <w:tcW w:type="dxa" w:w="2907"/>
             <w:tcMar>
               <w:top w:type="dxa" w:w="60"/>
               <w:left w:type="dxa" w:w="100"/>
@@ -48343,7 +48343,7 @@
         </w:tc>
         <w:tc>
           <w:tcPr>
-            <w:tcW w:type="dxa" w:w="2772"/>
+            <w:tcW w:type="dxa" w:w="2663"/>
             <w:tcMar>
               <w:top w:type="dxa" w:w="60"/>
               <w:left w:type="dxa" w:w="100"/>
@@ -48414,38 +48414,38 @@
                 <w:i w:val="false"/>
                 <w:iCs w:val="false"/>
               </w:rPr>
-              <w:t xml:space="preserve">Per protected workload</w:t>
-            </w:r>
-          </w:p>
-        </w:tc>
-        <w:tc>
-          <w:tcPr>
-            <w:tcW w:type="dxa" w:w="2798"/>
-            <w:tcMar>
-              <w:top w:type="dxa" w:w="60"/>
-              <w:left w:type="dxa" w:w="100"/>
-              <w:bottom w:type="dxa" w:w="60"/>
-              <w:right w:type="dxa" w:w="100"/>
-            </w:tcMar>
-          </w:tcPr>
-          <w:p>
-            <w:pPr>
-              <w:spacing w:after="0" w:before="0"/>
-            </w:pPr>
-            <w:r>
-              <w:rPr>
-                <w:b w:val="false"/>
-                <w:bCs w:val="false"/>
-                <w:i w:val="false"/>
-                <w:iCs w:val="false"/>
-              </w:rPr>
-              <w:t xml:space="preserve">16, the production virtual machines at the primary site, with configuration and audit logs, replicated to the secondary site</w:t>
-            </w:r>
-          </w:p>
-        </w:tc>
-        <w:tc>
-          <w:tcPr>
-            <w:tcW w:type="dxa" w:w="2772"/>
+              <w:t xml:space="preserve">Per instance</w:t>
+            </w:r>
+          </w:p>
+        </w:tc>
+        <w:tc>
+          <w:tcPr>
+            <w:tcW w:type="dxa" w:w="2907"/>
+            <w:tcMar>
+              <w:top w:type="dxa" w:w="60"/>
+              <w:left w:type="dxa" w:w="100"/>
+              <w:bottom w:type="dxa" w:w="60"/>
+              <w:right w:type="dxa" w:w="100"/>
+            </w:tcMar>
+          </w:tcPr>
+          <w:p>
+            <w:pPr>
+              <w:spacing w:after="0" w:before="0"/>
+            </w:pPr>
+            <w:r>
+              <w:rPr>
+                <w:b w:val="false"/>
+                <w:bCs w:val="false"/>
+                <w:i w:val="false"/>
+                <w:iCs w:val="false"/>
+              </w:rPr>
+              <w:t xml:space="preserve">30 instances, covering the protected virtual machines at both sites, with configuration and audit logs, replicated to the secondary site</w:t>
+            </w:r>
+          </w:p>
+        </w:tc>
+        <w:tc>
+          <w:tcPr>
+            <w:tcW w:type="dxa" w:w="2663"/>
             <w:tcMar>
               <w:top w:type="dxa" w:w="60"/>
               <w:left w:type="dxa" w:w="100"/>
@@ -48522,7 +48522,7 @@
         </w:tc>
         <w:tc>
           <w:tcPr>
-            <w:tcW w:type="dxa" w:w="2798"/>
+            <w:tcW w:type="dxa" w:w="2907"/>
             <w:tcMar>
               <w:top w:type="dxa" w:w="60"/>
               <w:left w:type="dxa" w:w="100"/>
@@ -48547,7 +48547,7 @@
         </w:tc>
         <w:tc>
           <w:tcPr>
-            <w:tcW w:type="dxa" w:w="2772"/>
+            <w:tcW w:type="dxa" w:w="2663"/>
             <w:tcMar>
               <w:top w:type="dxa" w:w="60"/>
               <w:left w:type="dxa" w:w="100"/>
@@ -48624,32 +48624,32 @@
         </w:tc>
         <w:tc>
           <w:tcPr>
-            <w:tcW w:type="dxa" w:w="2798"/>
-            <w:tcMar>
-              <w:top w:type="dxa" w:w="60"/>
-              <w:left w:type="dxa" w:w="100"/>
-              <w:bottom w:type="dxa" w:w="60"/>
-              <w:right w:type="dxa" w:w="100"/>
-            </w:tcMar>
-          </w:tcPr>
-          <w:p>
-            <w:pPr>
-              <w:spacing w:after="0" w:before="0"/>
-            </w:pPr>
-            <w:r>
-              <w:rPr>
-                <w:b w:val="false"/>
-                <w:bCs w:val="false"/>
-                <w:i w:val="false"/>
-                <w:iCs w:val="false"/>
-              </w:rPr>
-              <w:t xml:space="preserve">The storage array, 5 switches and 2 firewalls at the primary site, and 1 switch and 1 firewall at the secondary site</w:t>
-            </w:r>
-          </w:p>
-        </w:tc>
-        <w:tc>
-          <w:tcPr>
-            <w:tcW w:type="dxa" w:w="2772"/>
+            <w:tcW w:type="dxa" w:w="2907"/>
+            <w:tcMar>
+              <w:top w:type="dxa" w:w="60"/>
+              <w:left w:type="dxa" w:w="100"/>
+              <w:bottom w:type="dxa" w:w="60"/>
+              <w:right w:type="dxa" w:w="100"/>
+            </w:tcMar>
+          </w:tcPr>
+          <w:p>
+            <w:pPr>
+              <w:spacing w:after="0" w:before="0"/>
+            </w:pPr>
+            <w:r>
+              <w:rPr>
+                <w:b w:val="false"/>
+                <w:bCs w:val="false"/>
+                <w:i w:val="false"/>
+                <w:iCs w:val="false"/>
+              </w:rPr>
+              <w:t xml:space="preserve">The storage array, 5 switches, 2 firewalls and 2 load balancers at the primary site, and 1 switch, 1 firewall and 1 load balancer at the secondary site</w:t>
+            </w:r>
+          </w:p>
+        </w:tc>
+        <w:tc>
+          <w:tcPr>
+            <w:tcW w:type="dxa" w:w="2663"/>
             <w:tcMar>
               <w:top w:type="dxa" w:w="60"/>
               <w:left w:type="dxa" w:w="100"/>
@@ -48726,7 +48726,7 @@
         </w:tc>
         <w:tc>
           <w:tcPr>
-            <w:tcW w:type="dxa" w:w="2798"/>
+            <w:tcW w:type="dxa" w:w="2907"/>
             <w:tcMar>
               <w:top w:type="dxa" w:w="60"/>
               <w:left w:type="dxa" w:w="100"/>
@@ -48751,7 +48751,7 @@
         </w:tc>
         <w:tc>
           <w:tcPr>
-            <w:tcW w:type="dxa" w:w="2772"/>
+            <w:tcW w:type="dxa" w:w="2663"/>
             <w:tcMar>
               <w:top w:type="dxa" w:w="60"/>
               <w:left w:type="dxa" w:w="100"/>
@@ -48792,7 +48792,7 @@
           <w:i w:val="false"/>
           <w:iCs w:val="false"/>
         </w:rPr>
-        <w:t xml:space="preserve">The application hosts and the secondary host carry Windows Server Datacenter, because the edition licenses an unlimited number of Windows Server virtual machines on the host it covers: either application host runs every production virtual machine of the application cluster when the other is lost, together with the non-production environments, and the secondary host runs the ten virtual machines of the secondary environment. The database hosts carry Windows Server Standard, which licenses two Windows Server virtual machines on each fully licensed host: each database host runs one database node, and either can run both when the other is lost.</w:t>
+        <w:t xml:space="preserve">The application hosts and the secondary host carry Windows Server Datacenter, because the edition licenses an unlimited number of Windows Server virtual machines on the host it covers: either application host runs every production virtual machine of the application cluster when the other is lost, together with the non-production environments, and the secondary host runs the eleven virtual machines of the secondary environment. The database hosts carry Windows Server Standard, which licenses two Windows Server virtual machines on each fully licensed host, more than the one database virtual machine either host runs.</w:t>
       </w:r>
     </w:p>
     <w:p>
@@ -50323,8 +50323,8 @@
         </w:tblBorders>
       </w:tblPr>
       <w:tblGrid>
-        <w:gridCol w:w="2862"/>
-        <w:gridCol w:w="6158"/>
+        <w:gridCol w:w="2942"/>
+        <w:gridCol w:w="6078"/>
       </w:tblGrid>
       <w:tr>
         <w:trPr>
@@ -50332,7 +50332,7 @@
         </w:trPr>
         <w:tc>
           <w:tcPr>
-            <w:tcW w:type="dxa" w:w="2862"/>
+            <w:tcW w:type="dxa" w:w="2942"/>
             <w:shd w:fill="EDEDED" w:val="clear"/>
             <w:tcMar>
               <w:top w:type="dxa" w:w="60"/>
@@ -50358,7 +50358,7 @@
         </w:tc>
         <w:tc>
           <w:tcPr>
-            <w:tcW w:type="dxa" w:w="6158"/>
+            <w:tcW w:type="dxa" w:w="6078"/>
             <w:shd w:fill="EDEDED" w:val="clear"/>
             <w:tcMar>
               <w:top w:type="dxa" w:w="60"/>
@@ -50386,7 +50386,7 @@
       <w:tr>
         <w:tc>
           <w:tcPr>
-            <w:tcW w:type="dxa" w:w="2862"/>
+            <w:tcW w:type="dxa" w:w="2942"/>
             <w:tcMar>
               <w:top w:type="dxa" w:w="60"/>
               <w:left w:type="dxa" w:w="100"/>
@@ -50411,7 +50411,7 @@
         </w:tc>
         <w:tc>
           <w:tcPr>
-            <w:tcW w:type="dxa" w:w="6158"/>
+            <w:tcW w:type="dxa" w:w="6078"/>
             <w:tcMar>
               <w:top w:type="dxa" w:w="60"/>
               <w:left w:type="dxa" w:w="100"/>
@@ -50447,7 +50447,7 @@
       <w:tr>
         <w:tc>
           <w:tcPr>
-            <w:tcW w:type="dxa" w:w="2862"/>
+            <w:tcW w:type="dxa" w:w="2942"/>
             <w:tcMar>
               <w:top w:type="dxa" w:w="60"/>
               <w:left w:type="dxa" w:w="100"/>
@@ -50472,26 +50472,26 @@
         </w:tc>
         <w:tc>
           <w:tcPr>
-            <w:tcW w:type="dxa" w:w="6158"/>
-            <w:tcMar>
-              <w:top w:type="dxa" w:w="60"/>
-              <w:left w:type="dxa" w:w="100"/>
-              <w:bottom w:type="dxa" w:w="60"/>
-              <w:right w:type="dxa" w:w="100"/>
-            </w:tcMar>
-          </w:tcPr>
-          <w:p>
-            <w:pPr>
-              <w:spacing w:after="0" w:before="0"/>
-            </w:pPr>
-            <w:r>
-              <w:rPr>
-                <w:b w:val="false"/>
-                <w:bCs w:val="false"/>
-                <w:i w:val="false"/>
-                <w:iCs w:val="false"/>
-              </w:rPr>
-              <w:t xml:space="preserve">Perpetual licenses with Software Assurance for three years, providing updates, license mobility between the clustered hosts, and failover rights for the passive node and the secondary copy</w:t>
+            <w:tcW w:type="dxa" w:w="6078"/>
+            <w:tcMar>
+              <w:top w:type="dxa" w:w="60"/>
+              <w:left w:type="dxa" w:w="100"/>
+              <w:bottom w:type="dxa" w:w="60"/>
+              <w:right w:type="dxa" w:w="100"/>
+            </w:tcMar>
+          </w:tcPr>
+          <w:p>
+            <w:pPr>
+              <w:spacing w:after="0" w:before="0"/>
+            </w:pPr>
+            <w:r>
+              <w:rPr>
+                <w:b w:val="false"/>
+                <w:bCs w:val="false"/>
+                <w:i w:val="false"/>
+                <w:iCs w:val="false"/>
+              </w:rPr>
+              <w:t xml:space="preserve">Perpetual licenses with Software Assurance for three years, providing updates, license mobility between the database hosts, and failover rights for the secondary copy</w:t>
             </w:r>
           </w:p>
         </w:tc>
@@ -50499,7 +50499,7 @@
       <w:tr>
         <w:tc>
           <w:tcPr>
-            <w:tcW w:type="dxa" w:w="2862"/>
+            <w:tcW w:type="dxa" w:w="2942"/>
             <w:tcMar>
               <w:top w:type="dxa" w:w="60"/>
               <w:left w:type="dxa" w:w="100"/>
@@ -50524,7 +50524,7 @@
         </w:tc>
         <w:tc>
           <w:tcPr>
-            <w:tcW w:type="dxa" w:w="6158"/>
+            <w:tcW w:type="dxa" w:w="6078"/>
             <w:tcMar>
               <w:top w:type="dxa" w:w="60"/>
               <w:left w:type="dxa" w:w="100"/>
@@ -50551,7 +50551,7 @@
       <w:tr>
         <w:tc>
           <w:tcPr>
-            <w:tcW w:type="dxa" w:w="2862"/>
+            <w:tcW w:type="dxa" w:w="2942"/>
             <w:tcMar>
               <w:top w:type="dxa" w:w="60"/>
               <w:left w:type="dxa" w:w="100"/>
@@ -50576,7 +50576,7 @@
         </w:tc>
         <w:tc>
           <w:tcPr>
-            <w:tcW w:type="dxa" w:w="6158"/>
+            <w:tcW w:type="dxa" w:w="6078"/>
             <w:tcMar>
               <w:top w:type="dxa" w:w="60"/>
               <w:left w:type="dxa" w:w="100"/>
@@ -50603,7 +50603,7 @@
       <w:tr>
         <w:tc>
           <w:tcPr>
-            <w:tcW w:type="dxa" w:w="2862"/>
+            <w:tcW w:type="dxa" w:w="2942"/>
             <w:tcMar>
               <w:top w:type="dxa" w:w="60"/>
               <w:left w:type="dxa" w:w="100"/>
@@ -50628,7 +50628,7 @@
         </w:tc>
         <w:tc>
           <w:tcPr>
-            <w:tcW w:type="dxa" w:w="6158"/>
+            <w:tcW w:type="dxa" w:w="6078"/>
             <w:tcMar>
               <w:top w:type="dxa" w:w="60"/>
               <w:left w:type="dxa" w:w="100"/>
@@ -50655,7 +50655,7 @@
       <w:tr>
         <w:tc>
           <w:tcPr>
-            <w:tcW w:type="dxa" w:w="2862"/>
+            <w:tcW w:type="dxa" w:w="2942"/>
             <w:tcMar>
               <w:top w:type="dxa" w:w="60"/>
               <w:left w:type="dxa" w:w="100"/>
@@ -50680,7 +50680,7 @@
         </w:tc>
         <w:tc>
           <w:tcPr>
-            <w:tcW w:type="dxa" w:w="6158"/>
+            <w:tcW w:type="dxa" w:w="6078"/>
             <w:tcMar>
               <w:top w:type="dxa" w:w="60"/>
               <w:left w:type="dxa" w:w="100"/>

--- a/Preliminary-Project-Plan-Information-System-Sub-Plans.docx
+++ b/Preliminary-Project-Plan-Information-System-Sub-Plans.docx
@@ -47133,8 +47133,8 @@
       <w:tblGrid>
         <w:gridCol w:w="1780"/>
         <w:gridCol w:w="1670"/>
-        <w:gridCol w:w="2907"/>
-        <w:gridCol w:w="2663"/>
+        <w:gridCol w:w="2911"/>
+        <w:gridCol w:w="2659"/>
       </w:tblGrid>
       <w:tr>
         <w:trPr>
@@ -47194,7 +47194,7 @@
         </w:tc>
         <w:tc>
           <w:tcPr>
-            <w:tcW w:type="dxa" w:w="2907"/>
+            <w:tcW w:type="dxa" w:w="2911"/>
             <w:shd w:fill="EDEDED" w:val="clear"/>
             <w:tcMar>
               <w:top w:type="dxa" w:w="60"/>
@@ -47220,7 +47220,7 @@
         </w:tc>
         <w:tc>
           <w:tcPr>
-            <w:tcW w:type="dxa" w:w="2663"/>
+            <w:tcW w:type="dxa" w:w="2659"/>
             <w:shd w:fill="EDEDED" w:val="clear"/>
             <w:tcMar>
               <w:top w:type="dxa" w:w="60"/>
@@ -47298,7 +47298,7 @@
         </w:tc>
         <w:tc>
           <w:tcPr>
-            <w:tcW w:type="dxa" w:w="2907"/>
+            <w:tcW w:type="dxa" w:w="2911"/>
             <w:tcMar>
               <w:top w:type="dxa" w:w="60"/>
               <w:left w:type="dxa" w:w="100"/>
@@ -47323,7 +47323,7 @@
         </w:tc>
         <w:tc>
           <w:tcPr>
-            <w:tcW w:type="dxa" w:w="2663"/>
+            <w:tcW w:type="dxa" w:w="2659"/>
             <w:tcMar>
               <w:top w:type="dxa" w:w="60"/>
               <w:left w:type="dxa" w:w="100"/>
@@ -47400,7 +47400,7 @@
         </w:tc>
         <w:tc>
           <w:tcPr>
-            <w:tcW w:type="dxa" w:w="2907"/>
+            <w:tcW w:type="dxa" w:w="2911"/>
             <w:tcMar>
               <w:top w:type="dxa" w:w="60"/>
               <w:left w:type="dxa" w:w="100"/>
@@ -47425,7 +47425,7 @@
         </w:tc>
         <w:tc>
           <w:tcPr>
-            <w:tcW w:type="dxa" w:w="2663"/>
+            <w:tcW w:type="dxa" w:w="2659"/>
             <w:tcMar>
               <w:top w:type="dxa" w:w="60"/>
               <w:left w:type="dxa" w:w="100"/>
@@ -47496,38 +47496,38 @@
                 <w:i w:val="false"/>
                 <w:iCs w:val="false"/>
               </w:rPr>
-              <w:t xml:space="preserve">Per virtual core, not fewer than four per virtual machine, with Software Assurance</w:t>
-            </w:r>
-          </w:p>
-        </w:tc>
-        <w:tc>
-          <w:tcPr>
-            <w:tcW w:type="dxa" w:w="2907"/>
-            <w:tcMar>
-              <w:top w:type="dxa" w:w="60"/>
-              <w:left w:type="dxa" w:w="100"/>
-              <w:bottom w:type="dxa" w:w="60"/>
-              <w:right w:type="dxa" w:w="100"/>
-            </w:tcMar>
-          </w:tcPr>
-          <w:p>
-            <w:pPr>
-              <w:spacing w:after="0" w:before="0"/>
-            </w:pPr>
-            <w:r>
-              <w:rPr>
-                <w:b w:val="false"/>
-                <w:bCs w:val="false"/>
-                <w:i w:val="false"/>
-                <w:iCs w:val="false"/>
-              </w:rPr>
-              <w:t xml:space="preserve">The virtual cores allocated to the database virtual machine</w:t>
-            </w:r>
-          </w:p>
-        </w:tc>
-        <w:tc>
-          <w:tcPr>
-            <w:tcW w:type="dxa" w:w="2663"/>
+              <w:t xml:space="preserve">Per server, with client access licenses, and Software Assurance</w:t>
+            </w:r>
+          </w:p>
+        </w:tc>
+        <w:tc>
+          <w:tcPr>
+            <w:tcW w:type="dxa" w:w="2911"/>
+            <w:tcMar>
+              <w:top w:type="dxa" w:w="60"/>
+              <w:left w:type="dxa" w:w="100"/>
+              <w:bottom w:type="dxa" w:w="60"/>
+              <w:right w:type="dxa" w:w="100"/>
+            </w:tcMar>
+          </w:tcPr>
+          <w:p>
+            <w:pPr>
+              <w:spacing w:after="0" w:before="0"/>
+            </w:pPr>
+            <w:r>
+              <w:rPr>
+                <w:b w:val="false"/>
+                <w:bCs w:val="false"/>
+                <w:i w:val="false"/>
+                <w:iCs w:val="false"/>
+              </w:rPr>
+              <w:t xml:space="preserve">One server license for the database virtual machine, with 120 client access licenses</w:t>
+            </w:r>
+          </w:p>
+        </w:tc>
+        <w:tc>
+          <w:tcPr>
+            <w:tcW w:type="dxa" w:w="2659"/>
             <w:tcMar>
               <w:top w:type="dxa" w:w="60"/>
               <w:left w:type="dxa" w:w="100"/>
@@ -47604,7 +47604,7 @@
         </w:tc>
         <w:tc>
           <w:tcPr>
-            <w:tcW w:type="dxa" w:w="2907"/>
+            <w:tcW w:type="dxa" w:w="2911"/>
             <w:tcMar>
               <w:top w:type="dxa" w:w="60"/>
               <w:left w:type="dxa" w:w="100"/>
@@ -47629,7 +47629,7 @@
         </w:tc>
         <w:tc>
           <w:tcPr>
-            <w:tcW w:type="dxa" w:w="2663"/>
+            <w:tcW w:type="dxa" w:w="2659"/>
             <w:tcMar>
               <w:top w:type="dxa" w:w="60"/>
               <w:left w:type="dxa" w:w="100"/>
@@ -47706,7 +47706,7 @@
         </w:tc>
         <w:tc>
           <w:tcPr>
-            <w:tcW w:type="dxa" w:w="2907"/>
+            <w:tcW w:type="dxa" w:w="2911"/>
             <w:tcMar>
               <w:top w:type="dxa" w:w="60"/>
               <w:left w:type="dxa" w:w="100"/>
@@ -47731,7 +47731,7 @@
         </w:tc>
         <w:tc>
           <w:tcPr>
-            <w:tcW w:type="dxa" w:w="2663"/>
+            <w:tcW w:type="dxa" w:w="2659"/>
             <w:tcMar>
               <w:top w:type="dxa" w:w="60"/>
               <w:left w:type="dxa" w:w="100"/>
@@ -47808,32 +47808,32 @@
         </w:tc>
         <w:tc>
           <w:tcPr>
-            <w:tcW w:type="dxa" w:w="2907"/>
-            <w:tcMar>
-              <w:top w:type="dxa" w:w="60"/>
-              <w:left w:type="dxa" w:w="100"/>
-              <w:bottom w:type="dxa" w:w="60"/>
-              <w:right w:type="dxa" w:w="100"/>
-            </w:tcMar>
-          </w:tcPr>
-          <w:p>
-            <w:pPr>
-              <w:spacing w:after="0" w:before="0"/>
-            </w:pPr>
-            <w:r>
-              <w:rPr>
-                <w:b w:val="false"/>
-                <w:bCs w:val="false"/>
-                <w:i w:val="false"/>
-                <w:iCs w:val="false"/>
-              </w:rPr>
-              <w:t xml:space="preserve">34: the 5 hosts; 19 virtual machines, being the 14 production and 2 non-production virtual machines at the primary site, and the domain controller, the database copy and the Veeam server at the secondary site; and the 10 workstations. The standby copies at the secondary site run only in place of the virtual machines they copy</w:t>
-            </w:r>
-          </w:p>
-        </w:tc>
-        <w:tc>
-          <w:tcPr>
-            <w:tcW w:type="dxa" w:w="2663"/>
+            <w:tcW w:type="dxa" w:w="2911"/>
+            <w:tcMar>
+              <w:top w:type="dxa" w:w="60"/>
+              <w:left w:type="dxa" w:w="100"/>
+              <w:bottom w:type="dxa" w:w="60"/>
+              <w:right w:type="dxa" w:w="100"/>
+            </w:tcMar>
+          </w:tcPr>
+          <w:p>
+            <w:pPr>
+              <w:spacing w:after="0" w:before="0"/>
+            </w:pPr>
+            <w:r>
+              <w:rPr>
+                <w:b w:val="false"/>
+                <w:bCs w:val="false"/>
+                <w:i w:val="false"/>
+                <w:iCs w:val="false"/>
+              </w:rPr>
+              <w:t xml:space="preserve">33: the 5 hosts; 18 virtual machines, being the 14 production and 2 non-production virtual machines at the primary site, and the domain controller and the database copy at the secondary site; and the 10 workstations. The standby copies at the secondary site run only in place of the virtual machines they copy</w:t>
+            </w:r>
+          </w:p>
+        </w:tc>
+        <w:tc>
+          <w:tcPr>
+            <w:tcW w:type="dxa" w:w="2659"/>
             <w:tcMar>
               <w:top w:type="dxa" w:w="60"/>
               <w:left w:type="dxa" w:w="100"/>
@@ -47910,7 +47910,7 @@
         </w:tc>
         <w:tc>
           <w:tcPr>
-            <w:tcW w:type="dxa" w:w="2907"/>
+            <w:tcW w:type="dxa" w:w="2911"/>
             <w:tcMar>
               <w:top w:type="dxa" w:w="60"/>
               <w:left w:type="dxa" w:w="100"/>
@@ -47935,7 +47935,7 @@
         </w:tc>
         <w:tc>
           <w:tcPr>
-            <w:tcW w:type="dxa" w:w="2663"/>
+            <w:tcW w:type="dxa" w:w="2659"/>
             <w:tcMar>
               <w:top w:type="dxa" w:w="60"/>
               <w:left w:type="dxa" w:w="100"/>
@@ -48012,7 +48012,7 @@
         </w:tc>
         <w:tc>
           <w:tcPr>
-            <w:tcW w:type="dxa" w:w="2907"/>
+            <w:tcW w:type="dxa" w:w="2911"/>
             <w:tcMar>
               <w:top w:type="dxa" w:w="60"/>
               <w:left w:type="dxa" w:w="100"/>
@@ -48037,7 +48037,7 @@
         </w:tc>
         <w:tc>
           <w:tcPr>
-            <w:tcW w:type="dxa" w:w="2663"/>
+            <w:tcW w:type="dxa" w:w="2659"/>
             <w:tcMar>
               <w:top w:type="dxa" w:w="60"/>
               <w:left w:type="dxa" w:w="100"/>
@@ -48114,7 +48114,7 @@
         </w:tc>
         <w:tc>
           <w:tcPr>
-            <w:tcW w:type="dxa" w:w="2907"/>
+            <w:tcW w:type="dxa" w:w="2911"/>
             <w:tcMar>
               <w:top w:type="dxa" w:w="60"/>
               <w:left w:type="dxa" w:w="100"/>
@@ -48139,7 +48139,7 @@
         </w:tc>
         <w:tc>
           <w:tcPr>
-            <w:tcW w:type="dxa" w:w="2663"/>
+            <w:tcW w:type="dxa" w:w="2659"/>
             <w:tcMar>
               <w:top w:type="dxa" w:w="60"/>
               <w:left w:type="dxa" w:w="100"/>
@@ -48216,7 +48216,7 @@
         </w:tc>
         <w:tc>
           <w:tcPr>
-            <w:tcW w:type="dxa" w:w="2907"/>
+            <w:tcW w:type="dxa" w:w="2911"/>
             <w:tcMar>
               <w:top w:type="dxa" w:w="60"/>
               <w:left w:type="dxa" w:w="100"/>
@@ -48241,7 +48241,7 @@
         </w:tc>
         <w:tc>
           <w:tcPr>
-            <w:tcW w:type="dxa" w:w="2663"/>
+            <w:tcW w:type="dxa" w:w="2659"/>
             <w:tcMar>
               <w:top w:type="dxa" w:w="60"/>
               <w:left w:type="dxa" w:w="100"/>
@@ -48318,7 +48318,7 @@
         </w:tc>
         <w:tc>
           <w:tcPr>
-            <w:tcW w:type="dxa" w:w="2907"/>
+            <w:tcW w:type="dxa" w:w="2911"/>
             <w:tcMar>
               <w:top w:type="dxa" w:w="60"/>
               <w:left w:type="dxa" w:w="100"/>
@@ -48343,7 +48343,7 @@
         </w:tc>
         <w:tc>
           <w:tcPr>
-            <w:tcW w:type="dxa" w:w="2663"/>
+            <w:tcW w:type="dxa" w:w="2659"/>
             <w:tcMar>
               <w:top w:type="dxa" w:w="60"/>
               <w:left w:type="dxa" w:w="100"/>
@@ -48420,7 +48420,7 @@
         </w:tc>
         <w:tc>
           <w:tcPr>
-            <w:tcW w:type="dxa" w:w="2907"/>
+            <w:tcW w:type="dxa" w:w="2911"/>
             <w:tcMar>
               <w:top w:type="dxa" w:w="60"/>
               <w:left w:type="dxa" w:w="100"/>
@@ -48445,7 +48445,7 @@
         </w:tc>
         <w:tc>
           <w:tcPr>
-            <w:tcW w:type="dxa" w:w="2663"/>
+            <w:tcW w:type="dxa" w:w="2659"/>
             <w:tcMar>
               <w:top w:type="dxa" w:w="60"/>
               <w:left w:type="dxa" w:w="100"/>
@@ -48522,7 +48522,7 @@
         </w:tc>
         <w:tc>
           <w:tcPr>
-            <w:tcW w:type="dxa" w:w="2907"/>
+            <w:tcW w:type="dxa" w:w="2911"/>
             <w:tcMar>
               <w:top w:type="dxa" w:w="60"/>
               <w:left w:type="dxa" w:w="100"/>
@@ -48547,7 +48547,7 @@
         </w:tc>
         <w:tc>
           <w:tcPr>
-            <w:tcW w:type="dxa" w:w="2663"/>
+            <w:tcW w:type="dxa" w:w="2659"/>
             <w:tcMar>
               <w:top w:type="dxa" w:w="60"/>
               <w:left w:type="dxa" w:w="100"/>
@@ -48624,7 +48624,7 @@
         </w:tc>
         <w:tc>
           <w:tcPr>
-            <w:tcW w:type="dxa" w:w="2907"/>
+            <w:tcW w:type="dxa" w:w="2911"/>
             <w:tcMar>
               <w:top w:type="dxa" w:w="60"/>
               <w:left w:type="dxa" w:w="100"/>
@@ -48649,7 +48649,7 @@
         </w:tc>
         <w:tc>
           <w:tcPr>
-            <w:tcW w:type="dxa" w:w="2663"/>
+            <w:tcW w:type="dxa" w:w="2659"/>
             <w:tcMar>
               <w:top w:type="dxa" w:w="60"/>
               <w:left w:type="dxa" w:w="100"/>
@@ -48726,7 +48726,7 @@
         </w:tc>
         <w:tc>
           <w:tcPr>
-            <w:tcW w:type="dxa" w:w="2907"/>
+            <w:tcW w:type="dxa" w:w="2911"/>
             <w:tcMar>
               <w:top w:type="dxa" w:w="60"/>
               <w:left w:type="dxa" w:w="100"/>
@@ -48751,7 +48751,7 @@
         </w:tc>
         <w:tc>
           <w:tcPr>
-            <w:tcW w:type="dxa" w:w="2663"/>
+            <w:tcW w:type="dxa" w:w="2659"/>
             <w:tcMar>
               <w:top w:type="dxa" w:w="60"/>
               <w:left w:type="dxa" w:w="100"/>
@@ -48792,7 +48792,7 @@
           <w:i w:val="false"/>
           <w:iCs w:val="false"/>
         </w:rPr>
-        <w:t xml:space="preserve">The application hosts and the secondary host carry Windows Server Datacenter, because the edition licenses an unlimited number of Windows Server virtual machines on the host it covers: either application host runs every production virtual machine of the application cluster when the other is lost, together with the non-production environments, and the secondary host runs the eleven virtual machines of the secondary environment. The database hosts carry Windows Server Standard, which licenses two Windows Server virtual machines on each fully licensed host, more than the one database virtual machine either host runs.</w:t>
+        <w:t xml:space="preserve">The application hosts and the secondary host carry Windows Server Datacenter, because the edition licenses an unlimited number of Windows Server virtual machines on the host it covers: either application host runs every production virtual machine of the application cluster when the other is lost, together with the non-production environments, and the secondary host runs the ten virtual machines of the secondary environment. The database hosts carry Windows Server Standard, which licenses two Windows Server virtual machines on each fully licensed host, more than the one database virtual machine either host runs.</w:t>
       </w:r>
     </w:p>
     <w:p>
@@ -50323,8 +50323,8 @@
         </w:tblBorders>
       </w:tblPr>
       <w:tblGrid>
-        <w:gridCol w:w="2942"/>
-        <w:gridCol w:w="6078"/>
+        <w:gridCol w:w="2806"/>
+        <w:gridCol w:w="6214"/>
       </w:tblGrid>
       <w:tr>
         <w:trPr>
@@ -50332,7 +50332,7 @@
         </w:trPr>
         <w:tc>
           <w:tcPr>
-            <w:tcW w:type="dxa" w:w="2942"/>
+            <w:tcW w:type="dxa" w:w="2806"/>
             <w:shd w:fill="EDEDED" w:val="clear"/>
             <w:tcMar>
               <w:top w:type="dxa" w:w="60"/>
@@ -50358,7 +50358,7 @@
         </w:tc>
         <w:tc>
           <w:tcPr>
-            <w:tcW w:type="dxa" w:w="6078"/>
+            <w:tcW w:type="dxa" w:w="6214"/>
             <w:shd w:fill="EDEDED" w:val="clear"/>
             <w:tcMar>
               <w:top w:type="dxa" w:w="60"/>
@@ -50386,7 +50386,7 @@
       <w:tr>
         <w:tc>
           <w:tcPr>
-            <w:tcW w:type="dxa" w:w="2942"/>
+            <w:tcW w:type="dxa" w:w="2806"/>
             <w:tcMar>
               <w:top w:type="dxa" w:w="60"/>
               <w:left w:type="dxa" w:w="100"/>
@@ -50411,7 +50411,7 @@
         </w:tc>
         <w:tc>
           <w:tcPr>
-            <w:tcW w:type="dxa" w:w="6078"/>
+            <w:tcW w:type="dxa" w:w="6214"/>
             <w:tcMar>
               <w:top w:type="dxa" w:w="60"/>
               <w:left w:type="dxa" w:w="100"/>
@@ -50447,7 +50447,7 @@
       <w:tr>
         <w:tc>
           <w:tcPr>
-            <w:tcW w:type="dxa" w:w="2942"/>
+            <w:tcW w:type="dxa" w:w="2806"/>
             <w:tcMar>
               <w:top w:type="dxa" w:w="60"/>
               <w:left w:type="dxa" w:w="100"/>
@@ -50472,26 +50472,26 @@
         </w:tc>
         <w:tc>
           <w:tcPr>
-            <w:tcW w:type="dxa" w:w="6078"/>
-            <w:tcMar>
-              <w:top w:type="dxa" w:w="60"/>
-              <w:left w:type="dxa" w:w="100"/>
-              <w:bottom w:type="dxa" w:w="60"/>
-              <w:right w:type="dxa" w:w="100"/>
-            </w:tcMar>
-          </w:tcPr>
-          <w:p>
-            <w:pPr>
-              <w:spacing w:after="0" w:before="0"/>
-            </w:pPr>
-            <w:r>
-              <w:rPr>
-                <w:b w:val="false"/>
-                <w:bCs w:val="false"/>
-                <w:i w:val="false"/>
-                <w:iCs w:val="false"/>
-              </w:rPr>
-              <w:t xml:space="preserve">Perpetual licenses with Software Assurance for three years, providing updates, license mobility between the database hosts, and failover rights for the secondary copy</w:t>
+            <w:tcW w:type="dxa" w:w="6214"/>
+            <w:tcMar>
+              <w:top w:type="dxa" w:w="60"/>
+              <w:left w:type="dxa" w:w="100"/>
+              <w:bottom w:type="dxa" w:w="60"/>
+              <w:right w:type="dxa" w:w="100"/>
+            </w:tcMar>
+          </w:tcPr>
+          <w:p>
+            <w:pPr>
+              <w:spacing w:after="0" w:before="0"/>
+            </w:pPr>
+            <w:r>
+              <w:rPr>
+                <w:b w:val="false"/>
+                <w:bCs w:val="false"/>
+                <w:i w:val="false"/>
+                <w:iCs w:val="false"/>
+              </w:rPr>
+              <w:t xml:space="preserve">Perpetual server license and 120 client access licenses, with Software Assurance for three years, providing updates, license mobility between the database hosts, and failover rights for the secondary copy</w:t>
             </w:r>
           </w:p>
         </w:tc>
@@ -50499,7 +50499,7 @@
       <w:tr>
         <w:tc>
           <w:tcPr>
-            <w:tcW w:type="dxa" w:w="2942"/>
+            <w:tcW w:type="dxa" w:w="2806"/>
             <w:tcMar>
               <w:top w:type="dxa" w:w="60"/>
               <w:left w:type="dxa" w:w="100"/>
@@ -50524,7 +50524,7 @@
         </w:tc>
         <w:tc>
           <w:tcPr>
-            <w:tcW w:type="dxa" w:w="6078"/>
+            <w:tcW w:type="dxa" w:w="6214"/>
             <w:tcMar>
               <w:top w:type="dxa" w:w="60"/>
               <w:left w:type="dxa" w:w="100"/>
@@ -50551,7 +50551,7 @@
       <w:tr>
         <w:tc>
           <w:tcPr>
-            <w:tcW w:type="dxa" w:w="2942"/>
+            <w:tcW w:type="dxa" w:w="2806"/>
             <w:tcMar>
               <w:top w:type="dxa" w:w="60"/>
               <w:left w:type="dxa" w:w="100"/>
@@ -50576,7 +50576,7 @@
         </w:tc>
         <w:tc>
           <w:tcPr>
-            <w:tcW w:type="dxa" w:w="6078"/>
+            <w:tcW w:type="dxa" w:w="6214"/>
             <w:tcMar>
               <w:top w:type="dxa" w:w="60"/>
               <w:left w:type="dxa" w:w="100"/>
@@ -50603,7 +50603,7 @@
       <w:tr>
         <w:tc>
           <w:tcPr>
-            <w:tcW w:type="dxa" w:w="2942"/>
+            <w:tcW w:type="dxa" w:w="2806"/>
             <w:tcMar>
               <w:top w:type="dxa" w:w="60"/>
               <w:left w:type="dxa" w:w="100"/>
@@ -50628,7 +50628,7 @@
         </w:tc>
         <w:tc>
           <w:tcPr>
-            <w:tcW w:type="dxa" w:w="6078"/>
+            <w:tcW w:type="dxa" w:w="6214"/>
             <w:tcMar>
               <w:top w:type="dxa" w:w="60"/>
               <w:left w:type="dxa" w:w="100"/>
@@ -50655,7 +50655,7 @@
       <w:tr>
         <w:tc>
           <w:tcPr>
-            <w:tcW w:type="dxa" w:w="2942"/>
+            <w:tcW w:type="dxa" w:w="2806"/>
             <w:tcMar>
               <w:top w:type="dxa" w:w="60"/>
               <w:left w:type="dxa" w:w="100"/>
@@ -50680,7 +50680,7 @@
         </w:tc>
         <w:tc>
           <w:tcPr>
-            <w:tcW w:type="dxa" w:w="6078"/>
+            <w:tcW w:type="dxa" w:w="6214"/>
             <w:tcMar>
               <w:top w:type="dxa" w:w="60"/>
               <w:left w:type="dxa" w:w="100"/>

--- a/Preliminary-Project-Plan-Information-System-Sub-Plans.docx
+++ b/Preliminary-Project-Plan-Information-System-Sub-Plans.docx
@@ -821,7 +821,7 @@
       <w:r>
         <w:t xml:space="preserve">S</w:t>
       </w:r>
-      <w:bookmarkStart w:name="sec_1_1" w:id="1"/>
+      <w:bookmarkStart w:name="sec_1_1" w:id="2"/>
       <w:r>
         <w:rPr>
           <w:b w:val="false"/>
@@ -831,7 +831,7 @@
         </w:rPr>
         <w:t xml:space="preserve">cope of the sub-plans</w:t>
       </w:r>
-      <w:bookmarkEnd w:id="1"/>
+      <w:bookmarkEnd w:id="2"/>
     </w:p>
     <w:p>
       <w:pPr>
@@ -1280,7 +1280,7 @@
       <w:r>
         <w:t xml:space="preserve">D</w:t>
       </w:r>
-      <w:bookmarkStart w:name="sec_1_2" w:id="1"/>
+      <w:bookmarkStart w:name="sec_1_2" w:id="3"/>
       <w:r>
         <w:rPr>
           <w:b w:val="false"/>
@@ -1290,7 +1290,7 @@
         </w:rPr>
         <w:t xml:space="preserve">elivery approach</w:t>
       </w:r>
-      <w:bookmarkEnd w:id="1"/>
+      <w:bookmarkEnd w:id="3"/>
     </w:p>
     <w:p>
       <w:pPr>
@@ -1747,7 +1747,7 @@
       <w:r>
         <w:t xml:space="preserve">I</w:t>
       </w:r>
-      <w:bookmarkStart w:name="sec_2" w:id="1"/>
+      <w:bookmarkStart w:name="sec_2" w:id="4"/>
       <w:r>
         <w:rPr>
           <w:b w:val="false"/>
@@ -1757,7 +1757,7 @@
         </w:rPr>
         <w:t xml:space="preserve">mplementation Sub-Plan</w:t>
       </w:r>
-      <w:bookmarkEnd w:id="1"/>
+      <w:bookmarkEnd w:id="4"/>
     </w:p>
     <w:p>
       <w:pPr>
@@ -1771,7 +1771,7 @@
       <w:r>
         <w:t xml:space="preserve">M</w:t>
       </w:r>
-      <w:bookmarkStart w:name="sec_2_1" w:id="1"/>
+      <w:bookmarkStart w:name="sec_2_1" w:id="5"/>
       <w:r>
         <w:rPr>
           <w:b w:val="false"/>
@@ -1781,7 +1781,7 @@
         </w:rPr>
         <w:t xml:space="preserve">ethodology and phases</w:t>
       </w:r>
-      <w:bookmarkEnd w:id="1"/>
+      <w:bookmarkEnd w:id="5"/>
     </w:p>
     <w:p>
       <w:pPr>
@@ -3871,7 +3871,7 @@
       <w:r>
         <w:t xml:space="preserve">S</w:t>
       </w:r>
-      <w:bookmarkStart w:name="sec_2_2" w:id="1"/>
+      <w:bookmarkStart w:name="sec_2_2" w:id="6"/>
       <w:r>
         <w:rPr>
           <w:b w:val="false"/>
@@ -3881,7 +3881,7 @@
         </w:rPr>
         <w:t xml:space="preserve">chedule</w:t>
       </w:r>
-      <w:bookmarkEnd w:id="1"/>
+      <w:bookmarkEnd w:id="6"/>
     </w:p>
     <w:p>
       <w:pPr>
@@ -6686,7 +6686,7 @@
       <w:r>
         <w:t xml:space="preserve">D</w:t>
       </w:r>
-      <w:bookmarkStart w:name="sec_2_3" w:id="1"/>
+      <w:bookmarkStart w:name="sec_2_3" w:id="7"/>
       <w:r>
         <w:rPr>
           <w:b w:val="false"/>
@@ -6696,7 +6696,7 @@
         </w:rPr>
         <w:t xml:space="preserve">iscovery and information gathering</w:t>
       </w:r>
-      <w:bookmarkEnd w:id="1"/>
+      <w:bookmarkEnd w:id="7"/>
     </w:p>
     <w:p>
       <w:pPr>
@@ -7438,7 +7438,7 @@
       <w:r>
         <w:t xml:space="preserve">D</w:t>
       </w:r>
-      <w:bookmarkStart w:name="sec_2_4" w:id="1"/>
+      <w:bookmarkStart w:name="sec_2_4" w:id="8"/>
       <w:r>
         <w:rPr>
           <w:b w:val="false"/>
@@ -7448,7 +7448,7 @@
         </w:rPr>
         <w:t xml:space="preserve">esign and process re-engineering</w:t>
       </w:r>
-      <w:bookmarkEnd w:id="1"/>
+      <w:bookmarkEnd w:id="8"/>
     </w:p>
     <w:p>
       <w:pPr>
@@ -8368,7 +8368,7 @@
       <w:r>
         <w:t xml:space="preserve">B</w:t>
       </w:r>
-      <w:bookmarkStart w:name="sec_2_5" w:id="1"/>
+      <w:bookmarkStart w:name="sec_2_5" w:id="9"/>
       <w:r>
         <w:rPr>
           <w:b w:val="false"/>
@@ -8378,7 +8378,7 @@
         </w:rPr>
         <w:t xml:space="preserve">uild, installation and integration</w:t>
       </w:r>
-      <w:bookmarkEnd w:id="1"/>
+      <w:bookmarkEnd w:id="9"/>
     </w:p>
     <w:p>
       <w:pPr>
@@ -9803,7 +9803,7 @@
       <w:r>
         <w:t xml:space="preserve">T</w:t>
       </w:r>
-      <w:bookmarkStart w:name="sec_2_6" w:id="1"/>
+      <w:bookmarkStart w:name="sec_2_6" w:id="10"/>
       <w:r>
         <w:rPr>
           <w:b w:val="false"/>
@@ -9813,7 +9813,7 @@
         </w:rPr>
         <w:t xml:space="preserve">ransition to production</w:t>
       </w:r>
-      <w:bookmarkEnd w:id="1"/>
+      <w:bookmarkEnd w:id="10"/>
     </w:p>
     <w:p>
       <w:pPr>
@@ -9978,7 +9978,7 @@
       <w:r>
         <w:t xml:space="preserve">D</w:t>
       </w:r>
-      <w:bookmarkStart w:name="sec_2_7" w:id="1"/>
+      <w:bookmarkStart w:name="sec_2_7" w:id="11"/>
       <w:r>
         <w:rPr>
           <w:b w:val="false"/>
@@ -9988,7 +9988,7 @@
         </w:rPr>
         <w:t xml:space="preserve">ependencies on the Purchaser and other parties</w:t>
       </w:r>
-      <w:bookmarkEnd w:id="1"/>
+      <w:bookmarkEnd w:id="11"/>
     </w:p>
     <w:p>
       <w:pPr>
@@ -12749,7 +12749,7 @@
       <w:r>
         <w:t xml:space="preserve">R</w:t>
       </w:r>
-      <w:bookmarkStart w:name="sec_2_8" w:id="1"/>
+      <w:bookmarkStart w:name="sec_2_8" w:id="12"/>
       <w:r>
         <w:rPr>
           <w:b w:val="false"/>
@@ -12759,7 +12759,7 @@
         </w:rPr>
         <w:t xml:space="preserve">esponsibility assignment</w:t>
       </w:r>
-      <w:bookmarkEnd w:id="1"/>
+      <w:bookmarkEnd w:id="12"/>
     </w:p>
     <w:p>
       <w:pPr>
@@ -17326,7 +17326,7 @@
       <w:r>
         <w:t xml:space="preserve">I</w:t>
       </w:r>
-      <w:bookmarkStart w:name="sec_2_9" w:id="1"/>
+      <w:bookmarkStart w:name="sec_2_9" w:id="13"/>
       <w:r>
         <w:rPr>
           <w:b w:val="false"/>
@@ -17336,7 +17336,7 @@
         </w:rPr>
         <w:t xml:space="preserve">mplementation risks and mitigation</w:t>
       </w:r>
-      <w:bookmarkEnd w:id="1"/>
+      <w:bookmarkEnd w:id="13"/>
     </w:p>
     <w:p>
       <w:pPr>
@@ -19439,7 +19439,7 @@
       <w:r>
         <w:t xml:space="preserve">D</w:t>
       </w:r>
-      <w:bookmarkStart w:name="sec_2_10" w:id="1"/>
+      <w:bookmarkStart w:name="sec_2_10" w:id="14"/>
       <w:r>
         <w:rPr>
           <w:b w:val="false"/>
@@ -19449,7 +19449,7 @@
         </w:rPr>
         <w:t xml:space="preserve">ocumentation deliverables</w:t>
       </w:r>
-      <w:bookmarkEnd w:id="1"/>
+      <w:bookmarkEnd w:id="14"/>
     </w:p>
     <w:p>
       <w:pPr>
@@ -21525,7 +21525,7 @@
       <w:r>
         <w:t xml:space="preserve">T</w:t>
       </w:r>
-      <w:bookmarkStart w:name="sec_3" w:id="1"/>
+      <w:bookmarkStart w:name="sec_3" w:id="15"/>
       <w:r>
         <w:rPr>
           <w:b w:val="false"/>
@@ -21535,7 +21535,7 @@
         </w:rPr>
         <w:t xml:space="preserve">raining Sub-Plan</w:t>
       </w:r>
-      <w:bookmarkEnd w:id="1"/>
+      <w:bookmarkEnd w:id="15"/>
     </w:p>
     <w:p>
       <w:pPr>
@@ -21549,7 +21549,7 @@
       <w:r>
         <w:t xml:space="preserve">A</w:t>
       </w:r>
-      <w:bookmarkStart w:name="sec_3_1" w:id="1"/>
+      <w:bookmarkStart w:name="sec_3_1" w:id="16"/>
       <w:r>
         <w:rPr>
           <w:b w:val="false"/>
@@ -21559,7 +21559,7 @@
         </w:rPr>
         <w:t xml:space="preserve">pproach and knowledge transfer</w:t>
       </w:r>
-      <w:bookmarkEnd w:id="1"/>
+      <w:bookmarkEnd w:id="16"/>
     </w:p>
     <w:p>
       <w:pPr>
@@ -22456,7 +22456,7 @@
       <w:r>
         <w:t xml:space="preserve">R</w:t>
       </w:r>
-      <w:bookmarkStart w:name="sec_3_2" w:id="1"/>
+      <w:bookmarkStart w:name="sec_3_2" w:id="17"/>
       <w:r>
         <w:rPr>
           <w:b w:val="false"/>
@@ -22466,7 +22466,7 @@
         </w:rPr>
         <w:t xml:space="preserve">ecommended trainees and prerequisites</w:t>
       </w:r>
-      <w:bookmarkEnd w:id="1"/>
+      <w:bookmarkEnd w:id="17"/>
     </w:p>
     <w:p>
       <w:pPr>
@@ -24701,7 +24701,7 @@
       <w:r>
         <w:t xml:space="preserve">U</w:t>
       </w:r>
-      <w:bookmarkStart w:name="sec_3_3" w:id="1"/>
+      <w:bookmarkStart w:name="sec_3_3" w:id="18"/>
       <w:r>
         <w:rPr>
           <w:b w:val="false"/>
@@ -24711,7 +24711,7 @@
         </w:rPr>
         <w:t xml:space="preserve">ser training</w:t>
       </w:r>
-      <w:bookmarkEnd w:id="1"/>
+      <w:bookmarkEnd w:id="18"/>
     </w:p>
     <w:p>
       <w:pPr>
@@ -26115,7 +26115,7 @@
       <w:r>
         <w:t xml:space="preserve">T</w:t>
       </w:r>
-      <w:bookmarkStart w:name="sec_3_4" w:id="1"/>
+      <w:bookmarkStart w:name="sec_3_4" w:id="19"/>
       <w:r>
         <w:rPr>
           <w:b w:val="false"/>
@@ -26125,7 +26125,7 @@
         </w:rPr>
         <w:t xml:space="preserve">echnical training</w:t>
       </w:r>
-      <w:bookmarkEnd w:id="1"/>
+      <w:bookmarkEnd w:id="19"/>
     </w:p>
     <w:p>
       <w:pPr>
@@ -27552,7 +27552,7 @@
       <w:r>
         <w:t xml:space="preserve">M</w:t>
       </w:r>
-      <w:bookmarkStart w:name="sec_3_5" w:id="1"/>
+      <w:bookmarkStart w:name="sec_3_5" w:id="20"/>
       <w:r>
         <w:rPr>
           <w:b w:val="false"/>
@@ -27562,7 +27562,7 @@
         </w:rPr>
         <w:t xml:space="preserve">anagement training</w:t>
       </w:r>
-      <w:bookmarkEnd w:id="1"/>
+      <w:bookmarkEnd w:id="20"/>
     </w:p>
     <w:p>
       <w:pPr>
@@ -28111,7 +28111,7 @@
       <w:r>
         <w:t xml:space="preserve">S</w:t>
       </w:r>
-      <w:bookmarkStart w:name="sec_3_6" w:id="1"/>
+      <w:bookmarkStart w:name="sec_3_6" w:id="21"/>
       <w:r>
         <w:rPr>
           <w:b w:val="false"/>
@@ -28121,7 +28121,7 @@
         </w:rPr>
         <w:t xml:space="preserve">chedule, location and training environment</w:t>
       </w:r>
-      <w:bookmarkEnd w:id="1"/>
+      <w:bookmarkEnd w:id="21"/>
     </w:p>
     <w:p>
       <w:pPr>
@@ -29342,7 +29342,7 @@
       <w:r>
         <w:t xml:space="preserve">A</w:t>
       </w:r>
-      <w:bookmarkStart w:name="sec_3_7" w:id="1"/>
+      <w:bookmarkStart w:name="sec_3_7" w:id="22"/>
       <w:r>
         <w:rPr>
           <w:b w:val="false"/>
@@ -29352,7 +29352,7 @@
         </w:rPr>
         <w:t xml:space="preserve">ssessment, certification and operational independence</w:t>
       </w:r>
-      <w:bookmarkEnd w:id="1"/>
+      <w:bookmarkEnd w:id="22"/>
     </w:p>
     <w:p>
       <w:pPr>
@@ -30029,7 +30029,7 @@
       <w:r>
         <w:t xml:space="preserve">S</w:t>
       </w:r>
-      <w:bookmarkStart w:name="sec_3_8" w:id="1"/>
+      <w:bookmarkStart w:name="sec_3_8" w:id="23"/>
       <w:r>
         <w:rPr>
           <w:b w:val="false"/>
@@ -30039,7 +30039,7 @@
         </w:rPr>
         <w:t xml:space="preserve">upplier trainers and sample materials</w:t>
       </w:r>
-      <w:bookmarkEnd w:id="1"/>
+      <w:bookmarkEnd w:id="23"/>
     </w:p>
     <w:p>
       <w:pPr>
@@ -31853,7 +31853,7 @@
       <w:r>
         <w:t xml:space="preserve">T</w:t>
       </w:r>
-      <w:bookmarkStart w:name="sec_4" w:id="1"/>
+      <w:bookmarkStart w:name="sec_4" w:id="24"/>
       <w:r>
         <w:rPr>
           <w:b w:val="false"/>
@@ -31863,7 +31863,7 @@
         </w:rPr>
         <w:t xml:space="preserve">esting and Quality Assurance Sub-Plan</w:t>
       </w:r>
-      <w:bookmarkEnd w:id="1"/>
+      <w:bookmarkEnd w:id="24"/>
     </w:p>
     <w:p>
       <w:pPr>
@@ -31877,7 +31877,7 @@
       <w:r>
         <w:t xml:space="preserve">T</w:t>
       </w:r>
-      <w:bookmarkStart w:name="sec_4_1" w:id="1"/>
+      <w:bookmarkStart w:name="sec_4_1" w:id="25"/>
       <w:r>
         <w:rPr>
           <w:b w:val="false"/>
@@ -31887,7 +31887,7 @@
         </w:rPr>
         <w:t xml:space="preserve">est strategy and levels</w:t>
       </w:r>
-      <w:bookmarkEnd w:id="1"/>
+      <w:bookmarkEnd w:id="25"/>
     </w:p>
     <w:p>
       <w:pPr>
@@ -33562,7 +33562,7 @@
       <w:r>
         <w:t xml:space="preserve">T</w:t>
       </w:r>
-      <w:bookmarkStart w:name="sec_4_2" w:id="1"/>
+      <w:bookmarkStart w:name="sec_4_2" w:id="26"/>
       <w:r>
         <w:rPr>
           <w:b w:val="false"/>
@@ -33572,7 +33572,7 @@
         </w:rPr>
         <w:t xml:space="preserve">est environments and test data</w:t>
       </w:r>
-      <w:bookmarkEnd w:id="1"/>
+      <w:bookmarkEnd w:id="26"/>
     </w:p>
     <w:tbl>
       <w:tblPr>
@@ -34491,7 +34491,7 @@
       <w:r>
         <w:t xml:space="preserve">F</w:t>
       </w:r>
-      <w:bookmarkStart w:name="sec_4_3" w:id="1"/>
+      <w:bookmarkStart w:name="sec_4_3" w:id="27"/>
       <w:r>
         <w:rPr>
           <w:b w:val="false"/>
@@ -34501,7 +34501,7 @@
         </w:rPr>
         <w:t xml:space="preserve">actory acceptance testing</w:t>
       </w:r>
-      <w:bookmarkEnd w:id="1"/>
+      <w:bookmarkEnd w:id="27"/>
     </w:p>
     <w:p>
       <w:pPr>
@@ -35186,7 +35186,7 @@
       <w:r>
         <w:t xml:space="preserve">I</w:t>
       </w:r>
-      <w:bookmarkStart w:name="sec_4_4" w:id="1"/>
+      <w:bookmarkStart w:name="sec_4_4" w:id="28"/>
       <w:r>
         <w:rPr>
           <w:b w:val="false"/>
@@ -35196,7 +35196,7 @@
         </w:rPr>
         <w:t xml:space="preserve">ntegration and security testing</w:t>
       </w:r>
-      <w:bookmarkEnd w:id="1"/>
+      <w:bookmarkEnd w:id="28"/>
     </w:p>
     <w:p>
       <w:pPr>
@@ -36226,7 +36226,7 @@
       <w:r>
         <w:t xml:space="preserve">P</w:t>
       </w:r>
-      <w:bookmarkStart w:name="sec_4_5" w:id="1"/>
+      <w:bookmarkStart w:name="sec_4_5" w:id="29"/>
       <w:r>
         <w:rPr>
           <w:b w:val="false"/>
@@ -36236,7 +36236,7 @@
         </w:rPr>
         <w:t xml:space="preserve">re-commissioning tests</w:t>
       </w:r>
-      <w:bookmarkEnd w:id="1"/>
+      <w:bookmarkEnd w:id="29"/>
     </w:p>
     <w:p>
       <w:pPr>
@@ -38525,7 +38525,7 @@
       <w:r>
         <w:t xml:space="preserve">O</w:t>
       </w:r>
-      <w:bookmarkStart w:name="sec_4_6" w:id="1"/>
+      <w:bookmarkStart w:name="sec_4_6" w:id="30"/>
       <w:r>
         <w:rPr>
           <w:b w:val="false"/>
@@ -38535,7 +38535,7 @@
         </w:rPr>
         <w:t xml:space="preserve">perational acceptance tests</w:t>
       </w:r>
-      <w:bookmarkEnd w:id="1"/>
+      <w:bookmarkEnd w:id="30"/>
     </w:p>
     <w:p>
       <w:pPr>
@@ -41354,7 +41354,7 @@
       <w:r>
         <w:t xml:space="preserve">D</w:t>
       </w:r>
-      <w:bookmarkStart w:name="sec_4_7" w:id="1"/>
+      <w:bookmarkStart w:name="sec_4_7" w:id="31"/>
       <w:r>
         <w:rPr>
           <w:b w:val="false"/>
@@ -41364,7 +41364,7 @@
         </w:rPr>
         <w:t xml:space="preserve">efect management and quality assurance</w:t>
       </w:r>
-      <w:bookmarkEnd w:id="1"/>
+      <w:bookmarkEnd w:id="31"/>
     </w:p>
     <w:p>
       <w:pPr>
@@ -42482,7 +42482,7 @@
       <w:r>
         <w:t xml:space="preserve">W</w:t>
       </w:r>
-      <w:bookmarkStart w:name="sec_5" w:id="1"/>
+      <w:bookmarkStart w:name="sec_5" w:id="32"/>
       <w:r>
         <w:rPr>
           <w:b w:val="false"/>
@@ -42492,7 +42492,7 @@
         </w:rPr>
         <w:t xml:space="preserve">arranty Defect Repair and Technical Support Service Sub-Plan</w:t>
       </w:r>
-      <w:bookmarkEnd w:id="1"/>
+      <w:bookmarkEnd w:id="32"/>
     </w:p>
     <w:p>
       <w:pPr>
@@ -42506,7 +42506,7 @@
       <w:r>
         <w:t xml:space="preserve">C</w:t>
       </w:r>
-      <w:bookmarkStart w:name="sec_5_1" w:id="1"/>
+      <w:bookmarkStart w:name="sec_5_1" w:id="33"/>
       <w:r>
         <w:rPr>
           <w:b w:val="false"/>
@@ -42516,7 +42516,7 @@
         </w:rPr>
         <w:t xml:space="preserve">overage and periods</w:t>
       </w:r>
-      <w:bookmarkEnd w:id="1"/>
+      <w:bookmarkEnd w:id="33"/>
     </w:p>
     <w:tbl>
       <w:tblPr>
@@ -43594,7 +43594,7 @@
       <w:r>
         <w:t xml:space="preserve">S</w:t>
       </w:r>
-      <w:bookmarkStart w:name="sec_5_2" w:id="1"/>
+      <w:bookmarkStart w:name="sec_5_2" w:id="34"/>
       <w:r>
         <w:rPr>
           <w:b w:val="false"/>
@@ -43604,7 +43604,7 @@
         </w:rPr>
         <w:t xml:space="preserve">upport organization and service desk</w:t>
       </w:r>
-      <w:bookmarkEnd w:id="1"/>
+      <w:bookmarkEnd w:id="34"/>
     </w:p>
     <w:p>
       <w:pPr>
@@ -44220,7 +44220,7 @@
       <w:r>
         <w:t xml:space="preserve">S</w:t>
       </w:r>
-      <w:bookmarkStart w:name="sec_5_3" w:id="1"/>
+      <w:bookmarkStart w:name="sec_5_3" w:id="35"/>
       <w:r>
         <w:rPr>
           <w:b w:val="false"/>
@@ -44230,7 +44230,7 @@
         </w:rPr>
         <w:t xml:space="preserve">ervice levels and performance indicators</w:t>
       </w:r>
-      <w:bookmarkEnd w:id="1"/>
+      <w:bookmarkEnd w:id="35"/>
     </w:p>
     <w:p>
       <w:pPr>
@@ -44768,7 +44768,7 @@
       <w:r>
         <w:t xml:space="preserve">P</w:t>
       </w:r>
-      <w:bookmarkStart w:name="sec_5_4" w:id="1"/>
+      <w:bookmarkStart w:name="sec_5_4" w:id="36"/>
       <w:r>
         <w:rPr>
           <w:b w:val="false"/>
@@ -44778,7 +44778,7 @@
         </w:rPr>
         <w:t xml:space="preserve">reventive and corrective maintenance</w:t>
       </w:r>
-      <w:bookmarkEnd w:id="1"/>
+      <w:bookmarkEnd w:id="36"/>
     </w:p>
     <w:p>
       <w:pPr>
@@ -46017,7 +46017,7 @@
       <w:r>
         <w:t xml:space="preserve">S</w:t>
       </w:r>
-      <w:bookmarkStart w:name="sec_5_5" w:id="1"/>
+      <w:bookmarkStart w:name="sec_5_5" w:id="37"/>
       <w:r>
         <w:rPr>
           <w:b w:val="false"/>
@@ -46027,7 +46027,7 @@
         </w:rPr>
         <w:t xml:space="preserve">pare parts and consumables</w:t>
       </w:r>
-      <w:bookmarkEnd w:id="1"/>
+      <w:bookmarkEnd w:id="37"/>
     </w:p>
     <w:p>
       <w:pPr>
@@ -46490,7 +46490,7 @@
       <w:r>
         <w:t xml:space="preserve">S</w:t>
       </w:r>
-      <w:bookmarkStart w:name="sec_5_6" w:id="1"/>
+      <w:bookmarkStart w:name="sec_5_6" w:id="38"/>
       <w:r>
         <w:rPr>
           <w:b w:val="false"/>
@@ -46500,7 +46500,7 @@
         </w:rPr>
         <w:t xml:space="preserve">ervice reporting, review and handover</w:t>
       </w:r>
-      <w:bookmarkEnd w:id="1"/>
+      <w:bookmarkEnd w:id="38"/>
     </w:p>
     <w:p>
       <w:pPr>
@@ -47078,7 +47078,7 @@
       <w:r>
         <w:t xml:space="preserve">A</w:t>
       </w:r>
-      <w:bookmarkStart w:name="annex_a" w:id="1"/>
+      <w:bookmarkStart w:name="annex_a" w:id="39"/>
       <w:r>
         <w:rPr>
           <w:b w:val="false"/>
@@ -47088,7 +47088,7 @@
         </w:rPr>
         <w:t xml:space="preserve">nnex A. Licensing Bill of Materials</w:t>
       </w:r>
-      <w:bookmarkEnd w:id="1"/>
+      <w:bookmarkEnd w:id="39"/>
     </w:p>
     <w:p>
       <w:pPr>

--- a/Preliminary-Project-Plan-Information-System-Sub-Plans.docx
+++ b/Preliminary-Project-Plan-Information-System-Sub-Plans.docx
@@ -1697,11 +1697,17 @@
               </w:rPr>
               <w:t xml:space="preserve">Section </w:t>
             </w:r>
-            <w:fldSimple w:instr="REF sec_2_7 \w \h">
+            <w:hyperlink w:history="1" w:anchor="sec_2_7">
               <w:r>
+                <w:rPr>
+                  <w:b w:val="false"/>
+                  <w:bCs w:val="false"/>
+                  <w:i w:val="false"/>
+                  <w:iCs w:val="false"/>
+                </w:rPr>
                 <w:t xml:space="preserve">2.7</w:t>
               </w:r>
-            </w:fldSimple>
+            </w:hyperlink>
             <w:r>
               <w:rPr>
                 <w:b w:val="false"/>
@@ -6659,11 +6665,17 @@
         </w:rPr>
         <w:t xml:space="preserve">Section </w:t>
       </w:r>
-      <w:fldSimple w:instr="REF sec_2_7 \w \h">
+      <w:hyperlink w:history="1" w:anchor="sec_2_7">
         <w:r>
+          <w:rPr>
+            <w:b w:val="false"/>
+            <w:bCs w:val="false"/>
+            <w:i w:val="false"/>
+            <w:iCs w:val="false"/>
+          </w:rPr>
           <w:t xml:space="preserve">2.7</w:t>
         </w:r>
-      </w:fldSimple>
+      </w:hyperlink>
       <w:r>
         <w:rPr>
           <w:b w:val="false"/>
@@ -7411,11 +7423,17 @@
         </w:rPr>
         <w:t xml:space="preserve">Section </w:t>
       </w:r>
-      <w:fldSimple w:instr="REF sec_2_7 \w \h">
+      <w:hyperlink w:history="1" w:anchor="sec_2_7">
         <w:r>
+          <w:rPr>
+            <w:b w:val="false"/>
+            <w:bCs w:val="false"/>
+            <w:i w:val="false"/>
+            <w:iCs w:val="false"/>
+          </w:rPr>
           <w:t xml:space="preserve">2.7</w:t>
         </w:r>
-      </w:fldSimple>
+      </w:hyperlink>
       <w:r>
         <w:rPr>
           <w:b w:val="false"/>
@@ -19412,11 +19430,17 @@
         </w:rPr>
         <w:t xml:space="preserve">Section </w:t>
       </w:r>
-      <w:fldSimple w:instr="REF sec_2_2 \w \h">
+      <w:hyperlink w:history="1" w:anchor="sec_2_2">
         <w:r>
+          <w:rPr>
+            <w:b w:val="false"/>
+            <w:bCs w:val="false"/>
+            <w:i w:val="false"/>
+            <w:iCs w:val="false"/>
+          </w:rPr>
           <w:t xml:space="preserve">2.2</w:t>
         </w:r>
-      </w:fldSimple>
+      </w:hyperlink>
       <w:r>
         <w:rPr>
           <w:b w:val="false"/>
@@ -19473,11 +19497,17 @@
         </w:rPr>
         <w:t xml:space="preserve">Section </w:t>
       </w:r>
-      <w:fldSimple w:instr="REF sec_4_7 \w \h">
+      <w:hyperlink w:history="1" w:anchor="sec_4_7">
         <w:r>
+          <w:rPr>
+            <w:b w:val="false"/>
+            <w:bCs w:val="false"/>
+            <w:i w:val="false"/>
+            <w:iCs w:val="false"/>
+          </w:rPr>
           <w:t xml:space="preserve">4.7</w:t>
         </w:r>
-      </w:fldSimple>
+      </w:hyperlink>
       <w:r>
         <w:rPr>
           <w:b w:val="false"/>
@@ -19723,11 +19753,17 @@
               </w:rPr>
               <w:t xml:space="preserve">Section </w:t>
             </w:r>
-            <w:fldSimple w:instr="REF sec_2_3 \w \h">
+            <w:hyperlink w:history="1" w:anchor="sec_2_3">
               <w:r>
+                <w:rPr>
+                  <w:b w:val="false"/>
+                  <w:bCs w:val="false"/>
+                  <w:i w:val="false"/>
+                  <w:iCs w:val="false"/>
+                </w:rPr>
                 <w:t xml:space="preserve">2.3</w:t>
               </w:r>
-            </w:fldSimple>
+            </w:hyperlink>
           </w:p>
         </w:tc>
         <w:tc>
@@ -19814,11 +19850,17 @@
               </w:rPr>
               <w:t xml:space="preserve">Section </w:t>
             </w:r>
-            <w:fldSimple w:instr="REF sec_2_4 \w \h">
+            <w:hyperlink w:history="1" w:anchor="sec_2_4">
               <w:r>
+                <w:rPr>
+                  <w:b w:val="false"/>
+                  <w:bCs w:val="false"/>
+                  <w:i w:val="false"/>
+                  <w:iCs w:val="false"/>
+                </w:rPr>
                 <w:t xml:space="preserve">2.4</w:t>
               </w:r>
-            </w:fldSimple>
+            </w:hyperlink>
           </w:p>
         </w:tc>
         <w:tc>
@@ -20367,11 +20409,17 @@
               </w:rPr>
               <w:t xml:space="preserve">Section </w:t>
             </w:r>
-            <w:fldSimple w:instr="REF sec_4_7 \w \h">
+            <w:hyperlink w:history="1" w:anchor="sec_4_7">
               <w:r>
+                <w:rPr>
+                  <w:b w:val="false"/>
+                  <w:bCs w:val="false"/>
+                  <w:i w:val="false"/>
+                  <w:iCs w:val="false"/>
+                </w:rPr>
                 <w:t xml:space="preserve">4.7</w:t>
               </w:r>
-            </w:fldSimple>
+            </w:hyperlink>
           </w:p>
         </w:tc>
         <w:tc>
@@ -21151,11 +21199,17 @@
               </w:rPr>
               <w:t xml:space="preserve">Section </w:t>
             </w:r>
-            <w:fldSimple w:instr="REF sec_3_7 \w \h">
+            <w:hyperlink w:history="1" w:anchor="sec_3_7">
               <w:r>
+                <w:rPr>
+                  <w:b w:val="false"/>
+                  <w:bCs w:val="false"/>
+                  <w:i w:val="false"/>
+                  <w:iCs w:val="false"/>
+                </w:rPr>
                 <w:t xml:space="preserve">3.7</w:t>
               </w:r>
-            </w:fldSimple>
+            </w:hyperlink>
           </w:p>
         </w:tc>
         <w:tc>
@@ -22153,11 +22207,17 @@
               </w:rPr>
               <w:t xml:space="preserve">Section </w:t>
             </w:r>
-            <w:fldSimple w:instr="REF sec_3_7 \w \h">
+            <w:hyperlink w:history="1" w:anchor="sec_3_7">
               <w:r>
+                <w:rPr>
+                  <w:b w:val="false"/>
+                  <w:bCs w:val="false"/>
+                  <w:i w:val="false"/>
+                  <w:iCs w:val="false"/>
+                </w:rPr>
                 <w:t xml:space="preserve">3.7</w:t>
               </w:r>
-            </w:fldSimple>
+            </w:hyperlink>
           </w:p>
         </w:tc>
       </w:tr>
@@ -28810,11 +28870,17 @@
         </w:rPr>
         <w:t xml:space="preserve">Section </w:t>
       </w:r>
-      <w:fldSimple w:instr="REF sec_2_2 \w \h">
+      <w:hyperlink w:history="1" w:anchor="sec_2_2">
         <w:r>
+          <w:rPr>
+            <w:b w:val="false"/>
+            <w:bCs w:val="false"/>
+            <w:i w:val="false"/>
+            <w:iCs w:val="false"/>
+          </w:rPr>
           <w:t xml:space="preserve">2.2</w:t>
         </w:r>
-      </w:fldSimple>
+      </w:hyperlink>
       <w:r>
         <w:rPr>
           <w:b w:val="false"/>
@@ -30894,11 +30960,17 @@
         </w:rPr>
         <w:t xml:space="preserve">Section </w:t>
       </w:r>
-      <w:fldSimple w:instr="REF sec_3_3 \w \h">
+      <w:hyperlink w:history="1" w:anchor="sec_3_3">
         <w:r>
+          <w:rPr>
+            <w:b w:val="false"/>
+            <w:bCs w:val="false"/>
+            <w:i w:val="false"/>
+            <w:iCs w:val="false"/>
+          </w:rPr>
           <w:t xml:space="preserve">3.3</w:t>
         </w:r>
-      </w:fldSimple>
+      </w:hyperlink>
       <w:r>
         <w:rPr>
           <w:b w:val="false"/>
@@ -31825,11 +31897,17 @@
         </w:rPr>
         <w:t xml:space="preserve">Section </w:t>
       </w:r>
-      <w:fldSimple w:instr="REF sec_3_7 \w \h">
+      <w:hyperlink w:history="1" w:anchor="sec_3_7">
         <w:r>
+          <w:rPr>
+            <w:b w:val="false"/>
+            <w:bCs w:val="false"/>
+            <w:i w:val="false"/>
+            <w:iCs w:val="false"/>
+          </w:rPr>
           <w:t xml:space="preserve">3.7</w:t>
         </w:r>
-      </w:fldSimple>
+      </w:hyperlink>
       <w:r>
         <w:rPr>
           <w:b w:val="false"/>
@@ -33512,11 +33590,17 @@
         </w:rPr>
         <w:t xml:space="preserve">Section </w:t>
       </w:r>
-      <w:fldSimple w:instr="REF sec_4_7 \w \h">
+      <w:hyperlink w:history="1" w:anchor="sec_4_7">
         <w:r>
+          <w:rPr>
+            <w:b w:val="false"/>
+            <w:bCs w:val="false"/>
+            <w:i w:val="false"/>
+            <w:iCs w:val="false"/>
+          </w:rPr>
           <w:t xml:space="preserve">4.7</w:t>
         </w:r>
-      </w:fldSimple>
+      </w:hyperlink>
       <w:r>
         <w:rPr>
           <w:b w:val="false"/>
@@ -34377,11 +34461,17 @@
         </w:rPr>
         <w:t xml:space="preserve">Section </w:t>
       </w:r>
-      <w:fldSimple w:instr="REF sec_2_7 \w \h">
+      <w:hyperlink w:history="1" w:anchor="sec_2_7">
         <w:r>
+          <w:rPr>
+            <w:b w:val="false"/>
+            <w:bCs w:val="false"/>
+            <w:i w:val="false"/>
+            <w:iCs w:val="false"/>
+          </w:rPr>
           <w:t xml:space="preserve">2.7</w:t>
         </w:r>
-      </w:fldSimple>
+      </w:hyperlink>
       <w:r>
         <w:rPr>
           <w:b w:val="false"/>
@@ -34423,11 +34513,17 @@
         </w:rPr>
         <w:t xml:space="preserve">Section </w:t>
       </w:r>
-      <w:fldSimple w:instr="REF sec_1_2 \w \h">
+      <w:hyperlink w:history="1" w:anchor="sec_1_2">
         <w:r>
+          <w:rPr>
+            <w:b w:val="false"/>
+            <w:bCs w:val="false"/>
+            <w:i w:val="false"/>
+            <w:iCs w:val="false"/>
+          </w:rPr>
           <w:t xml:space="preserve">1.2</w:t>
         </w:r>
-      </w:fldSimple>
+      </w:hyperlink>
       <w:r>
         <w:rPr>
           <w:b w:val="false"/>
@@ -35136,11 +35232,17 @@
         </w:rPr>
         <w:t xml:space="preserve">Section </w:t>
       </w:r>
-      <w:fldSimple w:instr="REF sec_2_5 \w \h">
+      <w:hyperlink w:history="1" w:anchor="sec_2_5">
         <w:r>
+          <w:rPr>
+            <w:b w:val="false"/>
+            <w:bCs w:val="false"/>
+            <w:i w:val="false"/>
+            <w:iCs w:val="false"/>
+          </w:rPr>
           <w:t xml:space="preserve">2.5</w:t>
         </w:r>
-      </w:fldSimple>
+      </w:hyperlink>
       <w:r>
         <w:rPr>
           <w:b w:val="false"/>
@@ -38475,11 +38577,17 @@
         </w:rPr>
         <w:t xml:space="preserve">Section </w:t>
       </w:r>
-      <w:fldSimple w:instr="REF sec_3_3 \w \h">
+      <w:hyperlink w:history="1" w:anchor="sec_3_3">
         <w:r>
+          <w:rPr>
+            <w:b w:val="false"/>
+            <w:bCs w:val="false"/>
+            <w:i w:val="false"/>
+            <w:iCs w:val="false"/>
+          </w:rPr>
           <w:t xml:space="preserve">3.3</w:t>
         </w:r>
-      </w:fldSimple>
+      </w:hyperlink>
       <w:r>
         <w:rPr>
           <w:b w:val="false"/>
@@ -40784,11 +40892,17 @@
               </w:rPr>
               <w:t xml:space="preserve">Section </w:t>
             </w:r>
-            <w:fldSimple w:instr="REF sec_3_7 \w \h">
+            <w:hyperlink w:history="1" w:anchor="sec_3_7">
               <w:r>
+                <w:rPr>
+                  <w:b w:val="false"/>
+                  <w:bCs w:val="false"/>
+                  <w:i w:val="false"/>
+                  <w:iCs w:val="false"/>
+                </w:rPr>
                 <w:t xml:space="preserve">3.7</w:t>
               </w:r>
-            </w:fldSimple>
+            </w:hyperlink>
           </w:p>
         </w:tc>
       </w:tr>
@@ -41327,11 +41441,17 @@
         </w:rPr>
         <w:t xml:space="preserve">Section </w:t>
       </w:r>
-      <w:fldSimple w:instr="REF sec_2_2 \w \h">
+      <w:hyperlink w:history="1" w:anchor="sec_2_2">
         <w:r>
+          <w:rPr>
+            <w:b w:val="false"/>
+            <w:bCs w:val="false"/>
+            <w:i w:val="false"/>
+            <w:iCs w:val="false"/>
+          </w:rPr>
           <w:t xml:space="preserve">2.2</w:t>
         </w:r>
-      </w:fldSimple>
+      </w:hyperlink>
       <w:r>
         <w:rPr>
           <w:b w:val="false"/>
@@ -42454,11 +42574,17 @@
         </w:rPr>
         <w:t xml:space="preserve">Section </w:t>
       </w:r>
-      <w:fldSimple w:instr="REF sec_4_5 \w \h">
+      <w:hyperlink w:history="1" w:anchor="sec_4_5">
         <w:r>
+          <w:rPr>
+            <w:b w:val="false"/>
+            <w:bCs w:val="false"/>
+            <w:i w:val="false"/>
+            <w:iCs w:val="false"/>
+          </w:rPr>
           <w:t xml:space="preserve">4.5</w:t>
         </w:r>
-      </w:fldSimple>
+      </w:hyperlink>
       <w:r>
         <w:rPr>
           <w:b w:val="false"/>
@@ -43655,11 +43781,17 @@
         </w:rPr>
         <w:t xml:space="preserve">Section </w:t>
       </w:r>
-      <w:fldSimple w:instr="REF sec_5_6 \w \h">
+      <w:hyperlink w:history="1" w:anchor="sec_5_6">
         <w:r>
+          <w:rPr>
+            <w:b w:val="false"/>
+            <w:bCs w:val="false"/>
+            <w:i w:val="false"/>
+            <w:iCs w:val="false"/>
+          </w:rPr>
           <w:t xml:space="preserve">5.6</w:t>
         </w:r>
-      </w:fldSimple>
+      </w:hyperlink>
       <w:r>
         <w:rPr>
           <w:b w:val="false"/>
@@ -44295,11 +44427,17 @@
         </w:rPr>
         <w:t xml:space="preserve">Section </w:t>
       </w:r>
-      <w:fldSimple w:instr="REF sec_5_1 \w \h">
+      <w:hyperlink w:history="1" w:anchor="sec_5_1">
         <w:r>
+          <w:rPr>
+            <w:b w:val="false"/>
+            <w:bCs w:val="false"/>
+            <w:i w:val="false"/>
+            <w:iCs w:val="false"/>
+          </w:rPr>
           <w:t xml:space="preserve">5.1</w:t>
         </w:r>
-      </w:fldSimple>
+      </w:hyperlink>
       <w:r>
         <w:rPr>
           <w:b w:val="false"/>

--- a/Preliminary-Project-Plan-Information-System-Sub-Plans.docx
+++ b/Preliminary-Project-Plan-Information-System-Sub-Plans.docx
@@ -46,7 +46,7 @@
             <w:instrText xml:space="preserve">TOC \h \o "1-2"</w:instrText>
             <w:fldChar w:fldCharType="separate"/>
           </w:r>
-          <w:hyperlink w:history="1" w:anchor="sec_1">
+          <w:hyperlink w:history="1" w:anchor="_Toc100000001">
             <w:r>
               <w:rPr>
                 <w:rStyle w:val="IndexLink"/>
@@ -65,7 +65,7 @@
               <w:tab w:val="right" w:pos="9025" w:leader="dot"/>
             </w:tabs>
           </w:pPr>
-          <w:hyperlink w:history="1" w:anchor="sec_1_1">
+          <w:hyperlink w:history="1" w:anchor="_Toc100000002">
             <w:r>
               <w:rPr>
                 <w:rStyle w:val="IndexLink"/>
@@ -84,7 +84,7 @@
               <w:tab w:val="right" w:pos="9025" w:leader="dot"/>
             </w:tabs>
           </w:pPr>
-          <w:hyperlink w:history="1" w:anchor="sec_1_2">
+          <w:hyperlink w:history="1" w:anchor="_Toc100000003">
             <w:r>
               <w:rPr>
                 <w:rStyle w:val="IndexLink"/>
@@ -103,7 +103,7 @@
               <w:tab w:val="right" w:pos="9025" w:leader="dot"/>
             </w:tabs>
           </w:pPr>
-          <w:hyperlink w:history="1" w:anchor="sec_2">
+          <w:hyperlink w:history="1" w:anchor="_Toc100000004">
             <w:r>
               <w:rPr>
                 <w:rStyle w:val="IndexLink"/>
@@ -122,7 +122,7 @@
               <w:tab w:val="right" w:pos="9025" w:leader="dot"/>
             </w:tabs>
           </w:pPr>
-          <w:hyperlink w:history="1" w:anchor="sec_2_1">
+          <w:hyperlink w:history="1" w:anchor="_Toc100000005">
             <w:r>
               <w:rPr>
                 <w:rStyle w:val="IndexLink"/>
@@ -141,7 +141,7 @@
               <w:tab w:val="right" w:pos="9025" w:leader="dot"/>
             </w:tabs>
           </w:pPr>
-          <w:hyperlink w:history="1" w:anchor="sec_2_2">
+          <w:hyperlink w:history="1" w:anchor="_Toc100000006">
             <w:r>
               <w:rPr>
                 <w:rStyle w:val="IndexLink"/>
@@ -160,7 +160,7 @@
               <w:tab w:val="right" w:pos="9025" w:leader="dot"/>
             </w:tabs>
           </w:pPr>
-          <w:hyperlink w:history="1" w:anchor="sec_2_3">
+          <w:hyperlink w:history="1" w:anchor="_Toc100000007">
             <w:r>
               <w:rPr>
                 <w:rStyle w:val="IndexLink"/>
@@ -179,7 +179,7 @@
               <w:tab w:val="right" w:pos="9025" w:leader="dot"/>
             </w:tabs>
           </w:pPr>
-          <w:hyperlink w:history="1" w:anchor="sec_2_4">
+          <w:hyperlink w:history="1" w:anchor="_Toc100000008">
             <w:r>
               <w:rPr>
                 <w:rStyle w:val="IndexLink"/>
@@ -198,7 +198,7 @@
               <w:tab w:val="right" w:pos="9025" w:leader="dot"/>
             </w:tabs>
           </w:pPr>
-          <w:hyperlink w:history="1" w:anchor="sec_2_5">
+          <w:hyperlink w:history="1" w:anchor="_Toc100000009">
             <w:r>
               <w:rPr>
                 <w:rStyle w:val="IndexLink"/>
@@ -217,7 +217,7 @@
               <w:tab w:val="right" w:pos="9025" w:leader="dot"/>
             </w:tabs>
           </w:pPr>
-          <w:hyperlink w:history="1" w:anchor="sec_2_6">
+          <w:hyperlink w:history="1" w:anchor="_Toc100000010">
             <w:r>
               <w:rPr>
                 <w:rStyle w:val="IndexLink"/>
@@ -236,7 +236,7 @@
               <w:tab w:val="right" w:pos="9025" w:leader="dot"/>
             </w:tabs>
           </w:pPr>
-          <w:hyperlink w:history="1" w:anchor="sec_2_7">
+          <w:hyperlink w:history="1" w:anchor="_Toc100000011">
             <w:r>
               <w:rPr>
                 <w:rStyle w:val="IndexLink"/>
@@ -255,7 +255,7 @@
               <w:tab w:val="right" w:pos="9025" w:leader="dot"/>
             </w:tabs>
           </w:pPr>
-          <w:hyperlink w:history="1" w:anchor="sec_2_8">
+          <w:hyperlink w:history="1" w:anchor="_Toc100000012">
             <w:r>
               <w:rPr>
                 <w:rStyle w:val="IndexLink"/>
@@ -274,7 +274,7 @@
               <w:tab w:val="right" w:pos="9025" w:leader="dot"/>
             </w:tabs>
           </w:pPr>
-          <w:hyperlink w:history="1" w:anchor="sec_2_9">
+          <w:hyperlink w:history="1" w:anchor="_Toc100000013">
             <w:r>
               <w:rPr>
                 <w:rStyle w:val="IndexLink"/>
@@ -293,7 +293,7 @@
               <w:tab w:val="right" w:pos="9025" w:leader="dot"/>
             </w:tabs>
           </w:pPr>
-          <w:hyperlink w:history="1" w:anchor="sec_2_10">
+          <w:hyperlink w:history="1" w:anchor="_Toc100000014">
             <w:r>
               <w:rPr>
                 <w:rStyle w:val="IndexLink"/>
@@ -312,7 +312,7 @@
               <w:tab w:val="right" w:pos="9025" w:leader="dot"/>
             </w:tabs>
           </w:pPr>
-          <w:hyperlink w:history="1" w:anchor="sec_3">
+          <w:hyperlink w:history="1" w:anchor="_Toc100000015">
             <w:r>
               <w:rPr>
                 <w:rStyle w:val="IndexLink"/>
@@ -331,7 +331,7 @@
               <w:tab w:val="right" w:pos="9025" w:leader="dot"/>
             </w:tabs>
           </w:pPr>
-          <w:hyperlink w:history="1" w:anchor="sec_3_1">
+          <w:hyperlink w:history="1" w:anchor="_Toc100000016">
             <w:r>
               <w:rPr>
                 <w:rStyle w:val="IndexLink"/>
@@ -350,7 +350,7 @@
               <w:tab w:val="right" w:pos="9025" w:leader="dot"/>
             </w:tabs>
           </w:pPr>
-          <w:hyperlink w:history="1" w:anchor="sec_3_2">
+          <w:hyperlink w:history="1" w:anchor="_Toc100000017">
             <w:r>
               <w:rPr>
                 <w:rStyle w:val="IndexLink"/>
@@ -369,7 +369,7 @@
               <w:tab w:val="right" w:pos="9025" w:leader="dot"/>
             </w:tabs>
           </w:pPr>
-          <w:hyperlink w:history="1" w:anchor="sec_3_3">
+          <w:hyperlink w:history="1" w:anchor="_Toc100000018">
             <w:r>
               <w:rPr>
                 <w:rStyle w:val="IndexLink"/>
@@ -388,7 +388,7 @@
               <w:tab w:val="right" w:pos="9025" w:leader="dot"/>
             </w:tabs>
           </w:pPr>
-          <w:hyperlink w:history="1" w:anchor="sec_3_4">
+          <w:hyperlink w:history="1" w:anchor="_Toc100000019">
             <w:r>
               <w:rPr>
                 <w:rStyle w:val="IndexLink"/>
@@ -407,7 +407,7 @@
               <w:tab w:val="right" w:pos="9025" w:leader="dot"/>
             </w:tabs>
           </w:pPr>
-          <w:hyperlink w:history="1" w:anchor="sec_3_5">
+          <w:hyperlink w:history="1" w:anchor="_Toc100000020">
             <w:r>
               <w:rPr>
                 <w:rStyle w:val="IndexLink"/>
@@ -426,7 +426,7 @@
               <w:tab w:val="right" w:pos="9025" w:leader="dot"/>
             </w:tabs>
           </w:pPr>
-          <w:hyperlink w:history="1" w:anchor="sec_3_6">
+          <w:hyperlink w:history="1" w:anchor="_Toc100000021">
             <w:r>
               <w:rPr>
                 <w:rStyle w:val="IndexLink"/>
@@ -445,7 +445,7 @@
               <w:tab w:val="right" w:pos="9025" w:leader="dot"/>
             </w:tabs>
           </w:pPr>
-          <w:hyperlink w:history="1" w:anchor="sec_3_7">
+          <w:hyperlink w:history="1" w:anchor="_Toc100000022">
             <w:r>
               <w:rPr>
                 <w:rStyle w:val="IndexLink"/>
@@ -464,7 +464,7 @@
               <w:tab w:val="right" w:pos="9025" w:leader="dot"/>
             </w:tabs>
           </w:pPr>
-          <w:hyperlink w:history="1" w:anchor="sec_3_8">
+          <w:hyperlink w:history="1" w:anchor="_Toc100000023">
             <w:r>
               <w:rPr>
                 <w:rStyle w:val="IndexLink"/>
@@ -483,7 +483,7 @@
               <w:tab w:val="right" w:pos="9025" w:leader="dot"/>
             </w:tabs>
           </w:pPr>
-          <w:hyperlink w:history="1" w:anchor="sec_4">
+          <w:hyperlink w:history="1" w:anchor="_Toc100000024">
             <w:r>
               <w:rPr>
                 <w:rStyle w:val="IndexLink"/>
@@ -502,7 +502,7 @@
               <w:tab w:val="right" w:pos="9025" w:leader="dot"/>
             </w:tabs>
           </w:pPr>
-          <w:hyperlink w:history="1" w:anchor="sec_4_1">
+          <w:hyperlink w:history="1" w:anchor="_Toc100000025">
             <w:r>
               <w:rPr>
                 <w:rStyle w:val="IndexLink"/>
@@ -521,7 +521,7 @@
               <w:tab w:val="right" w:pos="9025" w:leader="dot"/>
             </w:tabs>
           </w:pPr>
-          <w:hyperlink w:history="1" w:anchor="sec_4_2">
+          <w:hyperlink w:history="1" w:anchor="_Toc100000026">
             <w:r>
               <w:rPr>
                 <w:rStyle w:val="IndexLink"/>
@@ -540,7 +540,7 @@
               <w:tab w:val="right" w:pos="9025" w:leader="dot"/>
             </w:tabs>
           </w:pPr>
-          <w:hyperlink w:history="1" w:anchor="sec_4_3">
+          <w:hyperlink w:history="1" w:anchor="_Toc100000027">
             <w:r>
               <w:rPr>
                 <w:rStyle w:val="IndexLink"/>
@@ -559,7 +559,7 @@
               <w:tab w:val="right" w:pos="9025" w:leader="dot"/>
             </w:tabs>
           </w:pPr>
-          <w:hyperlink w:history="1" w:anchor="sec_4_4">
+          <w:hyperlink w:history="1" w:anchor="_Toc100000028">
             <w:r>
               <w:rPr>
                 <w:rStyle w:val="IndexLink"/>
@@ -578,7 +578,7 @@
               <w:tab w:val="right" w:pos="9025" w:leader="dot"/>
             </w:tabs>
           </w:pPr>
-          <w:hyperlink w:history="1" w:anchor="sec_4_5">
+          <w:hyperlink w:history="1" w:anchor="_Toc100000029">
             <w:r>
               <w:rPr>
                 <w:rStyle w:val="IndexLink"/>
@@ -597,7 +597,7 @@
               <w:tab w:val="right" w:pos="9025" w:leader="dot"/>
             </w:tabs>
           </w:pPr>
-          <w:hyperlink w:history="1" w:anchor="sec_4_6">
+          <w:hyperlink w:history="1" w:anchor="_Toc100000030">
             <w:r>
               <w:rPr>
                 <w:rStyle w:val="IndexLink"/>
@@ -616,7 +616,7 @@
               <w:tab w:val="right" w:pos="9025" w:leader="dot"/>
             </w:tabs>
           </w:pPr>
-          <w:hyperlink w:history="1" w:anchor="sec_4_7">
+          <w:hyperlink w:history="1" w:anchor="_Toc100000031">
             <w:r>
               <w:rPr>
                 <w:rStyle w:val="IndexLink"/>
@@ -635,7 +635,7 @@
               <w:tab w:val="right" w:pos="9025" w:leader="dot"/>
             </w:tabs>
           </w:pPr>
-          <w:hyperlink w:history="1" w:anchor="sec_5">
+          <w:hyperlink w:history="1" w:anchor="_Toc100000032">
             <w:r>
               <w:rPr>
                 <w:rStyle w:val="IndexLink"/>
@@ -654,7 +654,7 @@
               <w:tab w:val="right" w:pos="9025" w:leader="dot"/>
             </w:tabs>
           </w:pPr>
-          <w:hyperlink w:history="1" w:anchor="sec_5_1">
+          <w:hyperlink w:history="1" w:anchor="_Toc100000033">
             <w:r>
               <w:rPr>
                 <w:rStyle w:val="IndexLink"/>
@@ -673,7 +673,7 @@
               <w:tab w:val="right" w:pos="9025" w:leader="dot"/>
             </w:tabs>
           </w:pPr>
-          <w:hyperlink w:history="1" w:anchor="sec_5_2">
+          <w:hyperlink w:history="1" w:anchor="_Toc100000034">
             <w:r>
               <w:rPr>
                 <w:rStyle w:val="IndexLink"/>
@@ -692,7 +692,7 @@
               <w:tab w:val="right" w:pos="9025" w:leader="dot"/>
             </w:tabs>
           </w:pPr>
-          <w:hyperlink w:history="1" w:anchor="sec_5_3">
+          <w:hyperlink w:history="1" w:anchor="_Toc100000035">
             <w:r>
               <w:rPr>
                 <w:rStyle w:val="IndexLink"/>
@@ -711,7 +711,7 @@
               <w:tab w:val="right" w:pos="9025" w:leader="dot"/>
             </w:tabs>
           </w:pPr>
-          <w:hyperlink w:history="1" w:anchor="sec_5_4">
+          <w:hyperlink w:history="1" w:anchor="_Toc100000036">
             <w:r>
               <w:rPr>
                 <w:rStyle w:val="IndexLink"/>
@@ -730,7 +730,7 @@
               <w:tab w:val="right" w:pos="9025" w:leader="dot"/>
             </w:tabs>
           </w:pPr>
-          <w:hyperlink w:history="1" w:anchor="sec_5_5">
+          <w:hyperlink w:history="1" w:anchor="_Toc100000037">
             <w:r>
               <w:rPr>
                 <w:rStyle w:val="IndexLink"/>
@@ -749,7 +749,7 @@
               <w:tab w:val="right" w:pos="9025" w:leader="dot"/>
             </w:tabs>
           </w:pPr>
-          <w:hyperlink w:history="1" w:anchor="sec_5_6">
+          <w:hyperlink w:history="1" w:anchor="_Toc100000038">
             <w:r>
               <w:rPr>
                 <w:rStyle w:val="IndexLink"/>
@@ -768,7 +768,7 @@
               <w:tab w:val="right" w:pos="9025" w:leader="dot"/>
             </w:tabs>
           </w:pPr>
-          <w:hyperlink w:history="1" w:anchor="annex_a">
+          <w:hyperlink w:history="1" w:anchor="_Toc100000039">
             <w:r>
               <w:rPr>
                 <w:rStyle w:val="IndexLink"/>
@@ -794,6 +794,7 @@
         </w:numPr>
         <w:spacing w:after="140" w:before="240"/>
       </w:pPr>
+      <w:bookmarkStart w:name="_Toc100000001" w:id="2"/>
       <w:r>
         <w:t xml:space="preserve">S</w:t>
       </w:r>
@@ -808,6 +809,7 @@
         <w:t xml:space="preserve">cope and Approach</w:t>
       </w:r>
       <w:bookmarkEnd w:id="1"/>
+      <w:bookmarkEnd w:id="2"/>
     </w:p>
     <w:p>
       <w:pPr>
@@ -818,10 +820,11 @@
         </w:numPr>
         <w:spacing w:after="140" w:before="260"/>
       </w:pPr>
+      <w:bookmarkStart w:name="_Toc100000002" w:id="4"/>
       <w:r>
         <w:t xml:space="preserve">S</w:t>
       </w:r>
-      <w:bookmarkStart w:name="sec_1_1" w:id="2"/>
+      <w:bookmarkStart w:name="sec_1_1" w:id="3"/>
       <w:r>
         <w:rPr>
           <w:b w:val="false"/>
@@ -831,7 +834,8 @@
         </w:rPr>
         <w:t xml:space="preserve">cope of the sub-plans</w:t>
       </w:r>
-      <w:bookmarkEnd w:id="2"/>
+      <w:bookmarkEnd w:id="3"/>
+      <w:bookmarkEnd w:id="4"/>
     </w:p>
     <w:p>
       <w:pPr>
@@ -1277,10 +1281,11 @@
         </w:numPr>
         <w:spacing w:after="140" w:before="260"/>
       </w:pPr>
+      <w:bookmarkStart w:name="_Toc100000003" w:id="6"/>
       <w:r>
         <w:t xml:space="preserve">D</w:t>
       </w:r>
-      <w:bookmarkStart w:name="sec_1_2" w:id="3"/>
+      <w:bookmarkStart w:name="sec_1_2" w:id="5"/>
       <w:r>
         <w:rPr>
           <w:b w:val="false"/>
@@ -1290,7 +1295,8 @@
         </w:rPr>
         <w:t xml:space="preserve">elivery approach</w:t>
       </w:r>
-      <w:bookmarkEnd w:id="3"/>
+      <w:bookmarkEnd w:id="5"/>
+      <w:bookmarkEnd w:id="6"/>
     </w:p>
     <w:p>
       <w:pPr>
@@ -1750,10 +1756,11 @@
         </w:numPr>
         <w:spacing w:after="140" w:before="240"/>
       </w:pPr>
+      <w:bookmarkStart w:name="_Toc100000004" w:id="8"/>
       <w:r>
         <w:t xml:space="preserve">I</w:t>
       </w:r>
-      <w:bookmarkStart w:name="sec_2" w:id="4"/>
+      <w:bookmarkStart w:name="sec_2" w:id="7"/>
       <w:r>
         <w:rPr>
           <w:b w:val="false"/>
@@ -1763,7 +1770,8 @@
         </w:rPr>
         <w:t xml:space="preserve">mplementation Sub-Plan</w:t>
       </w:r>
-      <w:bookmarkEnd w:id="4"/>
+      <w:bookmarkEnd w:id="7"/>
+      <w:bookmarkEnd w:id="8"/>
     </w:p>
     <w:p>
       <w:pPr>
@@ -1774,10 +1782,11 @@
         </w:numPr>
         <w:spacing w:after="140" w:before="260"/>
       </w:pPr>
+      <w:bookmarkStart w:name="_Toc100000005" w:id="10"/>
       <w:r>
         <w:t xml:space="preserve">M</w:t>
       </w:r>
-      <w:bookmarkStart w:name="sec_2_1" w:id="5"/>
+      <w:bookmarkStart w:name="sec_2_1" w:id="9"/>
       <w:r>
         <w:rPr>
           <w:b w:val="false"/>
@@ -1787,7 +1796,8 @@
         </w:rPr>
         <w:t xml:space="preserve">ethodology and phases</w:t>
       </w:r>
-      <w:bookmarkEnd w:id="5"/>
+      <w:bookmarkEnd w:id="9"/>
+      <w:bookmarkEnd w:id="10"/>
     </w:p>
     <w:p>
       <w:pPr>
@@ -3874,10 +3884,11 @@
         </w:numPr>
         <w:spacing w:after="140" w:before="260"/>
       </w:pPr>
+      <w:bookmarkStart w:name="_Toc100000006" w:id="12"/>
       <w:r>
         <w:t xml:space="preserve">S</w:t>
       </w:r>
-      <w:bookmarkStart w:name="sec_2_2" w:id="6"/>
+      <w:bookmarkStart w:name="sec_2_2" w:id="11"/>
       <w:r>
         <w:rPr>
           <w:b w:val="false"/>
@@ -3887,7 +3898,8 @@
         </w:rPr>
         <w:t xml:space="preserve">chedule</w:t>
       </w:r>
-      <w:bookmarkEnd w:id="6"/>
+      <w:bookmarkEnd w:id="11"/>
+      <w:bookmarkEnd w:id="12"/>
     </w:p>
     <w:p>
       <w:pPr>
@@ -6695,10 +6707,11 @@
         </w:numPr>
         <w:spacing w:after="140" w:before="260"/>
       </w:pPr>
+      <w:bookmarkStart w:name="_Toc100000007" w:id="14"/>
       <w:r>
         <w:t xml:space="preserve">D</w:t>
       </w:r>
-      <w:bookmarkStart w:name="sec_2_3" w:id="7"/>
+      <w:bookmarkStart w:name="sec_2_3" w:id="13"/>
       <w:r>
         <w:rPr>
           <w:b w:val="false"/>
@@ -6708,7 +6721,8 @@
         </w:rPr>
         <w:t xml:space="preserve">iscovery and information gathering</w:t>
       </w:r>
-      <w:bookmarkEnd w:id="7"/>
+      <w:bookmarkEnd w:id="13"/>
+      <w:bookmarkEnd w:id="14"/>
     </w:p>
     <w:p>
       <w:pPr>
@@ -7453,10 +7467,11 @@
         </w:numPr>
         <w:spacing w:after="140" w:before="260"/>
       </w:pPr>
+      <w:bookmarkStart w:name="_Toc100000008" w:id="16"/>
       <w:r>
         <w:t xml:space="preserve">D</w:t>
       </w:r>
-      <w:bookmarkStart w:name="sec_2_4" w:id="8"/>
+      <w:bookmarkStart w:name="sec_2_4" w:id="15"/>
       <w:r>
         <w:rPr>
           <w:b w:val="false"/>
@@ -7466,7 +7481,8 @@
         </w:rPr>
         <w:t xml:space="preserve">esign and process re-engineering</w:t>
       </w:r>
-      <w:bookmarkEnd w:id="8"/>
+      <w:bookmarkEnd w:id="15"/>
+      <w:bookmarkEnd w:id="16"/>
     </w:p>
     <w:p>
       <w:pPr>
@@ -8383,10 +8399,11 @@
         </w:numPr>
         <w:spacing w:after="140" w:before="260"/>
       </w:pPr>
+      <w:bookmarkStart w:name="_Toc100000009" w:id="18"/>
       <w:r>
         <w:t xml:space="preserve">B</w:t>
       </w:r>
-      <w:bookmarkStart w:name="sec_2_5" w:id="9"/>
+      <w:bookmarkStart w:name="sec_2_5" w:id="17"/>
       <w:r>
         <w:rPr>
           <w:b w:val="false"/>
@@ -8396,7 +8413,8 @@
         </w:rPr>
         <w:t xml:space="preserve">uild, installation and integration</w:t>
       </w:r>
-      <w:bookmarkEnd w:id="9"/>
+      <w:bookmarkEnd w:id="17"/>
+      <w:bookmarkEnd w:id="18"/>
     </w:p>
     <w:p>
       <w:pPr>
@@ -9818,10 +9836,11 @@
         </w:numPr>
         <w:spacing w:after="140" w:before="260"/>
       </w:pPr>
+      <w:bookmarkStart w:name="_Toc100000010" w:id="20"/>
       <w:r>
         <w:t xml:space="preserve">T</w:t>
       </w:r>
-      <w:bookmarkStart w:name="sec_2_6" w:id="10"/>
+      <w:bookmarkStart w:name="sec_2_6" w:id="19"/>
       <w:r>
         <w:rPr>
           <w:b w:val="false"/>
@@ -9831,7 +9850,8 @@
         </w:rPr>
         <w:t xml:space="preserve">ransition to production</w:t>
       </w:r>
-      <w:bookmarkEnd w:id="10"/>
+      <w:bookmarkEnd w:id="19"/>
+      <w:bookmarkEnd w:id="20"/>
     </w:p>
     <w:p>
       <w:pPr>
@@ -9993,10 +10013,11 @@
         </w:numPr>
         <w:spacing w:after="140" w:before="260"/>
       </w:pPr>
+      <w:bookmarkStart w:name="_Toc100000011" w:id="22"/>
       <w:r>
         <w:t xml:space="preserve">D</w:t>
       </w:r>
-      <w:bookmarkStart w:name="sec_2_7" w:id="11"/>
+      <w:bookmarkStart w:name="sec_2_7" w:id="21"/>
       <w:r>
         <w:rPr>
           <w:b w:val="false"/>
@@ -10006,7 +10027,8 @@
         </w:rPr>
         <w:t xml:space="preserve">ependencies on the Purchaser and other parties</w:t>
       </w:r>
-      <w:bookmarkEnd w:id="11"/>
+      <w:bookmarkEnd w:id="21"/>
+      <w:bookmarkEnd w:id="22"/>
     </w:p>
     <w:p>
       <w:pPr>
@@ -12764,10 +12786,11 @@
         </w:numPr>
         <w:spacing w:after="140" w:before="260"/>
       </w:pPr>
+      <w:bookmarkStart w:name="_Toc100000012" w:id="24"/>
       <w:r>
         <w:t xml:space="preserve">R</w:t>
       </w:r>
-      <w:bookmarkStart w:name="sec_2_8" w:id="12"/>
+      <w:bookmarkStart w:name="sec_2_8" w:id="23"/>
       <w:r>
         <w:rPr>
           <w:b w:val="false"/>
@@ -12777,7 +12800,8 @@
         </w:rPr>
         <w:t xml:space="preserve">esponsibility assignment</w:t>
       </w:r>
-      <w:bookmarkEnd w:id="12"/>
+      <w:bookmarkEnd w:id="23"/>
+      <w:bookmarkEnd w:id="24"/>
     </w:p>
     <w:p>
       <w:pPr>
@@ -17341,10 +17365,11 @@
         </w:numPr>
         <w:spacing w:after="140" w:before="260"/>
       </w:pPr>
+      <w:bookmarkStart w:name="_Toc100000013" w:id="26"/>
       <w:r>
         <w:t xml:space="preserve">I</w:t>
       </w:r>
-      <w:bookmarkStart w:name="sec_2_9" w:id="13"/>
+      <w:bookmarkStart w:name="sec_2_9" w:id="25"/>
       <w:r>
         <w:rPr>
           <w:b w:val="false"/>
@@ -17354,7 +17379,8 @@
         </w:rPr>
         <w:t xml:space="preserve">mplementation risks and mitigation</w:t>
       </w:r>
-      <w:bookmarkEnd w:id="13"/>
+      <w:bookmarkEnd w:id="25"/>
+      <w:bookmarkEnd w:id="26"/>
     </w:p>
     <w:p>
       <w:pPr>
@@ -19460,10 +19486,11 @@
         </w:numPr>
         <w:spacing w:after="140" w:before="260"/>
       </w:pPr>
+      <w:bookmarkStart w:name="_Toc100000014" w:id="28"/>
       <w:r>
         <w:t xml:space="preserve">D</w:t>
       </w:r>
-      <w:bookmarkStart w:name="sec_2_10" w:id="14"/>
+      <w:bookmarkStart w:name="sec_2_10" w:id="27"/>
       <w:r>
         <w:rPr>
           <w:b w:val="false"/>
@@ -19473,7 +19500,8 @@
         </w:rPr>
         <w:t xml:space="preserve">ocumentation deliverables</w:t>
       </w:r>
-      <w:bookmarkEnd w:id="14"/>
+      <w:bookmarkEnd w:id="27"/>
+      <w:bookmarkEnd w:id="28"/>
     </w:p>
     <w:p>
       <w:pPr>
@@ -21576,10 +21604,11 @@
         </w:numPr>
         <w:spacing w:after="140" w:before="240"/>
       </w:pPr>
+      <w:bookmarkStart w:name="_Toc100000015" w:id="30"/>
       <w:r>
         <w:t xml:space="preserve">T</w:t>
       </w:r>
-      <w:bookmarkStart w:name="sec_3" w:id="15"/>
+      <w:bookmarkStart w:name="sec_3" w:id="29"/>
       <w:r>
         <w:rPr>
           <w:b w:val="false"/>
@@ -21589,7 +21618,8 @@
         </w:rPr>
         <w:t xml:space="preserve">raining Sub-Plan</w:t>
       </w:r>
-      <w:bookmarkEnd w:id="15"/>
+      <w:bookmarkEnd w:id="29"/>
+      <w:bookmarkEnd w:id="30"/>
     </w:p>
     <w:p>
       <w:pPr>
@@ -21600,10 +21630,11 @@
         </w:numPr>
         <w:spacing w:after="140" w:before="260"/>
       </w:pPr>
+      <w:bookmarkStart w:name="_Toc100000016" w:id="32"/>
       <w:r>
         <w:t xml:space="preserve">A</w:t>
       </w:r>
-      <w:bookmarkStart w:name="sec_3_1" w:id="16"/>
+      <w:bookmarkStart w:name="sec_3_1" w:id="31"/>
       <w:r>
         <w:rPr>
           <w:b w:val="false"/>
@@ -21613,7 +21644,8 @@
         </w:rPr>
         <w:t xml:space="preserve">pproach and knowledge transfer</w:t>
       </w:r>
-      <w:bookmarkEnd w:id="16"/>
+      <w:bookmarkEnd w:id="31"/>
+      <w:bookmarkEnd w:id="32"/>
     </w:p>
     <w:p>
       <w:pPr>
@@ -22513,10 +22545,11 @@
         </w:numPr>
         <w:spacing w:after="140" w:before="260"/>
       </w:pPr>
+      <w:bookmarkStart w:name="_Toc100000017" w:id="34"/>
       <w:r>
         <w:t xml:space="preserve">R</w:t>
       </w:r>
-      <w:bookmarkStart w:name="sec_3_2" w:id="17"/>
+      <w:bookmarkStart w:name="sec_3_2" w:id="33"/>
       <w:r>
         <w:rPr>
           <w:b w:val="false"/>
@@ -22526,7 +22559,8 @@
         </w:rPr>
         <w:t xml:space="preserve">ecommended trainees and prerequisites</w:t>
       </w:r>
-      <w:bookmarkEnd w:id="17"/>
+      <w:bookmarkEnd w:id="33"/>
+      <w:bookmarkEnd w:id="34"/>
     </w:p>
     <w:p>
       <w:pPr>
@@ -24758,10 +24792,11 @@
         </w:numPr>
         <w:spacing w:after="140" w:before="260"/>
       </w:pPr>
+      <w:bookmarkStart w:name="_Toc100000018" w:id="36"/>
       <w:r>
         <w:t xml:space="preserve">U</w:t>
       </w:r>
-      <w:bookmarkStart w:name="sec_3_3" w:id="18"/>
+      <w:bookmarkStart w:name="sec_3_3" w:id="35"/>
       <w:r>
         <w:rPr>
           <w:b w:val="false"/>
@@ -24771,7 +24806,8 @@
         </w:rPr>
         <w:t xml:space="preserve">ser training</w:t>
       </w:r>
-      <w:bookmarkEnd w:id="18"/>
+      <w:bookmarkEnd w:id="35"/>
+      <w:bookmarkEnd w:id="36"/>
     </w:p>
     <w:p>
       <w:pPr>
@@ -26172,10 +26208,11 @@
         </w:numPr>
         <w:spacing w:after="140" w:before="260"/>
       </w:pPr>
+      <w:bookmarkStart w:name="_Toc100000019" w:id="38"/>
       <w:r>
         <w:t xml:space="preserve">T</w:t>
       </w:r>
-      <w:bookmarkStart w:name="sec_3_4" w:id="19"/>
+      <w:bookmarkStart w:name="sec_3_4" w:id="37"/>
       <w:r>
         <w:rPr>
           <w:b w:val="false"/>
@@ -26185,7 +26222,8 @@
         </w:rPr>
         <w:t xml:space="preserve">echnical training</w:t>
       </w:r>
-      <w:bookmarkEnd w:id="19"/>
+      <w:bookmarkEnd w:id="37"/>
+      <w:bookmarkEnd w:id="38"/>
     </w:p>
     <w:p>
       <w:pPr>
@@ -27609,10 +27647,11 @@
         </w:numPr>
         <w:spacing w:after="140" w:before="260"/>
       </w:pPr>
+      <w:bookmarkStart w:name="_Toc100000020" w:id="40"/>
       <w:r>
         <w:t xml:space="preserve">M</w:t>
       </w:r>
-      <w:bookmarkStart w:name="sec_3_5" w:id="20"/>
+      <w:bookmarkStart w:name="sec_3_5" w:id="39"/>
       <w:r>
         <w:rPr>
           <w:b w:val="false"/>
@@ -27622,7 +27661,8 @@
         </w:rPr>
         <w:t xml:space="preserve">anagement training</w:t>
       </w:r>
-      <w:bookmarkEnd w:id="20"/>
+      <w:bookmarkEnd w:id="39"/>
+      <w:bookmarkEnd w:id="40"/>
     </w:p>
     <w:p>
       <w:pPr>
@@ -28168,10 +28208,11 @@
         </w:numPr>
         <w:spacing w:after="140" w:before="260"/>
       </w:pPr>
+      <w:bookmarkStart w:name="_Toc100000021" w:id="42"/>
       <w:r>
         <w:t xml:space="preserve">S</w:t>
       </w:r>
-      <w:bookmarkStart w:name="sec_3_6" w:id="21"/>
+      <w:bookmarkStart w:name="sec_3_6" w:id="41"/>
       <w:r>
         <w:rPr>
           <w:b w:val="false"/>
@@ -28181,7 +28222,8 @@
         </w:rPr>
         <w:t xml:space="preserve">chedule, location and training environment</w:t>
       </w:r>
-      <w:bookmarkEnd w:id="21"/>
+      <w:bookmarkEnd w:id="41"/>
+      <w:bookmarkEnd w:id="42"/>
     </w:p>
     <w:p>
       <w:pPr>
@@ -29405,10 +29447,11 @@
         </w:numPr>
         <w:spacing w:after="140" w:before="260"/>
       </w:pPr>
+      <w:bookmarkStart w:name="_Toc100000022" w:id="44"/>
       <w:r>
         <w:t xml:space="preserve">A</w:t>
       </w:r>
-      <w:bookmarkStart w:name="sec_3_7" w:id="22"/>
+      <w:bookmarkStart w:name="sec_3_7" w:id="43"/>
       <w:r>
         <w:rPr>
           <w:b w:val="false"/>
@@ -29418,7 +29461,8 @@
         </w:rPr>
         <w:t xml:space="preserve">ssessment, certification and operational independence</w:t>
       </w:r>
-      <w:bookmarkEnd w:id="22"/>
+      <w:bookmarkEnd w:id="43"/>
+      <w:bookmarkEnd w:id="44"/>
     </w:p>
     <w:p>
       <w:pPr>
@@ -30092,10 +30136,11 @@
         </w:numPr>
         <w:spacing w:after="140" w:before="260"/>
       </w:pPr>
+      <w:bookmarkStart w:name="_Toc100000023" w:id="46"/>
       <w:r>
         <w:t xml:space="preserve">S</w:t>
       </w:r>
-      <w:bookmarkStart w:name="sec_3_8" w:id="23"/>
+      <w:bookmarkStart w:name="sec_3_8" w:id="45"/>
       <w:r>
         <w:rPr>
           <w:b w:val="false"/>
@@ -30105,7 +30150,8 @@
         </w:rPr>
         <w:t xml:space="preserve">upplier trainers and sample materials</w:t>
       </w:r>
-      <w:bookmarkEnd w:id="23"/>
+      <w:bookmarkEnd w:id="45"/>
+      <w:bookmarkEnd w:id="46"/>
     </w:p>
     <w:p>
       <w:pPr>
@@ -31928,10 +31974,11 @@
         </w:numPr>
         <w:spacing w:after="140" w:before="240"/>
       </w:pPr>
+      <w:bookmarkStart w:name="_Toc100000024" w:id="48"/>
       <w:r>
         <w:t xml:space="preserve">T</w:t>
       </w:r>
-      <w:bookmarkStart w:name="sec_4" w:id="24"/>
+      <w:bookmarkStart w:name="sec_4" w:id="47"/>
       <w:r>
         <w:rPr>
           <w:b w:val="false"/>
@@ -31941,7 +31988,8 @@
         </w:rPr>
         <w:t xml:space="preserve">esting and Quality Assurance Sub-Plan</w:t>
       </w:r>
-      <w:bookmarkEnd w:id="24"/>
+      <w:bookmarkEnd w:id="47"/>
+      <w:bookmarkEnd w:id="48"/>
     </w:p>
     <w:p>
       <w:pPr>
@@ -31952,10 +32000,11 @@
         </w:numPr>
         <w:spacing w:after="140" w:before="260"/>
       </w:pPr>
+      <w:bookmarkStart w:name="_Toc100000025" w:id="50"/>
       <w:r>
         <w:t xml:space="preserve">T</w:t>
       </w:r>
-      <w:bookmarkStart w:name="sec_4_1" w:id="25"/>
+      <w:bookmarkStart w:name="sec_4_1" w:id="49"/>
       <w:r>
         <w:rPr>
           <w:b w:val="false"/>
@@ -31965,7 +32014,8 @@
         </w:rPr>
         <w:t xml:space="preserve">est strategy and levels</w:t>
       </w:r>
-      <w:bookmarkEnd w:id="25"/>
+      <w:bookmarkEnd w:id="49"/>
+      <w:bookmarkEnd w:id="50"/>
     </w:p>
     <w:p>
       <w:pPr>
@@ -33643,10 +33693,11 @@
         </w:numPr>
         <w:spacing w:after="140" w:before="260"/>
       </w:pPr>
+      <w:bookmarkStart w:name="_Toc100000026" w:id="52"/>
       <w:r>
         <w:t xml:space="preserve">T</w:t>
       </w:r>
-      <w:bookmarkStart w:name="sec_4_2" w:id="26"/>
+      <w:bookmarkStart w:name="sec_4_2" w:id="51"/>
       <w:r>
         <w:rPr>
           <w:b w:val="false"/>
@@ -33656,7 +33707,8 @@
         </w:rPr>
         <w:t xml:space="preserve">est environments and test data</w:t>
       </w:r>
-      <w:bookmarkEnd w:id="26"/>
+      <w:bookmarkEnd w:id="51"/>
+      <w:bookmarkEnd w:id="52"/>
     </w:p>
     <w:tbl>
       <w:tblPr>
@@ -34584,10 +34636,11 @@
         </w:numPr>
         <w:spacing w:after="140" w:before="260"/>
       </w:pPr>
+      <w:bookmarkStart w:name="_Toc100000027" w:id="54"/>
       <w:r>
         <w:t xml:space="preserve">F</w:t>
       </w:r>
-      <w:bookmarkStart w:name="sec_4_3" w:id="27"/>
+      <w:bookmarkStart w:name="sec_4_3" w:id="53"/>
       <w:r>
         <w:rPr>
           <w:b w:val="false"/>
@@ -34597,7 +34650,8 @@
         </w:rPr>
         <w:t xml:space="preserve">actory acceptance testing</w:t>
       </w:r>
-      <w:bookmarkEnd w:id="27"/>
+      <w:bookmarkEnd w:id="53"/>
+      <w:bookmarkEnd w:id="54"/>
     </w:p>
     <w:p>
       <w:pPr>
@@ -35285,10 +35339,11 @@
         </w:numPr>
         <w:spacing w:after="140" w:before="260"/>
       </w:pPr>
+      <w:bookmarkStart w:name="_Toc100000028" w:id="56"/>
       <w:r>
         <w:t xml:space="preserve">I</w:t>
       </w:r>
-      <w:bookmarkStart w:name="sec_4_4" w:id="28"/>
+      <w:bookmarkStart w:name="sec_4_4" w:id="55"/>
       <w:r>
         <w:rPr>
           <w:b w:val="false"/>
@@ -35298,7 +35353,8 @@
         </w:rPr>
         <w:t xml:space="preserve">ntegration and security testing</w:t>
       </w:r>
-      <w:bookmarkEnd w:id="28"/>
+      <w:bookmarkEnd w:id="55"/>
+      <w:bookmarkEnd w:id="56"/>
     </w:p>
     <w:p>
       <w:pPr>
@@ -36325,10 +36381,11 @@
         </w:numPr>
         <w:spacing w:after="140" w:before="260"/>
       </w:pPr>
+      <w:bookmarkStart w:name="_Toc100000029" w:id="58"/>
       <w:r>
         <w:t xml:space="preserve">P</w:t>
       </w:r>
-      <w:bookmarkStart w:name="sec_4_5" w:id="29"/>
+      <w:bookmarkStart w:name="sec_4_5" w:id="57"/>
       <w:r>
         <w:rPr>
           <w:b w:val="false"/>
@@ -36338,7 +36395,8 @@
         </w:rPr>
         <w:t xml:space="preserve">re-commissioning tests</w:t>
       </w:r>
-      <w:bookmarkEnd w:id="29"/>
+      <w:bookmarkEnd w:id="57"/>
+      <w:bookmarkEnd w:id="58"/>
     </w:p>
     <w:p>
       <w:pPr>
@@ -38630,10 +38688,11 @@
         </w:numPr>
         <w:spacing w:after="140" w:before="260"/>
       </w:pPr>
+      <w:bookmarkStart w:name="_Toc100000030" w:id="60"/>
       <w:r>
         <w:t xml:space="preserve">O</w:t>
       </w:r>
-      <w:bookmarkStart w:name="sec_4_6" w:id="30"/>
+      <w:bookmarkStart w:name="sec_4_6" w:id="59"/>
       <w:r>
         <w:rPr>
           <w:b w:val="false"/>
@@ -38643,7 +38702,8 @@
         </w:rPr>
         <w:t xml:space="preserve">perational acceptance tests</w:t>
       </w:r>
-      <w:bookmarkEnd w:id="30"/>
+      <w:bookmarkEnd w:id="59"/>
+      <w:bookmarkEnd w:id="60"/>
     </w:p>
     <w:p>
       <w:pPr>
@@ -41471,10 +41531,11 @@
         </w:numPr>
         <w:spacing w:after="140" w:before="260"/>
       </w:pPr>
+      <w:bookmarkStart w:name="_Toc100000031" w:id="62"/>
       <w:r>
         <w:t xml:space="preserve">D</w:t>
       </w:r>
-      <w:bookmarkStart w:name="sec_4_7" w:id="31"/>
+      <w:bookmarkStart w:name="sec_4_7" w:id="61"/>
       <w:r>
         <w:rPr>
           <w:b w:val="false"/>
@@ -41484,7 +41545,8 @@
         </w:rPr>
         <w:t xml:space="preserve">efect management and quality assurance</w:t>
       </w:r>
-      <w:bookmarkEnd w:id="31"/>
+      <w:bookmarkEnd w:id="61"/>
+      <w:bookmarkEnd w:id="62"/>
     </w:p>
     <w:p>
       <w:pPr>
@@ -42605,10 +42667,11 @@
         </w:numPr>
         <w:spacing w:after="140" w:before="240"/>
       </w:pPr>
+      <w:bookmarkStart w:name="_Toc100000032" w:id="64"/>
       <w:r>
         <w:t xml:space="preserve">W</w:t>
       </w:r>
-      <w:bookmarkStart w:name="sec_5" w:id="32"/>
+      <w:bookmarkStart w:name="sec_5" w:id="63"/>
       <w:r>
         <w:rPr>
           <w:b w:val="false"/>
@@ -42618,7 +42681,8 @@
         </w:rPr>
         <w:t xml:space="preserve">arranty Defect Repair and Technical Support Service Sub-Plan</w:t>
       </w:r>
-      <w:bookmarkEnd w:id="32"/>
+      <w:bookmarkEnd w:id="63"/>
+      <w:bookmarkEnd w:id="64"/>
     </w:p>
     <w:p>
       <w:pPr>
@@ -42629,10 +42693,11 @@
         </w:numPr>
         <w:spacing w:after="140" w:before="260"/>
       </w:pPr>
+      <w:bookmarkStart w:name="_Toc100000033" w:id="66"/>
       <w:r>
         <w:t xml:space="preserve">C</w:t>
       </w:r>
-      <w:bookmarkStart w:name="sec_5_1" w:id="33"/>
+      <w:bookmarkStart w:name="sec_5_1" w:id="65"/>
       <w:r>
         <w:rPr>
           <w:b w:val="false"/>
@@ -42642,7 +42707,8 @@
         </w:rPr>
         <w:t xml:space="preserve">overage and periods</w:t>
       </w:r>
-      <w:bookmarkEnd w:id="33"/>
+      <w:bookmarkEnd w:id="65"/>
+      <w:bookmarkEnd w:id="66"/>
     </w:p>
     <w:tbl>
       <w:tblPr>
@@ -43717,10 +43783,11 @@
         </w:numPr>
         <w:spacing w:after="140" w:before="260"/>
       </w:pPr>
+      <w:bookmarkStart w:name="_Toc100000034" w:id="68"/>
       <w:r>
         <w:t xml:space="preserve">S</w:t>
       </w:r>
-      <w:bookmarkStart w:name="sec_5_2" w:id="34"/>
+      <w:bookmarkStart w:name="sec_5_2" w:id="67"/>
       <w:r>
         <w:rPr>
           <w:b w:val="false"/>
@@ -43730,7 +43797,8 @@
         </w:rPr>
         <w:t xml:space="preserve">upport organization and service desk</w:t>
       </w:r>
-      <w:bookmarkEnd w:id="34"/>
+      <w:bookmarkEnd w:id="67"/>
+      <w:bookmarkEnd w:id="68"/>
     </w:p>
     <w:p>
       <w:pPr>
@@ -44349,10 +44417,11 @@
         </w:numPr>
         <w:spacing w:after="140" w:before="260"/>
       </w:pPr>
+      <w:bookmarkStart w:name="_Toc100000035" w:id="70"/>
       <w:r>
         <w:t xml:space="preserve">S</w:t>
       </w:r>
-      <w:bookmarkStart w:name="sec_5_3" w:id="35"/>
+      <w:bookmarkStart w:name="sec_5_3" w:id="69"/>
       <w:r>
         <w:rPr>
           <w:b w:val="false"/>
@@ -44362,7 +44431,8 @@
         </w:rPr>
         <w:t xml:space="preserve">ervice levels and performance indicators</w:t>
       </w:r>
-      <w:bookmarkEnd w:id="35"/>
+      <w:bookmarkEnd w:id="69"/>
+      <w:bookmarkEnd w:id="70"/>
     </w:p>
     <w:p>
       <w:pPr>
@@ -44903,10 +44973,11 @@
         </w:numPr>
         <w:spacing w:after="140" w:before="260"/>
       </w:pPr>
+      <w:bookmarkStart w:name="_Toc100000036" w:id="72"/>
       <w:r>
         <w:t xml:space="preserve">P</w:t>
       </w:r>
-      <w:bookmarkStart w:name="sec_5_4" w:id="36"/>
+      <w:bookmarkStart w:name="sec_5_4" w:id="71"/>
       <w:r>
         <w:rPr>
           <w:b w:val="false"/>
@@ -44916,7 +44987,8 @@
         </w:rPr>
         <w:t xml:space="preserve">reventive and corrective maintenance</w:t>
       </w:r>
-      <w:bookmarkEnd w:id="36"/>
+      <w:bookmarkEnd w:id="71"/>
+      <w:bookmarkEnd w:id="72"/>
     </w:p>
     <w:p>
       <w:pPr>
@@ -46152,10 +46224,11 @@
         </w:numPr>
         <w:spacing w:after="140" w:before="260"/>
       </w:pPr>
+      <w:bookmarkStart w:name="_Toc100000037" w:id="74"/>
       <w:r>
         <w:t xml:space="preserve">S</w:t>
       </w:r>
-      <w:bookmarkStart w:name="sec_5_5" w:id="37"/>
+      <w:bookmarkStart w:name="sec_5_5" w:id="73"/>
       <w:r>
         <w:rPr>
           <w:b w:val="false"/>
@@ -46165,7 +46238,8 @@
         </w:rPr>
         <w:t xml:space="preserve">pare parts and consumables</w:t>
       </w:r>
-      <w:bookmarkEnd w:id="37"/>
+      <w:bookmarkEnd w:id="73"/>
+      <w:bookmarkEnd w:id="74"/>
     </w:p>
     <w:p>
       <w:pPr>
@@ -46625,10 +46699,11 @@
         </w:numPr>
         <w:spacing w:after="140" w:before="260"/>
       </w:pPr>
+      <w:bookmarkStart w:name="_Toc100000038" w:id="76"/>
       <w:r>
         <w:t xml:space="preserve">S</w:t>
       </w:r>
-      <w:bookmarkStart w:name="sec_5_6" w:id="38"/>
+      <w:bookmarkStart w:name="sec_5_6" w:id="75"/>
       <w:r>
         <w:rPr>
           <w:b w:val="false"/>
@@ -46638,7 +46713,8 @@
         </w:rPr>
         <w:t xml:space="preserve">ervice reporting, review and handover</w:t>
       </w:r>
-      <w:bookmarkEnd w:id="38"/>
+      <w:bookmarkEnd w:id="75"/>
+      <w:bookmarkEnd w:id="76"/>
     </w:p>
     <w:p>
       <w:pPr>
@@ -47213,10 +47289,11 @@
         <w:pageBreakBefore/>
         <w:spacing w:after="140" w:before="240"/>
       </w:pPr>
+      <w:bookmarkStart w:name="_Toc100000039" w:id="78"/>
       <w:r>
         <w:t xml:space="preserve">A</w:t>
       </w:r>
-      <w:bookmarkStart w:name="annex_a" w:id="39"/>
+      <w:bookmarkStart w:name="annex_a" w:id="77"/>
       <w:r>
         <w:rPr>
           <w:b w:val="false"/>
@@ -47226,7 +47303,8 @@
         </w:rPr>
         <w:t xml:space="preserve">nnex A. Licensing Bill of Materials</w:t>
       </w:r>
-      <w:bookmarkEnd w:id="39"/>
+      <w:bookmarkEnd w:id="77"/>
+      <w:bookmarkEnd w:id="78"/>
     </w:p>
     <w:p>
       <w:pPr>
